--- a/documentation/GWatcho-MicroService-App.docx
+++ b/documentation/GWatcho-MicroService-App.docx
@@ -431,6 +431,51 @@
     <w:p>
       <w:pPr>
         <w:rPr>
+          <w:lang w:val="en-GB"/>
+        </w:rPr>
+      </w:pPr>
+    </w:p>
+    <w:p>
+      <w:pPr>
+        <w:pStyle w:val="Listenabsatz"/>
+        <w:numPr>
+          <w:ilvl w:val="0"/>
+          <w:numId w:val="1"/>
+        </w:numPr>
+        <w:rPr>
+          <w:lang w:val="en-GB"/>
+        </w:rPr>
+      </w:pPr>
+      <w:r>
+        <w:rPr>
+          <w:lang w:val="en-GB"/>
+        </w:rPr>
+        <w:t>For single Node</w:t>
+      </w:r>
+    </w:p>
+    <w:p>
+      <w:pPr>
+        <w:rPr>
+          <w:lang w:val="en-GB"/>
+        </w:rPr>
+      </w:pPr>
+      <w:r>
+        <w:rPr>
+          <w:lang w:val="en-GB"/>
+        </w:rPr>
+        <w:t>.\bin\windows\kafka-storage.bat format --standalone -t S1oFxk8pQpmFGAnlQG5bjQ -c .\config\server.properties</w:t>
+      </w:r>
+    </w:p>
+    <w:p>
+      <w:pPr>
+        <w:rPr>
+          <w:lang w:val="en-GB"/>
+        </w:rPr>
+      </w:pPr>
+    </w:p>
+    <w:p>
+      <w:pPr>
+        <w:rPr>
           <w:b/>
           <w:bCs/>
           <w:lang w:val="en-GB"/>
@@ -677,6 +722,7 @@
         <w:rPr>
           <w:lang w:val="en-GB"/>
         </w:rPr>
+        <w:lastRenderedPageBreak/>
         <w:t xml:space="preserve">The Reconfiguration failed: No configuration found... Log4j message can be addressed separately. </w:t>
       </w:r>
       <w:r>
@@ -732,7 +778,6 @@
         <w:rPr>
           <w:lang w:val="en-GB"/>
         </w:rPr>
-        <w:lastRenderedPageBreak/>
         <w:t>Layout and Architecture</w:t>
       </w:r>
     </w:p>
@@ -744,6 +789,7 @@
       </w:pPr>
       <w:r>
         <w:rPr>
+          <w:noProof/>
           <w:lang w:val="en-GB"/>
         </w:rPr>
         <w:drawing>
@@ -762,7 +808,7 @@
                     <pic:cNvPicPr/>
                   </pic:nvPicPr>
                   <pic:blipFill>
-                    <a:blip r:embed="rId4"/>
+                    <a:blip r:embed="rId5"/>
                     <a:stretch>
                       <a:fillRect/>
                     </a:stretch>
@@ -798,6 +844,7 @@
       </w:pPr>
       <w:r>
         <w:rPr>
+          <w:noProof/>
           <w:lang w:val="en-GB"/>
         </w:rPr>
         <w:lastRenderedPageBreak/>
@@ -817,7 +864,7 @@
                     <pic:cNvPicPr/>
                   </pic:nvPicPr>
                   <pic:blipFill>
-                    <a:blip r:embed="rId5"/>
+                    <a:blip r:embed="rId6"/>
                     <a:stretch>
                       <a:fillRect/>
                     </a:stretch>
@@ -853,6 +900,7 @@
       </w:pPr>
       <w:r>
         <w:rPr>
+          <w:noProof/>
           <w:lang w:val="en-GB"/>
         </w:rPr>
         <w:lastRenderedPageBreak/>
@@ -872,7 +920,7 @@
                     <pic:cNvPicPr/>
                   </pic:nvPicPr>
                   <pic:blipFill>
-                    <a:blip r:embed="rId6"/>
+                    <a:blip r:embed="rId7"/>
                     <a:stretch>
                       <a:fillRect/>
                     </a:stretch>
@@ -908,6 +956,7 @@
       </w:pPr>
       <w:r>
         <w:rPr>
+          <w:noProof/>
           <w:lang w:val="en-GB"/>
         </w:rPr>
         <w:lastRenderedPageBreak/>
@@ -927,7 +976,7 @@
                     <pic:cNvPicPr/>
                   </pic:nvPicPr>
                   <pic:blipFill>
-                    <a:blip r:embed="rId7"/>
+                    <a:blip r:embed="rId8"/>
                     <a:stretch>
                       <a:fillRect/>
                     </a:stretch>
@@ -963,6 +1012,7 @@
       </w:pPr>
       <w:r>
         <w:rPr>
+          <w:noProof/>
           <w:lang w:val="en-GB"/>
         </w:rPr>
         <w:lastRenderedPageBreak/>
@@ -982,7 +1032,7 @@
                     <pic:cNvPicPr/>
                   </pic:nvPicPr>
                   <pic:blipFill>
-                    <a:blip r:embed="rId8"/>
+                    <a:blip r:embed="rId9"/>
                     <a:stretch>
                       <a:fillRect/>
                     </a:stretch>
@@ -1011,6 +1061,7 @@
       </w:pPr>
       <w:r>
         <w:rPr>
+          <w:noProof/>
           <w:lang w:val="en-GB"/>
         </w:rPr>
         <w:lastRenderedPageBreak/>
@@ -1030,7 +1081,7 @@
                     <pic:cNvPicPr/>
                   </pic:nvPicPr>
                   <pic:blipFill>
-                    <a:blip r:embed="rId9"/>
+                    <a:blip r:embed="rId10"/>
                     <a:stretch>
                       <a:fillRect/>
                     </a:stretch>
@@ -1066,6 +1117,7 @@
       </w:pPr>
       <w:r>
         <w:rPr>
+          <w:noProof/>
           <w:lang w:val="en-GB"/>
         </w:rPr>
         <w:lastRenderedPageBreak/>
@@ -1085,7 +1137,7 @@
                     <pic:cNvPicPr/>
                   </pic:nvPicPr>
                   <pic:blipFill>
-                    <a:blip r:embed="rId10"/>
+                    <a:blip r:embed="rId11"/>
                     <a:stretch>
                       <a:fillRect/>
                     </a:stretch>
@@ -1121,6 +1173,7 @@
       </w:pPr>
       <w:r>
         <w:rPr>
+          <w:noProof/>
           <w:lang w:val="en-GB"/>
         </w:rPr>
         <w:drawing>
@@ -1139,7 +1192,7 @@
                     <pic:cNvPicPr/>
                   </pic:nvPicPr>
                   <pic:blipFill>
-                    <a:blip r:embed="rId11"/>
+                    <a:blip r:embed="rId12"/>
                     <a:stretch>
                       <a:fillRect/>
                     </a:stretch>
@@ -1175,6 +1228,7 @@
       </w:pPr>
       <w:r>
         <w:rPr>
+          <w:noProof/>
           <w:lang w:val="en-GB"/>
         </w:rPr>
         <w:lastRenderedPageBreak/>
@@ -1194,7 +1248,7 @@
                     <pic:cNvPicPr/>
                   </pic:nvPicPr>
                   <pic:blipFill>
-                    <a:blip r:embed="rId12"/>
+                    <a:blip r:embed="rId13"/>
                     <a:stretch>
                       <a:fillRect/>
                     </a:stretch>
@@ -1223,6 +1277,126 @@
     </w:sectPr>
   </w:body>
 </w:document>
+</file>
+
+<file path=word/numbering.xml><?xml version="1.0" encoding="utf-8"?>
+<w:numbering xmlns:wpc="http://schemas.microsoft.com/office/word/2010/wordprocessingCanvas" xmlns:cx="http://schemas.microsoft.com/office/drawing/2014/chartex" xmlns:cx1="http://schemas.microsoft.com/office/drawing/2015/9/8/chartex" xmlns:cx2="http://schemas.microsoft.com/office/drawing/2015/10/21/chartex" xmlns:cx3="http://schemas.microsoft.com/office/drawing/2016/5/9/chartex" xmlns:cx4="http://schemas.microsoft.com/office/drawing/2016/5/10/chartex" xmlns:cx5="http://schemas.microsoft.com/office/drawing/2016/5/11/chartex" xmlns:cx6="http://schemas.microsoft.com/office/drawing/2016/5/12/chartex" xmlns:cx7="http://schemas.microsoft.com/office/drawing/2016/5/13/chartex" xmlns:cx8="http://schemas.microsoft.com/office/drawing/2016/5/14/chartex" xmlns:mc="http://schemas.openxmlformats.org/markup-compatibility/2006" xmlns:aink="http://schemas.microsoft.com/office/drawing/2016/ink" xmlns:am3d="http://schemas.microsoft.com/office/drawing/2017/model3d" xmlns:o="urn:schemas-microsoft-com:office:office" xmlns:oel="http://schemas.microsoft.com/office/2019/extlst" xmlns:r="http://schemas.openxmlformats.org/officeDocument/2006/relationships" xmlns:m="http://schemas.openxmlformats.org/officeDocument/2006/math" xmlns:v="urn:schemas-microsoft-com:vml" xmlns:wp14="http://schemas.microsoft.com/office/word/2010/wordprocessingDrawing" xmlns:wp="http://schemas.openxmlformats.org/drawingml/2006/wordprocessingDrawing" xmlns:w10="urn:schemas-microsoft-com:office:word" xmlns:w="http://schemas.openxmlformats.org/wordprocessingml/2006/main" xmlns:w14="http://schemas.microsoft.com/office/word/2010/wordml" xmlns:w15="http://schemas.microsoft.com/office/word/2012/wordml" xmlns:w16cex="http://schemas.microsoft.com/office/word/2018/wordml/cex" xmlns:w16cid="http://schemas.microsoft.com/office/word/2016/wordml/cid" xmlns:w16="http://schemas.microsoft.com/office/word/2018/wordml" xmlns:w16du="http://schemas.microsoft.com/office/word/2023/wordml/word16du" xmlns:w16sdtdh="http://schemas.microsoft.com/office/word/2020/wordml/sdtdatahash" xmlns:w16sdtfl="http://schemas.microsoft.com/office/word/2024/wordml/sdtformatlock" xmlns:w16se="http://schemas.microsoft.com/office/word/2015/wordml/symex" xmlns:wpg="http://schemas.microsoft.com/office/word/2010/wordprocessingGroup" xmlns:wpi="http://schemas.microsoft.com/office/word/2010/wordprocessingInk" xmlns:wne="http://schemas.microsoft.com/office/word/2006/wordml" xmlns:wps="http://schemas.microsoft.com/office/word/2010/wordprocessingShape" mc:Ignorable="w14 w15 w16se w16cid w16 w16cex w16sdtdh w16sdtfl w16du wp14">
+  <w:abstractNum w:abstractNumId="0" w15:restartNumberingAfterBreak="0">
+    <w:nsid w:val="23A225E7"/>
+    <w:multiLevelType w:val="hybridMultilevel"/>
+    <w:tmpl w:val="D318EE1C"/>
+    <w:lvl w:ilvl="0" w:tplc="C88EA78A">
+      <w:numFmt w:val="bullet"/>
+      <w:lvlText w:val="-"/>
+      <w:lvlJc w:val="left"/>
+      <w:pPr>
+        <w:ind w:left="720" w:hanging="360"/>
+      </w:pPr>
+      <w:rPr>
+        <w:rFonts w:ascii="Aptos" w:eastAsiaTheme="minorHAnsi" w:hAnsi="Aptos" w:cstheme="minorBidi" w:hint="default"/>
+      </w:rPr>
+    </w:lvl>
+    <w:lvl w:ilvl="1" w:tplc="04070003" w:tentative="1">
+      <w:start w:val="1"/>
+      <w:numFmt w:val="bullet"/>
+      <w:lvlText w:val="o"/>
+      <w:lvlJc w:val="left"/>
+      <w:pPr>
+        <w:ind w:left="1440" w:hanging="360"/>
+      </w:pPr>
+      <w:rPr>
+        <w:rFonts w:ascii="Courier New" w:hAnsi="Courier New" w:cs="Courier New" w:hint="default"/>
+      </w:rPr>
+    </w:lvl>
+    <w:lvl w:ilvl="2" w:tplc="04070005" w:tentative="1">
+      <w:start w:val="1"/>
+      <w:numFmt w:val="bullet"/>
+      <w:lvlText w:val=""/>
+      <w:lvlJc w:val="left"/>
+      <w:pPr>
+        <w:ind w:left="2160" w:hanging="360"/>
+      </w:pPr>
+      <w:rPr>
+        <w:rFonts w:ascii="Wingdings" w:hAnsi="Wingdings" w:hint="default"/>
+      </w:rPr>
+    </w:lvl>
+    <w:lvl w:ilvl="3" w:tplc="04070001" w:tentative="1">
+      <w:start w:val="1"/>
+      <w:numFmt w:val="bullet"/>
+      <w:lvlText w:val=""/>
+      <w:lvlJc w:val="left"/>
+      <w:pPr>
+        <w:ind w:left="2880" w:hanging="360"/>
+      </w:pPr>
+      <w:rPr>
+        <w:rFonts w:ascii="Symbol" w:hAnsi="Symbol" w:hint="default"/>
+      </w:rPr>
+    </w:lvl>
+    <w:lvl w:ilvl="4" w:tplc="04070003" w:tentative="1">
+      <w:start w:val="1"/>
+      <w:numFmt w:val="bullet"/>
+      <w:lvlText w:val="o"/>
+      <w:lvlJc w:val="left"/>
+      <w:pPr>
+        <w:ind w:left="3600" w:hanging="360"/>
+      </w:pPr>
+      <w:rPr>
+        <w:rFonts w:ascii="Courier New" w:hAnsi="Courier New" w:cs="Courier New" w:hint="default"/>
+      </w:rPr>
+    </w:lvl>
+    <w:lvl w:ilvl="5" w:tplc="04070005" w:tentative="1">
+      <w:start w:val="1"/>
+      <w:numFmt w:val="bullet"/>
+      <w:lvlText w:val=""/>
+      <w:lvlJc w:val="left"/>
+      <w:pPr>
+        <w:ind w:left="4320" w:hanging="360"/>
+      </w:pPr>
+      <w:rPr>
+        <w:rFonts w:ascii="Wingdings" w:hAnsi="Wingdings" w:hint="default"/>
+      </w:rPr>
+    </w:lvl>
+    <w:lvl w:ilvl="6" w:tplc="04070001" w:tentative="1">
+      <w:start w:val="1"/>
+      <w:numFmt w:val="bullet"/>
+      <w:lvlText w:val=""/>
+      <w:lvlJc w:val="left"/>
+      <w:pPr>
+        <w:ind w:left="5040" w:hanging="360"/>
+      </w:pPr>
+      <w:rPr>
+        <w:rFonts w:ascii="Symbol" w:hAnsi="Symbol" w:hint="default"/>
+      </w:rPr>
+    </w:lvl>
+    <w:lvl w:ilvl="7" w:tplc="04070003" w:tentative="1">
+      <w:start w:val="1"/>
+      <w:numFmt w:val="bullet"/>
+      <w:lvlText w:val="o"/>
+      <w:lvlJc w:val="left"/>
+      <w:pPr>
+        <w:ind w:left="5760" w:hanging="360"/>
+      </w:pPr>
+      <w:rPr>
+        <w:rFonts w:ascii="Courier New" w:hAnsi="Courier New" w:cs="Courier New" w:hint="default"/>
+      </w:rPr>
+    </w:lvl>
+    <w:lvl w:ilvl="8" w:tplc="04070005" w:tentative="1">
+      <w:start w:val="1"/>
+      <w:numFmt w:val="bullet"/>
+      <w:lvlText w:val=""/>
+      <w:lvlJc w:val="left"/>
+      <w:pPr>
+        <w:ind w:left="6480" w:hanging="360"/>
+      </w:pPr>
+      <w:rPr>
+        <w:rFonts w:ascii="Wingdings" w:hAnsi="Wingdings" w:hint="default"/>
+      </w:rPr>
+    </w:lvl>
+  </w:abstractNum>
+  <w:num w:numId="1" w16cid:durableId="970592165">
+    <w:abstractNumId w:val="0"/>
+  </w:num>
+</w:numbering>
 </file>
 
 <file path=word/styles.xml><?xml version="1.0" encoding="utf-8"?>

--- a/documentation/GWatcho-MicroService-App.docx
+++ b/documentation/GWatcho-MicroService-App.docx
@@ -79,12 +79,32 @@
           <w:lang w:val="en-GB"/>
         </w:rPr>
       </w:pPr>
-      <w:r>
-        <w:rPr>
-          <w:lang w:val="en-GB"/>
-        </w:rPr>
-        <w:t>process.roles=broker,controller</w:t>
-      </w:r>
+      <w:proofErr w:type="spellStart"/>
+      <w:proofErr w:type="gramStart"/>
+      <w:r>
+        <w:rPr>
+          <w:lang w:val="en-GB"/>
+        </w:rPr>
+        <w:t>process.roles</w:t>
+      </w:r>
+      <w:proofErr w:type="spellEnd"/>
+      <w:proofErr w:type="gramEnd"/>
+      <w:r>
+        <w:rPr>
+          <w:lang w:val="en-GB"/>
+        </w:rPr>
+        <w:t>=</w:t>
+      </w:r>
+      <w:proofErr w:type="spellStart"/>
+      <w:proofErr w:type="gramStart"/>
+      <w:r>
+        <w:rPr>
+          <w:lang w:val="en-GB"/>
+        </w:rPr>
+        <w:t>broker,controller</w:t>
+      </w:r>
+      <w:proofErr w:type="spellEnd"/>
+      <w:proofErr w:type="gramEnd"/>
     </w:p>
     <w:p>
       <w:pPr>
@@ -125,31 +145,57 @@
           <w:lang w:val="en-GB"/>
         </w:rPr>
       </w:pPr>
-      <w:r>
-        <w:rPr>
-          <w:lang w:val="en-GB"/>
-        </w:rPr>
-        <w:t>advertised.listeners=PLAINTEXT://localhost:9092</w:t>
-      </w:r>
-    </w:p>
-    <w:p>
-      <w:pPr>
-        <w:rPr>
-          <w:lang w:val="en-GB"/>
-        </w:rPr>
-      </w:pPr>
-    </w:p>
-    <w:p>
-      <w:pPr>
-        <w:rPr>
-          <w:lang w:val="en-GB"/>
-        </w:rPr>
-      </w:pPr>
-      <w:r>
-        <w:rPr>
-          <w:lang w:val="en-GB"/>
-        </w:rPr>
-        <w:t>controller.listener.names=CONTROLLER</w:t>
+      <w:proofErr w:type="spellStart"/>
+      <w:proofErr w:type="gramStart"/>
+      <w:r>
+        <w:rPr>
+          <w:lang w:val="en-GB"/>
+        </w:rPr>
+        <w:t>advertised.listeners</w:t>
+      </w:r>
+      <w:proofErr w:type="spellEnd"/>
+      <w:proofErr w:type="gramEnd"/>
+      <w:r>
+        <w:rPr>
+          <w:lang w:val="en-GB"/>
+        </w:rPr>
+        <w:t>=PLAINTEXT://localhost:9092</w:t>
+      </w:r>
+    </w:p>
+    <w:p>
+      <w:pPr>
+        <w:rPr>
+          <w:lang w:val="en-GB"/>
+        </w:rPr>
+      </w:pPr>
+    </w:p>
+    <w:p>
+      <w:pPr>
+        <w:rPr>
+          <w:lang w:val="en-GB"/>
+        </w:rPr>
+      </w:pPr>
+      <w:proofErr w:type="spellStart"/>
+      <w:proofErr w:type="gramStart"/>
+      <w:r>
+        <w:rPr>
+          <w:lang w:val="en-GB"/>
+        </w:rPr>
+        <w:t>controller.listener</w:t>
+      </w:r>
+      <w:proofErr w:type="gramEnd"/>
+      <w:r>
+        <w:rPr>
+          <w:lang w:val="en-GB"/>
+        </w:rPr>
+        <w:t>.names</w:t>
+      </w:r>
+      <w:proofErr w:type="spellEnd"/>
+      <w:r>
+        <w:rPr>
+          <w:lang w:val="en-GB"/>
+        </w:rPr>
+        <w:t>=CONTROLLER</w:t>
       </w:r>
     </w:p>
     <w:p>
@@ -167,244 +213,200 @@
     </w:p>
     <w:p>
       <w:pPr>
-        <w:rPr>
-          <w:lang w:val="en-GB"/>
-        </w:rPr>
-      </w:pPr>
-    </w:p>
-    <w:p>
-      <w:pPr>
-        <w:rPr>
-          <w:lang w:val="en-GB"/>
-        </w:rPr>
-      </w:pPr>
-      <w:r>
-        <w:rPr>
-          <w:lang w:val="en-GB"/>
-        </w:rPr>
-        <w:t>log.dirs=D:/Kafka/kafka-logs</w:t>
-      </w:r>
-    </w:p>
-    <w:p>
-      <w:pPr>
-        <w:rPr>
-          <w:lang w:val="en-GB"/>
-        </w:rPr>
-      </w:pPr>
-      <w:r>
         <w:rPr>
           <w:b/>
           <w:bCs/>
           <w:lang w:val="en-GB"/>
         </w:rPr>
-        <w:t>Do not remove other existing settings</w:t>
-      </w:r>
-      <w:r>
-        <w:rPr>
-          <w:lang w:val="en-GB"/>
-        </w:rPr>
-        <w:t xml:space="preserve"> from server.properties; just make sure these values are correct.</w:t>
-      </w:r>
-    </w:p>
-    <w:p>
-      <w:pPr>
+      </w:pPr>
+      <w:r>
         <w:rPr>
           <w:b/>
           <w:bCs/>
           <w:lang w:val="en-GB"/>
         </w:rPr>
-      </w:pPr>
+        <w:t xml:space="preserve">To reset </w:t>
+      </w:r>
+      <w:proofErr w:type="spellStart"/>
       <w:r>
         <w:rPr>
           <w:b/>
           <w:bCs/>
           <w:lang w:val="en-GB"/>
         </w:rPr>
-        <w:t>5. Important: because you already formatted Kafka</w:t>
-      </w:r>
-    </w:p>
-    <w:p>
-      <w:pPr>
-        <w:rPr>
-          <w:lang w:val="en-GB"/>
-        </w:rPr>
-      </w:pPr>
-      <w:r>
-        <w:rPr>
-          <w:lang w:val="en-GB"/>
-        </w:rPr>
-        <w:t>You already formatted the storage using:</w:t>
-      </w:r>
-    </w:p>
-    <w:p>
-      <w:pPr>
-        <w:rPr>
-          <w:lang w:val="en-GB"/>
-        </w:rPr>
-      </w:pPr>
-      <w:r>
-        <w:rPr>
-          <w:lang w:val="en-GB"/>
-        </w:rPr>
-        <w:t>3QGWer_BSuSXC0pLQB-uyA</w:t>
-      </w:r>
-    </w:p>
-    <w:p>
-      <w:pPr>
-        <w:rPr>
-          <w:lang w:val="en-GB"/>
-        </w:rPr>
-      </w:pPr>
-      <w:r>
-        <w:rPr>
-          <w:lang w:val="en-GB"/>
-        </w:rPr>
-        <w:t>and it was formatted into:</w:t>
-      </w:r>
-    </w:p>
-    <w:p>
-      <w:pPr>
-        <w:rPr>
-          <w:lang w:val="en-GB"/>
-        </w:rPr>
-      </w:pPr>
-      <w:r>
-        <w:rPr>
-          <w:lang w:val="en-GB"/>
-        </w:rPr>
-        <w:t>/tmp/kraft-combined-logs</w:t>
-      </w:r>
-    </w:p>
-    <w:p>
-      <w:pPr>
-        <w:rPr>
-          <w:lang w:val="en-GB"/>
-        </w:rPr>
-      </w:pPr>
-      <w:r>
-        <w:rPr>
-          <w:lang w:val="en-GB"/>
-        </w:rPr>
-        <w:t>If you change log.dirs to:</w:t>
-      </w:r>
-    </w:p>
-    <w:p>
-      <w:pPr>
-        <w:rPr>
-          <w:lang w:val="en-GB"/>
-        </w:rPr>
-      </w:pPr>
-      <w:r>
-        <w:rPr>
-          <w:lang w:val="en-GB"/>
-        </w:rPr>
-        <w:t>log.dirs=D:/Kafka/kafka-logs</w:t>
-      </w:r>
-    </w:p>
-    <w:p>
-      <w:pPr>
-        <w:rPr>
-          <w:lang w:val="en-GB"/>
-        </w:rPr>
-      </w:pPr>
-      <w:r>
-        <w:rPr>
-          <w:lang w:val="en-GB"/>
-        </w:rPr>
-        <w:t xml:space="preserve">you need to </w:t>
-      </w:r>
-      <w:r>
+        <w:t>kafka</w:t>
+      </w:r>
+      <w:proofErr w:type="spellEnd"/>
+    </w:p>
+    <w:p>
+      <w:pPr>
+        <w:rPr>
+          <w:lang w:val="en-GB"/>
+        </w:rPr>
+      </w:pPr>
+      <w:r>
+        <w:rPr>
+          <w:lang w:val="en-GB"/>
+        </w:rPr>
+        <w:t>Remove-Item -Recurse -</w:t>
+      </w:r>
+      <w:proofErr w:type="gramStart"/>
+      <w:r>
+        <w:rPr>
+          <w:lang w:val="en-GB"/>
+        </w:rPr>
+        <w:t>Force .</w:t>
+      </w:r>
+      <w:proofErr w:type="gramEnd"/>
+      <w:r>
+        <w:rPr>
+          <w:lang w:val="en-GB"/>
+        </w:rPr>
+        <w:t>\logs</w:t>
+      </w:r>
+    </w:p>
+    <w:p>
+      <w:pPr>
+        <w:pStyle w:val="Listenabsatz"/>
+        <w:numPr>
+          <w:ilvl w:val="0"/>
+          <w:numId w:val="2"/>
+        </w:numPr>
         <w:rPr>
           <w:b/>
           <w:bCs/>
           <w:lang w:val="en-GB"/>
         </w:rPr>
-        <w:t>format the new directory again</w:t>
-      </w:r>
-      <w:r>
-        <w:rPr>
-          <w:lang w:val="en-GB"/>
-        </w:rPr>
-        <w:t>.</w:t>
-      </w:r>
-    </w:p>
-    <w:p>
-      <w:pPr>
-        <w:rPr>
-          <w:lang w:val="en-GB"/>
-        </w:rPr>
-      </w:pPr>
-      <w:r>
-        <w:rPr>
-          <w:lang w:val="en-GB"/>
-        </w:rPr>
-        <w:t>Since this is a fresh installation with no data you need to preserve, that's fine.</w:t>
-      </w:r>
-    </w:p>
-    <w:p>
-      <w:pPr>
-        <w:rPr>
-          <w:lang w:val="en-GB"/>
-        </w:rPr>
-      </w:pPr>
-      <w:r>
-        <w:rPr>
-          <w:lang w:val="en-GB"/>
-        </w:rPr>
-        <w:t>Run:</w:t>
-      </w:r>
-    </w:p>
-    <w:p>
-      <w:pPr>
+      </w:pPr>
+      <w:r>
         <w:rPr>
           <w:b/>
           <w:bCs/>
           <w:lang w:val="en-GB"/>
         </w:rPr>
-      </w:pPr>
-      <w:r>
+        <w:t>Then generate a new cluster ID:</w:t>
+      </w:r>
+    </w:p>
+    <w:p>
+      <w:pPr>
+        <w:rPr>
+          <w:lang w:val="en-GB"/>
+        </w:rPr>
+      </w:pPr>
+      <w:r>
+        <w:rPr>
+          <w:lang w:val="en-GB"/>
+        </w:rPr>
+        <w:t>.\bin\windows\kafka-storage.bat random-</w:t>
+      </w:r>
+      <w:proofErr w:type="spellStart"/>
+      <w:r>
+        <w:rPr>
+          <w:lang w:val="en-GB"/>
+        </w:rPr>
+        <w:t>uuid</w:t>
+      </w:r>
+      <w:proofErr w:type="spellEnd"/>
+    </w:p>
+    <w:p>
+      <w:pPr>
+        <w:rPr>
+          <w:lang w:val="en-GB"/>
+        </w:rPr>
+      </w:pPr>
+      <w:r>
+        <w:rPr>
+          <w:lang w:val="en-GB"/>
+        </w:rPr>
+        <w:t>You get:</w:t>
+      </w:r>
+    </w:p>
+    <w:p>
+      <w:pPr>
+        <w:rPr>
+          <w:lang w:val="en-GB"/>
+        </w:rPr>
+      </w:pPr>
+      <w:r>
+        <w:rPr>
+          <w:lang w:val="en-GB"/>
+        </w:rPr>
+        <w:t>PS D:\Kafka\kafka-4.3.1&gt; .\bin\windows\kafka-storage.bat random-</w:t>
+      </w:r>
+      <w:proofErr w:type="spellStart"/>
+      <w:r>
+        <w:rPr>
+          <w:lang w:val="en-GB"/>
+        </w:rPr>
+        <w:t>uuid</w:t>
+      </w:r>
+      <w:proofErr w:type="spellEnd"/>
+    </w:p>
+    <w:p>
+      <w:pPr>
+        <w:rPr>
+          <w:lang w:val="en-GB"/>
+        </w:rPr>
+      </w:pPr>
+      <w:r>
+        <w:rPr>
+          <w:lang w:val="en-GB"/>
+        </w:rPr>
+        <w:t>2026-09-24T10:37:26.673732Z main ERROR Reconfiguration failed: No configuration found for '266474c2' at 'null' in 'null'</w:t>
+      </w:r>
+    </w:p>
+    <w:p>
+      <w:pPr>
         <w:rPr>
           <w:b/>
           <w:bCs/>
           <w:lang w:val="en-GB"/>
         </w:rPr>
-        <w:lastRenderedPageBreak/>
-        <w:t>New-Item -ItemType Directory -Force D:\Kafka\kafka-logs</w:t>
-      </w:r>
-    </w:p>
-    <w:p>
-      <w:pPr>
-        <w:rPr>
-          <w:lang w:val="en-GB"/>
-        </w:rPr>
-      </w:pPr>
-      <w:r>
-        <w:rPr>
-          <w:lang w:val="en-GB"/>
-        </w:rPr>
-        <w:t>Then:</w:t>
-      </w:r>
-    </w:p>
-    <w:p>
-      <w:pPr>
-        <w:rPr>
-          <w:lang w:val="en-GB"/>
-        </w:rPr>
-      </w:pPr>
-      <w:r>
-        <w:rPr>
-          <w:lang w:val="en-GB"/>
-        </w:rPr>
-        <w:t>.\bin\windows\kafka-storage.bat format --standalone -t 3QGWer_BSuSXC0pLQB-uyA -c .\config\server.properties</w:t>
-      </w:r>
-    </w:p>
-    <w:p>
-      <w:pPr>
+      </w:pPr>
+      <w:r>
         <w:rPr>
           <w:b/>
           <w:bCs/>
           <w:lang w:val="en-GB"/>
         </w:rPr>
+        <w:t>cXSMH3t3RgqIB7nQa7PMxQ</w:t>
+      </w:r>
+    </w:p>
+    <w:p>
+      <w:pPr>
+        <w:rPr>
+          <w:lang w:val="en-GB"/>
+        </w:rPr>
+      </w:pPr>
+    </w:p>
+    <w:p>
+      <w:pPr>
+        <w:rPr>
+          <w:lang w:val="en-GB"/>
+        </w:rPr>
+      </w:pPr>
+      <w:proofErr w:type="spellStart"/>
+      <w:proofErr w:type="gramStart"/>
+      <w:r>
+        <w:rPr>
+          <w:lang w:val="en-GB"/>
+        </w:rPr>
+        <w:t>log.dirs</w:t>
+      </w:r>
+      <w:proofErr w:type="spellEnd"/>
+      <w:proofErr w:type="gramEnd"/>
+      <w:r>
+        <w:rPr>
+          <w:lang w:val="en-GB"/>
+        </w:rPr>
+        <w:t>=D:/Kafka/kafka-logs</w:t>
+      </w:r>
+    </w:p>
+    <w:p>
+      <w:pPr>
+        <w:rPr>
+          <w:lang w:val="en-GB"/>
+        </w:rPr>
       </w:pPr>
       <w:r>
         <w:rPr>
@@ -412,6 +414,362 @@
           <w:bCs/>
           <w:lang w:val="en-GB"/>
         </w:rPr>
+        <w:t>Do not remove other existing settings</w:t>
+      </w:r>
+      <w:r>
+        <w:rPr>
+          <w:lang w:val="en-GB"/>
+        </w:rPr>
+        <w:t xml:space="preserve"> from </w:t>
+      </w:r>
+      <w:proofErr w:type="spellStart"/>
+      <w:proofErr w:type="gramStart"/>
+      <w:r>
+        <w:rPr>
+          <w:lang w:val="en-GB"/>
+        </w:rPr>
+        <w:t>server.properties</w:t>
+      </w:r>
+      <w:proofErr w:type="spellEnd"/>
+      <w:proofErr w:type="gramEnd"/>
+      <w:r>
+        <w:rPr>
+          <w:lang w:val="en-GB"/>
+        </w:rPr>
+        <w:t>; just make sure these values are correct.</w:t>
+      </w:r>
+    </w:p>
+    <w:p>
+      <w:pPr>
+        <w:rPr>
+          <w:b/>
+          <w:bCs/>
+          <w:lang w:val="en-GB"/>
+        </w:rPr>
+      </w:pPr>
+      <w:r>
+        <w:rPr>
+          <w:b/>
+          <w:bCs/>
+          <w:lang w:val="en-GB"/>
+        </w:rPr>
+        <w:t>5. Important: because you already formatted Kafka</w:t>
+      </w:r>
+    </w:p>
+    <w:p>
+      <w:pPr>
+        <w:rPr>
+          <w:lang w:val="en-GB"/>
+        </w:rPr>
+      </w:pPr>
+      <w:r>
+        <w:rPr>
+          <w:lang w:val="en-GB"/>
+        </w:rPr>
+        <w:lastRenderedPageBreak/>
+        <w:t>You already formatted the storage using:</w:t>
+      </w:r>
+    </w:p>
+    <w:p>
+      <w:pPr>
+        <w:rPr>
+          <w:lang w:val="en-GB"/>
+        </w:rPr>
+      </w:pPr>
+      <w:r>
+        <w:rPr>
+          <w:lang w:val="en-GB"/>
+        </w:rPr>
+        <w:t>3QGWer_BSuSXC0pLQB-uyA</w:t>
+      </w:r>
+    </w:p>
+    <w:p>
+      <w:pPr>
+        <w:rPr>
+          <w:lang w:val="en-GB"/>
+        </w:rPr>
+      </w:pPr>
+      <w:r>
+        <w:rPr>
+          <w:lang w:val="en-GB"/>
+        </w:rPr>
+        <w:t>and it was formatted into:</w:t>
+      </w:r>
+    </w:p>
+    <w:p>
+      <w:pPr>
+        <w:rPr>
+          <w:lang w:val="en-GB"/>
+        </w:rPr>
+      </w:pPr>
+      <w:r>
+        <w:rPr>
+          <w:lang w:val="en-GB"/>
+        </w:rPr>
+        <w:t>/</w:t>
+      </w:r>
+      <w:proofErr w:type="spellStart"/>
+      <w:r>
+        <w:rPr>
+          <w:lang w:val="en-GB"/>
+        </w:rPr>
+        <w:t>tmp</w:t>
+      </w:r>
+      <w:proofErr w:type="spellEnd"/>
+      <w:r>
+        <w:rPr>
+          <w:lang w:val="en-GB"/>
+        </w:rPr>
+        <w:t>/kraft-combined-logs</w:t>
+      </w:r>
+    </w:p>
+    <w:p>
+      <w:pPr>
+        <w:rPr>
+          <w:lang w:val="en-GB"/>
+        </w:rPr>
+      </w:pPr>
+      <w:r>
+        <w:rPr>
+          <w:lang w:val="en-GB"/>
+        </w:rPr>
+        <w:t xml:space="preserve">If you change </w:t>
+      </w:r>
+      <w:proofErr w:type="spellStart"/>
+      <w:proofErr w:type="gramStart"/>
+      <w:r>
+        <w:rPr>
+          <w:lang w:val="en-GB"/>
+        </w:rPr>
+        <w:t>log.dirs</w:t>
+      </w:r>
+      <w:proofErr w:type="spellEnd"/>
+      <w:proofErr w:type="gramEnd"/>
+      <w:r>
+        <w:rPr>
+          <w:lang w:val="en-GB"/>
+        </w:rPr>
+        <w:t xml:space="preserve"> to:</w:t>
+      </w:r>
+    </w:p>
+    <w:p>
+      <w:pPr>
+        <w:rPr>
+          <w:lang w:val="en-GB"/>
+        </w:rPr>
+      </w:pPr>
+      <w:proofErr w:type="spellStart"/>
+      <w:proofErr w:type="gramStart"/>
+      <w:r>
+        <w:rPr>
+          <w:lang w:val="en-GB"/>
+        </w:rPr>
+        <w:t>log.dirs</w:t>
+      </w:r>
+      <w:proofErr w:type="spellEnd"/>
+      <w:proofErr w:type="gramEnd"/>
+      <w:r>
+        <w:rPr>
+          <w:lang w:val="en-GB"/>
+        </w:rPr>
+        <w:t>=D:/Kafka/kafka-logs</w:t>
+      </w:r>
+    </w:p>
+    <w:p>
+      <w:pPr>
+        <w:rPr>
+          <w:lang w:val="en-GB"/>
+        </w:rPr>
+      </w:pPr>
+      <w:r>
+        <w:rPr>
+          <w:lang w:val="en-GB"/>
+        </w:rPr>
+        <w:t xml:space="preserve">you need to </w:t>
+      </w:r>
+      <w:r>
+        <w:rPr>
+          <w:b/>
+          <w:bCs/>
+          <w:lang w:val="en-GB"/>
+        </w:rPr>
+        <w:t>format the new directory again</w:t>
+      </w:r>
+      <w:r>
+        <w:rPr>
+          <w:lang w:val="en-GB"/>
+        </w:rPr>
+        <w:t>.</w:t>
+      </w:r>
+    </w:p>
+    <w:p>
+      <w:pPr>
+        <w:rPr>
+          <w:lang w:val="en-GB"/>
+        </w:rPr>
+      </w:pPr>
+      <w:r>
+        <w:rPr>
+          <w:lang w:val="en-GB"/>
+        </w:rPr>
+        <w:t>Since this is a fresh installation with no data you need to preserve, that's fine.</w:t>
+      </w:r>
+    </w:p>
+    <w:p>
+      <w:pPr>
+        <w:rPr>
+          <w:lang w:val="en-GB"/>
+        </w:rPr>
+      </w:pPr>
+      <w:r>
+        <w:rPr>
+          <w:lang w:val="en-GB"/>
+        </w:rPr>
+        <w:t>Run:</w:t>
+      </w:r>
+    </w:p>
+    <w:p>
+      <w:pPr>
+        <w:rPr>
+          <w:b/>
+          <w:bCs/>
+          <w:lang w:val="en-GB"/>
+        </w:rPr>
+      </w:pPr>
+      <w:r>
+        <w:rPr>
+          <w:b/>
+          <w:bCs/>
+          <w:lang w:val="en-GB"/>
+        </w:rPr>
+        <w:t xml:space="preserve">2. </w:t>
+      </w:r>
+      <w:r>
+        <w:rPr>
+          <w:b/>
+          <w:bCs/>
+          <w:lang w:val="en-GB"/>
+        </w:rPr>
+        <w:t>New-Item -ItemType Directory -Force D:\Kafka\kafka-logs</w:t>
+      </w:r>
+    </w:p>
+    <w:p>
+      <w:pPr>
+        <w:rPr>
+          <w:lang w:val="en-GB"/>
+        </w:rPr>
+      </w:pPr>
+      <w:r>
+        <w:rPr>
+          <w:lang w:val="en-GB"/>
+        </w:rPr>
+        <w:t>Then:</w:t>
+      </w:r>
+    </w:p>
+    <w:p>
+      <w:pPr>
+        <w:rPr>
+          <w:sz w:val="16"/>
+          <w:szCs w:val="16"/>
+          <w:lang w:val="en-GB"/>
+        </w:rPr>
+      </w:pPr>
+      <w:r>
+        <w:rPr>
+          <w:sz w:val="16"/>
+          <w:szCs w:val="16"/>
+          <w:lang w:val="en-GB"/>
+        </w:rPr>
+        <w:t>.\bin\windows\kafka-storage.bat format --standalone -t cXSMH3t3RgqIB7nQa7PMxQ -c .\config\</w:t>
+      </w:r>
+      <w:proofErr w:type="spellStart"/>
+      <w:r>
+        <w:rPr>
+          <w:sz w:val="16"/>
+          <w:szCs w:val="16"/>
+          <w:lang w:val="en-GB"/>
+        </w:rPr>
+        <w:t>server.properties</w:t>
+      </w:r>
+      <w:proofErr w:type="spellEnd"/>
+    </w:p>
+    <w:p>
+      <w:pPr>
+        <w:rPr>
+          <w:sz w:val="16"/>
+          <w:szCs w:val="16"/>
+          <w:lang w:val="en-GB"/>
+        </w:rPr>
+      </w:pPr>
+      <w:r>
+        <w:rPr>
+          <w:sz w:val="16"/>
+          <w:szCs w:val="16"/>
+          <w:lang w:val="en-GB"/>
+        </w:rPr>
+        <w:t xml:space="preserve">.\bin\windows\kafka-storage.bat format --standalone -t </w:t>
+      </w:r>
+      <w:r>
+        <w:rPr>
+          <w:b/>
+          <w:bCs/>
+          <w:sz w:val="16"/>
+          <w:szCs w:val="16"/>
+          <w:lang w:val="en-GB"/>
+        </w:rPr>
+        <w:t>cXSMH3t3RgqIB7nQa7PMxQ</w:t>
+      </w:r>
+      <w:r>
+        <w:rPr>
+          <w:b/>
+          <w:bCs/>
+          <w:sz w:val="16"/>
+          <w:szCs w:val="16"/>
+          <w:lang w:val="en-GB"/>
+        </w:rPr>
+        <w:t xml:space="preserve"> </w:t>
+      </w:r>
+      <w:r>
+        <w:rPr>
+          <w:sz w:val="16"/>
+          <w:szCs w:val="16"/>
+          <w:lang w:val="en-GB"/>
+        </w:rPr>
+        <w:t>-c .\config\</w:t>
+      </w:r>
+      <w:proofErr w:type="spellStart"/>
+      <w:r>
+        <w:rPr>
+          <w:sz w:val="16"/>
+          <w:szCs w:val="16"/>
+          <w:lang w:val="en-GB"/>
+        </w:rPr>
+        <w:t>server.properties</w:t>
+      </w:r>
+      <w:proofErr w:type="spellEnd"/>
+    </w:p>
+    <w:p>
+      <w:pPr>
+        <w:rPr>
+          <w:b/>
+          <w:bCs/>
+          <w:lang w:val="en-GB"/>
+        </w:rPr>
+      </w:pPr>
+      <w:r>
+        <w:rPr>
+          <w:b/>
+          <w:bCs/>
+          <w:lang w:val="en-GB"/>
+        </w:rPr>
+        <w:t xml:space="preserve">3. </w:t>
+      </w:r>
+      <w:r>
+        <w:rPr>
+          <w:b/>
+          <w:bCs/>
+          <w:lang w:val="en-GB"/>
+        </w:rPr>
         <w:t>Then start Kafka:</w:t>
       </w:r>
     </w:p>
@@ -425,8 +783,16 @@
         <w:rPr>
           <w:lang w:val="en-GB"/>
         </w:rPr>
-        <w:t>.\bin\windows\kafka-server-start.bat .\config\server.properties</w:t>
-      </w:r>
+        <w:t>.\bin\windows\kafka-server-start.bat .\config\</w:t>
+      </w:r>
+      <w:proofErr w:type="spellStart"/>
+      <w:r>
+        <w:rPr>
+          <w:lang w:val="en-GB"/>
+        </w:rPr>
+        <w:t>server.properties</w:t>
+      </w:r>
+      <w:proofErr w:type="spellEnd"/>
     </w:p>
     <w:p>
       <w:pPr>
@@ -463,8 +829,16 @@
         <w:rPr>
           <w:lang w:val="en-GB"/>
         </w:rPr>
-        <w:t>.\bin\windows\kafka-storage.bat format --standalone -t S1oFxk8pQpmFGAnlQG5bjQ -c .\config\server.properties</w:t>
-      </w:r>
+        <w:t>.\bin\windows\kafka-storage.bat format --standalone -t S1oFxk8pQpmFGAnlQG5bjQ -c .\config\</w:t>
+      </w:r>
+      <w:proofErr w:type="spellStart"/>
+      <w:r>
+        <w:rPr>
+          <w:lang w:val="en-GB"/>
+        </w:rPr>
+        <w:t>server.properties</w:t>
+      </w:r>
+      <w:proofErr w:type="spellEnd"/>
     </w:p>
     <w:p>
       <w:pPr>
@@ -513,7 +887,35 @@
         <w:rPr>
           <w:lang w:val="en-GB"/>
         </w:rPr>
-        <w:t>netstat -ano | findstr :9092</w:t>
+        <w:t>netstat -</w:t>
+      </w:r>
+      <w:proofErr w:type="spellStart"/>
+      <w:r>
+        <w:rPr>
+          <w:lang w:val="en-GB"/>
+        </w:rPr>
+        <w:t>ano</w:t>
+      </w:r>
+      <w:proofErr w:type="spellEnd"/>
+      <w:r>
+        <w:rPr>
+          <w:lang w:val="en-GB"/>
+        </w:rPr>
+        <w:t xml:space="preserve"> | </w:t>
+      </w:r>
+      <w:proofErr w:type="spellStart"/>
+      <w:r>
+        <w:rPr>
+          <w:lang w:val="en-GB"/>
+        </w:rPr>
+        <w:t>findstr</w:t>
+      </w:r>
+      <w:proofErr w:type="spellEnd"/>
+      <w:r>
+        <w:rPr>
+          <w:lang w:val="en-GB"/>
+        </w:rPr>
+        <w:t xml:space="preserve"> :9092</w:t>
       </w:r>
     </w:p>
     <w:p>
@@ -541,6 +943,241 @@
         </w:rPr>
         <w:t>.\bin\windows\kafka-topics.bat --list --bootstrap-server localhost:9092</w:t>
       </w:r>
+    </w:p>
+    <w:p>
+      <w:pPr>
+        <w:rPr>
+          <w:lang w:val="en-GB"/>
+        </w:rPr>
+      </w:pPr>
+    </w:p>
+    <w:p>
+      <w:pPr>
+        <w:rPr>
+          <w:lang w:val="en-GB"/>
+        </w:rPr>
+      </w:pPr>
+    </w:p>
+    <w:p>
+      <w:pPr>
+        <w:rPr>
+          <w:lang w:val="en-GB"/>
+        </w:rPr>
+      </w:pPr>
+    </w:p>
+    <w:p>
+      <w:pPr>
+        <w:rPr>
+          <w:lang w:val="en-GB"/>
+        </w:rPr>
+      </w:pPr>
+    </w:p>
+    <w:p>
+      <w:pPr>
+        <w:rPr>
+          <w:lang w:val="en-GB"/>
+        </w:rPr>
+      </w:pPr>
+      <w:r>
+        <w:rPr>
+          <w:lang w:val="en-GB"/>
+        </w:rPr>
+        <w:lastRenderedPageBreak/>
+        <w:t>7. Create Topics</w:t>
+      </w:r>
+    </w:p>
+    <w:p>
+      <w:pPr>
+        <w:rPr>
+          <w:lang w:val="en-GB"/>
+        </w:rPr>
+      </w:pPr>
+      <w:r>
+        <w:rPr>
+          <w:lang w:val="en-GB"/>
+        </w:rPr>
+        <w:t xml:space="preserve">.\bin\windows\kafka-topics.bat --create --topic </w:t>
+      </w:r>
+      <w:proofErr w:type="spellStart"/>
+      <w:proofErr w:type="gramStart"/>
+      <w:r>
+        <w:rPr>
+          <w:lang w:val="en-GB"/>
+        </w:rPr>
+        <w:t>order.created</w:t>
+      </w:r>
+      <w:proofErr w:type="spellEnd"/>
+      <w:proofErr w:type="gramEnd"/>
+      <w:r>
+        <w:rPr>
+          <w:lang w:val="en-GB"/>
+        </w:rPr>
+        <w:t xml:space="preserve"> --bootstrap-server localhost:9092 --partitions 1 --replication-factor 1</w:t>
+      </w:r>
+    </w:p>
+    <w:p>
+      <w:pPr>
+        <w:rPr>
+          <w:lang w:val="en-GB"/>
+        </w:rPr>
+      </w:pPr>
+    </w:p>
+    <w:p>
+      <w:pPr>
+        <w:rPr>
+          <w:lang w:val="en-GB"/>
+        </w:rPr>
+      </w:pPr>
+      <w:r>
+        <w:rPr>
+          <w:lang w:val="en-GB"/>
+        </w:rPr>
+        <w:t xml:space="preserve">.\bin\windows\kafka-topics.bat --create --topic </w:t>
+      </w:r>
+      <w:proofErr w:type="spellStart"/>
+      <w:proofErr w:type="gramStart"/>
+      <w:r>
+        <w:rPr>
+          <w:lang w:val="en-GB"/>
+        </w:rPr>
+        <w:t>payment.completed</w:t>
+      </w:r>
+      <w:proofErr w:type="spellEnd"/>
+      <w:proofErr w:type="gramEnd"/>
+      <w:r>
+        <w:rPr>
+          <w:lang w:val="en-GB"/>
+        </w:rPr>
+        <w:t xml:space="preserve"> --bootstrap-server localhost:9092 --partitions 1 --replication-factor 1</w:t>
+      </w:r>
+    </w:p>
+    <w:p>
+      <w:pPr>
+        <w:rPr>
+          <w:lang w:val="en-GB"/>
+        </w:rPr>
+      </w:pPr>
+    </w:p>
+    <w:p>
+      <w:pPr>
+        <w:rPr>
+          <w:lang w:val="en-GB"/>
+        </w:rPr>
+      </w:pPr>
+      <w:r>
+        <w:rPr>
+          <w:lang w:val="en-GB"/>
+        </w:rPr>
+        <w:t xml:space="preserve">.\bin\windows\kafka-topics.bat --create --topic </w:t>
+      </w:r>
+      <w:proofErr w:type="spellStart"/>
+      <w:proofErr w:type="gramStart"/>
+      <w:r>
+        <w:rPr>
+          <w:lang w:val="en-GB"/>
+        </w:rPr>
+        <w:t>payment.failed</w:t>
+      </w:r>
+      <w:proofErr w:type="spellEnd"/>
+      <w:proofErr w:type="gramEnd"/>
+      <w:r>
+        <w:rPr>
+          <w:lang w:val="en-GB"/>
+        </w:rPr>
+        <w:t xml:space="preserve"> --bootstrap-server localhost:9092 --partitions 1 --replication-factor 1</w:t>
+      </w:r>
+    </w:p>
+    <w:p>
+      <w:pPr>
+        <w:rPr>
+          <w:lang w:val="en-GB"/>
+        </w:rPr>
+      </w:pPr>
+    </w:p>
+    <w:p>
+      <w:pPr>
+        <w:rPr>
+          <w:lang w:val="en-GB"/>
+        </w:rPr>
+      </w:pPr>
+      <w:r>
+        <w:rPr>
+          <w:lang w:val="en-GB"/>
+        </w:rPr>
+        <w:t xml:space="preserve">.\bin\windows\kafka-topics.bat --create --topic </w:t>
+      </w:r>
+      <w:proofErr w:type="spellStart"/>
+      <w:proofErr w:type="gramStart"/>
+      <w:r>
+        <w:rPr>
+          <w:lang w:val="en-GB"/>
+        </w:rPr>
+        <w:t>product.stock</w:t>
+      </w:r>
+      <w:proofErr w:type="gramEnd"/>
+      <w:r>
+        <w:rPr>
+          <w:lang w:val="en-GB"/>
+        </w:rPr>
+        <w:t>.requested</w:t>
+      </w:r>
+      <w:proofErr w:type="spellEnd"/>
+      <w:r>
+        <w:rPr>
+          <w:lang w:val="en-GB"/>
+        </w:rPr>
+        <w:t xml:space="preserve"> --bootstrap-server localhost:9092 --partitions 1 --replication-factor 1</w:t>
+      </w:r>
+    </w:p>
+    <w:p>
+      <w:pPr>
+        <w:rPr>
+          <w:lang w:val="en-GB"/>
+        </w:rPr>
+      </w:pPr>
+    </w:p>
+    <w:p>
+      <w:pPr>
+        <w:rPr>
+          <w:lang w:val="en-GB"/>
+        </w:rPr>
+      </w:pPr>
+      <w:r>
+        <w:rPr>
+          <w:lang w:val="en-GB"/>
+        </w:rPr>
+        <w:t xml:space="preserve">.\bin\windows\kafka-topics.bat --create --topic </w:t>
+      </w:r>
+      <w:proofErr w:type="spellStart"/>
+      <w:proofErr w:type="gramStart"/>
+      <w:r>
+        <w:rPr>
+          <w:lang w:val="en-GB"/>
+        </w:rPr>
+        <w:t>delivery.completed</w:t>
+      </w:r>
+      <w:proofErr w:type="spellEnd"/>
+      <w:proofErr w:type="gramEnd"/>
+      <w:r>
+        <w:rPr>
+          <w:lang w:val="en-GB"/>
+        </w:rPr>
+        <w:t xml:space="preserve"> --bootstrap-server localhost:9092 --partitions 1 --replication-factor 1</w:t>
+      </w:r>
+    </w:p>
+    <w:p>
+      <w:pPr>
+        <w:rPr>
+          <w:lang w:val="en-GB"/>
+        </w:rPr>
+      </w:pPr>
+    </w:p>
+    <w:p>
+      <w:pPr>
+        <w:rPr>
+          <w:lang w:val="en-GB"/>
+        </w:rPr>
+      </w:pPr>
     </w:p>
     <w:p>
       <w:pPr>
@@ -1282,6 +1919,95 @@
 <file path=word/numbering.xml><?xml version="1.0" encoding="utf-8"?>
 <w:numbering xmlns:wpc="http://schemas.microsoft.com/office/word/2010/wordprocessingCanvas" xmlns:cx="http://schemas.microsoft.com/office/drawing/2014/chartex" xmlns:cx1="http://schemas.microsoft.com/office/drawing/2015/9/8/chartex" xmlns:cx2="http://schemas.microsoft.com/office/drawing/2015/10/21/chartex" xmlns:cx3="http://schemas.microsoft.com/office/drawing/2016/5/9/chartex" xmlns:cx4="http://schemas.microsoft.com/office/drawing/2016/5/10/chartex" xmlns:cx5="http://schemas.microsoft.com/office/drawing/2016/5/11/chartex" xmlns:cx6="http://schemas.microsoft.com/office/drawing/2016/5/12/chartex" xmlns:cx7="http://schemas.microsoft.com/office/drawing/2016/5/13/chartex" xmlns:cx8="http://schemas.microsoft.com/office/drawing/2016/5/14/chartex" xmlns:mc="http://schemas.openxmlformats.org/markup-compatibility/2006" xmlns:aink="http://schemas.microsoft.com/office/drawing/2016/ink" xmlns:am3d="http://schemas.microsoft.com/office/drawing/2017/model3d" xmlns:o="urn:schemas-microsoft-com:office:office" xmlns:oel="http://schemas.microsoft.com/office/2019/extlst" xmlns:r="http://schemas.openxmlformats.org/officeDocument/2006/relationships" xmlns:m="http://schemas.openxmlformats.org/officeDocument/2006/math" xmlns:v="urn:schemas-microsoft-com:vml" xmlns:wp14="http://schemas.microsoft.com/office/word/2010/wordprocessingDrawing" xmlns:wp="http://schemas.openxmlformats.org/drawingml/2006/wordprocessingDrawing" xmlns:w10="urn:schemas-microsoft-com:office:word" xmlns:w="http://schemas.openxmlformats.org/wordprocessingml/2006/main" xmlns:w14="http://schemas.microsoft.com/office/word/2010/wordml" xmlns:w15="http://schemas.microsoft.com/office/word/2012/wordml" xmlns:w16cex="http://schemas.microsoft.com/office/word/2018/wordml/cex" xmlns:w16cid="http://schemas.microsoft.com/office/word/2016/wordml/cid" xmlns:w16="http://schemas.microsoft.com/office/word/2018/wordml" xmlns:w16du="http://schemas.microsoft.com/office/word/2023/wordml/word16du" xmlns:w16sdtdh="http://schemas.microsoft.com/office/word/2020/wordml/sdtdatahash" xmlns:w16sdtfl="http://schemas.microsoft.com/office/word/2024/wordml/sdtformatlock" xmlns:w16se="http://schemas.microsoft.com/office/word/2015/wordml/symex" xmlns:wpg="http://schemas.microsoft.com/office/word/2010/wordprocessingGroup" xmlns:wpi="http://schemas.microsoft.com/office/word/2010/wordprocessingInk" xmlns:wne="http://schemas.microsoft.com/office/word/2006/wordml" xmlns:wps="http://schemas.microsoft.com/office/word/2010/wordprocessingShape" mc:Ignorable="w14 w15 w16se w16cid w16 w16cex w16sdtdh w16sdtfl w16du wp14">
   <w:abstractNum w:abstractNumId="0" w15:restartNumberingAfterBreak="0">
+    <w:nsid w:val="1C8C507C"/>
+    <w:multiLevelType w:val="hybridMultilevel"/>
+    <w:tmpl w:val="32CAD178"/>
+    <w:lvl w:ilvl="0" w:tplc="0407000F">
+      <w:start w:val="1"/>
+      <w:numFmt w:val="decimal"/>
+      <w:lvlText w:val="%1."/>
+      <w:lvlJc w:val="left"/>
+      <w:pPr>
+        <w:ind w:left="720" w:hanging="360"/>
+      </w:pPr>
+      <w:rPr>
+        <w:rFonts w:hint="default"/>
+      </w:rPr>
+    </w:lvl>
+    <w:lvl w:ilvl="1" w:tplc="04070019" w:tentative="1">
+      <w:start w:val="1"/>
+      <w:numFmt w:val="lowerLetter"/>
+      <w:lvlText w:val="%2."/>
+      <w:lvlJc w:val="left"/>
+      <w:pPr>
+        <w:ind w:left="1440" w:hanging="360"/>
+      </w:pPr>
+    </w:lvl>
+    <w:lvl w:ilvl="2" w:tplc="0407001B" w:tentative="1">
+      <w:start w:val="1"/>
+      <w:numFmt w:val="lowerRoman"/>
+      <w:lvlText w:val="%3."/>
+      <w:lvlJc w:val="right"/>
+      <w:pPr>
+        <w:ind w:left="2160" w:hanging="180"/>
+      </w:pPr>
+    </w:lvl>
+    <w:lvl w:ilvl="3" w:tplc="0407000F" w:tentative="1">
+      <w:start w:val="1"/>
+      <w:numFmt w:val="decimal"/>
+      <w:lvlText w:val="%4."/>
+      <w:lvlJc w:val="left"/>
+      <w:pPr>
+        <w:ind w:left="2880" w:hanging="360"/>
+      </w:pPr>
+    </w:lvl>
+    <w:lvl w:ilvl="4" w:tplc="04070019" w:tentative="1">
+      <w:start w:val="1"/>
+      <w:numFmt w:val="lowerLetter"/>
+      <w:lvlText w:val="%5."/>
+      <w:lvlJc w:val="left"/>
+      <w:pPr>
+        <w:ind w:left="3600" w:hanging="360"/>
+      </w:pPr>
+    </w:lvl>
+    <w:lvl w:ilvl="5" w:tplc="0407001B" w:tentative="1">
+      <w:start w:val="1"/>
+      <w:numFmt w:val="lowerRoman"/>
+      <w:lvlText w:val="%6."/>
+      <w:lvlJc w:val="right"/>
+      <w:pPr>
+        <w:ind w:left="4320" w:hanging="180"/>
+      </w:pPr>
+    </w:lvl>
+    <w:lvl w:ilvl="6" w:tplc="0407000F" w:tentative="1">
+      <w:start w:val="1"/>
+      <w:numFmt w:val="decimal"/>
+      <w:lvlText w:val="%7."/>
+      <w:lvlJc w:val="left"/>
+      <w:pPr>
+        <w:ind w:left="5040" w:hanging="360"/>
+      </w:pPr>
+    </w:lvl>
+    <w:lvl w:ilvl="7" w:tplc="04070019" w:tentative="1">
+      <w:start w:val="1"/>
+      <w:numFmt w:val="lowerLetter"/>
+      <w:lvlText w:val="%8."/>
+      <w:lvlJc w:val="left"/>
+      <w:pPr>
+        <w:ind w:left="5760" w:hanging="360"/>
+      </w:pPr>
+    </w:lvl>
+    <w:lvl w:ilvl="8" w:tplc="0407001B" w:tentative="1">
+      <w:start w:val="1"/>
+      <w:numFmt w:val="lowerRoman"/>
+      <w:lvlText w:val="%9."/>
+      <w:lvlJc w:val="right"/>
+      <w:pPr>
+        <w:ind w:left="6480" w:hanging="180"/>
+      </w:pPr>
+    </w:lvl>
+  </w:abstractNum>
+  <w:abstractNum w:abstractNumId="1" w15:restartNumberingAfterBreak="0">
     <w:nsid w:val="23A225E7"/>
     <w:multiLevelType w:val="hybridMultilevel"/>
     <w:tmpl w:val="D318EE1C"/>
@@ -1394,6 +2120,9 @@
     </w:lvl>
   </w:abstractNum>
   <w:num w:numId="1" w16cid:durableId="970592165">
+    <w:abstractNumId w:val="1"/>
+  </w:num>
+  <w:num w:numId="2" w16cid:durableId="1622035461">
     <w:abstractNumId w:val="0"/>
   </w:num>
 </w:numbering>
@@ -2002,7 +2731,6 @@
   <w:style w:type="character" w:default="1" w:styleId="Absatz-Standardschriftart">
     <w:name w:val="Default Paragraph Font"/>
     <w:uiPriority w:val="1"/>
-    <w:semiHidden/>
     <w:unhideWhenUsed/>
   </w:style>
   <w:style w:type="table" w:default="1" w:styleId="NormaleTabelle">

--- a/documentation/GWatcho-MicroService-App.docx
+++ b/documentation/GWatcho-MicroService-App.docx
@@ -717,17 +717,7 @@
           <w:szCs w:val="16"/>
           <w:lang w:val="en-GB"/>
         </w:rPr>
-        <w:t>cXSMH3t3RgqIB7nQa7PMxQ</w:t>
-      </w:r>
-      <w:r>
-        <w:rPr>
-          <w:b/>
-          <w:bCs/>
-          <w:sz w:val="16"/>
-          <w:szCs w:val="16"/>
-          <w:lang w:val="en-GB"/>
-        </w:rPr>
-        <w:t xml:space="preserve"> </w:t>
+        <w:t xml:space="preserve">cXSMH3t3RgqIB7nQa7PMxQ </w:t>
       </w:r>
       <w:r>
         <w:rPr>
@@ -1906,6 +1896,4629 @@
         </w:drawing>
       </w:r>
     </w:p>
+    <w:p>
+      <w:pPr>
+        <w:rPr>
+          <w:lang w:val="en-GB"/>
+        </w:rPr>
+      </w:pPr>
+    </w:p>
+    <w:p>
+      <w:pPr>
+        <w:rPr>
+          <w:lang w:val="en-GB"/>
+        </w:rPr>
+      </w:pPr>
+    </w:p>
+    <w:p>
+      <w:pPr>
+        <w:rPr>
+          <w:lang w:val="en-GB"/>
+        </w:rPr>
+      </w:pPr>
+    </w:p>
+    <w:p>
+      <w:pPr>
+        <w:rPr>
+          <w:lang w:val="en-GB"/>
+        </w:rPr>
+      </w:pPr>
+    </w:p>
+    <w:p>
+      <w:pPr>
+        <w:rPr>
+          <w:lang w:val="en-GB"/>
+        </w:rPr>
+      </w:pPr>
+    </w:p>
+    <w:p>
+      <w:pPr>
+        <w:rPr>
+          <w:lang w:val="en-GB"/>
+        </w:rPr>
+      </w:pPr>
+    </w:p>
+    <w:p>
+      <w:pPr>
+        <w:rPr>
+          <w:lang w:val="en-GB"/>
+        </w:rPr>
+      </w:pPr>
+    </w:p>
+    <w:p>
+      <w:pPr>
+        <w:rPr>
+          <w:lang w:val="en-GB"/>
+        </w:rPr>
+      </w:pPr>
+    </w:p>
+    <w:p>
+      <w:pPr>
+        <w:rPr>
+          <w:lang w:val="en-GB"/>
+        </w:rPr>
+      </w:pPr>
+    </w:p>
+    <w:p>
+      <w:pPr>
+        <w:rPr>
+          <w:lang w:val="en-GB"/>
+        </w:rPr>
+      </w:pPr>
+    </w:p>
+    <w:p>
+      <w:pPr>
+        <w:rPr>
+          <w:lang w:val="en-GB"/>
+        </w:rPr>
+      </w:pPr>
+    </w:p>
+    <w:p>
+      <w:pPr>
+        <w:rPr>
+          <w:lang w:val="en-GB"/>
+        </w:rPr>
+      </w:pPr>
+    </w:p>
+    <w:p>
+      <w:pPr>
+        <w:rPr>
+          <w:lang w:val="en-GB"/>
+        </w:rPr>
+      </w:pPr>
+    </w:p>
+    <w:p>
+      <w:pPr>
+        <w:rPr>
+          <w:lang w:val="en-GB"/>
+        </w:rPr>
+      </w:pPr>
+    </w:p>
+    <w:p>
+      <w:pPr>
+        <w:rPr>
+          <w:lang w:val="en-GB"/>
+        </w:rPr>
+      </w:pPr>
+    </w:p>
+    <w:p>
+      <w:pPr>
+        <w:pStyle w:val="Titel"/>
+        <w:rPr>
+          <w:lang w:val="en-GB"/>
+        </w:rPr>
+      </w:pPr>
+      <w:r>
+        <w:rPr>
+          <w:lang w:val="en-GB"/>
+        </w:rPr>
+        <w:lastRenderedPageBreak/>
+        <w:t xml:space="preserve">Implement </w:t>
+      </w:r>
+      <w:proofErr w:type="spellStart"/>
+      <w:r>
+        <w:rPr>
+          <w:lang w:val="en-GB"/>
+        </w:rPr>
+        <w:t>Dockerisation</w:t>
+      </w:r>
+      <w:proofErr w:type="spellEnd"/>
+      <w:r>
+        <w:rPr>
+          <w:lang w:val="en-GB"/>
+        </w:rPr>
+        <w:t xml:space="preserve"> </w:t>
+      </w:r>
+    </w:p>
+    <w:p>
+      <w:pPr>
+        <w:rPr>
+          <w:lang w:val="en-GB"/>
+        </w:rPr>
+      </w:pPr>
+    </w:p>
+    <w:p>
+      <w:pPr>
+        <w:pStyle w:val="Listenabsatz"/>
+        <w:numPr>
+          <w:ilvl w:val="0"/>
+          <w:numId w:val="3"/>
+        </w:numPr>
+        <w:rPr>
+          <w:lang w:val="en-GB"/>
+        </w:rPr>
+      </w:pPr>
+      <w:r>
+        <w:rPr>
+          <w:lang w:val="en-GB"/>
+        </w:rPr>
+        <w:t>Product-service</w:t>
+      </w:r>
+    </w:p>
+    <w:p>
+      <w:pPr>
+        <w:rPr>
+          <w:lang w:val="en-GB"/>
+        </w:rPr>
+      </w:pPr>
+    </w:p>
+    <w:p>
+      <w:pPr>
+        <w:rPr>
+          <w:lang w:val="en-GB"/>
+        </w:rPr>
+      </w:pPr>
+      <w:r>
+        <w:rPr>
+          <w:lang w:val="en-GB"/>
+        </w:rPr>
+        <w:t xml:space="preserve">1.1 </w:t>
+      </w:r>
+      <w:r>
+        <w:rPr>
+          <w:lang w:val="en-GB"/>
+        </w:rPr>
+        <w:t xml:space="preserve">Create </w:t>
+      </w:r>
+      <w:proofErr w:type="spellStart"/>
+      <w:r>
+        <w:rPr>
+          <w:lang w:val="en-GB"/>
+        </w:rPr>
+        <w:t>dockerfile</w:t>
+      </w:r>
+      <w:proofErr w:type="spellEnd"/>
+    </w:p>
+    <w:p>
+      <w:pPr>
+        <w:rPr>
+          <w:sz w:val="18"/>
+          <w:szCs w:val="18"/>
+          <w:lang w:val="en-GB"/>
+        </w:rPr>
+      </w:pPr>
+      <w:r>
+        <w:rPr>
+          <w:sz w:val="18"/>
+          <w:szCs w:val="18"/>
+          <w:lang w:val="en-GB"/>
+        </w:rPr>
+        <w:t>FROM eclipse-temurin:17-jre</w:t>
+      </w:r>
+      <w:r>
+        <w:rPr>
+          <w:sz w:val="18"/>
+          <w:szCs w:val="18"/>
+          <w:lang w:val="en-GB"/>
+        </w:rPr>
+        <w:br/>
+      </w:r>
+      <w:r>
+        <w:rPr>
+          <w:sz w:val="18"/>
+          <w:szCs w:val="18"/>
+          <w:lang w:val="en-GB"/>
+        </w:rPr>
+        <w:br/>
+        <w:t>WORKDIR /app</w:t>
+      </w:r>
+      <w:r>
+        <w:rPr>
+          <w:sz w:val="18"/>
+          <w:szCs w:val="18"/>
+          <w:lang w:val="en-GB"/>
+        </w:rPr>
+        <w:br/>
+      </w:r>
+      <w:r>
+        <w:rPr>
+          <w:sz w:val="18"/>
+          <w:szCs w:val="18"/>
+          <w:lang w:val="en-GB"/>
+        </w:rPr>
+        <w:br/>
+        <w:t>COPY target/product-service-*.jar app.jar</w:t>
+      </w:r>
+      <w:r>
+        <w:rPr>
+          <w:sz w:val="18"/>
+          <w:szCs w:val="18"/>
+          <w:lang w:val="en-GB"/>
+        </w:rPr>
+        <w:br/>
+      </w:r>
+      <w:r>
+        <w:rPr>
+          <w:sz w:val="18"/>
+          <w:szCs w:val="18"/>
+          <w:lang w:val="en-GB"/>
+        </w:rPr>
+        <w:br/>
+        <w:t>EXPOSE 8080</w:t>
+      </w:r>
+      <w:r>
+        <w:rPr>
+          <w:sz w:val="18"/>
+          <w:szCs w:val="18"/>
+          <w:lang w:val="en-GB"/>
+        </w:rPr>
+        <w:br/>
+      </w:r>
+      <w:r>
+        <w:rPr>
+          <w:sz w:val="18"/>
+          <w:szCs w:val="18"/>
+          <w:lang w:val="en-GB"/>
+        </w:rPr>
+        <w:br/>
+        <w:t>ENTRYPOINT ["java", "-jar", "app.jar"]</w:t>
+      </w:r>
+    </w:p>
+    <w:p>
+      <w:pPr>
+        <w:rPr>
+          <w:lang w:val="en-GB"/>
+        </w:rPr>
+      </w:pPr>
+      <w:proofErr w:type="gramStart"/>
+      <w:r>
+        <w:rPr>
+          <w:lang w:val="en-GB"/>
+        </w:rPr>
+        <w:t>1</w:t>
+      </w:r>
+      <w:r>
+        <w:rPr>
+          <w:lang w:val="en-GB"/>
+        </w:rPr>
+        <w:t xml:space="preserve">.2 </w:t>
+      </w:r>
+      <w:r>
+        <w:rPr>
+          <w:lang w:val="en-GB"/>
+        </w:rPr>
+        <w:t xml:space="preserve"> Build</w:t>
+      </w:r>
+      <w:proofErr w:type="gramEnd"/>
+    </w:p>
+    <w:p>
+      <w:pPr>
+        <w:rPr>
+          <w:sz w:val="18"/>
+          <w:szCs w:val="18"/>
+          <w:lang w:val="en-GB"/>
+        </w:rPr>
+      </w:pPr>
+      <w:r>
+        <w:rPr>
+          <w:sz w:val="18"/>
+          <w:szCs w:val="18"/>
+          <w:lang w:val="en-GB"/>
+        </w:rPr>
+        <w:t xml:space="preserve">docker build -t </w:t>
+      </w:r>
+      <w:proofErr w:type="spellStart"/>
+      <w:r>
+        <w:rPr>
+          <w:sz w:val="18"/>
+          <w:szCs w:val="18"/>
+          <w:lang w:val="en-GB"/>
+        </w:rPr>
+        <w:t>gwatcho</w:t>
+      </w:r>
+      <w:proofErr w:type="spellEnd"/>
+      <w:r>
+        <w:rPr>
+          <w:sz w:val="18"/>
+          <w:szCs w:val="18"/>
+          <w:lang w:val="en-GB"/>
+        </w:rPr>
+        <w:t>/product-service:1.</w:t>
+      </w:r>
+      <w:proofErr w:type="gramStart"/>
+      <w:r>
+        <w:rPr>
+          <w:sz w:val="18"/>
+          <w:szCs w:val="18"/>
+          <w:lang w:val="en-GB"/>
+        </w:rPr>
+        <w:t>0 .</w:t>
+      </w:r>
+      <w:proofErr w:type="gramEnd"/>
+    </w:p>
+    <w:p>
+      <w:pPr>
+        <w:rPr>
+          <w:lang w:val="en-GB"/>
+        </w:rPr>
+      </w:pPr>
+    </w:p>
+    <w:p>
+      <w:pPr>
+        <w:rPr>
+          <w:lang w:val="en-GB"/>
+        </w:rPr>
+      </w:pPr>
+      <w:proofErr w:type="gramStart"/>
+      <w:r>
+        <w:rPr>
+          <w:lang w:val="en-GB"/>
+        </w:rPr>
+        <w:t>1.2  Run</w:t>
+      </w:r>
+      <w:proofErr w:type="gramEnd"/>
+    </w:p>
+    <w:p>
+      <w:pPr>
+        <w:rPr>
+          <w:sz w:val="20"/>
+          <w:szCs w:val="20"/>
+          <w:lang w:val="en-GB"/>
+        </w:rPr>
+      </w:pPr>
+      <w:r>
+        <w:rPr>
+          <w:sz w:val="20"/>
+          <w:szCs w:val="20"/>
+          <w:lang w:val="en-GB"/>
+        </w:rPr>
+        <w:t>docker compose build product-service --no-cache</w:t>
+      </w:r>
+    </w:p>
+    <w:p>
+      <w:pPr>
+        <w:rPr>
+          <w:sz w:val="20"/>
+          <w:szCs w:val="20"/>
+          <w:lang w:val="en-GB"/>
+        </w:rPr>
+      </w:pPr>
+    </w:p>
+    <w:p>
+      <w:pPr>
+        <w:rPr>
+          <w:sz w:val="20"/>
+          <w:szCs w:val="20"/>
+          <w:lang w:val="en-GB"/>
+        </w:rPr>
+      </w:pPr>
+      <w:r>
+        <w:rPr>
+          <w:sz w:val="20"/>
+          <w:szCs w:val="20"/>
+          <w:lang w:val="en-GB"/>
+        </w:rPr>
+        <w:t xml:space="preserve">1.4 Start product-service and </w:t>
+      </w:r>
+      <w:proofErr w:type="spellStart"/>
+      <w:r>
+        <w:rPr>
+          <w:sz w:val="20"/>
+          <w:szCs w:val="20"/>
+          <w:lang w:val="en-GB"/>
+        </w:rPr>
+        <w:t>mysql</w:t>
+      </w:r>
+      <w:proofErr w:type="spellEnd"/>
+    </w:p>
+    <w:p>
+      <w:pPr>
+        <w:rPr>
+          <w:sz w:val="20"/>
+          <w:szCs w:val="20"/>
+          <w:lang w:val="en-GB"/>
+        </w:rPr>
+      </w:pPr>
+      <w:r>
+        <w:rPr>
+          <w:sz w:val="20"/>
+          <w:szCs w:val="20"/>
+          <w:lang w:val="en-GB"/>
+        </w:rPr>
+        <w:t xml:space="preserve"> </w:t>
+      </w:r>
+    </w:p>
+    <w:p>
+      <w:pPr>
+        <w:rPr>
+          <w:sz w:val="20"/>
+          <w:szCs w:val="20"/>
+          <w:lang w:val="en-GB"/>
+        </w:rPr>
+      </w:pPr>
+      <w:r>
+        <w:rPr>
+          <w:sz w:val="20"/>
+          <w:szCs w:val="20"/>
+          <w:lang w:val="en-GB"/>
+        </w:rPr>
+        <w:t xml:space="preserve">docker compose up -d </w:t>
+      </w:r>
+      <w:proofErr w:type="spellStart"/>
+      <w:r>
+        <w:rPr>
+          <w:sz w:val="20"/>
+          <w:szCs w:val="20"/>
+          <w:lang w:val="en-GB"/>
+        </w:rPr>
+        <w:t>mysql</w:t>
+      </w:r>
+      <w:proofErr w:type="spellEnd"/>
+      <w:r>
+        <w:rPr>
+          <w:sz w:val="20"/>
+          <w:szCs w:val="20"/>
+          <w:lang w:val="en-GB"/>
+        </w:rPr>
+        <w:t>-product product-service</w:t>
+      </w:r>
+    </w:p>
+    <w:p>
+      <w:pPr>
+        <w:rPr>
+          <w:sz w:val="20"/>
+          <w:szCs w:val="20"/>
+          <w:lang w:val="en-GB"/>
+        </w:rPr>
+      </w:pPr>
+      <w:r>
+        <w:rPr>
+          <w:sz w:val="20"/>
+          <w:szCs w:val="20"/>
+          <w:lang w:val="en-GB"/>
+        </w:rPr>
+        <w:t xml:space="preserve">Test </w:t>
+      </w:r>
+      <w:proofErr w:type="spellStart"/>
+      <w:r>
+        <w:rPr>
+          <w:sz w:val="20"/>
+          <w:szCs w:val="20"/>
+          <w:lang w:val="en-GB"/>
+        </w:rPr>
+        <w:t>mysql</w:t>
+      </w:r>
+      <w:proofErr w:type="spellEnd"/>
+      <w:r>
+        <w:rPr>
+          <w:sz w:val="20"/>
+          <w:szCs w:val="20"/>
+          <w:lang w:val="en-GB"/>
+        </w:rPr>
+        <w:t xml:space="preserve">: </w:t>
+      </w:r>
+      <w:r>
+        <w:rPr>
+          <w:sz w:val="20"/>
+          <w:szCs w:val="20"/>
+          <w:lang w:val="en-GB"/>
+        </w:rPr>
+        <w:t xml:space="preserve">docker compose exec </w:t>
+      </w:r>
+      <w:proofErr w:type="spellStart"/>
+      <w:r>
+        <w:rPr>
+          <w:sz w:val="20"/>
+          <w:szCs w:val="20"/>
+          <w:lang w:val="en-GB"/>
+        </w:rPr>
+        <w:t>mysql</w:t>
+      </w:r>
+      <w:proofErr w:type="spellEnd"/>
+      <w:r>
+        <w:rPr>
+          <w:sz w:val="20"/>
+          <w:szCs w:val="20"/>
+          <w:lang w:val="en-GB"/>
+        </w:rPr>
+        <w:t xml:space="preserve">-product </w:t>
+      </w:r>
+      <w:proofErr w:type="spellStart"/>
+      <w:r>
+        <w:rPr>
+          <w:sz w:val="20"/>
+          <w:szCs w:val="20"/>
+          <w:lang w:val="en-GB"/>
+        </w:rPr>
+        <w:t>mysql</w:t>
+      </w:r>
+      <w:proofErr w:type="spellEnd"/>
+      <w:r>
+        <w:rPr>
+          <w:sz w:val="20"/>
+          <w:szCs w:val="20"/>
+          <w:lang w:val="en-GB"/>
+        </w:rPr>
+        <w:t xml:space="preserve"> -</w:t>
+      </w:r>
+      <w:proofErr w:type="spellStart"/>
+      <w:r>
+        <w:rPr>
+          <w:sz w:val="20"/>
+          <w:szCs w:val="20"/>
+          <w:lang w:val="en-GB"/>
+        </w:rPr>
+        <w:t>uproduct_user</w:t>
+      </w:r>
+      <w:proofErr w:type="spellEnd"/>
+      <w:r>
+        <w:rPr>
+          <w:sz w:val="20"/>
+          <w:szCs w:val="20"/>
+          <w:lang w:val="en-GB"/>
+        </w:rPr>
+        <w:t xml:space="preserve"> -</w:t>
+      </w:r>
+      <w:proofErr w:type="spellStart"/>
+      <w:r>
+        <w:rPr>
+          <w:sz w:val="20"/>
+          <w:szCs w:val="20"/>
+          <w:lang w:val="en-GB"/>
+        </w:rPr>
+        <w:t>pproduct_password</w:t>
+      </w:r>
+      <w:proofErr w:type="spellEnd"/>
+      <w:r>
+        <w:rPr>
+          <w:sz w:val="20"/>
+          <w:szCs w:val="20"/>
+          <w:lang w:val="en-GB"/>
+        </w:rPr>
+        <w:t xml:space="preserve"> </w:t>
+      </w:r>
+      <w:proofErr w:type="spellStart"/>
+      <w:r>
+        <w:rPr>
+          <w:sz w:val="20"/>
+          <w:szCs w:val="20"/>
+          <w:lang w:val="en-GB"/>
+        </w:rPr>
+        <w:t>product_db</w:t>
+      </w:r>
+      <w:proofErr w:type="spellEnd"/>
+      <w:r>
+        <w:rPr>
+          <w:sz w:val="20"/>
+          <w:szCs w:val="20"/>
+          <w:lang w:val="en-GB"/>
+        </w:rPr>
+        <w:t xml:space="preserve"> -e "SELECT </w:t>
+      </w:r>
+      <w:proofErr w:type="gramStart"/>
+      <w:r>
+        <w:rPr>
+          <w:sz w:val="20"/>
+          <w:szCs w:val="20"/>
+          <w:lang w:val="en-GB"/>
+        </w:rPr>
+        <w:t>COUNT(</w:t>
+      </w:r>
+      <w:proofErr w:type="gramEnd"/>
+      <w:r>
+        <w:rPr>
+          <w:sz w:val="20"/>
+          <w:szCs w:val="20"/>
+          <w:lang w:val="en-GB"/>
+        </w:rPr>
+        <w:t xml:space="preserve">*) AS </w:t>
+      </w:r>
+      <w:proofErr w:type="spellStart"/>
+      <w:r>
+        <w:rPr>
+          <w:sz w:val="20"/>
+          <w:szCs w:val="20"/>
+          <w:lang w:val="en-GB"/>
+        </w:rPr>
+        <w:t>product_count</w:t>
+      </w:r>
+      <w:proofErr w:type="spellEnd"/>
+      <w:r>
+        <w:rPr>
+          <w:sz w:val="20"/>
+          <w:szCs w:val="20"/>
+          <w:lang w:val="en-GB"/>
+        </w:rPr>
+        <w:t xml:space="preserve"> FROM products;"</w:t>
+      </w:r>
+    </w:p>
+    <w:p>
+      <w:pPr>
+        <w:rPr>
+          <w:sz w:val="20"/>
+          <w:szCs w:val="20"/>
+          <w:lang w:val="en-GB"/>
+        </w:rPr>
+      </w:pPr>
+    </w:p>
+    <w:p>
+      <w:pPr>
+        <w:rPr>
+          <w:b/>
+          <w:bCs/>
+          <w:sz w:val="20"/>
+          <w:szCs w:val="20"/>
+          <w:lang w:val="en-GB"/>
+        </w:rPr>
+      </w:pPr>
+      <w:r>
+        <w:rPr>
+          <w:b/>
+          <w:bCs/>
+          <w:sz w:val="20"/>
+          <w:szCs w:val="20"/>
+          <w:lang w:val="en-GB"/>
+        </w:rPr>
+        <w:t>Import it into your running Docker MySQL</w:t>
+      </w:r>
+    </w:p>
+    <w:p>
+      <w:pPr>
+        <w:rPr>
+          <w:sz w:val="20"/>
+          <w:szCs w:val="20"/>
+          <w:lang w:val="en-GB"/>
+        </w:rPr>
+      </w:pPr>
+      <w:r>
+        <w:rPr>
+          <w:sz w:val="20"/>
+          <w:szCs w:val="20"/>
+          <w:lang w:val="en-GB"/>
+        </w:rPr>
+        <w:t>From the project root:</w:t>
+      </w:r>
+    </w:p>
+    <w:p>
+      <w:pPr>
+        <w:rPr>
+          <w:sz w:val="16"/>
+          <w:szCs w:val="16"/>
+          <w:lang w:val="en-GB"/>
+        </w:rPr>
+      </w:pPr>
+      <w:r>
+        <w:rPr>
+          <w:sz w:val="16"/>
+          <w:szCs w:val="16"/>
+          <w:lang w:val="en-GB"/>
+        </w:rPr>
+        <w:t>Get-Content .\docker\</w:t>
+      </w:r>
+      <w:proofErr w:type="spellStart"/>
+      <w:r>
+        <w:rPr>
+          <w:sz w:val="16"/>
+          <w:szCs w:val="16"/>
+          <w:lang w:val="en-GB"/>
+        </w:rPr>
+        <w:t>mysql</w:t>
+      </w:r>
+      <w:proofErr w:type="spellEnd"/>
+      <w:r>
+        <w:rPr>
+          <w:sz w:val="16"/>
+          <w:szCs w:val="16"/>
+          <w:lang w:val="en-GB"/>
+        </w:rPr>
+        <w:t>\product\</w:t>
+      </w:r>
+      <w:proofErr w:type="spellStart"/>
+      <w:r>
+        <w:rPr>
+          <w:sz w:val="16"/>
+          <w:szCs w:val="16"/>
+          <w:lang w:val="en-GB"/>
+        </w:rPr>
+        <w:t>products.sql</w:t>
+      </w:r>
+      <w:proofErr w:type="spellEnd"/>
+      <w:r>
+        <w:rPr>
+          <w:sz w:val="16"/>
+          <w:szCs w:val="16"/>
+          <w:lang w:val="en-GB"/>
+        </w:rPr>
+        <w:t xml:space="preserve"> | docker compose exec -T </w:t>
+      </w:r>
+      <w:proofErr w:type="spellStart"/>
+      <w:r>
+        <w:rPr>
+          <w:sz w:val="16"/>
+          <w:szCs w:val="16"/>
+          <w:lang w:val="en-GB"/>
+        </w:rPr>
+        <w:t>mysql</w:t>
+      </w:r>
+      <w:proofErr w:type="spellEnd"/>
+      <w:r>
+        <w:rPr>
+          <w:sz w:val="16"/>
+          <w:szCs w:val="16"/>
+          <w:lang w:val="en-GB"/>
+        </w:rPr>
+        <w:t xml:space="preserve">-product </w:t>
+      </w:r>
+      <w:proofErr w:type="spellStart"/>
+      <w:r>
+        <w:rPr>
+          <w:sz w:val="16"/>
+          <w:szCs w:val="16"/>
+          <w:lang w:val="en-GB"/>
+        </w:rPr>
+        <w:t>mysql</w:t>
+      </w:r>
+      <w:proofErr w:type="spellEnd"/>
+      <w:r>
+        <w:rPr>
+          <w:sz w:val="16"/>
+          <w:szCs w:val="16"/>
+          <w:lang w:val="en-GB"/>
+        </w:rPr>
+        <w:t xml:space="preserve"> -u </w:t>
+      </w:r>
+      <w:proofErr w:type="spellStart"/>
+      <w:r>
+        <w:rPr>
+          <w:sz w:val="16"/>
+          <w:szCs w:val="16"/>
+          <w:lang w:val="en-GB"/>
+        </w:rPr>
+        <w:t>product_user</w:t>
+      </w:r>
+      <w:proofErr w:type="spellEnd"/>
+      <w:r>
+        <w:rPr>
+          <w:sz w:val="16"/>
+          <w:szCs w:val="16"/>
+          <w:lang w:val="en-GB"/>
+        </w:rPr>
+        <w:t xml:space="preserve"> -</w:t>
+      </w:r>
+      <w:proofErr w:type="spellStart"/>
+      <w:r>
+        <w:rPr>
+          <w:sz w:val="16"/>
+          <w:szCs w:val="16"/>
+          <w:lang w:val="en-GB"/>
+        </w:rPr>
+        <w:t>pproduct_password</w:t>
+      </w:r>
+      <w:proofErr w:type="spellEnd"/>
+      <w:r>
+        <w:rPr>
+          <w:sz w:val="16"/>
+          <w:szCs w:val="16"/>
+          <w:lang w:val="en-GB"/>
+        </w:rPr>
+        <w:t xml:space="preserve"> </w:t>
+      </w:r>
+      <w:proofErr w:type="spellStart"/>
+      <w:r>
+        <w:rPr>
+          <w:sz w:val="16"/>
+          <w:szCs w:val="16"/>
+          <w:lang w:val="en-GB"/>
+        </w:rPr>
+        <w:t>product_db</w:t>
+      </w:r>
+      <w:proofErr w:type="spellEnd"/>
+    </w:p>
+    <w:p>
+      <w:pPr>
+        <w:rPr>
+          <w:sz w:val="20"/>
+          <w:szCs w:val="20"/>
+          <w:lang w:val="en-GB"/>
+        </w:rPr>
+      </w:pPr>
+    </w:p>
+    <w:p>
+      <w:pPr>
+        <w:rPr>
+          <w:sz w:val="20"/>
+          <w:szCs w:val="20"/>
+          <w:lang w:val="en-GB"/>
+        </w:rPr>
+      </w:pPr>
+      <w:r>
+        <w:rPr>
+          <w:sz w:val="20"/>
+          <w:szCs w:val="20"/>
+          <w:lang w:val="en-GB"/>
+        </w:rPr>
+        <w:t>Then verify:</w:t>
+      </w:r>
+    </w:p>
+    <w:p>
+      <w:pPr>
+        <w:rPr>
+          <w:sz w:val="16"/>
+          <w:szCs w:val="16"/>
+          <w:lang w:val="en-GB"/>
+        </w:rPr>
+      </w:pPr>
+      <w:r>
+        <w:rPr>
+          <w:sz w:val="16"/>
+          <w:szCs w:val="16"/>
+          <w:lang w:val="en-GB"/>
+        </w:rPr>
+        <w:t xml:space="preserve"> </w:t>
+      </w:r>
+      <w:r>
+        <w:rPr>
+          <w:sz w:val="16"/>
+          <w:szCs w:val="16"/>
+          <w:lang w:val="en-GB"/>
+        </w:rPr>
+        <w:t xml:space="preserve">docker compose exec </w:t>
+      </w:r>
+      <w:proofErr w:type="spellStart"/>
+      <w:r>
+        <w:rPr>
+          <w:sz w:val="16"/>
+          <w:szCs w:val="16"/>
+          <w:lang w:val="en-GB"/>
+        </w:rPr>
+        <w:t>mysql</w:t>
+      </w:r>
+      <w:proofErr w:type="spellEnd"/>
+      <w:r>
+        <w:rPr>
+          <w:sz w:val="16"/>
+          <w:szCs w:val="16"/>
+          <w:lang w:val="en-GB"/>
+        </w:rPr>
+        <w:t>-</w:t>
+      </w:r>
+      <w:proofErr w:type="gramStart"/>
+      <w:r>
+        <w:rPr>
+          <w:sz w:val="16"/>
+          <w:szCs w:val="16"/>
+          <w:lang w:val="en-GB"/>
+        </w:rPr>
+        <w:t xml:space="preserve">product  </w:t>
+      </w:r>
+      <w:proofErr w:type="spellStart"/>
+      <w:r>
+        <w:rPr>
+          <w:sz w:val="16"/>
+          <w:szCs w:val="16"/>
+          <w:lang w:val="en-GB"/>
+        </w:rPr>
+        <w:t>mysql</w:t>
+      </w:r>
+      <w:proofErr w:type="spellEnd"/>
+      <w:proofErr w:type="gramEnd"/>
+      <w:r>
+        <w:rPr>
+          <w:sz w:val="16"/>
+          <w:szCs w:val="16"/>
+          <w:lang w:val="en-GB"/>
+        </w:rPr>
+        <w:t xml:space="preserve"> -u </w:t>
+      </w:r>
+      <w:proofErr w:type="spellStart"/>
+      <w:r>
+        <w:rPr>
+          <w:sz w:val="16"/>
+          <w:szCs w:val="16"/>
+          <w:lang w:val="en-GB"/>
+        </w:rPr>
+        <w:t>product_user</w:t>
+      </w:r>
+      <w:proofErr w:type="spellEnd"/>
+      <w:r>
+        <w:rPr>
+          <w:sz w:val="16"/>
+          <w:szCs w:val="16"/>
+          <w:lang w:val="en-GB"/>
+        </w:rPr>
+        <w:t xml:space="preserve"> -</w:t>
+      </w:r>
+      <w:proofErr w:type="spellStart"/>
+      <w:r>
+        <w:rPr>
+          <w:sz w:val="16"/>
+          <w:szCs w:val="16"/>
+          <w:lang w:val="en-GB"/>
+        </w:rPr>
+        <w:t>pproduct_password</w:t>
+      </w:r>
+      <w:proofErr w:type="spellEnd"/>
+      <w:r>
+        <w:rPr>
+          <w:sz w:val="16"/>
+          <w:szCs w:val="16"/>
+          <w:lang w:val="en-GB"/>
+        </w:rPr>
+        <w:t xml:space="preserve"> </w:t>
+      </w:r>
+      <w:proofErr w:type="spellStart"/>
+      <w:r>
+        <w:rPr>
+          <w:sz w:val="16"/>
+          <w:szCs w:val="16"/>
+          <w:lang w:val="en-GB"/>
+        </w:rPr>
+        <w:t>product_</w:t>
+      </w:r>
+      <w:proofErr w:type="gramStart"/>
+      <w:r>
+        <w:rPr>
+          <w:sz w:val="16"/>
+          <w:szCs w:val="16"/>
+          <w:lang w:val="en-GB"/>
+        </w:rPr>
+        <w:t>db</w:t>
+      </w:r>
+      <w:proofErr w:type="spellEnd"/>
+      <w:r>
+        <w:rPr>
+          <w:sz w:val="16"/>
+          <w:szCs w:val="16"/>
+          <w:lang w:val="en-GB"/>
+        </w:rPr>
+        <w:t xml:space="preserve">  -</w:t>
+      </w:r>
+      <w:proofErr w:type="gramEnd"/>
+      <w:r>
+        <w:rPr>
+          <w:sz w:val="16"/>
+          <w:szCs w:val="16"/>
+          <w:lang w:val="en-GB"/>
+        </w:rPr>
+        <w:t xml:space="preserve">e "SELECT </w:t>
+      </w:r>
+      <w:proofErr w:type="gramStart"/>
+      <w:r>
+        <w:rPr>
+          <w:sz w:val="16"/>
+          <w:szCs w:val="16"/>
+          <w:lang w:val="en-GB"/>
+        </w:rPr>
+        <w:t>COUNT(</w:t>
+      </w:r>
+      <w:proofErr w:type="gramEnd"/>
+      <w:r>
+        <w:rPr>
+          <w:sz w:val="16"/>
+          <w:szCs w:val="16"/>
+          <w:lang w:val="en-GB"/>
+        </w:rPr>
+        <w:t xml:space="preserve">*) AS </w:t>
+      </w:r>
+      <w:proofErr w:type="spellStart"/>
+      <w:r>
+        <w:rPr>
+          <w:sz w:val="16"/>
+          <w:szCs w:val="16"/>
+          <w:lang w:val="en-GB"/>
+        </w:rPr>
+        <w:t>product_count</w:t>
+      </w:r>
+      <w:proofErr w:type="spellEnd"/>
+      <w:r>
+        <w:rPr>
+          <w:sz w:val="16"/>
+          <w:szCs w:val="16"/>
+          <w:lang w:val="en-GB"/>
+        </w:rPr>
+        <w:t xml:space="preserve"> FROM products;"</w:t>
+      </w:r>
+    </w:p>
+    <w:p>
+      <w:pPr>
+        <w:rPr>
+          <w:sz w:val="16"/>
+          <w:szCs w:val="16"/>
+          <w:lang w:val="en-GB"/>
+        </w:rPr>
+      </w:pPr>
+    </w:p>
+    <w:p>
+      <w:pPr>
+        <w:rPr>
+          <w:sz w:val="16"/>
+          <w:szCs w:val="16"/>
+          <w:lang w:val="en-GB"/>
+        </w:rPr>
+      </w:pPr>
+    </w:p>
+    <w:p>
+      <w:pPr>
+        <w:rPr>
+          <w:b/>
+          <w:bCs/>
+          <w:sz w:val="16"/>
+          <w:szCs w:val="16"/>
+          <w:lang w:val="en-GB"/>
+        </w:rPr>
+      </w:pPr>
+      <w:r>
+        <w:rPr>
+          <w:b/>
+          <w:bCs/>
+          <w:sz w:val="16"/>
+          <w:szCs w:val="16"/>
+          <w:lang w:val="en-GB"/>
+        </w:rPr>
+        <w:lastRenderedPageBreak/>
+        <w:t>1. Stop/remove the old Product Service container</w:t>
+      </w:r>
+    </w:p>
+    <w:p>
+      <w:pPr>
+        <w:rPr>
+          <w:sz w:val="16"/>
+          <w:szCs w:val="16"/>
+          <w:lang w:val="en-GB"/>
+        </w:rPr>
+      </w:pPr>
+      <w:r>
+        <w:rPr>
+          <w:sz w:val="16"/>
+          <w:szCs w:val="16"/>
+          <w:lang w:val="en-GB"/>
+        </w:rPr>
+        <w:t>Because we don't want to affect your database:</w:t>
+      </w:r>
+    </w:p>
+    <w:p>
+      <w:pPr>
+        <w:rPr>
+          <w:sz w:val="16"/>
+          <w:szCs w:val="16"/>
+          <w:lang w:val="en-GB"/>
+        </w:rPr>
+      </w:pPr>
+      <w:r>
+        <w:rPr>
+          <w:sz w:val="16"/>
+          <w:szCs w:val="16"/>
+          <w:lang w:val="en-GB"/>
+        </w:rPr>
+        <w:t>docker compose rm -sf product-service</w:t>
+      </w:r>
+    </w:p>
+    <w:p>
+      <w:pPr>
+        <w:rPr>
+          <w:sz w:val="16"/>
+          <w:szCs w:val="16"/>
+          <w:lang w:val="en-GB"/>
+        </w:rPr>
+      </w:pPr>
+    </w:p>
+    <w:p>
+      <w:pPr>
+        <w:rPr>
+          <w:b/>
+          <w:bCs/>
+          <w:sz w:val="16"/>
+          <w:szCs w:val="16"/>
+          <w:lang w:val="en-GB"/>
+        </w:rPr>
+      </w:pPr>
+      <w:r>
+        <w:rPr>
+          <w:b/>
+          <w:bCs/>
+          <w:sz w:val="16"/>
+          <w:szCs w:val="16"/>
+          <w:lang w:val="en-GB"/>
+        </w:rPr>
+        <w:t>2. Recreate Product Service</w:t>
+      </w:r>
+    </w:p>
+    <w:p>
+      <w:pPr>
+        <w:rPr>
+          <w:sz w:val="16"/>
+          <w:szCs w:val="16"/>
+          <w:lang w:val="en-GB"/>
+        </w:rPr>
+      </w:pPr>
+      <w:r>
+        <w:rPr>
+          <w:sz w:val="16"/>
+          <w:szCs w:val="16"/>
+          <w:lang w:val="en-GB"/>
+        </w:rPr>
+        <w:t>Now:</w:t>
+      </w:r>
+    </w:p>
+    <w:p>
+      <w:pPr>
+        <w:rPr>
+          <w:sz w:val="16"/>
+          <w:szCs w:val="16"/>
+          <w:lang w:val="en-GB"/>
+        </w:rPr>
+      </w:pPr>
+      <w:r>
+        <w:rPr>
+          <w:sz w:val="16"/>
+          <w:szCs w:val="16"/>
+          <w:lang w:val="en-GB"/>
+        </w:rPr>
+        <w:t>docker compose up -d --no-deps product-service</w:t>
+      </w:r>
+    </w:p>
+    <w:p>
+      <w:pPr>
+        <w:rPr>
+          <w:b/>
+          <w:bCs/>
+          <w:sz w:val="16"/>
+          <w:szCs w:val="16"/>
+          <w:lang w:val="en-GB"/>
+        </w:rPr>
+      </w:pPr>
+      <w:r>
+        <w:rPr>
+          <w:b/>
+          <w:bCs/>
+          <w:sz w:val="16"/>
+          <w:szCs w:val="16"/>
+          <w:lang w:val="en-GB"/>
+        </w:rPr>
+        <w:t>3. Check it</w:t>
+      </w:r>
+    </w:p>
+    <w:p>
+      <w:pPr>
+        <w:rPr>
+          <w:sz w:val="16"/>
+          <w:szCs w:val="16"/>
+          <w:lang w:val="en-GB"/>
+        </w:rPr>
+      </w:pPr>
+      <w:r>
+        <w:rPr>
+          <w:sz w:val="16"/>
+          <w:szCs w:val="16"/>
+          <w:lang w:val="en-GB"/>
+        </w:rPr>
+        <w:t xml:space="preserve">docker compose </w:t>
+      </w:r>
+      <w:proofErr w:type="spellStart"/>
+      <w:r>
+        <w:rPr>
+          <w:sz w:val="16"/>
+          <w:szCs w:val="16"/>
+          <w:lang w:val="en-GB"/>
+        </w:rPr>
+        <w:t>ps</w:t>
+      </w:r>
+      <w:proofErr w:type="spellEnd"/>
+      <w:r>
+        <w:rPr>
+          <w:sz w:val="16"/>
+          <w:szCs w:val="16"/>
+          <w:lang w:val="en-GB"/>
+        </w:rPr>
+        <w:t xml:space="preserve"> product-service</w:t>
+      </w:r>
+    </w:p>
+    <w:p>
+      <w:pPr>
+        <w:rPr>
+          <w:sz w:val="16"/>
+          <w:szCs w:val="16"/>
+          <w:lang w:val="en-GB"/>
+        </w:rPr>
+      </w:pPr>
+    </w:p>
+    <w:p>
+      <w:pPr>
+        <w:rPr>
+          <w:sz w:val="16"/>
+          <w:szCs w:val="16"/>
+          <w:lang w:val="en-GB"/>
+        </w:rPr>
+      </w:pPr>
+    </w:p>
+    <w:p>
+      <w:pPr>
+        <w:pStyle w:val="berschrift1"/>
+        <w:rPr>
+          <w:lang w:val="en-GB"/>
+        </w:rPr>
+      </w:pPr>
+      <w:r>
+        <w:rPr>
+          <w:lang w:val="en-GB"/>
+        </w:rPr>
+        <w:t xml:space="preserve">API-Gateway app </w:t>
+      </w:r>
+    </w:p>
+    <w:p>
+      <w:pPr>
+        <w:rPr>
+          <w:sz w:val="20"/>
+          <w:szCs w:val="20"/>
+          <w:lang w:val="en-GB"/>
+        </w:rPr>
+      </w:pPr>
+      <w:r>
+        <w:rPr>
+          <w:sz w:val="20"/>
+          <w:szCs w:val="20"/>
+          <w:lang w:val="en-GB"/>
+        </w:rPr>
+        <w:t xml:space="preserve">compose build product-service </w:t>
+      </w:r>
+      <w:r>
+        <w:rPr>
+          <w:sz w:val="20"/>
+          <w:szCs w:val="20"/>
+          <w:lang w:val="en-GB"/>
+        </w:rPr>
+        <w:t>–</w:t>
+      </w:r>
+      <w:r>
+        <w:rPr>
+          <w:sz w:val="20"/>
+          <w:szCs w:val="20"/>
+          <w:lang w:val="en-GB"/>
+        </w:rPr>
+        <w:t>no</w:t>
+      </w:r>
+      <w:r>
+        <w:rPr>
+          <w:sz w:val="20"/>
+          <w:szCs w:val="20"/>
+          <w:lang w:val="en-GB"/>
+        </w:rPr>
+        <w:t xml:space="preserve"> </w:t>
+      </w:r>
+    </w:p>
+    <w:p>
+      <w:pPr>
+        <w:rPr>
+          <w:sz w:val="20"/>
+          <w:szCs w:val="20"/>
+          <w:lang w:val="en-GB"/>
+        </w:rPr>
+      </w:pPr>
+      <w:r>
+        <w:rPr>
+          <w:sz w:val="20"/>
+          <w:szCs w:val="20"/>
+          <w:lang w:val="en-GB"/>
+        </w:rPr>
+        <w:t># 1. Go to project root</w:t>
+      </w:r>
+    </w:p>
+    <w:p>
+      <w:pPr>
+        <w:rPr>
+          <w:sz w:val="20"/>
+          <w:szCs w:val="20"/>
+          <w:lang w:val="en-GB"/>
+        </w:rPr>
+      </w:pPr>
+      <w:r>
+        <w:rPr>
+          <w:sz w:val="20"/>
+          <w:szCs w:val="20"/>
+          <w:lang w:val="en-GB"/>
+        </w:rPr>
+        <w:t>cd D:\Projects\Java\IntelliJ_WS\MicroServicesApp\gwatcho-microservices-app</w:t>
+      </w:r>
+    </w:p>
+    <w:p>
+      <w:pPr>
+        <w:rPr>
+          <w:sz w:val="20"/>
+          <w:szCs w:val="20"/>
+          <w:lang w:val="en-GB"/>
+        </w:rPr>
+      </w:pPr>
+    </w:p>
+    <w:p>
+      <w:pPr>
+        <w:rPr>
+          <w:sz w:val="20"/>
+          <w:szCs w:val="20"/>
+          <w:lang w:val="en-GB"/>
+        </w:rPr>
+      </w:pPr>
+      <w:r>
+        <w:rPr>
+          <w:sz w:val="20"/>
+          <w:szCs w:val="20"/>
+          <w:lang w:val="en-GB"/>
+        </w:rPr>
+        <w:t># 2. Verify Maven module</w:t>
+      </w:r>
+    </w:p>
+    <w:p>
+      <w:pPr>
+        <w:rPr>
+          <w:sz w:val="20"/>
+          <w:szCs w:val="20"/>
+          <w:lang w:val="en-GB"/>
+        </w:rPr>
+      </w:pPr>
+      <w:proofErr w:type="spellStart"/>
+      <w:r>
+        <w:rPr>
+          <w:sz w:val="20"/>
+          <w:szCs w:val="20"/>
+          <w:lang w:val="en-GB"/>
+        </w:rPr>
+        <w:t>mvn</w:t>
+      </w:r>
+      <w:proofErr w:type="spellEnd"/>
+      <w:r>
+        <w:rPr>
+          <w:sz w:val="20"/>
+          <w:szCs w:val="20"/>
+          <w:lang w:val="en-GB"/>
+        </w:rPr>
+        <w:t xml:space="preserve"> -pl </w:t>
+      </w:r>
+      <w:proofErr w:type="spellStart"/>
+      <w:r>
+        <w:rPr>
+          <w:sz w:val="20"/>
+          <w:szCs w:val="20"/>
+          <w:lang w:val="en-GB"/>
+        </w:rPr>
+        <w:t>api</w:t>
+      </w:r>
+      <w:proofErr w:type="spellEnd"/>
+      <w:r>
+        <w:rPr>
+          <w:sz w:val="20"/>
+          <w:szCs w:val="20"/>
+          <w:lang w:val="en-GB"/>
+        </w:rPr>
+        <w:t>-gateway -am clean package -</w:t>
+      </w:r>
+      <w:proofErr w:type="spellStart"/>
+      <w:r>
+        <w:rPr>
+          <w:sz w:val="20"/>
+          <w:szCs w:val="20"/>
+          <w:lang w:val="en-GB"/>
+        </w:rPr>
+        <w:t>DskipTests</w:t>
+      </w:r>
+      <w:proofErr w:type="spellEnd"/>
+    </w:p>
+    <w:p>
+      <w:pPr>
+        <w:rPr>
+          <w:sz w:val="20"/>
+          <w:szCs w:val="20"/>
+          <w:lang w:val="en-GB"/>
+        </w:rPr>
+      </w:pPr>
+    </w:p>
+    <w:p>
+      <w:pPr>
+        <w:rPr>
+          <w:sz w:val="20"/>
+          <w:szCs w:val="20"/>
+          <w:lang w:val="en-GB"/>
+        </w:rPr>
+      </w:pPr>
+      <w:r>
+        <w:rPr>
+          <w:sz w:val="20"/>
+          <w:szCs w:val="20"/>
+          <w:lang w:val="en-GB"/>
+        </w:rPr>
+        <w:t># 3. Build Docker image</w:t>
+      </w:r>
+    </w:p>
+    <w:p>
+      <w:pPr>
+        <w:rPr>
+          <w:sz w:val="20"/>
+          <w:szCs w:val="20"/>
+          <w:lang w:val="en-GB"/>
+        </w:rPr>
+      </w:pPr>
+      <w:r>
+        <w:rPr>
+          <w:sz w:val="20"/>
+          <w:szCs w:val="20"/>
+          <w:lang w:val="en-GB"/>
+        </w:rPr>
+        <w:t xml:space="preserve">docker compose build </w:t>
+      </w:r>
+      <w:proofErr w:type="spellStart"/>
+      <w:r>
+        <w:rPr>
+          <w:sz w:val="20"/>
+          <w:szCs w:val="20"/>
+          <w:lang w:val="en-GB"/>
+        </w:rPr>
+        <w:t>api</w:t>
+      </w:r>
+      <w:proofErr w:type="spellEnd"/>
+      <w:r>
+        <w:rPr>
+          <w:sz w:val="20"/>
+          <w:szCs w:val="20"/>
+          <w:lang w:val="en-GB"/>
+        </w:rPr>
+        <w:t>-gateway</w:t>
+      </w:r>
+    </w:p>
+    <w:p>
+      <w:pPr>
+        <w:rPr>
+          <w:sz w:val="20"/>
+          <w:szCs w:val="20"/>
+          <w:lang w:val="en-GB"/>
+        </w:rPr>
+      </w:pPr>
+    </w:p>
+    <w:p>
+      <w:pPr>
+        <w:rPr>
+          <w:sz w:val="20"/>
+          <w:szCs w:val="20"/>
+          <w:lang w:val="en-GB"/>
+        </w:rPr>
+      </w:pPr>
+      <w:r>
+        <w:rPr>
+          <w:sz w:val="20"/>
+          <w:szCs w:val="20"/>
+          <w:lang w:val="en-GB"/>
+        </w:rPr>
+        <w:t># 4. Start Gateway</w:t>
+      </w:r>
+    </w:p>
+    <w:p>
+      <w:pPr>
+        <w:rPr>
+          <w:sz w:val="20"/>
+          <w:szCs w:val="20"/>
+          <w:lang w:val="en-GB"/>
+        </w:rPr>
+      </w:pPr>
+      <w:r>
+        <w:rPr>
+          <w:sz w:val="20"/>
+          <w:szCs w:val="20"/>
+          <w:lang w:val="en-GB"/>
+        </w:rPr>
+        <w:t xml:space="preserve">docker compose up -d </w:t>
+      </w:r>
+      <w:proofErr w:type="spellStart"/>
+      <w:r>
+        <w:rPr>
+          <w:sz w:val="20"/>
+          <w:szCs w:val="20"/>
+          <w:lang w:val="en-GB"/>
+        </w:rPr>
+        <w:t>api</w:t>
+      </w:r>
+      <w:proofErr w:type="spellEnd"/>
+      <w:r>
+        <w:rPr>
+          <w:sz w:val="20"/>
+          <w:szCs w:val="20"/>
+          <w:lang w:val="en-GB"/>
+        </w:rPr>
+        <w:t>-gateway</w:t>
+      </w:r>
+    </w:p>
+    <w:p>
+      <w:pPr>
+        <w:rPr>
+          <w:sz w:val="20"/>
+          <w:szCs w:val="20"/>
+          <w:lang w:val="en-GB"/>
+        </w:rPr>
+      </w:pPr>
+    </w:p>
+    <w:p>
+      <w:pPr>
+        <w:rPr>
+          <w:sz w:val="20"/>
+          <w:szCs w:val="20"/>
+          <w:lang w:val="en-GB"/>
+        </w:rPr>
+      </w:pPr>
+      <w:r>
+        <w:rPr>
+          <w:sz w:val="20"/>
+          <w:szCs w:val="20"/>
+          <w:lang w:val="en-GB"/>
+        </w:rPr>
+        <w:t># 5. Check container</w:t>
+      </w:r>
+    </w:p>
+    <w:p>
+      <w:pPr>
+        <w:rPr>
+          <w:sz w:val="20"/>
+          <w:szCs w:val="20"/>
+          <w:lang w:val="en-GB"/>
+        </w:rPr>
+      </w:pPr>
+      <w:r>
+        <w:rPr>
+          <w:sz w:val="20"/>
+          <w:szCs w:val="20"/>
+          <w:lang w:val="en-GB"/>
+        </w:rPr>
+        <w:t xml:space="preserve">docker compose </w:t>
+      </w:r>
+      <w:proofErr w:type="spellStart"/>
+      <w:r>
+        <w:rPr>
+          <w:sz w:val="20"/>
+          <w:szCs w:val="20"/>
+          <w:lang w:val="en-GB"/>
+        </w:rPr>
+        <w:t>ps</w:t>
+      </w:r>
+      <w:proofErr w:type="spellEnd"/>
+      <w:r>
+        <w:rPr>
+          <w:sz w:val="20"/>
+          <w:szCs w:val="20"/>
+          <w:lang w:val="en-GB"/>
+        </w:rPr>
+        <w:t xml:space="preserve"> </w:t>
+      </w:r>
+      <w:proofErr w:type="spellStart"/>
+      <w:r>
+        <w:rPr>
+          <w:sz w:val="20"/>
+          <w:szCs w:val="20"/>
+          <w:lang w:val="en-GB"/>
+        </w:rPr>
+        <w:t>api</w:t>
+      </w:r>
+      <w:proofErr w:type="spellEnd"/>
+      <w:r>
+        <w:rPr>
+          <w:sz w:val="20"/>
+          <w:szCs w:val="20"/>
+          <w:lang w:val="en-GB"/>
+        </w:rPr>
+        <w:t>-gateway</w:t>
+      </w:r>
+    </w:p>
+    <w:p>
+      <w:pPr>
+        <w:rPr>
+          <w:sz w:val="20"/>
+          <w:szCs w:val="20"/>
+          <w:lang w:val="en-GB"/>
+        </w:rPr>
+      </w:pPr>
+    </w:p>
+    <w:p>
+      <w:pPr>
+        <w:rPr>
+          <w:sz w:val="20"/>
+          <w:szCs w:val="20"/>
+          <w:lang w:val="en-GB"/>
+        </w:rPr>
+      </w:pPr>
+      <w:r>
+        <w:rPr>
+          <w:sz w:val="20"/>
+          <w:szCs w:val="20"/>
+          <w:lang w:val="en-GB"/>
+        </w:rPr>
+        <w:t># 6. Check logs</w:t>
+      </w:r>
+    </w:p>
+    <w:p>
+      <w:pPr>
+        <w:rPr>
+          <w:sz w:val="20"/>
+          <w:szCs w:val="20"/>
+          <w:lang w:val="en-GB"/>
+        </w:rPr>
+      </w:pPr>
+      <w:r>
+        <w:rPr>
+          <w:sz w:val="20"/>
+          <w:szCs w:val="20"/>
+          <w:lang w:val="en-GB"/>
+        </w:rPr>
+        <w:t xml:space="preserve">docker compose logs -f </w:t>
+      </w:r>
+      <w:proofErr w:type="spellStart"/>
+      <w:r>
+        <w:rPr>
+          <w:sz w:val="20"/>
+          <w:szCs w:val="20"/>
+          <w:lang w:val="en-GB"/>
+        </w:rPr>
+        <w:t>api</w:t>
+      </w:r>
+      <w:proofErr w:type="spellEnd"/>
+      <w:r>
+        <w:rPr>
+          <w:sz w:val="20"/>
+          <w:szCs w:val="20"/>
+          <w:lang w:val="en-GB"/>
+        </w:rPr>
+        <w:t>-gateway</w:t>
+      </w:r>
+    </w:p>
+    <w:p>
+      <w:pPr>
+        <w:rPr>
+          <w:sz w:val="16"/>
+          <w:szCs w:val="16"/>
+          <w:lang w:val="en-GB"/>
+        </w:rPr>
+      </w:pPr>
+    </w:p>
+    <w:p>
+      <w:pPr>
+        <w:rPr>
+          <w:sz w:val="16"/>
+          <w:szCs w:val="16"/>
+          <w:lang w:val="en-GB"/>
+        </w:rPr>
+      </w:pPr>
+    </w:p>
+    <w:p>
+      <w:pPr>
+        <w:rPr>
+          <w:sz w:val="16"/>
+          <w:szCs w:val="16"/>
+          <w:lang w:val="en-GB"/>
+        </w:rPr>
+      </w:pPr>
+    </w:p>
+    <w:p>
+      <w:pPr>
+        <w:pStyle w:val="berschrift1"/>
+        <w:rPr>
+          <w:lang w:val="en-GB"/>
+        </w:rPr>
+      </w:pPr>
+      <w:proofErr w:type="spellStart"/>
+      <w:r>
+        <w:rPr>
+          <w:lang w:val="en-GB"/>
+        </w:rPr>
+        <w:lastRenderedPageBreak/>
+        <w:t>Keycloak</w:t>
+      </w:r>
+      <w:proofErr w:type="spellEnd"/>
+    </w:p>
+    <w:p>
+      <w:pPr>
+        <w:rPr>
+          <w:lang w:val="en-GB"/>
+        </w:rPr>
+      </w:pPr>
+      <w:r>
+        <w:rPr>
+          <w:lang w:val="en-GB"/>
+        </w:rPr>
+        <w:t>Export:</w:t>
+      </w:r>
+    </w:p>
+    <w:p>
+      <w:pPr>
+        <w:rPr>
+          <w:lang w:val="en-GB"/>
+        </w:rPr>
+      </w:pPr>
+    </w:p>
+    <w:p>
+      <w:pPr>
+        <w:rPr>
+          <w:lang w:val="en-GB"/>
+        </w:rPr>
+      </w:pPr>
+      <w:r>
+        <w:rPr>
+          <w:lang w:val="en-GB"/>
+        </w:rPr>
+        <w:t xml:space="preserve">   Get-</w:t>
+      </w:r>
+      <w:proofErr w:type="spellStart"/>
+      <w:r>
+        <w:rPr>
+          <w:lang w:val="en-GB"/>
+        </w:rPr>
+        <w:t>ChildItem</w:t>
+      </w:r>
+      <w:proofErr w:type="spellEnd"/>
+      <w:r>
+        <w:rPr>
+          <w:lang w:val="en-GB"/>
+        </w:rPr>
+        <w:t xml:space="preserve"> -Path D:\ToolsForDev\Keycloak -Filter kc.bat -Recurse -</w:t>
+      </w:r>
+      <w:proofErr w:type="spellStart"/>
+      <w:r>
+        <w:rPr>
+          <w:lang w:val="en-GB"/>
+        </w:rPr>
+        <w:t>ErrorAction</w:t>
+      </w:r>
+      <w:proofErr w:type="spellEnd"/>
+      <w:r>
+        <w:rPr>
+          <w:lang w:val="en-GB"/>
+        </w:rPr>
+        <w:t xml:space="preserve"> </w:t>
+      </w:r>
+      <w:proofErr w:type="spellStart"/>
+      <w:r>
+        <w:rPr>
+          <w:lang w:val="en-GB"/>
+        </w:rPr>
+        <w:t>SilentlyContinue</w:t>
+      </w:r>
+      <w:proofErr w:type="spellEnd"/>
+      <w:r>
+        <w:rPr>
+          <w:lang w:val="en-GB"/>
+        </w:rPr>
+        <w:t xml:space="preserve"> </w:t>
+      </w:r>
+      <w:proofErr w:type="gramStart"/>
+      <w:r>
+        <w:rPr>
+          <w:lang w:val="en-GB"/>
+        </w:rPr>
+        <w:t>|  Select</w:t>
+      </w:r>
+      <w:proofErr w:type="gramEnd"/>
+      <w:r>
+        <w:rPr>
+          <w:lang w:val="en-GB"/>
+        </w:rPr>
+        <w:t xml:space="preserve">-Object </w:t>
+      </w:r>
+      <w:proofErr w:type="spellStart"/>
+      <w:r>
+        <w:rPr>
+          <w:lang w:val="en-GB"/>
+        </w:rPr>
+        <w:t>FullName</w:t>
+      </w:r>
+      <w:proofErr w:type="spellEnd"/>
+    </w:p>
+    <w:p>
+      <w:pPr>
+        <w:rPr>
+          <w:lang w:val="en-GB"/>
+        </w:rPr>
+      </w:pPr>
+      <w:r>
+        <w:rPr>
+          <w:lang w:val="en-GB"/>
+        </w:rPr>
+        <w:t xml:space="preserve">   </w:t>
+      </w:r>
+    </w:p>
+    <w:p>
+      <w:pPr>
+        <w:rPr>
+          <w:lang w:val="en-GB"/>
+        </w:rPr>
+      </w:pPr>
+      <w:r>
+        <w:rPr>
+          <w:lang w:val="en-GB"/>
+        </w:rPr>
+        <w:t>1.2 run this command</w:t>
+      </w:r>
+    </w:p>
+    <w:p>
+      <w:pPr>
+        <w:rPr>
+          <w:lang w:val="en-GB"/>
+        </w:rPr>
+      </w:pPr>
+      <w:r>
+        <w:rPr>
+          <w:lang w:val="en-GB"/>
+        </w:rPr>
+        <w:t xml:space="preserve">   .\bin\kc.bat </w:t>
+      </w:r>
+      <w:proofErr w:type="gramStart"/>
+      <w:r>
+        <w:rPr>
+          <w:lang w:val="en-GB"/>
+        </w:rPr>
+        <w:t>export  --</w:t>
+      </w:r>
+      <w:proofErr w:type="spellStart"/>
+      <w:proofErr w:type="gramEnd"/>
+      <w:r>
+        <w:rPr>
+          <w:lang w:val="en-GB"/>
+        </w:rPr>
+        <w:t>dir</w:t>
+      </w:r>
+      <w:proofErr w:type="spellEnd"/>
+      <w:r>
+        <w:rPr>
+          <w:lang w:val="en-GB"/>
+        </w:rPr>
+        <w:t xml:space="preserve"> D:\ToolsForDev\Keycloak\exports --realm </w:t>
+      </w:r>
+      <w:proofErr w:type="spellStart"/>
+      <w:r>
+        <w:rPr>
+          <w:lang w:val="en-GB"/>
+        </w:rPr>
+        <w:t>gwatcho</w:t>
+      </w:r>
+      <w:proofErr w:type="spellEnd"/>
+      <w:r>
+        <w:rPr>
+          <w:lang w:val="en-GB"/>
+        </w:rPr>
+        <w:t>-shop</w:t>
+      </w:r>
+    </w:p>
+    <w:p>
+      <w:pPr>
+        <w:rPr>
+          <w:lang w:val="en-GB"/>
+        </w:rPr>
+      </w:pPr>
+    </w:p>
+    <w:p>
+      <w:pPr>
+        <w:rPr>
+          <w:b/>
+          <w:bCs/>
+          <w:lang w:val="en-GB"/>
+        </w:rPr>
+      </w:pPr>
+      <w:r>
+        <w:rPr>
+          <w:b/>
+          <w:bCs/>
+          <w:lang w:val="en-GB"/>
+        </w:rPr>
+        <w:t>1. Create the Docker import directory</w:t>
+      </w:r>
+    </w:p>
+    <w:p>
+      <w:pPr>
+        <w:rPr>
+          <w:lang w:val="en-GB"/>
+        </w:rPr>
+      </w:pPr>
+      <w:r>
+        <w:rPr>
+          <w:lang w:val="en-GB"/>
+        </w:rPr>
+        <w:t>From your project root:</w:t>
+      </w:r>
+    </w:p>
+    <w:p>
+      <w:pPr>
+        <w:rPr>
+          <w:lang w:val="en-GB"/>
+        </w:rPr>
+      </w:pPr>
+      <w:r>
+        <w:rPr>
+          <w:lang w:val="en-GB"/>
+        </w:rPr>
+        <w:t>New-Item -ItemType Directory -</w:t>
+      </w:r>
+      <w:proofErr w:type="gramStart"/>
+      <w:r>
+        <w:rPr>
+          <w:lang w:val="en-GB"/>
+        </w:rPr>
+        <w:t>Force .</w:t>
+      </w:r>
+      <w:proofErr w:type="gramEnd"/>
+      <w:r>
+        <w:rPr>
+          <w:lang w:val="en-GB"/>
+        </w:rPr>
+        <w:t>\docker\</w:t>
+      </w:r>
+      <w:proofErr w:type="spellStart"/>
+      <w:r>
+        <w:rPr>
+          <w:lang w:val="en-GB"/>
+        </w:rPr>
+        <w:t>keycloak</w:t>
+      </w:r>
+      <w:proofErr w:type="spellEnd"/>
+      <w:r>
+        <w:rPr>
+          <w:lang w:val="en-GB"/>
+        </w:rPr>
+        <w:t>\import</w:t>
+      </w:r>
+    </w:p>
+    <w:p>
+      <w:pPr>
+        <w:rPr>
+          <w:b/>
+          <w:bCs/>
+          <w:lang w:val="en-GB"/>
+        </w:rPr>
+      </w:pPr>
+      <w:r>
+        <w:rPr>
+          <w:b/>
+          <w:bCs/>
+          <w:lang w:val="en-GB"/>
+        </w:rPr>
+        <w:t>2. Copy both export files</w:t>
+      </w:r>
+    </w:p>
+    <w:p>
+      <w:pPr>
+        <w:rPr>
+          <w:lang w:val="en-GB"/>
+        </w:rPr>
+      </w:pPr>
+      <w:r>
+        <w:rPr>
+          <w:lang w:val="en-GB"/>
+        </w:rPr>
+        <w:t>Copy-Item `</w:t>
+      </w:r>
+    </w:p>
+    <w:p>
+      <w:pPr>
+        <w:rPr>
+          <w:lang w:val="en-GB"/>
+        </w:rPr>
+      </w:pPr>
+      <w:r>
+        <w:rPr>
+          <w:lang w:val="en-GB"/>
+        </w:rPr>
+        <w:t xml:space="preserve">  D:\ToolsForDev\Keycloak\exports\gwatcho-shop-realm.json `</w:t>
+      </w:r>
+    </w:p>
+    <w:p>
+      <w:pPr>
+        <w:rPr>
+          <w:lang w:val="en-GB"/>
+        </w:rPr>
+      </w:pPr>
+      <w:r>
+        <w:rPr>
+          <w:lang w:val="en-GB"/>
+        </w:rPr>
+        <w:t xml:space="preserve">  </w:t>
+      </w:r>
+      <w:proofErr w:type="gramStart"/>
+      <w:r>
+        <w:rPr>
+          <w:lang w:val="en-GB"/>
+        </w:rPr>
+        <w:t>.\docker\</w:t>
+      </w:r>
+      <w:proofErr w:type="spellStart"/>
+      <w:r>
+        <w:rPr>
+          <w:lang w:val="en-GB"/>
+        </w:rPr>
+        <w:t>keycloak</w:t>
+      </w:r>
+      <w:proofErr w:type="spellEnd"/>
+      <w:r>
+        <w:rPr>
+          <w:lang w:val="en-GB"/>
+        </w:rPr>
+        <w:t>\import\</w:t>
+      </w:r>
+      <w:proofErr w:type="gramEnd"/>
+    </w:p>
+    <w:p>
+      <w:pPr>
+        <w:rPr>
+          <w:lang w:val="en-GB"/>
+        </w:rPr>
+      </w:pPr>
+    </w:p>
+    <w:p>
+      <w:pPr>
+        <w:rPr>
+          <w:lang w:val="en-GB"/>
+        </w:rPr>
+      </w:pPr>
+      <w:r>
+        <w:rPr>
+          <w:lang w:val="en-GB"/>
+        </w:rPr>
+        <w:t>Copy-Item `</w:t>
+      </w:r>
+    </w:p>
+    <w:p>
+      <w:pPr>
+        <w:rPr>
+          <w:lang w:val="en-GB"/>
+        </w:rPr>
+      </w:pPr>
+      <w:r>
+        <w:rPr>
+          <w:lang w:val="en-GB"/>
+        </w:rPr>
+        <w:t xml:space="preserve">  D:\ToolsForDev\Keycloak\exports\gwatcho-shop-users-0.json `</w:t>
+      </w:r>
+    </w:p>
+    <w:p>
+      <w:pPr>
+        <w:rPr>
+          <w:lang w:val="en-GB"/>
+        </w:rPr>
+      </w:pPr>
+      <w:r>
+        <w:rPr>
+          <w:lang w:val="en-GB"/>
+        </w:rPr>
+        <w:t xml:space="preserve">  </w:t>
+      </w:r>
+      <w:proofErr w:type="gramStart"/>
+      <w:r>
+        <w:rPr>
+          <w:lang w:val="en-GB"/>
+        </w:rPr>
+        <w:t>.\docker\</w:t>
+      </w:r>
+      <w:proofErr w:type="spellStart"/>
+      <w:r>
+        <w:rPr>
+          <w:lang w:val="en-GB"/>
+        </w:rPr>
+        <w:t>keycloak</w:t>
+      </w:r>
+      <w:proofErr w:type="spellEnd"/>
+      <w:r>
+        <w:rPr>
+          <w:lang w:val="en-GB"/>
+        </w:rPr>
+        <w:t>\import\</w:t>
+      </w:r>
+      <w:proofErr w:type="gramEnd"/>
+    </w:p>
+    <w:p>
+      <w:pPr>
+        <w:rPr>
+          <w:lang w:val="en-GB"/>
+        </w:rPr>
+      </w:pPr>
+      <w:r>
+        <w:rPr>
+          <w:lang w:val="en-GB"/>
+        </w:rPr>
+        <w:t>Verify:</w:t>
+      </w:r>
+    </w:p>
+    <w:p>
+      <w:pPr>
+        <w:rPr>
+          <w:lang w:val="en-GB"/>
+        </w:rPr>
+      </w:pPr>
+      <w:r>
+        <w:rPr>
+          <w:lang w:val="en-GB"/>
+        </w:rPr>
+        <w:t>Get-</w:t>
+      </w:r>
+      <w:proofErr w:type="spellStart"/>
+      <w:proofErr w:type="gramStart"/>
+      <w:r>
+        <w:rPr>
+          <w:lang w:val="en-GB"/>
+        </w:rPr>
+        <w:t>ChildItem</w:t>
+      </w:r>
+      <w:proofErr w:type="spellEnd"/>
+      <w:r>
+        <w:rPr>
+          <w:lang w:val="en-GB"/>
+        </w:rPr>
+        <w:t xml:space="preserve"> .</w:t>
+      </w:r>
+      <w:proofErr w:type="gramEnd"/>
+      <w:r>
+        <w:rPr>
+          <w:lang w:val="en-GB"/>
+        </w:rPr>
+        <w:t>\docker\</w:t>
+      </w:r>
+      <w:proofErr w:type="spellStart"/>
+      <w:r>
+        <w:rPr>
+          <w:lang w:val="en-GB"/>
+        </w:rPr>
+        <w:t>keycloak</w:t>
+      </w:r>
+      <w:proofErr w:type="spellEnd"/>
+      <w:r>
+        <w:rPr>
+          <w:lang w:val="en-GB"/>
+        </w:rPr>
+        <w:t>\import</w:t>
+      </w:r>
+    </w:p>
+    <w:p>
+      <w:pPr>
+        <w:rPr>
+          <w:lang w:val="en-GB"/>
+        </w:rPr>
+      </w:pPr>
+      <w:r>
+        <w:rPr>
+          <w:lang w:val="en-GB"/>
+        </w:rPr>
+        <w:t>You should see:</w:t>
+      </w:r>
+    </w:p>
+    <w:p>
+      <w:pPr>
+        <w:rPr>
+          <w:lang w:val="en-GB"/>
+        </w:rPr>
+      </w:pPr>
+      <w:proofErr w:type="spellStart"/>
+      <w:r>
+        <w:rPr>
+          <w:lang w:val="en-GB"/>
+        </w:rPr>
+        <w:t>gwatcho</w:t>
+      </w:r>
+      <w:proofErr w:type="spellEnd"/>
+      <w:r>
+        <w:rPr>
+          <w:lang w:val="en-GB"/>
+        </w:rPr>
+        <w:t>-shop-</w:t>
+      </w:r>
+      <w:proofErr w:type="spellStart"/>
+      <w:proofErr w:type="gramStart"/>
+      <w:r>
+        <w:rPr>
+          <w:lang w:val="en-GB"/>
+        </w:rPr>
+        <w:t>realm.json</w:t>
+      </w:r>
+      <w:proofErr w:type="spellEnd"/>
+      <w:proofErr w:type="gramEnd"/>
+    </w:p>
+    <w:p>
+      <w:pPr>
+        <w:rPr>
+          <w:lang w:val="en-GB"/>
+        </w:rPr>
+      </w:pPr>
+    </w:p>
+    <w:p>
+      <w:pPr>
+        <w:pStyle w:val="berschrift1"/>
+        <w:rPr>
+          <w:lang w:val="en-GB"/>
+        </w:rPr>
+      </w:pPr>
+      <w:r>
+        <w:rPr>
+          <w:lang w:val="en-GB"/>
+        </w:rPr>
+        <w:t>Check config</w:t>
+      </w:r>
+    </w:p>
+    <w:p>
+      <w:pPr>
+        <w:rPr>
+          <w:lang w:val="en-GB"/>
+        </w:rPr>
+      </w:pPr>
+      <w:hyperlink r:id="rId14" w:history="1">
+        <w:r>
+          <w:rPr>
+            <w:rStyle w:val="Hyperlink"/>
+            <w:lang w:val="en-GB"/>
+          </w:rPr>
+          <w:t>http://localhost:8080/realms/gwatcho-shop/.well-known/openid-configuration</w:t>
+        </w:r>
+      </w:hyperlink>
+    </w:p>
+    <w:p>
+      <w:pPr>
+        <w:rPr>
+          <w:lang w:val="en-GB"/>
+        </w:rPr>
+      </w:pPr>
+    </w:p>
+    <w:p>
+      <w:pPr>
+        <w:rPr>
+          <w:lang w:val="en-GB"/>
+        </w:rPr>
+      </w:pPr>
+      <w:r>
+        <w:rPr>
+          <w:lang w:val="en-GB"/>
+        </w:rPr>
+        <w:lastRenderedPageBreak/>
+        <w:t xml:space="preserve">For the </w:t>
+      </w:r>
+      <w:r>
+        <w:rPr>
+          <w:b/>
+          <w:bCs/>
+          <w:lang w:val="en-GB"/>
+        </w:rPr>
+        <w:t>user-service</w:t>
+      </w:r>
+      <w:r>
+        <w:rPr>
+          <w:lang w:val="en-GB"/>
+        </w:rPr>
+        <w:t xml:space="preserve"> container, you can check application-</w:t>
+      </w:r>
+      <w:proofErr w:type="spellStart"/>
+      <w:r>
+        <w:rPr>
+          <w:lang w:val="en-GB"/>
+        </w:rPr>
+        <w:t>docker.yml</w:t>
+      </w:r>
+      <w:proofErr w:type="spellEnd"/>
+      <w:r>
+        <w:rPr>
+          <w:lang w:val="en-GB"/>
+        </w:rPr>
+        <w:t xml:space="preserve"> directly from Ubuntu/WSL.</w:t>
+      </w:r>
+    </w:p>
+    <w:p>
+      <w:pPr>
+        <w:rPr>
+          <w:b/>
+          <w:bCs/>
+          <w:lang w:val="en-GB"/>
+        </w:rPr>
+      </w:pPr>
+      <w:r>
+        <w:rPr>
+          <w:b/>
+          <w:bCs/>
+          <w:lang w:val="en-GB"/>
+        </w:rPr>
+        <w:t>1. Find the container</w:t>
+      </w:r>
+    </w:p>
+    <w:p>
+      <w:pPr>
+        <w:rPr>
+          <w:lang w:val="en-GB"/>
+        </w:rPr>
+      </w:pPr>
+      <w:r>
+        <w:rPr>
+          <w:lang w:val="en-GB"/>
+        </w:rPr>
+        <w:t xml:space="preserve">docker </w:t>
+      </w:r>
+      <w:proofErr w:type="spellStart"/>
+      <w:r>
+        <w:rPr>
+          <w:lang w:val="en-GB"/>
+        </w:rPr>
+        <w:t>ps</w:t>
+      </w:r>
+      <w:proofErr w:type="spellEnd"/>
+      <w:r>
+        <w:rPr>
+          <w:lang w:val="en-GB"/>
+        </w:rPr>
+        <w:t xml:space="preserve"> | grep user-service</w:t>
+      </w:r>
+    </w:p>
+    <w:p>
+      <w:pPr>
+        <w:rPr>
+          <w:lang w:val="en-GB"/>
+        </w:rPr>
+      </w:pPr>
+      <w:r>
+        <w:rPr>
+          <w:lang w:val="en-GB"/>
+        </w:rPr>
+        <w:t>You should see something like:</w:t>
+      </w:r>
+    </w:p>
+    <w:p>
+      <w:pPr>
+        <w:rPr>
+          <w:lang w:val="en-GB"/>
+        </w:rPr>
+      </w:pPr>
+      <w:proofErr w:type="spellStart"/>
+      <w:r>
+        <w:rPr>
+          <w:lang w:val="en-GB"/>
+        </w:rPr>
+        <w:t>gwatcho</w:t>
+      </w:r>
+      <w:proofErr w:type="spellEnd"/>
+      <w:r>
+        <w:rPr>
+          <w:lang w:val="en-GB"/>
+        </w:rPr>
+        <w:t>-user-service</w:t>
+      </w:r>
+    </w:p>
+    <w:p>
+      <w:pPr>
+        <w:rPr>
+          <w:b/>
+          <w:bCs/>
+          <w:lang w:val="en-GB"/>
+        </w:rPr>
+      </w:pPr>
+      <w:r>
+        <w:rPr>
+          <w:b/>
+          <w:bCs/>
+          <w:lang w:val="en-GB"/>
+        </w:rPr>
+        <w:t>2. Search for application-</w:t>
+      </w:r>
+      <w:proofErr w:type="spellStart"/>
+      <w:r>
+        <w:rPr>
+          <w:b/>
+          <w:bCs/>
+          <w:lang w:val="en-GB"/>
+        </w:rPr>
+        <w:t>docker.yml</w:t>
+      </w:r>
+      <w:proofErr w:type="spellEnd"/>
+    </w:p>
+    <w:p>
+      <w:pPr>
+        <w:rPr>
+          <w:lang w:val="en-GB"/>
+        </w:rPr>
+      </w:pPr>
+      <w:r>
+        <w:rPr>
+          <w:lang w:val="en-GB"/>
+        </w:rPr>
+        <w:t xml:space="preserve">docker exec -it user-service </w:t>
+      </w:r>
+      <w:proofErr w:type="spellStart"/>
+      <w:r>
+        <w:rPr>
+          <w:lang w:val="en-GB"/>
+        </w:rPr>
+        <w:t>sh</w:t>
+      </w:r>
+      <w:proofErr w:type="spellEnd"/>
+      <w:r>
+        <w:rPr>
+          <w:lang w:val="en-GB"/>
+        </w:rPr>
+        <w:t xml:space="preserve"> -c 'find / -name "application-</w:t>
+      </w:r>
+      <w:proofErr w:type="spellStart"/>
+      <w:r>
+        <w:rPr>
+          <w:lang w:val="en-GB"/>
+        </w:rPr>
+        <w:t>docker.yml</w:t>
+      </w:r>
+      <w:proofErr w:type="spellEnd"/>
+      <w:r>
+        <w:rPr>
+          <w:lang w:val="en-GB"/>
+        </w:rPr>
+        <w:t>" 2&gt;/dev/null'</w:t>
+      </w:r>
+    </w:p>
+    <w:p>
+      <w:pPr>
+        <w:rPr>
+          <w:lang w:val="en-GB"/>
+        </w:rPr>
+      </w:pPr>
+      <w:r>
+        <w:rPr>
+          <w:lang w:val="en-GB"/>
+        </w:rPr>
+        <w:t>If your container has a different name, replace user-service.</w:t>
+      </w:r>
+    </w:p>
+    <w:p>
+      <w:pPr>
+        <w:rPr>
+          <w:b/>
+          <w:bCs/>
+          <w:lang w:val="en-GB"/>
+        </w:rPr>
+      </w:pPr>
+      <w:r>
+        <w:rPr>
+          <w:b/>
+          <w:bCs/>
+          <w:lang w:val="en-GB"/>
+        </w:rPr>
+        <w:t>3. If found, display the content</w:t>
+      </w:r>
+    </w:p>
+    <w:p>
+      <w:pPr>
+        <w:rPr>
+          <w:lang w:val="en-GB"/>
+        </w:rPr>
+      </w:pPr>
+      <w:r>
+        <w:rPr>
+          <w:lang w:val="en-GB"/>
+        </w:rPr>
+        <w:t>For example, if it returns:</w:t>
+      </w:r>
+    </w:p>
+    <w:p>
+      <w:pPr>
+        <w:rPr>
+          <w:lang w:val="en-GB"/>
+        </w:rPr>
+      </w:pPr>
+      <w:r>
+        <w:rPr>
+          <w:lang w:val="en-GB"/>
+        </w:rPr>
+        <w:t>/app/config/application-</w:t>
+      </w:r>
+      <w:proofErr w:type="spellStart"/>
+      <w:r>
+        <w:rPr>
+          <w:lang w:val="en-GB"/>
+        </w:rPr>
+        <w:t>docker.yml</w:t>
+      </w:r>
+      <w:proofErr w:type="spellEnd"/>
+    </w:p>
+    <w:p>
+      <w:pPr>
+        <w:rPr>
+          <w:lang w:val="en-GB"/>
+        </w:rPr>
+      </w:pPr>
+      <w:r>
+        <w:rPr>
+          <w:lang w:val="en-GB"/>
+        </w:rPr>
+        <w:t>run:</w:t>
+      </w:r>
+    </w:p>
+    <w:p>
+      <w:pPr>
+        <w:rPr>
+          <w:lang w:val="en-GB"/>
+        </w:rPr>
+      </w:pPr>
+      <w:r>
+        <w:rPr>
+          <w:lang w:val="en-GB"/>
+        </w:rPr>
+        <w:t xml:space="preserve">docker exec -it user-service </w:t>
+      </w:r>
+      <w:proofErr w:type="spellStart"/>
+      <w:r>
+        <w:rPr>
+          <w:lang w:val="en-GB"/>
+        </w:rPr>
+        <w:t>sh</w:t>
+      </w:r>
+      <w:proofErr w:type="spellEnd"/>
+      <w:r>
+        <w:rPr>
+          <w:lang w:val="en-GB"/>
+        </w:rPr>
+        <w:t xml:space="preserve"> -c 'cat /app/config/application-</w:t>
+      </w:r>
+      <w:proofErr w:type="spellStart"/>
+      <w:r>
+        <w:rPr>
+          <w:lang w:val="en-GB"/>
+        </w:rPr>
+        <w:t>docker.yml</w:t>
+      </w:r>
+      <w:proofErr w:type="spellEnd"/>
+      <w:r>
+        <w:rPr>
+          <w:lang w:val="en-GB"/>
+        </w:rPr>
+        <w:t>'</w:t>
+      </w:r>
+    </w:p>
+    <w:p>
+      <w:pPr>
+        <w:rPr>
+          <w:lang w:val="en-GB"/>
+        </w:rPr>
+      </w:pPr>
+      <w:r>
+        <w:rPr>
+          <w:lang w:val="en-GB"/>
+        </w:rPr>
+        <w:t>Or with less:</w:t>
+      </w:r>
+    </w:p>
+    <w:p>
+      <w:pPr>
+        <w:rPr>
+          <w:lang w:val="en-GB"/>
+        </w:rPr>
+      </w:pPr>
+      <w:r>
+        <w:rPr>
+          <w:lang w:val="en-GB"/>
+        </w:rPr>
+        <w:t xml:space="preserve">docker exec -it user-service </w:t>
+      </w:r>
+      <w:proofErr w:type="spellStart"/>
+      <w:r>
+        <w:rPr>
+          <w:lang w:val="en-GB"/>
+        </w:rPr>
+        <w:t>sh</w:t>
+      </w:r>
+      <w:proofErr w:type="spellEnd"/>
+      <w:r>
+        <w:rPr>
+          <w:lang w:val="en-GB"/>
+        </w:rPr>
+        <w:t xml:space="preserve"> -c 'less /app/config/application-</w:t>
+      </w:r>
+      <w:proofErr w:type="spellStart"/>
+      <w:r>
+        <w:rPr>
+          <w:lang w:val="en-GB"/>
+        </w:rPr>
+        <w:t>docker.yml</w:t>
+      </w:r>
+      <w:proofErr w:type="spellEnd"/>
+      <w:r>
+        <w:rPr>
+          <w:lang w:val="en-GB"/>
+        </w:rPr>
+        <w:t>'</w:t>
+      </w:r>
+    </w:p>
+    <w:p>
+      <w:pPr>
+        <w:rPr>
+          <w:b/>
+          <w:bCs/>
+          <w:lang w:val="en-GB"/>
+        </w:rPr>
+      </w:pPr>
+      <w:r>
+        <w:rPr>
+          <w:b/>
+          <w:bCs/>
+          <w:lang w:val="en-GB"/>
+        </w:rPr>
+        <w:t>4. If find returns nothing</w:t>
+      </w:r>
+    </w:p>
+    <w:p>
+      <w:pPr>
+        <w:rPr>
+          <w:lang w:val="en-GB"/>
+        </w:rPr>
+      </w:pPr>
+      <w:r>
+        <w:rPr>
+          <w:lang w:val="en-GB"/>
+        </w:rPr>
+        <w:t xml:space="preserve">The file may be </w:t>
+      </w:r>
+      <w:r>
+        <w:rPr>
+          <w:b/>
+          <w:bCs/>
+          <w:lang w:val="en-GB"/>
+        </w:rPr>
+        <w:t>inside the JAR</w:t>
+      </w:r>
+      <w:r>
+        <w:rPr>
+          <w:lang w:val="en-GB"/>
+        </w:rPr>
+        <w:t xml:space="preserve"> rather than as a separate file. Check:</w:t>
+      </w:r>
+    </w:p>
+    <w:p>
+      <w:pPr>
+        <w:rPr>
+          <w:lang w:val="en-GB"/>
+        </w:rPr>
+      </w:pPr>
+      <w:r>
+        <w:rPr>
+          <w:lang w:val="en-GB"/>
+        </w:rPr>
+        <w:t xml:space="preserve">docker exec -it user-service </w:t>
+      </w:r>
+      <w:proofErr w:type="spellStart"/>
+      <w:r>
+        <w:rPr>
+          <w:lang w:val="en-GB"/>
+        </w:rPr>
+        <w:t>sh</w:t>
+      </w:r>
+      <w:proofErr w:type="spellEnd"/>
+      <w:r>
+        <w:rPr>
+          <w:lang w:val="en-GB"/>
+        </w:rPr>
+        <w:t xml:space="preserve"> -c 'find /app -type f'</w:t>
+      </w:r>
+    </w:p>
+    <w:p>
+      <w:pPr>
+        <w:rPr>
+          <w:lang w:val="en-GB"/>
+        </w:rPr>
+      </w:pPr>
+      <w:r>
+        <w:rPr>
+          <w:lang w:val="en-GB"/>
+        </w:rPr>
+        <w:t>Look for the JAR, for example:</w:t>
+      </w:r>
+    </w:p>
+    <w:p>
+      <w:pPr>
+        <w:rPr>
+          <w:lang w:val="en-GB"/>
+        </w:rPr>
+      </w:pPr>
+      <w:r>
+        <w:rPr>
+          <w:lang w:val="en-GB"/>
+        </w:rPr>
+        <w:t>/app/user-service.jar</w:t>
+      </w:r>
+    </w:p>
+    <w:p>
+      <w:pPr>
+        <w:rPr>
+          <w:lang w:val="en-GB"/>
+        </w:rPr>
+      </w:pPr>
+      <w:r>
+        <w:rPr>
+          <w:lang w:val="en-GB"/>
+        </w:rPr>
+        <w:t>Then:</w:t>
+      </w:r>
+    </w:p>
+    <w:p>
+      <w:pPr>
+        <w:rPr>
+          <w:lang w:val="en-GB"/>
+        </w:rPr>
+      </w:pPr>
+      <w:r>
+        <w:rPr>
+          <w:lang w:val="en-GB"/>
+        </w:rPr>
+        <w:t xml:space="preserve">docker exec -it user-service </w:t>
+      </w:r>
+      <w:proofErr w:type="spellStart"/>
+      <w:r>
+        <w:rPr>
+          <w:lang w:val="en-GB"/>
+        </w:rPr>
+        <w:t>sh</w:t>
+      </w:r>
+      <w:proofErr w:type="spellEnd"/>
+      <w:r>
+        <w:rPr>
+          <w:lang w:val="en-GB"/>
+        </w:rPr>
+        <w:t xml:space="preserve"> -c 'jar </w:t>
+      </w:r>
+      <w:proofErr w:type="spellStart"/>
+      <w:r>
+        <w:rPr>
+          <w:lang w:val="en-GB"/>
+        </w:rPr>
+        <w:t>tf</w:t>
+      </w:r>
+      <w:proofErr w:type="spellEnd"/>
+      <w:r>
+        <w:rPr>
+          <w:lang w:val="en-GB"/>
+        </w:rPr>
+        <w:t xml:space="preserve"> /app/user-service.jar | grep application'</w:t>
+      </w:r>
+    </w:p>
+    <w:p>
+      <w:pPr>
+        <w:rPr>
+          <w:lang w:val="en-GB"/>
+        </w:rPr>
+      </w:pPr>
+      <w:r>
+        <w:rPr>
+          <w:lang w:val="en-GB"/>
+        </w:rPr>
+        <w:t>You may get:</w:t>
+      </w:r>
+    </w:p>
+    <w:p>
+      <w:pPr>
+        <w:rPr>
+          <w:lang w:val="en-GB"/>
+        </w:rPr>
+      </w:pPr>
+      <w:r>
+        <w:rPr>
+          <w:lang w:val="en-GB"/>
+        </w:rPr>
+        <w:t>BOOT-INF/classes/</w:t>
+      </w:r>
+      <w:proofErr w:type="spellStart"/>
+      <w:r>
+        <w:rPr>
+          <w:lang w:val="en-GB"/>
+        </w:rPr>
+        <w:t>application.yml</w:t>
+      </w:r>
+      <w:proofErr w:type="spellEnd"/>
+    </w:p>
+    <w:p>
+      <w:pPr>
+        <w:rPr>
+          <w:lang w:val="en-GB"/>
+        </w:rPr>
+      </w:pPr>
+      <w:r>
+        <w:rPr>
+          <w:lang w:val="en-GB"/>
+        </w:rPr>
+        <w:t>BOOT-INF/classes/application-</w:t>
+      </w:r>
+      <w:proofErr w:type="spellStart"/>
+      <w:r>
+        <w:rPr>
+          <w:lang w:val="en-GB"/>
+        </w:rPr>
+        <w:t>docker.yml</w:t>
+      </w:r>
+      <w:proofErr w:type="spellEnd"/>
+    </w:p>
+    <w:p>
+      <w:pPr>
+        <w:rPr>
+          <w:lang w:val="en-GB"/>
+        </w:rPr>
+      </w:pPr>
+      <w:r>
+        <w:rPr>
+          <w:lang w:val="en-GB"/>
+        </w:rPr>
+        <w:t>To extract/view it:</w:t>
+      </w:r>
+    </w:p>
+    <w:p>
+      <w:pPr>
+        <w:rPr>
+          <w:lang w:val="en-GB"/>
+        </w:rPr>
+      </w:pPr>
+      <w:r>
+        <w:rPr>
+          <w:lang w:val="en-GB"/>
+        </w:rPr>
+        <w:t>docker cp user-</w:t>
+      </w:r>
+      <w:proofErr w:type="gramStart"/>
+      <w:r>
+        <w:rPr>
+          <w:lang w:val="en-GB"/>
+        </w:rPr>
+        <w:t>service:/app/user-service.jar .</w:t>
+      </w:r>
+      <w:proofErr w:type="gramEnd"/>
+    </w:p>
+    <w:p>
+      <w:pPr>
+        <w:rPr>
+          <w:lang w:val="en-GB"/>
+        </w:rPr>
+      </w:pPr>
+      <w:r>
+        <w:rPr>
+          <w:lang w:val="en-GB"/>
+        </w:rPr>
+        <w:t>Then on Ubuntu:</w:t>
+      </w:r>
+    </w:p>
+    <w:p>
+      <w:pPr>
+        <w:rPr>
+          <w:lang w:val="en-GB"/>
+        </w:rPr>
+      </w:pPr>
+      <w:r>
+        <w:rPr>
+          <w:lang w:val="en-GB"/>
+        </w:rPr>
+        <w:lastRenderedPageBreak/>
+        <w:t>unzip -p user-service.jar BOOT-INF/classes/application-</w:t>
+      </w:r>
+      <w:proofErr w:type="spellStart"/>
+      <w:r>
+        <w:rPr>
+          <w:lang w:val="en-GB"/>
+        </w:rPr>
+        <w:t>docker.yml</w:t>
+      </w:r>
+      <w:proofErr w:type="spellEnd"/>
+    </w:p>
+    <w:p>
+      <w:pPr>
+        <w:rPr>
+          <w:b/>
+          <w:bCs/>
+          <w:lang w:val="en-GB"/>
+        </w:rPr>
+      </w:pPr>
+      <w:r>
+        <w:rPr>
+          <w:b/>
+          <w:bCs/>
+          <w:lang w:val="en-GB"/>
+        </w:rPr>
+        <w:t>Quick command</w:t>
+      </w:r>
+    </w:p>
+    <w:p>
+      <w:pPr>
+        <w:rPr>
+          <w:lang w:val="en-GB"/>
+        </w:rPr>
+      </w:pPr>
+      <w:r>
+        <w:rPr>
+          <w:lang w:val="en-GB"/>
+        </w:rPr>
+        <w:t xml:space="preserve">If you just want to </w:t>
+      </w:r>
+      <w:r>
+        <w:rPr>
+          <w:b/>
+          <w:bCs/>
+          <w:lang w:val="en-GB"/>
+        </w:rPr>
+        <w:t>find and display it</w:t>
+      </w:r>
+      <w:r>
+        <w:rPr>
+          <w:lang w:val="en-GB"/>
+        </w:rPr>
+        <w:t>:</w:t>
+      </w:r>
+    </w:p>
+    <w:p>
+      <w:pPr>
+        <w:rPr>
+          <w:lang w:val="en-GB"/>
+        </w:rPr>
+      </w:pPr>
+      <w:r>
+        <w:rPr>
+          <w:lang w:val="en-GB"/>
+        </w:rPr>
+        <w:t xml:space="preserve">docker exec -it user-service </w:t>
+      </w:r>
+      <w:proofErr w:type="spellStart"/>
+      <w:r>
+        <w:rPr>
+          <w:lang w:val="en-GB"/>
+        </w:rPr>
+        <w:t>sh</w:t>
+      </w:r>
+      <w:proofErr w:type="spellEnd"/>
+      <w:r>
+        <w:rPr>
+          <w:lang w:val="en-GB"/>
+        </w:rPr>
+        <w:t xml:space="preserve"> -c 'f=$(find / -name "application-</w:t>
+      </w:r>
+      <w:proofErr w:type="spellStart"/>
+      <w:r>
+        <w:rPr>
+          <w:lang w:val="en-GB"/>
+        </w:rPr>
+        <w:t>docker.yml</w:t>
+      </w:r>
+      <w:proofErr w:type="spellEnd"/>
+      <w:r>
+        <w:rPr>
+          <w:lang w:val="en-GB"/>
+        </w:rPr>
+        <w:t>" 2&gt;/dev/null | head -1); echo "FILE: $f"; [ -n "$f</w:t>
+      </w:r>
+      <w:proofErr w:type="gramStart"/>
+      <w:r>
+        <w:rPr>
+          <w:lang w:val="en-GB"/>
+        </w:rPr>
+        <w:t>" ]</w:t>
+      </w:r>
+      <w:proofErr w:type="gramEnd"/>
+      <w:r>
+        <w:rPr>
+          <w:lang w:val="en-GB"/>
+        </w:rPr>
+        <w:t xml:space="preserve"> &amp;&amp; cat "$f"'</w:t>
+      </w:r>
+    </w:p>
+    <w:p>
+      <w:pPr>
+        <w:rPr>
+          <w:lang w:val="en-GB"/>
+        </w:rPr>
+      </w:pPr>
+    </w:p>
+    <w:p>
+      <w:pPr>
+        <w:rPr>
+          <w:lang w:val="en-GB"/>
+        </w:rPr>
+      </w:pPr>
+      <w:r>
+        <w:rPr>
+          <w:lang w:val="en-GB"/>
+        </w:rPr>
+        <w:t xml:space="preserve">To get </w:t>
+      </w:r>
+      <w:r>
+        <w:rPr>
+          <w:b/>
+          <w:bCs/>
+          <w:lang w:val="en-GB"/>
+        </w:rPr>
+        <w:t>all Docker container names</w:t>
+      </w:r>
+      <w:r>
+        <w:rPr>
+          <w:lang w:val="en-GB"/>
+        </w:rPr>
+        <w:t>:</w:t>
+      </w:r>
+    </w:p>
+    <w:p>
+      <w:pPr>
+        <w:rPr>
+          <w:b/>
+          <w:bCs/>
+          <w:lang w:val="en-GB"/>
+        </w:rPr>
+      </w:pPr>
+      <w:r>
+        <w:rPr>
+          <w:b/>
+          <w:bCs/>
+          <w:lang w:val="en-GB"/>
+        </w:rPr>
+        <w:t>Running containers only</w:t>
+      </w:r>
+    </w:p>
+    <w:p>
+      <w:pPr>
+        <w:rPr>
+          <w:lang w:val="en-GB"/>
+        </w:rPr>
+      </w:pPr>
+      <w:r>
+        <w:rPr>
+          <w:lang w:val="en-GB"/>
+        </w:rPr>
+        <w:t xml:space="preserve">docker </w:t>
+      </w:r>
+      <w:proofErr w:type="spellStart"/>
+      <w:r>
+        <w:rPr>
+          <w:lang w:val="en-GB"/>
+        </w:rPr>
+        <w:t>ps</w:t>
+      </w:r>
+      <w:proofErr w:type="spellEnd"/>
+      <w:r>
+        <w:rPr>
+          <w:lang w:val="en-GB"/>
+        </w:rPr>
+        <w:t xml:space="preserve"> --format "{</w:t>
+      </w:r>
+      <w:proofErr w:type="gramStart"/>
+      <w:r>
+        <w:rPr>
+          <w:lang w:val="en-GB"/>
+        </w:rPr>
+        <w:t>{.Names</w:t>
+      </w:r>
+      <w:proofErr w:type="gramEnd"/>
+      <w:r>
+        <w:rPr>
+          <w:lang w:val="en-GB"/>
+        </w:rPr>
+        <w:t>}}"</w:t>
+      </w:r>
+    </w:p>
+    <w:p>
+      <w:pPr>
+        <w:rPr>
+          <w:b/>
+          <w:bCs/>
+          <w:lang w:val="en-GB"/>
+        </w:rPr>
+      </w:pPr>
+      <w:r>
+        <w:rPr>
+          <w:b/>
+          <w:bCs/>
+          <w:lang w:val="en-GB"/>
+        </w:rPr>
+        <w:t>All containers, including stopped</w:t>
+      </w:r>
+    </w:p>
+    <w:p>
+      <w:pPr>
+        <w:rPr>
+          <w:lang w:val="en-GB"/>
+        </w:rPr>
+      </w:pPr>
+      <w:r>
+        <w:rPr>
+          <w:lang w:val="en-GB"/>
+        </w:rPr>
+        <w:t xml:space="preserve">docker </w:t>
+      </w:r>
+      <w:proofErr w:type="spellStart"/>
+      <w:r>
+        <w:rPr>
+          <w:lang w:val="en-GB"/>
+        </w:rPr>
+        <w:t>ps</w:t>
+      </w:r>
+      <w:proofErr w:type="spellEnd"/>
+      <w:r>
+        <w:rPr>
+          <w:lang w:val="en-GB"/>
+        </w:rPr>
+        <w:t xml:space="preserve"> -a --format "{</w:t>
+      </w:r>
+      <w:proofErr w:type="gramStart"/>
+      <w:r>
+        <w:rPr>
+          <w:lang w:val="en-GB"/>
+        </w:rPr>
+        <w:t>{.Names</w:t>
+      </w:r>
+      <w:proofErr w:type="gramEnd"/>
+      <w:r>
+        <w:rPr>
+          <w:lang w:val="en-GB"/>
+        </w:rPr>
+        <w:t>}}"</w:t>
+      </w:r>
+    </w:p>
+    <w:p>
+      <w:pPr>
+        <w:rPr>
+          <w:b/>
+          <w:bCs/>
+          <w:lang w:val="en-GB"/>
+        </w:rPr>
+      </w:pPr>
+      <w:r>
+        <w:rPr>
+          <w:b/>
+          <w:bCs/>
+          <w:lang w:val="en-GB"/>
+        </w:rPr>
+        <w:t>With status</w:t>
+      </w:r>
+    </w:p>
+    <w:p>
+      <w:pPr>
+        <w:rPr>
+          <w:lang w:val="en-GB"/>
+        </w:rPr>
+      </w:pPr>
+      <w:r>
+        <w:rPr>
+          <w:lang w:val="en-GB"/>
+        </w:rPr>
+        <w:t xml:space="preserve">docker </w:t>
+      </w:r>
+      <w:proofErr w:type="spellStart"/>
+      <w:r>
+        <w:rPr>
+          <w:lang w:val="en-GB"/>
+        </w:rPr>
+        <w:t>ps</w:t>
+      </w:r>
+      <w:proofErr w:type="spellEnd"/>
+      <w:r>
+        <w:rPr>
+          <w:lang w:val="en-GB"/>
+        </w:rPr>
+        <w:t xml:space="preserve"> -a --format "table {</w:t>
+      </w:r>
+      <w:proofErr w:type="gramStart"/>
+      <w:r>
+        <w:rPr>
+          <w:lang w:val="en-GB"/>
+        </w:rPr>
+        <w:t>{.Names}}\</w:t>
+      </w:r>
+      <w:proofErr w:type="gramEnd"/>
+      <w:r>
+        <w:rPr>
+          <w:lang w:val="en-GB"/>
+        </w:rPr>
+        <w:t>t{</w:t>
+      </w:r>
+      <w:proofErr w:type="gramStart"/>
+      <w:r>
+        <w:rPr>
+          <w:lang w:val="en-GB"/>
+        </w:rPr>
+        <w:t>{.Status</w:t>
+      </w:r>
+      <w:proofErr w:type="gramEnd"/>
+      <w:r>
+        <w:rPr>
+          <w:lang w:val="en-GB"/>
+        </w:rPr>
+        <w:t>}}"</w:t>
+      </w:r>
+    </w:p>
+    <w:p>
+      <w:pPr>
+        <w:rPr>
+          <w:lang w:val="en-GB"/>
+        </w:rPr>
+      </w:pPr>
+      <w:r>
+        <w:rPr>
+          <w:lang w:val="en-GB"/>
+        </w:rPr>
+        <w:t>For your microservices project, I recommend:</w:t>
+      </w:r>
+    </w:p>
+    <w:p>
+      <w:pPr>
+        <w:rPr>
+          <w:lang w:val="en-GB"/>
+        </w:rPr>
+      </w:pPr>
+      <w:r>
+        <w:rPr>
+          <w:lang w:val="en-GB"/>
+        </w:rPr>
+        <w:t xml:space="preserve">docker </w:t>
+      </w:r>
+      <w:proofErr w:type="spellStart"/>
+      <w:r>
+        <w:rPr>
+          <w:lang w:val="en-GB"/>
+        </w:rPr>
+        <w:t>ps</w:t>
+      </w:r>
+      <w:proofErr w:type="spellEnd"/>
+      <w:r>
+        <w:rPr>
+          <w:lang w:val="en-GB"/>
+        </w:rPr>
+        <w:t xml:space="preserve"> -a --format "table {</w:t>
+      </w:r>
+      <w:proofErr w:type="gramStart"/>
+      <w:r>
+        <w:rPr>
+          <w:lang w:val="en-GB"/>
+        </w:rPr>
+        <w:t>{.Names}}\</w:t>
+      </w:r>
+      <w:proofErr w:type="gramEnd"/>
+      <w:r>
+        <w:rPr>
+          <w:lang w:val="en-GB"/>
+        </w:rPr>
+        <w:t>t{</w:t>
+      </w:r>
+      <w:proofErr w:type="gramStart"/>
+      <w:r>
+        <w:rPr>
+          <w:lang w:val="en-GB"/>
+        </w:rPr>
+        <w:t>{.Image}}\</w:t>
+      </w:r>
+      <w:proofErr w:type="gramEnd"/>
+      <w:r>
+        <w:rPr>
+          <w:lang w:val="en-GB"/>
+        </w:rPr>
+        <w:t>t{</w:t>
+      </w:r>
+      <w:proofErr w:type="gramStart"/>
+      <w:r>
+        <w:rPr>
+          <w:lang w:val="en-GB"/>
+        </w:rPr>
+        <w:t>{.Status</w:t>
+      </w:r>
+      <w:proofErr w:type="gramEnd"/>
+      <w:r>
+        <w:rPr>
+          <w:lang w:val="en-GB"/>
+        </w:rPr>
+        <w:t>}}"</w:t>
+      </w:r>
+    </w:p>
+    <w:p>
+      <w:pPr>
+        <w:rPr>
+          <w:lang w:val="en-GB"/>
+        </w:rPr>
+      </w:pPr>
+      <w:r>
+        <w:rPr>
+          <w:lang w:val="en-GB"/>
+        </w:rPr>
+        <w:t>This will show something like:</w:t>
+      </w:r>
+    </w:p>
+    <w:p>
+      <w:pPr>
+        <w:rPr>
+          <w:lang w:val="en-GB"/>
+        </w:rPr>
+      </w:pPr>
+      <w:r>
+        <w:rPr>
+          <w:lang w:val="en-GB"/>
+        </w:rPr>
+        <w:t>NAMES              IMAGE                              STATUS</w:t>
+      </w:r>
+    </w:p>
+    <w:p>
+      <w:pPr>
+        <w:rPr>
+          <w:lang w:val="en-GB"/>
+        </w:rPr>
+      </w:pPr>
+      <w:proofErr w:type="spellStart"/>
+      <w:r>
+        <w:rPr>
+          <w:lang w:val="en-GB"/>
+        </w:rPr>
+        <w:t>api</w:t>
+      </w:r>
+      <w:proofErr w:type="spellEnd"/>
+      <w:r>
+        <w:rPr>
+          <w:lang w:val="en-GB"/>
+        </w:rPr>
+        <w:t xml:space="preserve">-gateway        </w:t>
+      </w:r>
+      <w:proofErr w:type="spellStart"/>
+      <w:r>
+        <w:rPr>
+          <w:lang w:val="en-GB"/>
+        </w:rPr>
+        <w:t>gwatcho</w:t>
+      </w:r>
+      <w:proofErr w:type="spellEnd"/>
+      <w:r>
+        <w:rPr>
+          <w:lang w:val="en-GB"/>
+        </w:rPr>
+        <w:t>/</w:t>
+      </w:r>
+      <w:proofErr w:type="spellStart"/>
+      <w:r>
+        <w:rPr>
+          <w:lang w:val="en-GB"/>
+        </w:rPr>
+        <w:t>api</w:t>
+      </w:r>
+      <w:proofErr w:type="spellEnd"/>
+      <w:r>
+        <w:rPr>
+          <w:lang w:val="en-GB"/>
+        </w:rPr>
+        <w:t>-gateway                Up ...</w:t>
+      </w:r>
+    </w:p>
+    <w:p>
+      <w:pPr>
+        <w:rPr>
+          <w:lang w:val="en-GB"/>
+        </w:rPr>
+      </w:pPr>
+      <w:r>
+        <w:rPr>
+          <w:lang w:val="en-GB"/>
+        </w:rPr>
+        <w:t xml:space="preserve">user-service       </w:t>
+      </w:r>
+      <w:proofErr w:type="spellStart"/>
+      <w:r>
+        <w:rPr>
+          <w:lang w:val="en-GB"/>
+        </w:rPr>
+        <w:t>gwatcho</w:t>
+      </w:r>
+      <w:proofErr w:type="spellEnd"/>
+      <w:r>
+        <w:rPr>
+          <w:lang w:val="en-GB"/>
+        </w:rPr>
+        <w:t>/user-service               Up ...</w:t>
+      </w:r>
+    </w:p>
+    <w:p>
+      <w:pPr>
+        <w:rPr>
+          <w:lang w:val="en-GB"/>
+        </w:rPr>
+      </w:pPr>
+      <w:r>
+        <w:rPr>
+          <w:lang w:val="en-GB"/>
+        </w:rPr>
+        <w:t xml:space="preserve">product-service    </w:t>
+      </w:r>
+      <w:proofErr w:type="spellStart"/>
+      <w:r>
+        <w:rPr>
+          <w:lang w:val="en-GB"/>
+        </w:rPr>
+        <w:t>gwatcho</w:t>
+      </w:r>
+      <w:proofErr w:type="spellEnd"/>
+      <w:r>
+        <w:rPr>
+          <w:lang w:val="en-GB"/>
+        </w:rPr>
+        <w:t>/product-service            Up ...</w:t>
+      </w:r>
+    </w:p>
+    <w:p>
+      <w:pPr>
+        <w:rPr>
+          <w:lang w:val="en-GB"/>
+        </w:rPr>
+      </w:pPr>
+      <w:r>
+        <w:rPr>
+          <w:lang w:val="en-GB"/>
+        </w:rPr>
+        <w:t xml:space="preserve">order-service      </w:t>
+      </w:r>
+      <w:proofErr w:type="spellStart"/>
+      <w:r>
+        <w:rPr>
+          <w:lang w:val="en-GB"/>
+        </w:rPr>
+        <w:t>gwatcho</w:t>
+      </w:r>
+      <w:proofErr w:type="spellEnd"/>
+      <w:r>
+        <w:rPr>
+          <w:lang w:val="en-GB"/>
+        </w:rPr>
+        <w:t>/order-service              Up ...</w:t>
+      </w:r>
+    </w:p>
+    <w:p>
+      <w:pPr>
+        <w:rPr>
+          <w:lang w:val="en-GB"/>
+        </w:rPr>
+      </w:pPr>
+      <w:r>
+        <w:rPr>
+          <w:lang w:val="en-GB"/>
+        </w:rPr>
+        <w:t xml:space="preserve">payment-service    </w:t>
+      </w:r>
+      <w:proofErr w:type="spellStart"/>
+      <w:r>
+        <w:rPr>
+          <w:lang w:val="en-GB"/>
+        </w:rPr>
+        <w:t>gwatcho</w:t>
+      </w:r>
+      <w:proofErr w:type="spellEnd"/>
+      <w:r>
+        <w:rPr>
+          <w:lang w:val="en-GB"/>
+        </w:rPr>
+        <w:t>/payment-service            Up ...</w:t>
+      </w:r>
+    </w:p>
+    <w:p>
+      <w:pPr>
+        <w:rPr>
+          <w:lang w:val="en-GB"/>
+        </w:rPr>
+      </w:pPr>
+      <w:r>
+        <w:rPr>
+          <w:lang w:val="en-GB"/>
+        </w:rPr>
+        <w:t xml:space="preserve">delivery-service   </w:t>
+      </w:r>
+      <w:proofErr w:type="spellStart"/>
+      <w:r>
+        <w:rPr>
+          <w:lang w:val="en-GB"/>
+        </w:rPr>
+        <w:t>gwatcho</w:t>
+      </w:r>
+      <w:proofErr w:type="spellEnd"/>
+      <w:r>
+        <w:rPr>
+          <w:lang w:val="en-GB"/>
+        </w:rPr>
+        <w:t>/delivery-service           Up ...</w:t>
+      </w:r>
+    </w:p>
+    <w:p/>
+    <w:p/>
+    <w:p/>
+    <w:p/>
+    <w:p/>
+    <w:p/>
+    <w:p>
+      <w:pPr>
+        <w:rPr>
+          <w:sz w:val="52"/>
+          <w:szCs w:val="52"/>
+          <w:lang w:val="en-GB"/>
+        </w:rPr>
+      </w:pPr>
+      <w:r>
+        <w:rPr>
+          <w:sz w:val="44"/>
+          <w:szCs w:val="44"/>
+        </w:rPr>
+        <w:lastRenderedPageBreak/>
+        <w:t>Angular</w:t>
+      </w:r>
+    </w:p>
+    <w:p>
+      <w:pPr>
+        <w:pStyle w:val="Listenabsatz"/>
+        <w:numPr>
+          <w:ilvl w:val="0"/>
+          <w:numId w:val="4"/>
+        </w:numPr>
+        <w:rPr>
+          <w:lang w:val="en-GB"/>
+        </w:rPr>
+      </w:pPr>
+      <w:r>
+        <w:rPr>
+          <w:lang w:val="en-GB"/>
+        </w:rPr>
+        <w:t>Check nginx config</w:t>
+      </w:r>
+    </w:p>
+    <w:p>
+      <w:pPr>
+        <w:pStyle w:val="Listenabsatz"/>
+        <w:rPr>
+          <w:lang w:val="en-GB"/>
+        </w:rPr>
+      </w:pPr>
+      <w:r>
+        <w:rPr>
+          <w:lang w:val="en-GB"/>
+        </w:rPr>
+        <w:t xml:space="preserve">docker exec -it </w:t>
+      </w:r>
+      <w:proofErr w:type="spellStart"/>
+      <w:r>
+        <w:rPr>
+          <w:lang w:val="en-GB"/>
+        </w:rPr>
+        <w:t>gwatcho</w:t>
+      </w:r>
+      <w:proofErr w:type="spellEnd"/>
+      <w:r>
+        <w:rPr>
+          <w:lang w:val="en-GB"/>
+        </w:rPr>
+        <w:t>-angular cat /etc/nginx/</w:t>
+      </w:r>
+      <w:proofErr w:type="spellStart"/>
+      <w:r>
+        <w:rPr>
+          <w:lang w:val="en-GB"/>
+        </w:rPr>
+        <w:t>conf.d</w:t>
+      </w:r>
+      <w:proofErr w:type="spellEnd"/>
+      <w:r>
+        <w:rPr>
+          <w:lang w:val="en-GB"/>
+        </w:rPr>
+        <w:t>/</w:t>
+      </w:r>
+      <w:proofErr w:type="spellStart"/>
+      <w:r>
+        <w:rPr>
+          <w:lang w:val="en-GB"/>
+        </w:rPr>
+        <w:t>default.conf</w:t>
+      </w:r>
+      <w:proofErr w:type="spellEnd"/>
+    </w:p>
+    <w:p>
+      <w:pPr>
+        <w:pStyle w:val="Listenabsatz"/>
+        <w:numPr>
+          <w:ilvl w:val="0"/>
+          <w:numId w:val="4"/>
+        </w:numPr>
+        <w:rPr>
+          <w:lang w:val="en-GB"/>
+        </w:rPr>
+      </w:pPr>
+      <w:r>
+        <w:rPr>
+          <w:lang w:val="en-GB"/>
+        </w:rPr>
+        <w:t>Rebuild the App</w:t>
+      </w:r>
+    </w:p>
+    <w:p>
+      <w:pPr>
+        <w:pStyle w:val="Listenabsatz"/>
+        <w:tabs>
+          <w:tab w:val="left" w:pos="916"/>
+          <w:tab w:val="left" w:pos="1832"/>
+          <w:tab w:val="left" w:pos="2748"/>
+          <w:tab w:val="left" w:pos="3664"/>
+          <w:tab w:val="left" w:pos="4580"/>
+          <w:tab w:val="left" w:pos="5496"/>
+          <w:tab w:val="left" w:pos="6412"/>
+          <w:tab w:val="left" w:pos="7328"/>
+          <w:tab w:val="left" w:pos="8244"/>
+          <w:tab w:val="left" w:pos="9160"/>
+          <w:tab w:val="left" w:pos="10076"/>
+          <w:tab w:val="left" w:pos="10992"/>
+          <w:tab w:val="left" w:pos="11908"/>
+          <w:tab w:val="left" w:pos="12824"/>
+          <w:tab w:val="left" w:pos="13740"/>
+          <w:tab w:val="left" w:pos="14656"/>
+        </w:tabs>
+        <w:spacing w:after="0" w:line="240" w:lineRule="auto"/>
+        <w:rPr>
+          <w:rFonts w:ascii="Courier New" w:eastAsia="Times New Roman" w:hAnsi="Courier New" w:cs="Courier New"/>
+          <w:kern w:val="0"/>
+          <w:sz w:val="20"/>
+          <w:szCs w:val="20"/>
+          <w:lang w:val="en-GB" w:eastAsia="de-DE"/>
+          <w14:ligatures w14:val="none"/>
+        </w:rPr>
+      </w:pPr>
+      <w:r>
+        <w:rPr>
+          <w:rFonts w:ascii="Courier New" w:eastAsia="Times New Roman" w:hAnsi="Courier New" w:cs="Courier New"/>
+          <w:kern w:val="0"/>
+          <w:sz w:val="20"/>
+          <w:szCs w:val="20"/>
+          <w:lang w:val="en-GB" w:eastAsia="de-DE"/>
+          <w14:ligatures w14:val="none"/>
+        </w:rPr>
+        <w:t xml:space="preserve">docker build --no-cache -t </w:t>
+      </w:r>
+      <w:proofErr w:type="spellStart"/>
+      <w:r>
+        <w:rPr>
+          <w:rFonts w:ascii="Courier New" w:eastAsia="Times New Roman" w:hAnsi="Courier New" w:cs="Courier New"/>
+          <w:kern w:val="0"/>
+          <w:sz w:val="20"/>
+          <w:szCs w:val="20"/>
+          <w:lang w:val="en-GB" w:eastAsia="de-DE"/>
+          <w14:ligatures w14:val="none"/>
+        </w:rPr>
+        <w:t>gwatcho</w:t>
+      </w:r>
+      <w:proofErr w:type="spellEnd"/>
+      <w:r>
+        <w:rPr>
+          <w:rFonts w:ascii="Courier New" w:eastAsia="Times New Roman" w:hAnsi="Courier New" w:cs="Courier New"/>
+          <w:kern w:val="0"/>
+          <w:sz w:val="20"/>
+          <w:szCs w:val="20"/>
+          <w:lang w:val="en-GB" w:eastAsia="de-DE"/>
+          <w14:ligatures w14:val="none"/>
+        </w:rPr>
+        <w:t>/angular-</w:t>
+      </w:r>
+      <w:proofErr w:type="gramStart"/>
+      <w:r>
+        <w:rPr>
+          <w:rFonts w:ascii="Courier New" w:eastAsia="Times New Roman" w:hAnsi="Courier New" w:cs="Courier New"/>
+          <w:kern w:val="0"/>
+          <w:sz w:val="20"/>
+          <w:szCs w:val="20"/>
+          <w:lang w:val="en-GB" w:eastAsia="de-DE"/>
+          <w14:ligatures w14:val="none"/>
+        </w:rPr>
+        <w:t>frontend .</w:t>
+      </w:r>
+      <w:proofErr w:type="gramEnd"/>
+    </w:p>
+    <w:p>
+      <w:pPr>
+        <w:tabs>
+          <w:tab w:val="left" w:pos="916"/>
+          <w:tab w:val="left" w:pos="1832"/>
+          <w:tab w:val="left" w:pos="2748"/>
+          <w:tab w:val="left" w:pos="3664"/>
+          <w:tab w:val="left" w:pos="4580"/>
+          <w:tab w:val="left" w:pos="5496"/>
+          <w:tab w:val="left" w:pos="6412"/>
+          <w:tab w:val="left" w:pos="7328"/>
+          <w:tab w:val="left" w:pos="8244"/>
+          <w:tab w:val="left" w:pos="9160"/>
+          <w:tab w:val="left" w:pos="10076"/>
+          <w:tab w:val="left" w:pos="10992"/>
+          <w:tab w:val="left" w:pos="11908"/>
+          <w:tab w:val="left" w:pos="12824"/>
+          <w:tab w:val="left" w:pos="13740"/>
+          <w:tab w:val="left" w:pos="14656"/>
+        </w:tabs>
+        <w:spacing w:after="0" w:line="240" w:lineRule="auto"/>
+        <w:rPr>
+          <w:rFonts w:ascii="Courier New" w:eastAsia="Times New Roman" w:hAnsi="Courier New" w:cs="Courier New"/>
+          <w:kern w:val="0"/>
+          <w:sz w:val="20"/>
+          <w:szCs w:val="20"/>
+          <w:lang w:val="en-GB" w:eastAsia="de-DE"/>
+          <w14:ligatures w14:val="none"/>
+        </w:rPr>
+      </w:pPr>
+    </w:p>
+    <w:p>
+      <w:pPr>
+        <w:tabs>
+          <w:tab w:val="left" w:pos="916"/>
+          <w:tab w:val="left" w:pos="1832"/>
+          <w:tab w:val="left" w:pos="2748"/>
+          <w:tab w:val="left" w:pos="3664"/>
+          <w:tab w:val="left" w:pos="4580"/>
+          <w:tab w:val="left" w:pos="5496"/>
+          <w:tab w:val="left" w:pos="6412"/>
+          <w:tab w:val="left" w:pos="7328"/>
+          <w:tab w:val="left" w:pos="8244"/>
+          <w:tab w:val="left" w:pos="9160"/>
+          <w:tab w:val="left" w:pos="10076"/>
+          <w:tab w:val="left" w:pos="10992"/>
+          <w:tab w:val="left" w:pos="11908"/>
+          <w:tab w:val="left" w:pos="12824"/>
+          <w:tab w:val="left" w:pos="13740"/>
+          <w:tab w:val="left" w:pos="14656"/>
+        </w:tabs>
+        <w:spacing w:after="0" w:line="240" w:lineRule="auto"/>
+        <w:rPr>
+          <w:rFonts w:ascii="Courier New" w:eastAsia="Times New Roman" w:hAnsi="Courier New" w:cs="Courier New"/>
+          <w:kern w:val="0"/>
+          <w:sz w:val="20"/>
+          <w:szCs w:val="20"/>
+          <w:lang w:val="en-GB" w:eastAsia="de-DE"/>
+          <w14:ligatures w14:val="none"/>
+        </w:rPr>
+      </w:pPr>
+      <w:r>
+        <w:rPr>
+          <w:rFonts w:ascii="Courier New" w:eastAsia="Times New Roman" w:hAnsi="Courier New" w:cs="Courier New"/>
+          <w:kern w:val="0"/>
+          <w:sz w:val="20"/>
+          <w:szCs w:val="20"/>
+          <w:lang w:val="en-GB" w:eastAsia="de-DE"/>
+          <w14:ligatures w14:val="none"/>
+        </w:rPr>
+        <w:t xml:space="preserve"># </w:t>
+      </w:r>
+      <w:proofErr w:type="gramStart"/>
+      <w:r>
+        <w:rPr>
+          <w:rFonts w:ascii="Courier New" w:eastAsia="Times New Roman" w:hAnsi="Courier New" w:cs="Courier New"/>
+          <w:kern w:val="0"/>
+          <w:sz w:val="20"/>
+          <w:szCs w:val="20"/>
+          <w:lang w:val="en-GB" w:eastAsia="de-DE"/>
+          <w14:ligatures w14:val="none"/>
+        </w:rPr>
+        <w:t>rebuild</w:t>
+      </w:r>
+      <w:proofErr w:type="gramEnd"/>
+      <w:r>
+        <w:rPr>
+          <w:rFonts w:ascii="Courier New" w:eastAsia="Times New Roman" w:hAnsi="Courier New" w:cs="Courier New"/>
+          <w:kern w:val="0"/>
+          <w:sz w:val="20"/>
+          <w:szCs w:val="20"/>
+          <w:lang w:val="en-GB" w:eastAsia="de-DE"/>
+          <w14:ligatures w14:val="none"/>
+        </w:rPr>
+        <w:t xml:space="preserve"> </w:t>
+      </w:r>
+      <w:proofErr w:type="spellStart"/>
+      <w:r>
+        <w:rPr>
+          <w:rFonts w:ascii="Courier New" w:eastAsia="Times New Roman" w:hAnsi="Courier New" w:cs="Courier New"/>
+          <w:kern w:val="0"/>
+          <w:sz w:val="20"/>
+          <w:szCs w:val="20"/>
+          <w:lang w:val="en-GB" w:eastAsia="de-DE"/>
+          <w14:ligatures w14:val="none"/>
+        </w:rPr>
+        <w:t>angluar</w:t>
+      </w:r>
+      <w:proofErr w:type="spellEnd"/>
+    </w:p>
+    <w:p>
+      <w:pPr>
+        <w:tabs>
+          <w:tab w:val="left" w:pos="916"/>
+          <w:tab w:val="left" w:pos="1832"/>
+          <w:tab w:val="left" w:pos="2748"/>
+          <w:tab w:val="left" w:pos="3664"/>
+          <w:tab w:val="left" w:pos="4580"/>
+          <w:tab w:val="left" w:pos="5496"/>
+          <w:tab w:val="left" w:pos="6412"/>
+          <w:tab w:val="left" w:pos="7328"/>
+          <w:tab w:val="left" w:pos="8244"/>
+          <w:tab w:val="left" w:pos="9160"/>
+          <w:tab w:val="left" w:pos="10076"/>
+          <w:tab w:val="left" w:pos="10992"/>
+          <w:tab w:val="left" w:pos="11908"/>
+          <w:tab w:val="left" w:pos="12824"/>
+          <w:tab w:val="left" w:pos="13740"/>
+          <w:tab w:val="left" w:pos="14656"/>
+        </w:tabs>
+        <w:spacing w:after="0" w:line="240" w:lineRule="auto"/>
+        <w:rPr>
+          <w:rFonts w:ascii="Courier New" w:eastAsia="Times New Roman" w:hAnsi="Courier New" w:cs="Courier New"/>
+          <w:kern w:val="0"/>
+          <w:sz w:val="20"/>
+          <w:szCs w:val="20"/>
+          <w:lang w:val="en-GB" w:eastAsia="de-DE"/>
+          <w14:ligatures w14:val="none"/>
+        </w:rPr>
+      </w:pPr>
+      <w:r>
+        <w:rPr>
+          <w:rFonts w:ascii="Courier New" w:eastAsia="Times New Roman" w:hAnsi="Courier New" w:cs="Courier New"/>
+          <w:kern w:val="0"/>
+          <w:sz w:val="20"/>
+          <w:szCs w:val="20"/>
+          <w:lang w:val="en-GB" w:eastAsia="de-DE"/>
+          <w14:ligatures w14:val="none"/>
+        </w:rPr>
+        <w:t xml:space="preserve">   </w:t>
+      </w:r>
+    </w:p>
+    <w:p>
+      <w:pPr>
+        <w:tabs>
+          <w:tab w:val="left" w:pos="916"/>
+          <w:tab w:val="left" w:pos="1832"/>
+          <w:tab w:val="left" w:pos="2748"/>
+          <w:tab w:val="left" w:pos="3664"/>
+          <w:tab w:val="left" w:pos="4580"/>
+          <w:tab w:val="left" w:pos="5496"/>
+          <w:tab w:val="left" w:pos="6412"/>
+          <w:tab w:val="left" w:pos="7328"/>
+          <w:tab w:val="left" w:pos="8244"/>
+          <w:tab w:val="left" w:pos="9160"/>
+          <w:tab w:val="left" w:pos="10076"/>
+          <w:tab w:val="left" w:pos="10992"/>
+          <w:tab w:val="left" w:pos="11908"/>
+          <w:tab w:val="left" w:pos="12824"/>
+          <w:tab w:val="left" w:pos="13740"/>
+          <w:tab w:val="left" w:pos="14656"/>
+        </w:tabs>
+        <w:spacing w:after="0" w:line="240" w:lineRule="auto"/>
+        <w:rPr>
+          <w:rFonts w:ascii="Courier New" w:eastAsia="Times New Roman" w:hAnsi="Courier New" w:cs="Courier New"/>
+          <w:kern w:val="0"/>
+          <w:sz w:val="20"/>
+          <w:szCs w:val="20"/>
+          <w:lang w:val="en-GB" w:eastAsia="de-DE"/>
+          <w14:ligatures w14:val="none"/>
+        </w:rPr>
+      </w:pPr>
+      <w:r>
+        <w:rPr>
+          <w:rFonts w:ascii="Courier New" w:eastAsia="Times New Roman" w:hAnsi="Courier New" w:cs="Courier New"/>
+          <w:kern w:val="0"/>
+          <w:sz w:val="20"/>
+          <w:szCs w:val="20"/>
+          <w:lang w:val="en-GB" w:eastAsia="de-DE"/>
+          <w14:ligatures w14:val="none"/>
+        </w:rPr>
+        <w:t xml:space="preserve">   docker build -t gwatch</w:t>
+      </w:r>
+      <w:proofErr w:type="spellStart"/>
+      <w:r>
+        <w:rPr>
+          <w:rFonts w:ascii="Courier New" w:eastAsia="Times New Roman" w:hAnsi="Courier New" w:cs="Courier New"/>
+          <w:kern w:val="0"/>
+          <w:sz w:val="20"/>
+          <w:szCs w:val="20"/>
+          <w:lang w:val="en-GB" w:eastAsia="de-DE"/>
+          <w14:ligatures w14:val="none"/>
+        </w:rPr>
+        <w:t>o</w:t>
+      </w:r>
+      <w:proofErr w:type="spellEnd"/>
+      <w:r>
+        <w:rPr>
+          <w:rFonts w:ascii="Courier New" w:eastAsia="Times New Roman" w:hAnsi="Courier New" w:cs="Courier New"/>
+          <w:kern w:val="0"/>
+          <w:sz w:val="20"/>
+          <w:szCs w:val="20"/>
+          <w:lang w:val="en-GB" w:eastAsia="de-DE"/>
+          <w14:ligatures w14:val="none"/>
+        </w:rPr>
+        <w:t>/angular-</w:t>
+      </w:r>
+      <w:proofErr w:type="gramStart"/>
+      <w:r>
+        <w:rPr>
+          <w:rFonts w:ascii="Courier New" w:eastAsia="Times New Roman" w:hAnsi="Courier New" w:cs="Courier New"/>
+          <w:kern w:val="0"/>
+          <w:sz w:val="20"/>
+          <w:szCs w:val="20"/>
+          <w:lang w:val="en-GB" w:eastAsia="de-DE"/>
+          <w14:ligatures w14:val="none"/>
+        </w:rPr>
+        <w:t>frontend .</w:t>
+      </w:r>
+      <w:proofErr w:type="gramEnd"/>
+    </w:p>
+    <w:p>
+      <w:pPr>
+        <w:tabs>
+          <w:tab w:val="left" w:pos="916"/>
+          <w:tab w:val="left" w:pos="1832"/>
+          <w:tab w:val="left" w:pos="2748"/>
+          <w:tab w:val="left" w:pos="3664"/>
+          <w:tab w:val="left" w:pos="4580"/>
+          <w:tab w:val="left" w:pos="5496"/>
+          <w:tab w:val="left" w:pos="6412"/>
+          <w:tab w:val="left" w:pos="7328"/>
+          <w:tab w:val="left" w:pos="8244"/>
+          <w:tab w:val="left" w:pos="9160"/>
+          <w:tab w:val="left" w:pos="10076"/>
+          <w:tab w:val="left" w:pos="10992"/>
+          <w:tab w:val="left" w:pos="11908"/>
+          <w:tab w:val="left" w:pos="12824"/>
+          <w:tab w:val="left" w:pos="13740"/>
+          <w:tab w:val="left" w:pos="14656"/>
+        </w:tabs>
+        <w:spacing w:after="0" w:line="240" w:lineRule="auto"/>
+        <w:rPr>
+          <w:rFonts w:ascii="Courier New" w:eastAsia="Times New Roman" w:hAnsi="Courier New" w:cs="Courier New"/>
+          <w:kern w:val="0"/>
+          <w:sz w:val="20"/>
+          <w:szCs w:val="20"/>
+          <w:lang w:val="en-GB" w:eastAsia="de-DE"/>
+          <w14:ligatures w14:val="none"/>
+        </w:rPr>
+      </w:pPr>
+      <w:r>
+        <w:rPr>
+          <w:rFonts w:ascii="Courier New" w:eastAsia="Times New Roman" w:hAnsi="Courier New" w:cs="Courier New"/>
+          <w:kern w:val="0"/>
+          <w:sz w:val="20"/>
+          <w:szCs w:val="20"/>
+          <w:lang w:val="en-GB" w:eastAsia="de-DE"/>
+          <w14:ligatures w14:val="none"/>
+        </w:rPr>
+        <w:t xml:space="preserve">   </w:t>
+      </w:r>
+    </w:p>
+    <w:p>
+      <w:pPr>
+        <w:tabs>
+          <w:tab w:val="left" w:pos="916"/>
+          <w:tab w:val="left" w:pos="1832"/>
+          <w:tab w:val="left" w:pos="2748"/>
+          <w:tab w:val="left" w:pos="3664"/>
+          <w:tab w:val="left" w:pos="4580"/>
+          <w:tab w:val="left" w:pos="5496"/>
+          <w:tab w:val="left" w:pos="6412"/>
+          <w:tab w:val="left" w:pos="7328"/>
+          <w:tab w:val="left" w:pos="8244"/>
+          <w:tab w:val="left" w:pos="9160"/>
+          <w:tab w:val="left" w:pos="10076"/>
+          <w:tab w:val="left" w:pos="10992"/>
+          <w:tab w:val="left" w:pos="11908"/>
+          <w:tab w:val="left" w:pos="12824"/>
+          <w:tab w:val="left" w:pos="13740"/>
+          <w:tab w:val="left" w:pos="14656"/>
+        </w:tabs>
+        <w:spacing w:after="0" w:line="240" w:lineRule="auto"/>
+        <w:rPr>
+          <w:rFonts w:ascii="Courier New" w:eastAsia="Times New Roman" w:hAnsi="Courier New" w:cs="Courier New"/>
+          <w:kern w:val="0"/>
+          <w:sz w:val="20"/>
+          <w:szCs w:val="20"/>
+          <w:lang w:val="en-GB" w:eastAsia="de-DE"/>
+          <w14:ligatures w14:val="none"/>
+        </w:rPr>
+      </w:pPr>
+      <w:r>
+        <w:rPr>
+          <w:rFonts w:ascii="Courier New" w:eastAsia="Times New Roman" w:hAnsi="Courier New" w:cs="Courier New"/>
+          <w:kern w:val="0"/>
+          <w:sz w:val="20"/>
+          <w:szCs w:val="20"/>
+          <w:lang w:val="en-GB" w:eastAsia="de-DE"/>
+          <w14:ligatures w14:val="none"/>
+        </w:rPr>
+        <w:t xml:space="preserve">   # </w:t>
+      </w:r>
+      <w:proofErr w:type="gramStart"/>
+      <w:r>
+        <w:rPr>
+          <w:rFonts w:ascii="Courier New" w:eastAsia="Times New Roman" w:hAnsi="Courier New" w:cs="Courier New"/>
+          <w:kern w:val="0"/>
+          <w:sz w:val="20"/>
+          <w:szCs w:val="20"/>
+          <w:lang w:val="en-GB" w:eastAsia="de-DE"/>
+          <w14:ligatures w14:val="none"/>
+        </w:rPr>
+        <w:t>delete</w:t>
+      </w:r>
+      <w:proofErr w:type="gramEnd"/>
+      <w:r>
+        <w:rPr>
+          <w:rFonts w:ascii="Courier New" w:eastAsia="Times New Roman" w:hAnsi="Courier New" w:cs="Courier New"/>
+          <w:kern w:val="0"/>
+          <w:sz w:val="20"/>
+          <w:szCs w:val="20"/>
+          <w:lang w:val="en-GB" w:eastAsia="de-DE"/>
+          <w14:ligatures w14:val="none"/>
+        </w:rPr>
+        <w:t xml:space="preserve"> image </w:t>
+      </w:r>
+    </w:p>
+    <w:p>
+      <w:pPr>
+        <w:tabs>
+          <w:tab w:val="left" w:pos="916"/>
+          <w:tab w:val="left" w:pos="1832"/>
+          <w:tab w:val="left" w:pos="2748"/>
+          <w:tab w:val="left" w:pos="3664"/>
+          <w:tab w:val="left" w:pos="4580"/>
+          <w:tab w:val="left" w:pos="5496"/>
+          <w:tab w:val="left" w:pos="6412"/>
+          <w:tab w:val="left" w:pos="7328"/>
+          <w:tab w:val="left" w:pos="8244"/>
+          <w:tab w:val="left" w:pos="9160"/>
+          <w:tab w:val="left" w:pos="10076"/>
+          <w:tab w:val="left" w:pos="10992"/>
+          <w:tab w:val="left" w:pos="11908"/>
+          <w:tab w:val="left" w:pos="12824"/>
+          <w:tab w:val="left" w:pos="13740"/>
+          <w:tab w:val="left" w:pos="14656"/>
+        </w:tabs>
+        <w:spacing w:after="0" w:line="240" w:lineRule="auto"/>
+        <w:rPr>
+          <w:rFonts w:ascii="Courier New" w:eastAsia="Times New Roman" w:hAnsi="Courier New" w:cs="Courier New"/>
+          <w:kern w:val="0"/>
+          <w:sz w:val="20"/>
+          <w:szCs w:val="20"/>
+          <w:lang w:val="en-GB" w:eastAsia="de-DE"/>
+          <w14:ligatures w14:val="none"/>
+        </w:rPr>
+      </w:pPr>
+      <w:r>
+        <w:rPr>
+          <w:rFonts w:ascii="Courier New" w:eastAsia="Times New Roman" w:hAnsi="Courier New" w:cs="Courier New"/>
+          <w:kern w:val="0"/>
+          <w:sz w:val="20"/>
+          <w:szCs w:val="20"/>
+          <w:lang w:val="en-GB" w:eastAsia="de-DE"/>
+          <w14:ligatures w14:val="none"/>
+        </w:rPr>
+        <w:t xml:space="preserve">    docker rm -f angular-frontend</w:t>
+      </w:r>
+    </w:p>
+    <w:p>
+      <w:pPr>
+        <w:tabs>
+          <w:tab w:val="left" w:pos="916"/>
+          <w:tab w:val="left" w:pos="1832"/>
+          <w:tab w:val="left" w:pos="2748"/>
+          <w:tab w:val="left" w:pos="3664"/>
+          <w:tab w:val="left" w:pos="4580"/>
+          <w:tab w:val="left" w:pos="5496"/>
+          <w:tab w:val="left" w:pos="6412"/>
+          <w:tab w:val="left" w:pos="7328"/>
+          <w:tab w:val="left" w:pos="8244"/>
+          <w:tab w:val="left" w:pos="9160"/>
+          <w:tab w:val="left" w:pos="10076"/>
+          <w:tab w:val="left" w:pos="10992"/>
+          <w:tab w:val="left" w:pos="11908"/>
+          <w:tab w:val="left" w:pos="12824"/>
+          <w:tab w:val="left" w:pos="13740"/>
+          <w:tab w:val="left" w:pos="14656"/>
+        </w:tabs>
+        <w:spacing w:after="0" w:line="240" w:lineRule="auto"/>
+        <w:rPr>
+          <w:rFonts w:ascii="Courier New" w:eastAsia="Times New Roman" w:hAnsi="Courier New" w:cs="Courier New"/>
+          <w:kern w:val="0"/>
+          <w:sz w:val="20"/>
+          <w:szCs w:val="20"/>
+          <w:lang w:val="en-GB" w:eastAsia="de-DE"/>
+          <w14:ligatures w14:val="none"/>
+        </w:rPr>
+      </w:pPr>
+    </w:p>
+    <w:p>
+      <w:pPr>
+        <w:tabs>
+          <w:tab w:val="left" w:pos="916"/>
+          <w:tab w:val="left" w:pos="1832"/>
+          <w:tab w:val="left" w:pos="2748"/>
+          <w:tab w:val="left" w:pos="3664"/>
+          <w:tab w:val="left" w:pos="4580"/>
+          <w:tab w:val="left" w:pos="5496"/>
+          <w:tab w:val="left" w:pos="6412"/>
+          <w:tab w:val="left" w:pos="7328"/>
+          <w:tab w:val="left" w:pos="8244"/>
+          <w:tab w:val="left" w:pos="9160"/>
+          <w:tab w:val="left" w:pos="10076"/>
+          <w:tab w:val="left" w:pos="10992"/>
+          <w:tab w:val="left" w:pos="11908"/>
+          <w:tab w:val="left" w:pos="12824"/>
+          <w:tab w:val="left" w:pos="13740"/>
+          <w:tab w:val="left" w:pos="14656"/>
+        </w:tabs>
+        <w:spacing w:after="0" w:line="240" w:lineRule="auto"/>
+        <w:rPr>
+          <w:rFonts w:ascii="Courier New" w:eastAsia="Times New Roman" w:hAnsi="Courier New" w:cs="Courier New"/>
+          <w:kern w:val="0"/>
+          <w:sz w:val="20"/>
+          <w:szCs w:val="20"/>
+          <w:lang w:val="en-GB" w:eastAsia="de-DE"/>
+          <w14:ligatures w14:val="none"/>
+        </w:rPr>
+      </w:pPr>
+      <w:r>
+        <w:rPr>
+          <w:rFonts w:ascii="Courier New" w:eastAsia="Times New Roman" w:hAnsi="Courier New" w:cs="Courier New"/>
+          <w:kern w:val="0"/>
+          <w:sz w:val="20"/>
+          <w:szCs w:val="20"/>
+          <w:lang w:val="en-GB" w:eastAsia="de-DE"/>
+          <w14:ligatures w14:val="none"/>
+        </w:rPr>
+        <w:t xml:space="preserve">   #</w:t>
+      </w:r>
+      <w:proofErr w:type="gramStart"/>
+      <w:r>
+        <w:rPr>
+          <w:rFonts w:ascii="Courier New" w:eastAsia="Times New Roman" w:hAnsi="Courier New" w:cs="Courier New"/>
+          <w:kern w:val="0"/>
+          <w:sz w:val="20"/>
+          <w:szCs w:val="20"/>
+          <w:lang w:val="en-GB" w:eastAsia="de-DE"/>
+          <w14:ligatures w14:val="none"/>
+        </w:rPr>
+        <w:t>run</w:t>
+      </w:r>
+      <w:proofErr w:type="gramEnd"/>
+      <w:r>
+        <w:rPr>
+          <w:rFonts w:ascii="Courier New" w:eastAsia="Times New Roman" w:hAnsi="Courier New" w:cs="Courier New"/>
+          <w:kern w:val="0"/>
+          <w:sz w:val="20"/>
+          <w:szCs w:val="20"/>
+          <w:lang w:val="en-GB" w:eastAsia="de-DE"/>
+          <w14:ligatures w14:val="none"/>
+        </w:rPr>
+        <w:t xml:space="preserve"> docker</w:t>
+      </w:r>
+    </w:p>
+    <w:p>
+      <w:pPr>
+        <w:tabs>
+          <w:tab w:val="left" w:pos="916"/>
+          <w:tab w:val="left" w:pos="1832"/>
+          <w:tab w:val="left" w:pos="2748"/>
+          <w:tab w:val="left" w:pos="3664"/>
+          <w:tab w:val="left" w:pos="4580"/>
+          <w:tab w:val="left" w:pos="5496"/>
+          <w:tab w:val="left" w:pos="6412"/>
+          <w:tab w:val="left" w:pos="7328"/>
+          <w:tab w:val="left" w:pos="8244"/>
+          <w:tab w:val="left" w:pos="9160"/>
+          <w:tab w:val="left" w:pos="10076"/>
+          <w:tab w:val="left" w:pos="10992"/>
+          <w:tab w:val="left" w:pos="11908"/>
+          <w:tab w:val="left" w:pos="12824"/>
+          <w:tab w:val="left" w:pos="13740"/>
+          <w:tab w:val="left" w:pos="14656"/>
+        </w:tabs>
+        <w:spacing w:after="0" w:line="240" w:lineRule="auto"/>
+        <w:rPr>
+          <w:rFonts w:ascii="Courier New" w:eastAsia="Times New Roman" w:hAnsi="Courier New" w:cs="Courier New"/>
+          <w:kern w:val="0"/>
+          <w:sz w:val="20"/>
+          <w:szCs w:val="20"/>
+          <w:lang w:val="en-GB" w:eastAsia="de-DE"/>
+          <w14:ligatures w14:val="none"/>
+        </w:rPr>
+      </w:pPr>
+      <w:r>
+        <w:rPr>
+          <w:rFonts w:ascii="Courier New" w:eastAsia="Times New Roman" w:hAnsi="Courier New" w:cs="Courier New"/>
+          <w:kern w:val="0"/>
+          <w:sz w:val="20"/>
+          <w:szCs w:val="20"/>
+          <w:lang w:val="en-GB" w:eastAsia="de-DE"/>
+          <w14:ligatures w14:val="none"/>
+        </w:rPr>
+        <w:t xml:space="preserve">   docker run -d --name angular-frontend -p 4200:80 --network </w:t>
+      </w:r>
+      <w:proofErr w:type="spellStart"/>
+      <w:r>
+        <w:rPr>
+          <w:rFonts w:ascii="Courier New" w:eastAsia="Times New Roman" w:hAnsi="Courier New" w:cs="Courier New"/>
+          <w:kern w:val="0"/>
+          <w:sz w:val="20"/>
+          <w:szCs w:val="20"/>
+          <w:lang w:val="en-GB" w:eastAsia="de-DE"/>
+          <w14:ligatures w14:val="none"/>
+        </w:rPr>
+        <w:t>gwatcho</w:t>
+      </w:r>
+      <w:proofErr w:type="spellEnd"/>
+      <w:r>
+        <w:rPr>
+          <w:rFonts w:ascii="Courier New" w:eastAsia="Times New Roman" w:hAnsi="Courier New" w:cs="Courier New"/>
+          <w:kern w:val="0"/>
+          <w:sz w:val="20"/>
+          <w:szCs w:val="20"/>
+          <w:lang w:val="en-GB" w:eastAsia="de-DE"/>
+          <w14:ligatures w14:val="none"/>
+        </w:rPr>
+        <w:t>-microservices-</w:t>
+      </w:r>
+      <w:proofErr w:type="spellStart"/>
+      <w:r>
+        <w:rPr>
+          <w:rFonts w:ascii="Courier New" w:eastAsia="Times New Roman" w:hAnsi="Courier New" w:cs="Courier New"/>
+          <w:kern w:val="0"/>
+          <w:sz w:val="20"/>
+          <w:szCs w:val="20"/>
+          <w:lang w:val="en-GB" w:eastAsia="de-DE"/>
+          <w14:ligatures w14:val="none"/>
+        </w:rPr>
+        <w:t>app_gwatcho</w:t>
+      </w:r>
+      <w:proofErr w:type="spellEnd"/>
+      <w:r>
+        <w:rPr>
+          <w:rFonts w:ascii="Courier New" w:eastAsia="Times New Roman" w:hAnsi="Courier New" w:cs="Courier New"/>
+          <w:kern w:val="0"/>
+          <w:sz w:val="20"/>
+          <w:szCs w:val="20"/>
+          <w:lang w:val="en-GB" w:eastAsia="de-DE"/>
+          <w14:ligatures w14:val="none"/>
+        </w:rPr>
+        <w:t xml:space="preserve">-network </w:t>
+      </w:r>
+      <w:proofErr w:type="spellStart"/>
+      <w:r>
+        <w:rPr>
+          <w:rFonts w:ascii="Courier New" w:eastAsia="Times New Roman" w:hAnsi="Courier New" w:cs="Courier New"/>
+          <w:kern w:val="0"/>
+          <w:sz w:val="20"/>
+          <w:szCs w:val="20"/>
+          <w:lang w:val="en-GB" w:eastAsia="de-DE"/>
+          <w14:ligatures w14:val="none"/>
+        </w:rPr>
+        <w:t>gwatcho</w:t>
+      </w:r>
+      <w:proofErr w:type="spellEnd"/>
+      <w:r>
+        <w:rPr>
+          <w:rFonts w:ascii="Courier New" w:eastAsia="Times New Roman" w:hAnsi="Courier New" w:cs="Courier New"/>
+          <w:kern w:val="0"/>
+          <w:sz w:val="20"/>
+          <w:szCs w:val="20"/>
+          <w:lang w:val="en-GB" w:eastAsia="de-DE"/>
+          <w14:ligatures w14:val="none"/>
+        </w:rPr>
+        <w:t>/angular-frontend</w:t>
+      </w:r>
+    </w:p>
+    <w:p>
+      <w:pPr>
+        <w:rPr>
+          <w:sz w:val="16"/>
+          <w:szCs w:val="16"/>
+          <w:lang w:val="en-GB"/>
+        </w:rPr>
+      </w:pPr>
+    </w:p>
+    <w:p>
+      <w:pPr>
+        <w:rPr>
+          <w:b/>
+          <w:bCs/>
+          <w:sz w:val="22"/>
+          <w:szCs w:val="22"/>
+          <w:lang w:val="en-GB"/>
+        </w:rPr>
+      </w:pPr>
+      <w:r>
+        <w:rPr>
+          <w:b/>
+          <w:bCs/>
+          <w:sz w:val="22"/>
+          <w:szCs w:val="22"/>
+          <w:lang w:val="en-GB"/>
+        </w:rPr>
+        <w:t>1. Check its status</w:t>
+      </w:r>
+    </w:p>
+    <w:p>
+      <w:pPr>
+        <w:rPr>
+          <w:sz w:val="22"/>
+          <w:szCs w:val="22"/>
+          <w:lang w:val="en-GB"/>
+        </w:rPr>
+      </w:pPr>
+      <w:r>
+        <w:rPr>
+          <w:sz w:val="22"/>
+          <w:szCs w:val="22"/>
+          <w:lang w:val="en-GB"/>
+        </w:rPr>
+        <w:t>docker ps -a --filter "name=gwatcho-angular"</w:t>
+      </w:r>
+    </w:p>
+    <w:p>
+      <w:pPr>
+        <w:rPr>
+          <w:sz w:val="22"/>
+          <w:szCs w:val="22"/>
+          <w:lang w:val="en-GB"/>
+        </w:rPr>
+      </w:pPr>
+      <w:r>
+        <w:rPr>
+          <w:sz w:val="22"/>
+          <w:szCs w:val="22"/>
+          <w:lang w:val="en-GB"/>
+        </w:rPr>
+        <w:t>You will probably see:</w:t>
+      </w:r>
+    </w:p>
+    <w:p>
+      <w:pPr>
+        <w:rPr>
+          <w:sz w:val="22"/>
+          <w:szCs w:val="22"/>
+          <w:lang w:val="en-GB"/>
+        </w:rPr>
+      </w:pPr>
+      <w:r>
+        <w:rPr>
+          <w:sz w:val="22"/>
+          <w:szCs w:val="22"/>
+          <w:lang w:val="en-GB"/>
+        </w:rPr>
+        <w:t>STATUS</w:t>
+      </w:r>
+    </w:p>
+    <w:p>
+      <w:pPr>
+        <w:rPr>
+          <w:sz w:val="22"/>
+          <w:szCs w:val="22"/>
+          <w:lang w:val="en-GB"/>
+        </w:rPr>
+      </w:pPr>
+      <w:r>
+        <w:rPr>
+          <w:sz w:val="22"/>
+          <w:szCs w:val="22"/>
+          <w:lang w:val="en-GB"/>
+        </w:rPr>
+        <w:t>Exited (...)</w:t>
+      </w:r>
+    </w:p>
+    <w:p>
+      <w:pPr>
+        <w:rPr>
+          <w:b/>
+          <w:bCs/>
+          <w:sz w:val="22"/>
+          <w:szCs w:val="22"/>
+          <w:lang w:val="en-GB"/>
+        </w:rPr>
+      </w:pPr>
+      <w:r>
+        <w:rPr>
+          <w:b/>
+          <w:bCs/>
+          <w:sz w:val="22"/>
+          <w:szCs w:val="22"/>
+          <w:lang w:val="en-GB"/>
+        </w:rPr>
+        <w:t>2. Start the container</w:t>
+      </w:r>
+    </w:p>
+    <w:p>
+      <w:pPr>
+        <w:rPr>
+          <w:sz w:val="22"/>
+          <w:szCs w:val="22"/>
+          <w:lang w:val="en-GB"/>
+        </w:rPr>
+      </w:pPr>
+      <w:r>
+        <w:rPr>
+          <w:sz w:val="22"/>
+          <w:szCs w:val="22"/>
+          <w:lang w:val="en-GB"/>
+        </w:rPr>
+        <w:t>docker start gwatcho-angular</w:t>
+      </w:r>
+    </w:p>
+    <w:p>
+      <w:pPr>
+        <w:rPr>
+          <w:sz w:val="22"/>
+          <w:szCs w:val="22"/>
+          <w:lang w:val="en-GB"/>
+        </w:rPr>
+      </w:pPr>
+      <w:r>
+        <w:rPr>
+          <w:sz w:val="22"/>
+          <w:szCs w:val="22"/>
+          <w:lang w:val="en-GB"/>
+        </w:rPr>
+        <w:t>Then verify:</w:t>
+      </w:r>
+    </w:p>
+    <w:p>
+      <w:pPr>
+        <w:rPr>
+          <w:sz w:val="22"/>
+          <w:szCs w:val="22"/>
+          <w:lang w:val="en-GB"/>
+        </w:rPr>
+      </w:pPr>
+      <w:r>
+        <w:rPr>
+          <w:sz w:val="22"/>
+          <w:szCs w:val="22"/>
+          <w:lang w:val="en-GB"/>
+        </w:rPr>
+        <w:t>docker ps --filter "name=gwatcho-angular"</w:t>
+      </w:r>
+    </w:p>
+    <w:p>
+      <w:pPr>
+        <w:rPr>
+          <w:b/>
+          <w:bCs/>
+          <w:sz w:val="22"/>
+          <w:szCs w:val="22"/>
+          <w:lang w:val="en-GB"/>
+        </w:rPr>
+      </w:pPr>
+      <w:r>
+        <w:rPr>
+          <w:b/>
+          <w:bCs/>
+          <w:sz w:val="22"/>
+          <w:szCs w:val="22"/>
+          <w:lang w:val="en-GB"/>
+        </w:rPr>
+        <w:t>3. Now check default.conf</w:t>
+      </w:r>
+    </w:p>
+    <w:p>
+      <w:pPr>
+        <w:rPr>
+          <w:sz w:val="22"/>
+          <w:szCs w:val="22"/>
+          <w:lang w:val="en-GB"/>
+        </w:rPr>
+      </w:pPr>
+      <w:r>
+        <w:rPr>
+          <w:sz w:val="22"/>
+          <w:szCs w:val="22"/>
+          <w:lang w:val="en-GB"/>
+        </w:rPr>
+        <w:t>docker exec -it gwatcho-angular cat /etc/nginx/conf.d/default.conf</w:t>
+      </w:r>
+    </w:p>
+    <w:p>
+      <w:pPr>
+        <w:rPr>
+          <w:b/>
+          <w:bCs/>
+          <w:sz w:val="22"/>
+          <w:szCs w:val="22"/>
+          <w:lang w:val="en-GB"/>
+        </w:rPr>
+      </w:pPr>
+      <w:r>
+        <w:rPr>
+          <w:b/>
+          <w:bCs/>
+          <w:sz w:val="22"/>
+          <w:szCs w:val="22"/>
+          <w:lang w:val="en-GB"/>
+        </w:rPr>
+        <w:t>If it immediately stops again</w:t>
+      </w:r>
+    </w:p>
+    <w:p>
+      <w:pPr>
+        <w:rPr>
+          <w:sz w:val="22"/>
+          <w:szCs w:val="22"/>
+          <w:lang w:val="en-GB"/>
+        </w:rPr>
+      </w:pPr>
+      <w:r>
+        <w:rPr>
+          <w:sz w:val="22"/>
+          <w:szCs w:val="22"/>
+          <w:lang w:val="en-GB"/>
+        </w:rPr>
+        <w:t>Check the logs:</w:t>
+      </w:r>
+    </w:p>
+    <w:p>
+      <w:pPr>
+        <w:rPr>
+          <w:sz w:val="22"/>
+          <w:szCs w:val="22"/>
+          <w:lang w:val="en-GB"/>
+        </w:rPr>
+      </w:pPr>
+      <w:r>
+        <w:rPr>
+          <w:sz w:val="22"/>
+          <w:szCs w:val="22"/>
+          <w:lang w:val="en-GB"/>
+        </w:rPr>
+        <w:t>docker logs gwatcho-angular</w:t>
+      </w:r>
+    </w:p>
+    <w:p>
+      <w:pPr>
+        <w:rPr>
+          <w:sz w:val="22"/>
+          <w:szCs w:val="22"/>
+          <w:lang w:val="en-GB"/>
+        </w:rPr>
+      </w:pPr>
+      <w:r>
+        <w:rPr>
+          <w:sz w:val="22"/>
+          <w:szCs w:val="22"/>
+          <w:lang w:val="en-GB"/>
+        </w:rPr>
+        <w:t>Or:</w:t>
+      </w:r>
+    </w:p>
+    <w:p>
+      <w:pPr>
+        <w:rPr>
+          <w:sz w:val="22"/>
+          <w:szCs w:val="22"/>
+          <w:lang w:val="en-GB"/>
+        </w:rPr>
+      </w:pPr>
+      <w:r>
+        <w:rPr>
+          <w:sz w:val="22"/>
+          <w:szCs w:val="22"/>
+          <w:lang w:val="en-GB"/>
+        </w:rPr>
+        <w:t>docker logs --tail 100 gwatcho-angular</w:t>
+      </w:r>
+    </w:p>
+    <w:p>
+      <w:pPr>
+        <w:rPr>
+          <w:b/>
+          <w:bCs/>
+          <w:sz w:val="22"/>
+          <w:szCs w:val="22"/>
+          <w:lang w:val="en-GB"/>
+        </w:rPr>
+      </w:pPr>
+      <w:r>
+        <w:rPr>
+          <w:b/>
+          <w:bCs/>
+          <w:sz w:val="22"/>
+          <w:szCs w:val="22"/>
+          <w:lang w:val="en-GB"/>
+        </w:rPr>
+        <w:t xml:space="preserve">You can also inspect the </w:t>
+      </w:r>
+    </w:p>
+    <w:p>
+      <w:pPr>
+        <w:rPr>
+          <w:sz w:val="22"/>
+          <w:szCs w:val="22"/>
+          <w:lang w:val="en-GB"/>
+        </w:rPr>
+      </w:pPr>
+    </w:p>
     <w:sectPr>
       <w:pgSz w:w="11906" w:h="16838"/>
       <w:pgMar w:top="1417" w:right="1417" w:bottom="1134" w:left="1417" w:header="708" w:footer="708" w:gutter="0"/>
@@ -1919,95 +6532,248 @@
 <file path=word/numbering.xml><?xml version="1.0" encoding="utf-8"?>
 <w:numbering xmlns:wpc="http://schemas.microsoft.com/office/word/2010/wordprocessingCanvas" xmlns:cx="http://schemas.microsoft.com/office/drawing/2014/chartex" xmlns:cx1="http://schemas.microsoft.com/office/drawing/2015/9/8/chartex" xmlns:cx2="http://schemas.microsoft.com/office/drawing/2015/10/21/chartex" xmlns:cx3="http://schemas.microsoft.com/office/drawing/2016/5/9/chartex" xmlns:cx4="http://schemas.microsoft.com/office/drawing/2016/5/10/chartex" xmlns:cx5="http://schemas.microsoft.com/office/drawing/2016/5/11/chartex" xmlns:cx6="http://schemas.microsoft.com/office/drawing/2016/5/12/chartex" xmlns:cx7="http://schemas.microsoft.com/office/drawing/2016/5/13/chartex" xmlns:cx8="http://schemas.microsoft.com/office/drawing/2016/5/14/chartex" xmlns:mc="http://schemas.openxmlformats.org/markup-compatibility/2006" xmlns:aink="http://schemas.microsoft.com/office/drawing/2016/ink" xmlns:am3d="http://schemas.microsoft.com/office/drawing/2017/model3d" xmlns:o="urn:schemas-microsoft-com:office:office" xmlns:oel="http://schemas.microsoft.com/office/2019/extlst" xmlns:r="http://schemas.openxmlformats.org/officeDocument/2006/relationships" xmlns:m="http://schemas.openxmlformats.org/officeDocument/2006/math" xmlns:v="urn:schemas-microsoft-com:vml" xmlns:wp14="http://schemas.microsoft.com/office/word/2010/wordprocessingDrawing" xmlns:wp="http://schemas.openxmlformats.org/drawingml/2006/wordprocessingDrawing" xmlns:w10="urn:schemas-microsoft-com:office:word" xmlns:w="http://schemas.openxmlformats.org/wordprocessingml/2006/main" xmlns:w14="http://schemas.microsoft.com/office/word/2010/wordml" xmlns:w15="http://schemas.microsoft.com/office/word/2012/wordml" xmlns:w16cex="http://schemas.microsoft.com/office/word/2018/wordml/cex" xmlns:w16cid="http://schemas.microsoft.com/office/word/2016/wordml/cid" xmlns:w16="http://schemas.microsoft.com/office/word/2018/wordml" xmlns:w16du="http://schemas.microsoft.com/office/word/2023/wordml/word16du" xmlns:w16sdtdh="http://schemas.microsoft.com/office/word/2020/wordml/sdtdatahash" xmlns:w16sdtfl="http://schemas.microsoft.com/office/word/2024/wordml/sdtformatlock" xmlns:w16se="http://schemas.microsoft.com/office/word/2015/wordml/symex" xmlns:wpg="http://schemas.microsoft.com/office/word/2010/wordprocessingGroup" xmlns:wpi="http://schemas.microsoft.com/office/word/2010/wordprocessingInk" xmlns:wne="http://schemas.microsoft.com/office/word/2006/wordml" xmlns:wps="http://schemas.microsoft.com/office/word/2010/wordprocessingShape" mc:Ignorable="w14 w15 w16se w16cid w16 w16cex w16sdtdh w16sdtfl w16du wp14">
   <w:abstractNum w:abstractNumId="0" w15:restartNumberingAfterBreak="0">
-    <w:nsid w:val="1C8C507C"/>
-    <w:multiLevelType w:val="hybridMultilevel"/>
-    <w:tmpl w:val="32CAD178"/>
-    <w:lvl w:ilvl="0" w:tplc="0407000F">
+    <w:nsid w:val="0743534C"/>
+    <w:multiLevelType w:val="multilevel"/>
+    <w:tmpl w:val="AAE6A33E"/>
+    <w:lvl w:ilvl="0">
       <w:start w:val="1"/>
       <w:numFmt w:val="decimal"/>
       <w:lvlText w:val="%1."/>
       <w:lvlJc w:val="left"/>
       <w:pPr>
-        <w:ind w:left="720" w:hanging="360"/>
+        <w:ind w:left="360" w:hanging="360"/>
       </w:pPr>
       <w:rPr>
         <w:rFonts w:hint="default"/>
       </w:rPr>
     </w:lvl>
-    <w:lvl w:ilvl="1" w:tplc="04070019" w:tentative="1">
-      <w:start w:val="1"/>
-      <w:numFmt w:val="lowerLetter"/>
-      <w:lvlText w:val="%2."/>
+    <w:lvl w:ilvl="1">
+      <w:start w:val="3"/>
+      <w:numFmt w:val="decimal"/>
+      <w:isLgl/>
+      <w:lvlText w:val="%1.%2."/>
       <w:lvlJc w:val="left"/>
       <w:pPr>
-        <w:ind w:left="1440" w:hanging="360"/>
-      </w:pPr>
+        <w:ind w:left="720" w:hanging="720"/>
+      </w:pPr>
+      <w:rPr>
+        <w:rFonts w:hint="default"/>
+      </w:rPr>
     </w:lvl>
-    <w:lvl w:ilvl="2" w:tplc="0407001B" w:tentative="1">
-      <w:start w:val="1"/>
-      <w:numFmt w:val="lowerRoman"/>
-      <w:lvlText w:val="%3."/>
-      <w:lvlJc w:val="right"/>
-      <w:pPr>
-        <w:ind w:left="2160" w:hanging="180"/>
-      </w:pPr>
-    </w:lvl>
-    <w:lvl w:ilvl="3" w:tplc="0407000F" w:tentative="1">
+    <w:lvl w:ilvl="2">
       <w:start w:val="1"/>
       <w:numFmt w:val="decimal"/>
-      <w:lvlText w:val="%4."/>
+      <w:isLgl/>
+      <w:lvlText w:val="%1.%2.%3."/>
       <w:lvlJc w:val="left"/>
       <w:pPr>
-        <w:ind w:left="2880" w:hanging="360"/>
-      </w:pPr>
+        <w:ind w:left="720" w:hanging="720"/>
+      </w:pPr>
+      <w:rPr>
+        <w:rFonts w:hint="default"/>
+      </w:rPr>
     </w:lvl>
-    <w:lvl w:ilvl="4" w:tplc="04070019" w:tentative="1">
-      <w:start w:val="1"/>
-      <w:numFmt w:val="lowerLetter"/>
-      <w:lvlText w:val="%5."/>
-      <w:lvlJc w:val="left"/>
-      <w:pPr>
-        <w:ind w:left="3600" w:hanging="360"/>
-      </w:pPr>
-    </w:lvl>
-    <w:lvl w:ilvl="5" w:tplc="0407001B" w:tentative="1">
-      <w:start w:val="1"/>
-      <w:numFmt w:val="lowerRoman"/>
-      <w:lvlText w:val="%6."/>
-      <w:lvlJc w:val="right"/>
-      <w:pPr>
-        <w:ind w:left="4320" w:hanging="180"/>
-      </w:pPr>
-    </w:lvl>
-    <w:lvl w:ilvl="6" w:tplc="0407000F" w:tentative="1">
+    <w:lvl w:ilvl="3">
       <w:start w:val="1"/>
       <w:numFmt w:val="decimal"/>
-      <w:lvlText w:val="%7."/>
+      <w:isLgl/>
+      <w:lvlText w:val="%1.%2.%3.%4."/>
       <w:lvlJc w:val="left"/>
       <w:pPr>
-        <w:ind w:left="5040" w:hanging="360"/>
-      </w:pPr>
+        <w:ind w:left="1080" w:hanging="1080"/>
+      </w:pPr>
+      <w:rPr>
+        <w:rFonts w:hint="default"/>
+      </w:rPr>
     </w:lvl>
-    <w:lvl w:ilvl="7" w:tplc="04070019" w:tentative="1">
+    <w:lvl w:ilvl="4">
       <w:start w:val="1"/>
-      <w:numFmt w:val="lowerLetter"/>
-      <w:lvlText w:val="%8."/>
+      <w:numFmt w:val="decimal"/>
+      <w:isLgl/>
+      <w:lvlText w:val="%1.%2.%3.%4.%5."/>
       <w:lvlJc w:val="left"/>
       <w:pPr>
-        <w:ind w:left="5760" w:hanging="360"/>
-      </w:pPr>
+        <w:ind w:left="1080" w:hanging="1080"/>
+      </w:pPr>
+      <w:rPr>
+        <w:rFonts w:hint="default"/>
+      </w:rPr>
     </w:lvl>
-    <w:lvl w:ilvl="8" w:tplc="0407001B" w:tentative="1">
+    <w:lvl w:ilvl="5">
       <w:start w:val="1"/>
-      <w:numFmt w:val="lowerRoman"/>
-      <w:lvlText w:val="%9."/>
-      <w:lvlJc w:val="right"/>
-      <w:pPr>
-        <w:ind w:left="6480" w:hanging="180"/>
-      </w:pPr>
+      <w:numFmt w:val="decimal"/>
+      <w:isLgl/>
+      <w:lvlText w:val="%1.%2.%3.%4.%5.%6."/>
+      <w:lvlJc w:val="left"/>
+      <w:pPr>
+        <w:ind w:left="1440" w:hanging="1440"/>
+      </w:pPr>
+      <w:rPr>
+        <w:rFonts w:hint="default"/>
+      </w:rPr>
+    </w:lvl>
+    <w:lvl w:ilvl="6">
+      <w:start w:val="1"/>
+      <w:numFmt w:val="decimal"/>
+      <w:isLgl/>
+      <w:lvlText w:val="%1.%2.%3.%4.%5.%6.%7."/>
+      <w:lvlJc w:val="left"/>
+      <w:pPr>
+        <w:ind w:left="1440" w:hanging="1440"/>
+      </w:pPr>
+      <w:rPr>
+        <w:rFonts w:hint="default"/>
+      </w:rPr>
+    </w:lvl>
+    <w:lvl w:ilvl="7">
+      <w:start w:val="1"/>
+      <w:numFmt w:val="decimal"/>
+      <w:isLgl/>
+      <w:lvlText w:val="%1.%2.%3.%4.%5.%6.%7.%8."/>
+      <w:lvlJc w:val="left"/>
+      <w:pPr>
+        <w:ind w:left="1800" w:hanging="1800"/>
+      </w:pPr>
+      <w:rPr>
+        <w:rFonts w:hint="default"/>
+      </w:rPr>
+    </w:lvl>
+    <w:lvl w:ilvl="8">
+      <w:start w:val="1"/>
+      <w:numFmt w:val="decimal"/>
+      <w:isLgl/>
+      <w:lvlText w:val="%1.%2.%3.%4.%5.%6.%7.%8.%9."/>
+      <w:lvlJc w:val="left"/>
+      <w:pPr>
+        <w:ind w:left="1800" w:hanging="1800"/>
+      </w:pPr>
+      <w:rPr>
+        <w:rFonts w:hint="default"/>
+      </w:rPr>
     </w:lvl>
   </w:abstractNum>
   <w:abstractNum w:abstractNumId="1" w15:restartNumberingAfterBreak="0">
+    <w:nsid w:val="1C8C507C"/>
+    <w:multiLevelType w:val="multilevel"/>
+    <w:tmpl w:val="94CA8FCA"/>
+    <w:lvl w:ilvl="0">
+      <w:start w:val="1"/>
+      <w:numFmt w:val="decimal"/>
+      <w:lvlText w:val="%1."/>
+      <w:lvlJc w:val="left"/>
+      <w:pPr>
+        <w:ind w:left="720" w:hanging="360"/>
+      </w:pPr>
+      <w:rPr>
+        <w:rFonts w:hint="default"/>
+      </w:rPr>
+    </w:lvl>
+    <w:lvl w:ilvl="1">
+      <w:start w:val="3"/>
+      <w:numFmt w:val="decimal"/>
+      <w:isLgl/>
+      <w:lvlText w:val="%1.%2"/>
+      <w:lvlJc w:val="left"/>
+      <w:pPr>
+        <w:ind w:left="720" w:hanging="360"/>
+      </w:pPr>
+      <w:rPr>
+        <w:rFonts w:hint="default"/>
+      </w:rPr>
+    </w:lvl>
+    <w:lvl w:ilvl="2">
+      <w:start w:val="1"/>
+      <w:numFmt w:val="decimal"/>
+      <w:isLgl/>
+      <w:lvlText w:val="%1.%2.%3"/>
+      <w:lvlJc w:val="left"/>
+      <w:pPr>
+        <w:ind w:left="1080" w:hanging="720"/>
+      </w:pPr>
+      <w:rPr>
+        <w:rFonts w:hint="default"/>
+      </w:rPr>
+    </w:lvl>
+    <w:lvl w:ilvl="3">
+      <w:start w:val="1"/>
+      <w:numFmt w:val="decimal"/>
+      <w:isLgl/>
+      <w:lvlText w:val="%1.%2.%3.%4"/>
+      <w:lvlJc w:val="left"/>
+      <w:pPr>
+        <w:ind w:left="1440" w:hanging="1080"/>
+      </w:pPr>
+      <w:rPr>
+        <w:rFonts w:hint="default"/>
+      </w:rPr>
+    </w:lvl>
+    <w:lvl w:ilvl="4">
+      <w:start w:val="1"/>
+      <w:numFmt w:val="decimal"/>
+      <w:isLgl/>
+      <w:lvlText w:val="%1.%2.%3.%4.%5"/>
+      <w:lvlJc w:val="left"/>
+      <w:pPr>
+        <w:ind w:left="1440" w:hanging="1080"/>
+      </w:pPr>
+      <w:rPr>
+        <w:rFonts w:hint="default"/>
+      </w:rPr>
+    </w:lvl>
+    <w:lvl w:ilvl="5">
+      <w:start w:val="1"/>
+      <w:numFmt w:val="decimal"/>
+      <w:isLgl/>
+      <w:lvlText w:val="%1.%2.%3.%4.%5.%6"/>
+      <w:lvlJc w:val="left"/>
+      <w:pPr>
+        <w:ind w:left="1800" w:hanging="1440"/>
+      </w:pPr>
+      <w:rPr>
+        <w:rFonts w:hint="default"/>
+      </w:rPr>
+    </w:lvl>
+    <w:lvl w:ilvl="6">
+      <w:start w:val="1"/>
+      <w:numFmt w:val="decimal"/>
+      <w:isLgl/>
+      <w:lvlText w:val="%1.%2.%3.%4.%5.%6.%7"/>
+      <w:lvlJc w:val="left"/>
+      <w:pPr>
+        <w:ind w:left="1800" w:hanging="1440"/>
+      </w:pPr>
+      <w:rPr>
+        <w:rFonts w:hint="default"/>
+      </w:rPr>
+    </w:lvl>
+    <w:lvl w:ilvl="7">
+      <w:start w:val="1"/>
+      <w:numFmt w:val="decimal"/>
+      <w:isLgl/>
+      <w:lvlText w:val="%1.%2.%3.%4.%5.%6.%7.%8"/>
+      <w:lvlJc w:val="left"/>
+      <w:pPr>
+        <w:ind w:left="2160" w:hanging="1800"/>
+      </w:pPr>
+      <w:rPr>
+        <w:rFonts w:hint="default"/>
+      </w:rPr>
+    </w:lvl>
+    <w:lvl w:ilvl="8">
+      <w:start w:val="1"/>
+      <w:numFmt w:val="decimal"/>
+      <w:isLgl/>
+      <w:lvlText w:val="%1.%2.%3.%4.%5.%6.%7.%8.%9"/>
+      <w:lvlJc w:val="left"/>
+      <w:pPr>
+        <w:ind w:left="2160" w:hanging="1800"/>
+      </w:pPr>
+      <w:rPr>
+        <w:rFonts w:hint="default"/>
+      </w:rPr>
+    </w:lvl>
+  </w:abstractNum>
+  <w:abstractNum w:abstractNumId="2" w15:restartNumberingAfterBreak="0">
     <w:nsid w:val="23A225E7"/>
     <w:multiLevelType w:val="hybridMultilevel"/>
     <w:tmpl w:val="D318EE1C"/>
@@ -2119,11 +6885,106 @@
       </w:rPr>
     </w:lvl>
   </w:abstractNum>
+  <w:abstractNum w:abstractNumId="3" w15:restartNumberingAfterBreak="0">
+    <w:nsid w:val="74E70849"/>
+    <w:multiLevelType w:val="hybridMultilevel"/>
+    <w:tmpl w:val="37D67CDA"/>
+    <w:lvl w:ilvl="0" w:tplc="0407000F">
+      <w:start w:val="1"/>
+      <w:numFmt w:val="decimal"/>
+      <w:lvlText w:val="%1."/>
+      <w:lvlJc w:val="left"/>
+      <w:pPr>
+        <w:ind w:left="720" w:hanging="360"/>
+      </w:pPr>
+      <w:rPr>
+        <w:rFonts w:hint="default"/>
+      </w:rPr>
+    </w:lvl>
+    <w:lvl w:ilvl="1" w:tplc="04070019">
+      <w:start w:val="1"/>
+      <w:numFmt w:val="lowerLetter"/>
+      <w:lvlText w:val="%2."/>
+      <w:lvlJc w:val="left"/>
+      <w:pPr>
+        <w:ind w:left="1440" w:hanging="360"/>
+      </w:pPr>
+    </w:lvl>
+    <w:lvl w:ilvl="2" w:tplc="0407001B" w:tentative="1">
+      <w:start w:val="1"/>
+      <w:numFmt w:val="lowerRoman"/>
+      <w:lvlText w:val="%3."/>
+      <w:lvlJc w:val="right"/>
+      <w:pPr>
+        <w:ind w:left="2160" w:hanging="180"/>
+      </w:pPr>
+    </w:lvl>
+    <w:lvl w:ilvl="3" w:tplc="0407000F" w:tentative="1">
+      <w:start w:val="1"/>
+      <w:numFmt w:val="decimal"/>
+      <w:lvlText w:val="%4."/>
+      <w:lvlJc w:val="left"/>
+      <w:pPr>
+        <w:ind w:left="2880" w:hanging="360"/>
+      </w:pPr>
+    </w:lvl>
+    <w:lvl w:ilvl="4" w:tplc="04070019" w:tentative="1">
+      <w:start w:val="1"/>
+      <w:numFmt w:val="lowerLetter"/>
+      <w:lvlText w:val="%5."/>
+      <w:lvlJc w:val="left"/>
+      <w:pPr>
+        <w:ind w:left="3600" w:hanging="360"/>
+      </w:pPr>
+    </w:lvl>
+    <w:lvl w:ilvl="5" w:tplc="0407001B" w:tentative="1">
+      <w:start w:val="1"/>
+      <w:numFmt w:val="lowerRoman"/>
+      <w:lvlText w:val="%6."/>
+      <w:lvlJc w:val="right"/>
+      <w:pPr>
+        <w:ind w:left="4320" w:hanging="180"/>
+      </w:pPr>
+    </w:lvl>
+    <w:lvl w:ilvl="6" w:tplc="0407000F" w:tentative="1">
+      <w:start w:val="1"/>
+      <w:numFmt w:val="decimal"/>
+      <w:lvlText w:val="%7."/>
+      <w:lvlJc w:val="left"/>
+      <w:pPr>
+        <w:ind w:left="5040" w:hanging="360"/>
+      </w:pPr>
+    </w:lvl>
+    <w:lvl w:ilvl="7" w:tplc="04070019" w:tentative="1">
+      <w:start w:val="1"/>
+      <w:numFmt w:val="lowerLetter"/>
+      <w:lvlText w:val="%8."/>
+      <w:lvlJc w:val="left"/>
+      <w:pPr>
+        <w:ind w:left="5760" w:hanging="360"/>
+      </w:pPr>
+    </w:lvl>
+    <w:lvl w:ilvl="8" w:tplc="0407001B" w:tentative="1">
+      <w:start w:val="1"/>
+      <w:numFmt w:val="lowerRoman"/>
+      <w:lvlText w:val="%9."/>
+      <w:lvlJc w:val="right"/>
+      <w:pPr>
+        <w:ind w:left="6480" w:hanging="180"/>
+      </w:pPr>
+    </w:lvl>
+  </w:abstractNum>
   <w:num w:numId="1" w16cid:durableId="970592165">
+    <w:abstractNumId w:val="2"/>
+  </w:num>
+  <w:num w:numId="2" w16cid:durableId="1622035461">
     <w:abstractNumId w:val="1"/>
   </w:num>
-  <w:num w:numId="2" w16cid:durableId="1622035461">
+  <w:num w:numId="3" w16cid:durableId="824397292">
     <w:abstractNumId w:val="0"/>
+  </w:num>
+  <w:num w:numId="4" w16cid:durableId="995841113">
+    <w:abstractNumId w:val="3"/>
   </w:num>
 </w:numbering>
 </file>
@@ -2528,6 +7389,7 @@
   <w:style w:type="paragraph" w:default="1" w:styleId="Standard">
     <w:name w:val="Normal"/>
     <w:qFormat/>
+    <w:rsid w:val="00B04F80"/>
   </w:style>
   <w:style w:type="paragraph" w:styleId="berschrift1">
     <w:name w:val="heading 1"/>
@@ -3044,6 +7906,96 @@
       <w:spacing w:val="5"/>
     </w:rPr>
   </w:style>
+  <w:style w:type="character" w:styleId="Hyperlink">
+    <w:name w:val="Hyperlink"/>
+    <w:basedOn w:val="Absatz-Standardschriftart"/>
+    <w:uiPriority w:val="99"/>
+    <w:unhideWhenUsed/>
+    <w:rsid w:val="008C5F19"/>
+    <w:rPr>
+      <w:color w:val="467886" w:themeColor="hyperlink"/>
+      <w:u w:val="single"/>
+    </w:rPr>
+  </w:style>
+  <w:style w:type="character" w:styleId="NichtaufgelsteErwhnung">
+    <w:name w:val="Unresolved Mention"/>
+    <w:basedOn w:val="Absatz-Standardschriftart"/>
+    <w:uiPriority w:val="99"/>
+    <w:semiHidden/>
+    <w:unhideWhenUsed/>
+    <w:rsid w:val="008C5F19"/>
+    <w:rPr>
+      <w:color w:val="605E5C"/>
+      <w:shd w:val="clear" w:color="auto" w:fill="E1DFDD"/>
+    </w:rPr>
+  </w:style>
+  <w:style w:type="paragraph" w:styleId="HTMLVorformatiert">
+    <w:name w:val="HTML Preformatted"/>
+    <w:basedOn w:val="Standard"/>
+    <w:link w:val="HTMLVorformatiertZchn"/>
+    <w:uiPriority w:val="99"/>
+    <w:semiHidden/>
+    <w:unhideWhenUsed/>
+    <w:rsid w:val="000A46F4"/>
+    <w:pPr>
+      <w:tabs>
+        <w:tab w:val="left" w:pos="916"/>
+        <w:tab w:val="left" w:pos="1832"/>
+        <w:tab w:val="left" w:pos="2748"/>
+        <w:tab w:val="left" w:pos="3664"/>
+        <w:tab w:val="left" w:pos="4580"/>
+        <w:tab w:val="left" w:pos="5496"/>
+        <w:tab w:val="left" w:pos="6412"/>
+        <w:tab w:val="left" w:pos="7328"/>
+        <w:tab w:val="left" w:pos="8244"/>
+        <w:tab w:val="left" w:pos="9160"/>
+        <w:tab w:val="left" w:pos="10076"/>
+        <w:tab w:val="left" w:pos="10992"/>
+        <w:tab w:val="left" w:pos="11908"/>
+        <w:tab w:val="left" w:pos="12824"/>
+        <w:tab w:val="left" w:pos="13740"/>
+        <w:tab w:val="left" w:pos="14656"/>
+      </w:tabs>
+      <w:spacing w:after="0" w:line="240" w:lineRule="auto"/>
+    </w:pPr>
+    <w:rPr>
+      <w:rFonts w:ascii="Courier New" w:eastAsia="Times New Roman" w:hAnsi="Courier New" w:cs="Courier New"/>
+      <w:kern w:val="0"/>
+      <w:sz w:val="20"/>
+      <w:szCs w:val="20"/>
+      <w:lang w:eastAsia="de-DE"/>
+      <w14:ligatures w14:val="none"/>
+    </w:rPr>
+  </w:style>
+  <w:style w:type="character" w:customStyle="1" w:styleId="HTMLVorformatiertZchn">
+    <w:name w:val="HTML Vorformatiert Zchn"/>
+    <w:basedOn w:val="Absatz-Standardschriftart"/>
+    <w:link w:val="HTMLVorformatiert"/>
+    <w:uiPriority w:val="99"/>
+    <w:semiHidden/>
+    <w:rsid w:val="000A46F4"/>
+    <w:rPr>
+      <w:rFonts w:ascii="Courier New" w:eastAsia="Times New Roman" w:hAnsi="Courier New" w:cs="Courier New"/>
+      <w:kern w:val="0"/>
+      <w:sz w:val="20"/>
+      <w:szCs w:val="20"/>
+      <w:lang w:eastAsia="de-DE"/>
+      <w14:ligatures w14:val="none"/>
+    </w:rPr>
+  </w:style>
+  <w:style w:type="character" w:styleId="HTMLCode">
+    <w:name w:val="HTML Code"/>
+    <w:basedOn w:val="Absatz-Standardschriftart"/>
+    <w:uiPriority w:val="99"/>
+    <w:semiHidden/>
+    <w:unhideWhenUsed/>
+    <w:rsid w:val="000A46F4"/>
+    <w:rPr>
+      <w:rFonts w:ascii="Courier New" w:eastAsia="Times New Roman" w:hAnsi="Courier New" w:cs="Courier New"/>
+      <w:sz w:val="20"/>
+      <w:szCs w:val="20"/>
+    </w:rPr>
+  </w:style>
 </w:styles>
 </file>
 

--- a/documentation/GWatcho-MicroService-App.docx
+++ b/documentation/GWatcho-MicroService-App.docx
@@ -5411,12 +5411,48 @@
         <w:t>/delivery-service           Up ...</w:t>
       </w:r>
     </w:p>
-    <w:p/>
-    <w:p/>
-    <w:p/>
-    <w:p/>
-    <w:p/>
-    <w:p/>
+    <w:p>
+      <w:pPr>
+        <w:rPr>
+          <w:lang w:val="en-GB"/>
+        </w:rPr>
+      </w:pPr>
+    </w:p>
+    <w:p>
+      <w:pPr>
+        <w:rPr>
+          <w:lang w:val="en-GB"/>
+        </w:rPr>
+      </w:pPr>
+    </w:p>
+    <w:p>
+      <w:pPr>
+        <w:rPr>
+          <w:lang w:val="en-GB"/>
+        </w:rPr>
+      </w:pPr>
+    </w:p>
+    <w:p>
+      <w:pPr>
+        <w:rPr>
+          <w:lang w:val="en-GB"/>
+        </w:rPr>
+      </w:pPr>
+    </w:p>
+    <w:p>
+      <w:pPr>
+        <w:rPr>
+          <w:lang w:val="en-GB"/>
+        </w:rPr>
+      </w:pPr>
+    </w:p>
+    <w:p>
+      <w:pPr>
+        <w:rPr>
+          <w:lang w:val="en-GB"/>
+        </w:rPr>
+      </w:pPr>
+    </w:p>
     <w:p>
       <w:pPr>
         <w:rPr>
@@ -5791,7 +5827,7 @@
           <w:lang w:val="en-GB" w:eastAsia="de-DE"/>
           <w14:ligatures w14:val="none"/>
         </w:rPr>
-        <w:t xml:space="preserve">   docker build -t gwatch</w:t>
+        <w:t xml:space="preserve">   docker build -t </w:t>
       </w:r>
       <w:proofErr w:type="spellStart"/>
       <w:r>
@@ -5803,7 +5839,7 @@
           <w:lang w:val="en-GB" w:eastAsia="de-DE"/>
           <w14:ligatures w14:val="none"/>
         </w:rPr>
-        <w:t>o</w:t>
+        <w:t>gwatcho</w:t>
       </w:r>
       <w:proofErr w:type="spellEnd"/>
       <w:r>
@@ -6518,6 +6554,1149 @@
           <w:lang w:val="en-GB"/>
         </w:rPr>
       </w:pPr>
+    </w:p>
+    <w:p>
+      <w:pPr>
+        <w:rPr>
+          <w:sz w:val="22"/>
+          <w:szCs w:val="22"/>
+          <w:lang w:val="en-GB"/>
+        </w:rPr>
+      </w:pPr>
+    </w:p>
+    <w:p>
+      <w:pPr>
+        <w:rPr>
+          <w:sz w:val="22"/>
+          <w:szCs w:val="22"/>
+          <w:lang w:val="en-GB"/>
+        </w:rPr>
+      </w:pPr>
+    </w:p>
+    <w:p>
+      <w:pPr>
+        <w:rPr>
+          <w:b/>
+          <w:bCs/>
+          <w:sz w:val="22"/>
+          <w:szCs w:val="22"/>
+        </w:rPr>
+      </w:pPr>
+      <w:r>
+        <w:rPr>
+          <w:b/>
+          <w:bCs/>
+          <w:sz w:val="22"/>
+          <w:szCs w:val="22"/>
+        </w:rPr>
+        <w:lastRenderedPageBreak/>
+        <w:t xml:space="preserve">Recommended professional </w:t>
+      </w:r>
+      <w:proofErr w:type="spellStart"/>
+      <w:r>
+        <w:rPr>
+          <w:b/>
+          <w:bCs/>
+          <w:sz w:val="22"/>
+          <w:szCs w:val="22"/>
+        </w:rPr>
+        <w:t>setup</w:t>
+      </w:r>
+      <w:proofErr w:type="spellEnd"/>
+    </w:p>
+    <w:tbl>
+      <w:tblPr>
+        <w:tblW w:w="0" w:type="auto"/>
+        <w:tblCellSpacing w:w="15" w:type="dxa"/>
+        <w:tblCellMar>
+          <w:top w:w="15" w:type="dxa"/>
+          <w:left w:w="15" w:type="dxa"/>
+          <w:bottom w:w="15" w:type="dxa"/>
+          <w:right w:w="15" w:type="dxa"/>
+        </w:tblCellMar>
+        <w:tblLook w:val="04A0" w:firstRow="1" w:lastRow="0" w:firstColumn="1" w:lastColumn="0" w:noHBand="0" w:noVBand="1"/>
+      </w:tblPr>
+      <w:tblGrid>
+        <w:gridCol w:w="2071"/>
+        <w:gridCol w:w="3277"/>
+        <w:gridCol w:w="3668"/>
+      </w:tblGrid>
+      <w:tr>
+        <w:trPr>
+          <w:tblHeader/>
+          <w:tblCellSpacing w:w="15" w:type="dxa"/>
+        </w:trPr>
+        <w:tc>
+          <w:tcPr>
+            <w:tcW w:w="0" w:type="auto"/>
+            <w:vAlign w:val="center"/>
+            <w:hideMark/>
+          </w:tcPr>
+          <w:p>
+            <w:pPr>
+              <w:rPr>
+                <w:b/>
+                <w:bCs/>
+                <w:sz w:val="22"/>
+                <w:szCs w:val="22"/>
+              </w:rPr>
+            </w:pPr>
+            <w:r>
+              <w:rPr>
+                <w:b/>
+                <w:bCs/>
+                <w:sz w:val="22"/>
+                <w:szCs w:val="22"/>
+              </w:rPr>
+              <w:t>Test type</w:t>
+            </w:r>
+          </w:p>
+        </w:tc>
+        <w:tc>
+          <w:tcPr>
+            <w:tcW w:w="0" w:type="auto"/>
+            <w:vAlign w:val="center"/>
+            <w:hideMark/>
+          </w:tcPr>
+          <w:p>
+            <w:pPr>
+              <w:rPr>
+                <w:b/>
+                <w:bCs/>
+                <w:sz w:val="22"/>
+                <w:szCs w:val="22"/>
+              </w:rPr>
+            </w:pPr>
+            <w:r>
+              <w:rPr>
+                <w:b/>
+                <w:bCs/>
+                <w:sz w:val="22"/>
+                <w:szCs w:val="22"/>
+              </w:rPr>
+              <w:t>Database</w:t>
+            </w:r>
+          </w:p>
+        </w:tc>
+        <w:tc>
+          <w:tcPr>
+            <w:tcW w:w="0" w:type="auto"/>
+            <w:vAlign w:val="center"/>
+            <w:hideMark/>
+          </w:tcPr>
+          <w:p>
+            <w:pPr>
+              <w:rPr>
+                <w:b/>
+                <w:bCs/>
+                <w:sz w:val="22"/>
+                <w:szCs w:val="22"/>
+              </w:rPr>
+            </w:pPr>
+            <w:r>
+              <w:rPr>
+                <w:b/>
+                <w:bCs/>
+                <w:sz w:val="22"/>
+                <w:szCs w:val="22"/>
+              </w:rPr>
+              <w:t>Purpose</w:t>
+            </w:r>
+          </w:p>
+        </w:tc>
+      </w:tr>
+      <w:tr>
+        <w:trPr>
+          <w:tblCellSpacing w:w="15" w:type="dxa"/>
+        </w:trPr>
+        <w:tc>
+          <w:tcPr>
+            <w:tcW w:w="0" w:type="auto"/>
+            <w:vAlign w:val="center"/>
+            <w:hideMark/>
+          </w:tcPr>
+          <w:p>
+            <w:pPr>
+              <w:rPr>
+                <w:sz w:val="22"/>
+                <w:szCs w:val="22"/>
+              </w:rPr>
+            </w:pPr>
+            <w:r>
+              <w:rPr>
+                <w:sz w:val="22"/>
+                <w:szCs w:val="22"/>
+              </w:rPr>
+              <w:t xml:space="preserve">Unit </w:t>
+            </w:r>
+            <w:proofErr w:type="spellStart"/>
+            <w:r>
+              <w:rPr>
+                <w:sz w:val="22"/>
+                <w:szCs w:val="22"/>
+              </w:rPr>
+              <w:t>tests</w:t>
+            </w:r>
+            <w:proofErr w:type="spellEnd"/>
+          </w:p>
+        </w:tc>
+        <w:tc>
+          <w:tcPr>
+            <w:tcW w:w="0" w:type="auto"/>
+            <w:vAlign w:val="center"/>
+            <w:hideMark/>
+          </w:tcPr>
+          <w:p>
+            <w:pPr>
+              <w:rPr>
+                <w:sz w:val="22"/>
+                <w:szCs w:val="22"/>
+              </w:rPr>
+            </w:pPr>
+            <w:proofErr w:type="spellStart"/>
+            <w:r>
+              <w:rPr>
+                <w:b/>
+                <w:bCs/>
+                <w:sz w:val="22"/>
+                <w:szCs w:val="22"/>
+              </w:rPr>
+              <w:t>No</w:t>
+            </w:r>
+            <w:proofErr w:type="spellEnd"/>
+            <w:r>
+              <w:rPr>
+                <w:b/>
+                <w:bCs/>
+                <w:sz w:val="22"/>
+                <w:szCs w:val="22"/>
+              </w:rPr>
+              <w:t xml:space="preserve"> </w:t>
+            </w:r>
+            <w:proofErr w:type="spellStart"/>
+            <w:r>
+              <w:rPr>
+                <w:b/>
+                <w:bCs/>
+                <w:sz w:val="22"/>
+                <w:szCs w:val="22"/>
+              </w:rPr>
+              <w:t>database</w:t>
+            </w:r>
+            <w:proofErr w:type="spellEnd"/>
+          </w:p>
+        </w:tc>
+        <w:tc>
+          <w:tcPr>
+            <w:tcW w:w="0" w:type="auto"/>
+            <w:vAlign w:val="center"/>
+            <w:hideMark/>
+          </w:tcPr>
+          <w:p>
+            <w:pPr>
+              <w:rPr>
+                <w:sz w:val="22"/>
+                <w:szCs w:val="22"/>
+              </w:rPr>
+            </w:pPr>
+            <w:r>
+              <w:rPr>
+                <w:sz w:val="22"/>
+                <w:szCs w:val="22"/>
+              </w:rPr>
+              <w:t xml:space="preserve">Test </w:t>
+            </w:r>
+            <w:proofErr w:type="spellStart"/>
+            <w:r>
+              <w:rPr>
+                <w:sz w:val="22"/>
+                <w:szCs w:val="22"/>
+              </w:rPr>
+              <w:t>business</w:t>
+            </w:r>
+            <w:proofErr w:type="spellEnd"/>
+            <w:r>
+              <w:rPr>
+                <w:sz w:val="22"/>
+                <w:szCs w:val="22"/>
+              </w:rPr>
+              <w:t xml:space="preserve"> </w:t>
+            </w:r>
+            <w:proofErr w:type="spellStart"/>
+            <w:r>
+              <w:rPr>
+                <w:sz w:val="22"/>
+                <w:szCs w:val="22"/>
+              </w:rPr>
+              <w:t>logic</w:t>
+            </w:r>
+            <w:proofErr w:type="spellEnd"/>
+            <w:r>
+              <w:rPr>
+                <w:sz w:val="22"/>
+                <w:szCs w:val="22"/>
+              </w:rPr>
+              <w:t xml:space="preserve"> </w:t>
+            </w:r>
+            <w:proofErr w:type="spellStart"/>
+            <w:r>
+              <w:rPr>
+                <w:sz w:val="22"/>
+                <w:szCs w:val="22"/>
+              </w:rPr>
+              <w:t>quickly</w:t>
+            </w:r>
+            <w:proofErr w:type="spellEnd"/>
+          </w:p>
+        </w:tc>
+      </w:tr>
+      <w:tr>
+        <w:trPr>
+          <w:tblCellSpacing w:w="15" w:type="dxa"/>
+        </w:trPr>
+        <w:tc>
+          <w:tcPr>
+            <w:tcW w:w="0" w:type="auto"/>
+            <w:vAlign w:val="center"/>
+            <w:hideMark/>
+          </w:tcPr>
+          <w:p>
+            <w:pPr>
+              <w:rPr>
+                <w:sz w:val="22"/>
+                <w:szCs w:val="22"/>
+              </w:rPr>
+            </w:pPr>
+            <w:r>
+              <w:rPr>
+                <w:sz w:val="22"/>
+                <w:szCs w:val="22"/>
+              </w:rPr>
+              <w:t xml:space="preserve">Repository/JPA </w:t>
+            </w:r>
+            <w:proofErr w:type="spellStart"/>
+            <w:r>
+              <w:rPr>
+                <w:sz w:val="22"/>
+                <w:szCs w:val="22"/>
+              </w:rPr>
+              <w:t>tests</w:t>
+            </w:r>
+            <w:proofErr w:type="spellEnd"/>
+          </w:p>
+        </w:tc>
+        <w:tc>
+          <w:tcPr>
+            <w:tcW w:w="0" w:type="auto"/>
+            <w:vAlign w:val="center"/>
+            <w:hideMark/>
+          </w:tcPr>
+          <w:p>
+            <w:pPr>
+              <w:rPr>
+                <w:sz w:val="22"/>
+                <w:szCs w:val="22"/>
+              </w:rPr>
+            </w:pPr>
+            <w:r>
+              <w:rPr>
+                <w:b/>
+                <w:bCs/>
+                <w:sz w:val="22"/>
+                <w:szCs w:val="22"/>
+              </w:rPr>
+              <w:t>MySQL</w:t>
+            </w:r>
+          </w:p>
+        </w:tc>
+        <w:tc>
+          <w:tcPr>
+            <w:tcW w:w="0" w:type="auto"/>
+            <w:vAlign w:val="center"/>
+            <w:hideMark/>
+          </w:tcPr>
+          <w:p>
+            <w:pPr>
+              <w:rPr>
+                <w:sz w:val="22"/>
+                <w:szCs w:val="22"/>
+                <w:lang w:val="en-GB"/>
+              </w:rPr>
+            </w:pPr>
+            <w:r>
+              <w:rPr>
+                <w:sz w:val="22"/>
+                <w:szCs w:val="22"/>
+                <w:lang w:val="en-GB"/>
+              </w:rPr>
+              <w:t>Verify real SQL, mappings, constraints</w:t>
+            </w:r>
+          </w:p>
+        </w:tc>
+      </w:tr>
+      <w:tr>
+        <w:trPr>
+          <w:tblCellSpacing w:w="15" w:type="dxa"/>
+        </w:trPr>
+        <w:tc>
+          <w:tcPr>
+            <w:tcW w:w="0" w:type="auto"/>
+            <w:vAlign w:val="center"/>
+            <w:hideMark/>
+          </w:tcPr>
+          <w:p>
+            <w:pPr>
+              <w:rPr>
+                <w:sz w:val="22"/>
+                <w:szCs w:val="22"/>
+              </w:rPr>
+            </w:pPr>
+            <w:r>
+              <w:rPr>
+                <w:sz w:val="22"/>
+                <w:szCs w:val="22"/>
+              </w:rPr>
+              <w:t xml:space="preserve">Integration </w:t>
+            </w:r>
+            <w:proofErr w:type="spellStart"/>
+            <w:r>
+              <w:rPr>
+                <w:sz w:val="22"/>
+                <w:szCs w:val="22"/>
+              </w:rPr>
+              <w:t>tests</w:t>
+            </w:r>
+            <w:proofErr w:type="spellEnd"/>
+          </w:p>
+        </w:tc>
+        <w:tc>
+          <w:tcPr>
+            <w:tcW w:w="0" w:type="auto"/>
+            <w:vAlign w:val="center"/>
+            <w:hideMark/>
+          </w:tcPr>
+          <w:p>
+            <w:pPr>
+              <w:rPr>
+                <w:sz w:val="22"/>
+                <w:szCs w:val="22"/>
+              </w:rPr>
+            </w:pPr>
+            <w:r>
+              <w:rPr>
+                <w:b/>
+                <w:bCs/>
+                <w:sz w:val="22"/>
+                <w:szCs w:val="22"/>
+              </w:rPr>
+              <w:t>MySQL</w:t>
+            </w:r>
+          </w:p>
+        </w:tc>
+        <w:tc>
+          <w:tcPr>
+            <w:tcW w:w="0" w:type="auto"/>
+            <w:vAlign w:val="center"/>
+            <w:hideMark/>
+          </w:tcPr>
+          <w:p>
+            <w:pPr>
+              <w:rPr>
+                <w:sz w:val="22"/>
+                <w:szCs w:val="22"/>
+              </w:rPr>
+            </w:pPr>
+            <w:r>
+              <w:rPr>
+                <w:sz w:val="22"/>
+                <w:szCs w:val="22"/>
+              </w:rPr>
+              <w:t xml:space="preserve">Test </w:t>
+            </w:r>
+            <w:proofErr w:type="spellStart"/>
+            <w:r>
+              <w:rPr>
+                <w:sz w:val="22"/>
+                <w:szCs w:val="22"/>
+              </w:rPr>
+              <w:t>service</w:t>
+            </w:r>
+            <w:proofErr w:type="spellEnd"/>
+            <w:r>
+              <w:rPr>
+                <w:sz w:val="22"/>
+                <w:szCs w:val="22"/>
+              </w:rPr>
+              <w:t xml:space="preserve"> + </w:t>
+            </w:r>
+            <w:proofErr w:type="spellStart"/>
+            <w:r>
+              <w:rPr>
+                <w:sz w:val="22"/>
+                <w:szCs w:val="22"/>
+              </w:rPr>
+              <w:t>database</w:t>
+            </w:r>
+            <w:proofErr w:type="spellEnd"/>
+            <w:r>
+              <w:rPr>
+                <w:sz w:val="22"/>
+                <w:szCs w:val="22"/>
+              </w:rPr>
+              <w:t xml:space="preserve"> </w:t>
+            </w:r>
+            <w:proofErr w:type="spellStart"/>
+            <w:r>
+              <w:rPr>
+                <w:sz w:val="22"/>
+                <w:szCs w:val="22"/>
+              </w:rPr>
+              <w:t>together</w:t>
+            </w:r>
+            <w:proofErr w:type="spellEnd"/>
+          </w:p>
+        </w:tc>
+      </w:tr>
+      <w:tr>
+        <w:trPr>
+          <w:tblCellSpacing w:w="15" w:type="dxa"/>
+        </w:trPr>
+        <w:tc>
+          <w:tcPr>
+            <w:tcW w:w="0" w:type="auto"/>
+            <w:vAlign w:val="center"/>
+            <w:hideMark/>
+          </w:tcPr>
+          <w:p>
+            <w:pPr>
+              <w:rPr>
+                <w:sz w:val="22"/>
+                <w:szCs w:val="22"/>
+              </w:rPr>
+            </w:pPr>
+            <w:r>
+              <w:rPr>
+                <w:sz w:val="22"/>
+                <w:szCs w:val="22"/>
+              </w:rPr>
+              <w:t>API/</w:t>
+            </w:r>
+            <w:proofErr w:type="spellStart"/>
+            <w:r>
+              <w:rPr>
+                <w:sz w:val="22"/>
+                <w:szCs w:val="22"/>
+              </w:rPr>
+              <w:t>controller</w:t>
+            </w:r>
+            <w:proofErr w:type="spellEnd"/>
+            <w:r>
+              <w:rPr>
+                <w:sz w:val="22"/>
+                <w:szCs w:val="22"/>
+              </w:rPr>
+              <w:t xml:space="preserve"> </w:t>
+            </w:r>
+            <w:proofErr w:type="spellStart"/>
+            <w:r>
+              <w:rPr>
+                <w:sz w:val="22"/>
+                <w:szCs w:val="22"/>
+              </w:rPr>
+              <w:t>tests</w:t>
+            </w:r>
+            <w:proofErr w:type="spellEnd"/>
+          </w:p>
+        </w:tc>
+        <w:tc>
+          <w:tcPr>
+            <w:tcW w:w="0" w:type="auto"/>
+            <w:vAlign w:val="center"/>
+            <w:hideMark/>
+          </w:tcPr>
+          <w:p>
+            <w:pPr>
+              <w:rPr>
+                <w:sz w:val="22"/>
+                <w:szCs w:val="22"/>
+              </w:rPr>
+            </w:pPr>
+            <w:r>
+              <w:rPr>
+                <w:sz w:val="22"/>
+                <w:szCs w:val="22"/>
+              </w:rPr>
+              <w:t xml:space="preserve">Usually </w:t>
+            </w:r>
+            <w:proofErr w:type="spellStart"/>
+            <w:r>
+              <w:rPr>
+                <w:b/>
+                <w:bCs/>
+                <w:sz w:val="22"/>
+                <w:szCs w:val="22"/>
+              </w:rPr>
+              <w:t>mock</w:t>
+            </w:r>
+            <w:proofErr w:type="spellEnd"/>
+            <w:r>
+              <w:rPr>
+                <w:b/>
+                <w:bCs/>
+                <w:sz w:val="22"/>
+                <w:szCs w:val="22"/>
+              </w:rPr>
+              <w:t xml:space="preserve"> </w:t>
+            </w:r>
+            <w:proofErr w:type="spellStart"/>
+            <w:r>
+              <w:rPr>
+                <w:b/>
+                <w:bCs/>
+                <w:sz w:val="22"/>
+                <w:szCs w:val="22"/>
+              </w:rPr>
+              <w:t>repository</w:t>
+            </w:r>
+            <w:proofErr w:type="spellEnd"/>
+            <w:r>
+              <w:rPr>
+                <w:b/>
+                <w:bCs/>
+                <w:sz w:val="22"/>
+                <w:szCs w:val="22"/>
+              </w:rPr>
+              <w:t>/</w:t>
+            </w:r>
+            <w:proofErr w:type="spellStart"/>
+            <w:r>
+              <w:rPr>
+                <w:b/>
+                <w:bCs/>
+                <w:sz w:val="22"/>
+                <w:szCs w:val="22"/>
+              </w:rPr>
+              <w:t>service</w:t>
+            </w:r>
+            <w:proofErr w:type="spellEnd"/>
+          </w:p>
+        </w:tc>
+        <w:tc>
+          <w:tcPr>
+            <w:tcW w:w="0" w:type="auto"/>
+            <w:vAlign w:val="center"/>
+            <w:hideMark/>
+          </w:tcPr>
+          <w:p>
+            <w:pPr>
+              <w:rPr>
+                <w:sz w:val="22"/>
+                <w:szCs w:val="22"/>
+              </w:rPr>
+            </w:pPr>
+            <w:r>
+              <w:rPr>
+                <w:sz w:val="22"/>
+                <w:szCs w:val="22"/>
+              </w:rPr>
+              <w:t xml:space="preserve">Fast HTTP/API </w:t>
+            </w:r>
+            <w:proofErr w:type="spellStart"/>
+            <w:r>
+              <w:rPr>
+                <w:sz w:val="22"/>
+                <w:szCs w:val="22"/>
+              </w:rPr>
+              <w:t>tests</w:t>
+            </w:r>
+            <w:proofErr w:type="spellEnd"/>
+          </w:p>
+        </w:tc>
+      </w:tr>
+      <w:tr>
+        <w:trPr>
+          <w:tblCellSpacing w:w="15" w:type="dxa"/>
+        </w:trPr>
+        <w:tc>
+          <w:tcPr>
+            <w:tcW w:w="0" w:type="auto"/>
+            <w:vAlign w:val="center"/>
+            <w:hideMark/>
+          </w:tcPr>
+          <w:p>
+            <w:pPr>
+              <w:rPr>
+                <w:sz w:val="22"/>
+                <w:szCs w:val="22"/>
+              </w:rPr>
+            </w:pPr>
+            <w:r>
+              <w:rPr>
+                <w:sz w:val="22"/>
+                <w:szCs w:val="22"/>
+              </w:rPr>
+              <w:t xml:space="preserve">Full </w:t>
+            </w:r>
+            <w:proofErr w:type="spellStart"/>
+            <w:r>
+              <w:rPr>
+                <w:sz w:val="22"/>
+                <w:szCs w:val="22"/>
+              </w:rPr>
+              <w:t>application</w:t>
+            </w:r>
+            <w:proofErr w:type="spellEnd"/>
+            <w:r>
+              <w:rPr>
+                <w:sz w:val="22"/>
+                <w:szCs w:val="22"/>
+              </w:rPr>
+              <w:t xml:space="preserve"> </w:t>
+            </w:r>
+            <w:proofErr w:type="spellStart"/>
+            <w:r>
+              <w:rPr>
+                <w:sz w:val="22"/>
+                <w:szCs w:val="22"/>
+              </w:rPr>
+              <w:t>tests</w:t>
+            </w:r>
+            <w:proofErr w:type="spellEnd"/>
+          </w:p>
+        </w:tc>
+        <w:tc>
+          <w:tcPr>
+            <w:tcW w:w="0" w:type="auto"/>
+            <w:vAlign w:val="center"/>
+            <w:hideMark/>
+          </w:tcPr>
+          <w:p>
+            <w:pPr>
+              <w:rPr>
+                <w:sz w:val="22"/>
+                <w:szCs w:val="22"/>
+              </w:rPr>
+            </w:pPr>
+            <w:r>
+              <w:rPr>
+                <w:b/>
+                <w:bCs/>
+                <w:sz w:val="22"/>
+                <w:szCs w:val="22"/>
+              </w:rPr>
+              <w:t>MySQL</w:t>
+            </w:r>
+          </w:p>
+        </w:tc>
+        <w:tc>
+          <w:tcPr>
+            <w:tcW w:w="0" w:type="auto"/>
+            <w:vAlign w:val="center"/>
+            <w:hideMark/>
+          </w:tcPr>
+          <w:p>
+            <w:pPr>
+              <w:rPr>
+                <w:sz w:val="22"/>
+                <w:szCs w:val="22"/>
+                <w:lang w:val="en-GB"/>
+              </w:rPr>
+            </w:pPr>
+            <w:r>
+              <w:rPr>
+                <w:sz w:val="22"/>
+                <w:szCs w:val="22"/>
+                <w:lang w:val="en-GB"/>
+              </w:rPr>
+              <w:t>Verify the real application context</w:t>
+            </w:r>
+          </w:p>
+        </w:tc>
+      </w:tr>
+      <w:tr>
+        <w:trPr>
+          <w:tblCellSpacing w:w="15" w:type="dxa"/>
+        </w:trPr>
+        <w:tc>
+          <w:tcPr>
+            <w:tcW w:w="0" w:type="auto"/>
+            <w:vAlign w:val="center"/>
+            <w:hideMark/>
+          </w:tcPr>
+          <w:p>
+            <w:pPr>
+              <w:rPr>
+                <w:sz w:val="22"/>
+                <w:szCs w:val="22"/>
+              </w:rPr>
+            </w:pPr>
+            <w:r>
+              <w:rPr>
+                <w:sz w:val="22"/>
+                <w:szCs w:val="22"/>
+              </w:rPr>
+              <w:t xml:space="preserve">Developer </w:t>
+            </w:r>
+            <w:proofErr w:type="spellStart"/>
+            <w:r>
+              <w:rPr>
+                <w:sz w:val="22"/>
+                <w:szCs w:val="22"/>
+              </w:rPr>
+              <w:t>local</w:t>
+            </w:r>
+            <w:proofErr w:type="spellEnd"/>
+            <w:r>
+              <w:rPr>
+                <w:sz w:val="22"/>
+                <w:szCs w:val="22"/>
+              </w:rPr>
+              <w:t xml:space="preserve"> </w:t>
+            </w:r>
+            <w:proofErr w:type="spellStart"/>
+            <w:r>
+              <w:rPr>
+                <w:sz w:val="22"/>
+                <w:szCs w:val="22"/>
+              </w:rPr>
+              <w:t>tests</w:t>
+            </w:r>
+            <w:proofErr w:type="spellEnd"/>
+          </w:p>
+        </w:tc>
+        <w:tc>
+          <w:tcPr>
+            <w:tcW w:w="0" w:type="auto"/>
+            <w:vAlign w:val="center"/>
+            <w:hideMark/>
+          </w:tcPr>
+          <w:p>
+            <w:pPr>
+              <w:rPr>
+                <w:sz w:val="22"/>
+                <w:szCs w:val="22"/>
+              </w:rPr>
+            </w:pPr>
+            <w:r>
+              <w:rPr>
+                <w:sz w:val="22"/>
+                <w:szCs w:val="22"/>
+              </w:rPr>
+              <w:t xml:space="preserve">MySQL in </w:t>
+            </w:r>
+            <w:r>
+              <w:rPr>
+                <w:b/>
+                <w:bCs/>
+                <w:sz w:val="22"/>
+                <w:szCs w:val="22"/>
+              </w:rPr>
+              <w:t>Docker/Testcontainers</w:t>
+            </w:r>
+          </w:p>
+        </w:tc>
+        <w:tc>
+          <w:tcPr>
+            <w:tcW w:w="0" w:type="auto"/>
+            <w:vAlign w:val="center"/>
+            <w:hideMark/>
+          </w:tcPr>
+          <w:p>
+            <w:pPr>
+              <w:rPr>
+                <w:sz w:val="22"/>
+                <w:szCs w:val="22"/>
+              </w:rPr>
+            </w:pPr>
+            <w:proofErr w:type="spellStart"/>
+            <w:r>
+              <w:rPr>
+                <w:sz w:val="22"/>
+                <w:szCs w:val="22"/>
+              </w:rPr>
+              <w:t>Reproducible</w:t>
+            </w:r>
+            <w:proofErr w:type="spellEnd"/>
+            <w:r>
+              <w:rPr>
+                <w:sz w:val="22"/>
+                <w:szCs w:val="22"/>
+              </w:rPr>
+              <w:t xml:space="preserve"> </w:t>
+            </w:r>
+            <w:proofErr w:type="spellStart"/>
+            <w:r>
+              <w:rPr>
+                <w:sz w:val="22"/>
+                <w:szCs w:val="22"/>
+              </w:rPr>
+              <w:t>environment</w:t>
+            </w:r>
+            <w:proofErr w:type="spellEnd"/>
+          </w:p>
+        </w:tc>
+      </w:tr>
+      <w:tr>
+        <w:trPr>
+          <w:tblCellSpacing w:w="15" w:type="dxa"/>
+        </w:trPr>
+        <w:tc>
+          <w:tcPr>
+            <w:tcW w:w="0" w:type="auto"/>
+            <w:vAlign w:val="center"/>
+            <w:hideMark/>
+          </w:tcPr>
+          <w:p>
+            <w:pPr>
+              <w:rPr>
+                <w:sz w:val="22"/>
+                <w:szCs w:val="22"/>
+              </w:rPr>
+            </w:pPr>
+            <w:proofErr w:type="spellStart"/>
+            <w:r>
+              <w:rPr>
+                <w:sz w:val="22"/>
+                <w:szCs w:val="22"/>
+              </w:rPr>
+              <w:t>Production</w:t>
+            </w:r>
+            <w:proofErr w:type="spellEnd"/>
+          </w:p>
+        </w:tc>
+        <w:tc>
+          <w:tcPr>
+            <w:tcW w:w="0" w:type="auto"/>
+            <w:vAlign w:val="center"/>
+            <w:hideMark/>
+          </w:tcPr>
+          <w:p>
+            <w:pPr>
+              <w:rPr>
+                <w:sz w:val="22"/>
+                <w:szCs w:val="22"/>
+              </w:rPr>
+            </w:pPr>
+            <w:r>
+              <w:rPr>
+                <w:b/>
+                <w:bCs/>
+                <w:sz w:val="22"/>
+                <w:szCs w:val="22"/>
+              </w:rPr>
+              <w:t>MySQL</w:t>
+            </w:r>
+          </w:p>
+        </w:tc>
+        <w:tc>
+          <w:tcPr>
+            <w:tcW w:w="0" w:type="auto"/>
+            <w:vAlign w:val="center"/>
+            <w:hideMark/>
+          </w:tcPr>
+          <w:p>
+            <w:pPr>
+              <w:rPr>
+                <w:sz w:val="22"/>
+                <w:szCs w:val="22"/>
+                <w:lang w:val="en-GB"/>
+              </w:rPr>
+            </w:pPr>
+            <w:r>
+              <w:rPr>
+                <w:sz w:val="22"/>
+                <w:szCs w:val="22"/>
+                <w:lang w:val="en-GB"/>
+              </w:rPr>
+              <w:t>Same DB technology as tested</w:t>
+            </w:r>
+          </w:p>
+        </w:tc>
+      </w:tr>
+    </w:tbl>
+    <w:p>
+      <w:pPr>
+        <w:rPr>
+          <w:sz w:val="22"/>
+          <w:szCs w:val="22"/>
+          <w:lang w:val="en-GB"/>
+        </w:rPr>
+      </w:pPr>
+    </w:p>
+    <w:p>
+      <w:pPr>
+        <w:rPr>
+          <w:sz w:val="22"/>
+          <w:szCs w:val="22"/>
+          <w:lang w:val="en-GB"/>
+        </w:rPr>
+      </w:pPr>
+    </w:p>
+    <w:p>
+      <w:pPr>
+        <w:rPr>
+          <w:sz w:val="22"/>
+          <w:szCs w:val="22"/>
+          <w:lang w:val="en-GB"/>
+        </w:rPr>
+      </w:pPr>
+    </w:p>
+    <w:p>
+      <w:pPr>
+        <w:rPr>
+          <w:sz w:val="22"/>
+          <w:szCs w:val="22"/>
+          <w:lang w:val="en-GB"/>
+        </w:rPr>
+      </w:pPr>
+    </w:p>
+    <w:p>
+      <w:pPr>
+        <w:rPr>
+          <w:sz w:val="22"/>
+          <w:szCs w:val="22"/>
+          <w:lang w:val="en-GB"/>
+        </w:rPr>
+      </w:pPr>
+    </w:p>
+    <w:p>
+      <w:pPr>
+        <w:rPr>
+          <w:sz w:val="22"/>
+          <w:szCs w:val="22"/>
+          <w:lang w:val="en-GB"/>
+        </w:rPr>
+      </w:pPr>
+    </w:p>
+    <w:p>
+      <w:pPr>
+        <w:rPr>
+          <w:sz w:val="22"/>
+          <w:szCs w:val="22"/>
+          <w:lang w:val="en-GB"/>
+        </w:rPr>
+      </w:pPr>
+      <w:r>
+        <w:rPr>
+          <w:sz w:val="22"/>
+          <w:szCs w:val="22"/>
+          <w:lang w:val="en-GB"/>
+        </w:rPr>
+        <w:lastRenderedPageBreak/>
+        <w:drawing>
+          <wp:inline distT="0" distB="0" distL="0" distR="0" wp14:anchorId="3BCDF37B" wp14:editId="67027F69">
+            <wp:extent cx="4663844" cy="4968671"/>
+            <wp:effectExtent l="0" t="0" r="3810" b="3810"/>
+            <wp:docPr id="178905892" name="Grafik 1"/>
+            <wp:cNvGraphicFramePr>
+              <a:graphicFrameLocks xmlns:a="http://schemas.openxmlformats.org/drawingml/2006/main" noChangeAspect="1"/>
+            </wp:cNvGraphicFramePr>
+            <a:graphic xmlns:a="http://schemas.openxmlformats.org/drawingml/2006/main">
+              <a:graphicData uri="http://schemas.openxmlformats.org/drawingml/2006/picture">
+                <pic:pic xmlns:pic="http://schemas.openxmlformats.org/drawingml/2006/picture">
+                  <pic:nvPicPr>
+                    <pic:cNvPr id="178905892" name=""/>
+                    <pic:cNvPicPr/>
+                  </pic:nvPicPr>
+                  <pic:blipFill>
+                    <a:blip r:embed="rId15"/>
+                    <a:stretch>
+                      <a:fillRect/>
+                    </a:stretch>
+                  </pic:blipFill>
+                  <pic:spPr>
+                    <a:xfrm>
+                      <a:off x="0" y="0"/>
+                      <a:ext cx="4663844" cy="4968671"/>
+                    </a:xfrm>
+                    <a:prstGeom prst="rect">
+                      <a:avLst/>
+                    </a:prstGeom>
+                  </pic:spPr>
+                </pic:pic>
+              </a:graphicData>
+            </a:graphic>
+          </wp:inline>
+        </w:drawing>
+      </w:r>
+    </w:p>
+    <w:p>
+      <w:pPr>
+        <w:rPr>
+          <w:sz w:val="22"/>
+          <w:szCs w:val="22"/>
+          <w:lang w:val="en-GB"/>
+        </w:rPr>
+      </w:pPr>
+    </w:p>
+    <w:p>
+      <w:pPr>
+        <w:rPr>
+          <w:sz w:val="22"/>
+          <w:szCs w:val="22"/>
+          <w:lang w:val="en-GB"/>
+        </w:rPr>
+      </w:pPr>
+    </w:p>
+    <w:p>
+      <w:pPr>
+        <w:rPr>
+          <w:sz w:val="22"/>
+          <w:szCs w:val="22"/>
+          <w:lang w:val="en-GB"/>
+        </w:rPr>
+      </w:pPr>
+    </w:p>
+    <w:p>
+      <w:pPr>
+        <w:rPr>
+          <w:sz w:val="22"/>
+          <w:szCs w:val="22"/>
+          <w:lang w:val="en-GB"/>
+        </w:rPr>
+      </w:pPr>
+      <w:r>
+        <w:rPr>
+          <w:sz w:val="22"/>
+          <w:szCs w:val="22"/>
+          <w:lang w:val="en-GB"/>
+        </w:rPr>
+        <w:drawing>
+          <wp:inline distT="0" distB="0" distL="0" distR="0" wp14:anchorId="493954F6" wp14:editId="689828D2">
+            <wp:extent cx="5760720" cy="257175"/>
+            <wp:effectExtent l="0" t="0" r="0" b="9525"/>
+            <wp:docPr id="1273266996" name="Grafik 1"/>
+            <wp:cNvGraphicFramePr>
+              <a:graphicFrameLocks xmlns:a="http://schemas.openxmlformats.org/drawingml/2006/main" noChangeAspect="1"/>
+            </wp:cNvGraphicFramePr>
+            <a:graphic xmlns:a="http://schemas.openxmlformats.org/drawingml/2006/main">
+              <a:graphicData uri="http://schemas.openxmlformats.org/drawingml/2006/picture">
+                <pic:pic xmlns:pic="http://schemas.openxmlformats.org/drawingml/2006/picture">
+                  <pic:nvPicPr>
+                    <pic:cNvPr id="1273266996" name=""/>
+                    <pic:cNvPicPr/>
+                  </pic:nvPicPr>
+                  <pic:blipFill>
+                    <a:blip r:embed="rId16"/>
+                    <a:stretch>
+                      <a:fillRect/>
+                    </a:stretch>
+                  </pic:blipFill>
+                  <pic:spPr>
+                    <a:xfrm>
+                      <a:off x="0" y="0"/>
+                      <a:ext cx="5760720" cy="257175"/>
+                    </a:xfrm>
+                    <a:prstGeom prst="rect">
+                      <a:avLst/>
+                    </a:prstGeom>
+                  </pic:spPr>
+                </pic:pic>
+              </a:graphicData>
+            </a:graphic>
+          </wp:inline>
+        </w:drawing>
+      </w:r>
     </w:p>
     <w:sectPr>
       <w:pgSz w:w="11906" w:h="16838"/>

--- a/documentation/GWatcho-MicroService-App.docx
+++ b/documentation/GWatcho-MicroService-App.docx
@@ -79,32 +79,12 @@
           <w:lang w:val="en-GB"/>
         </w:rPr>
       </w:pPr>
-      <w:proofErr w:type="spellStart"/>
-      <w:proofErr w:type="gramStart"/>
-      <w:r>
-        <w:rPr>
-          <w:lang w:val="en-GB"/>
-        </w:rPr>
-        <w:t>process.roles</w:t>
-      </w:r>
-      <w:proofErr w:type="spellEnd"/>
-      <w:proofErr w:type="gramEnd"/>
-      <w:r>
-        <w:rPr>
-          <w:lang w:val="en-GB"/>
-        </w:rPr>
-        <w:t>=</w:t>
-      </w:r>
-      <w:proofErr w:type="spellStart"/>
-      <w:proofErr w:type="gramStart"/>
-      <w:r>
-        <w:rPr>
-          <w:lang w:val="en-GB"/>
-        </w:rPr>
-        <w:t>broker,controller</w:t>
-      </w:r>
-      <w:proofErr w:type="spellEnd"/>
-      <w:proofErr w:type="gramEnd"/>
+      <w:r>
+        <w:rPr>
+          <w:lang w:val="en-GB"/>
+        </w:rPr>
+        <w:t>process.roles=broker,controller</w:t>
+      </w:r>
     </w:p>
     <w:p>
       <w:pPr>
@@ -145,57 +125,31 @@
           <w:lang w:val="en-GB"/>
         </w:rPr>
       </w:pPr>
-      <w:proofErr w:type="spellStart"/>
-      <w:proofErr w:type="gramStart"/>
-      <w:r>
-        <w:rPr>
-          <w:lang w:val="en-GB"/>
-        </w:rPr>
-        <w:t>advertised.listeners</w:t>
-      </w:r>
-      <w:proofErr w:type="spellEnd"/>
-      <w:proofErr w:type="gramEnd"/>
-      <w:r>
-        <w:rPr>
-          <w:lang w:val="en-GB"/>
-        </w:rPr>
-        <w:t>=PLAINTEXT://localhost:9092</w:t>
-      </w:r>
-    </w:p>
-    <w:p>
-      <w:pPr>
-        <w:rPr>
-          <w:lang w:val="en-GB"/>
-        </w:rPr>
-      </w:pPr>
-    </w:p>
-    <w:p>
-      <w:pPr>
-        <w:rPr>
-          <w:lang w:val="en-GB"/>
-        </w:rPr>
-      </w:pPr>
-      <w:proofErr w:type="spellStart"/>
-      <w:proofErr w:type="gramStart"/>
-      <w:r>
-        <w:rPr>
-          <w:lang w:val="en-GB"/>
-        </w:rPr>
-        <w:t>controller.listener</w:t>
-      </w:r>
-      <w:proofErr w:type="gramEnd"/>
-      <w:r>
-        <w:rPr>
-          <w:lang w:val="en-GB"/>
-        </w:rPr>
-        <w:t>.names</w:t>
-      </w:r>
-      <w:proofErr w:type="spellEnd"/>
-      <w:r>
-        <w:rPr>
-          <w:lang w:val="en-GB"/>
-        </w:rPr>
-        <w:t>=CONTROLLER</w:t>
+      <w:r>
+        <w:rPr>
+          <w:lang w:val="en-GB"/>
+        </w:rPr>
+        <w:t>advertised.listeners=PLAINTEXT://localhost:9092</w:t>
+      </w:r>
+    </w:p>
+    <w:p>
+      <w:pPr>
+        <w:rPr>
+          <w:lang w:val="en-GB"/>
+        </w:rPr>
+      </w:pPr>
+    </w:p>
+    <w:p>
+      <w:pPr>
+        <w:rPr>
+          <w:lang w:val="en-GB"/>
+        </w:rPr>
+      </w:pPr>
+      <w:r>
+        <w:rPr>
+          <w:lang w:val="en-GB"/>
+        </w:rPr>
+        <w:t>controller.listener.names=CONTROLLER</w:t>
       </w:r>
     </w:p>
     <w:p>
@@ -225,44 +179,20 @@
           <w:bCs/>
           <w:lang w:val="en-GB"/>
         </w:rPr>
-        <w:t xml:space="preserve">To reset </w:t>
-      </w:r>
-      <w:proofErr w:type="spellStart"/>
-      <w:r>
-        <w:rPr>
-          <w:b/>
-          <w:bCs/>
-          <w:lang w:val="en-GB"/>
-        </w:rPr>
-        <w:t>kafka</w:t>
-      </w:r>
-      <w:proofErr w:type="spellEnd"/>
-    </w:p>
-    <w:p>
-      <w:pPr>
-        <w:rPr>
-          <w:lang w:val="en-GB"/>
-        </w:rPr>
-      </w:pPr>
-      <w:r>
-        <w:rPr>
-          <w:lang w:val="en-GB"/>
-        </w:rPr>
-        <w:t>Remove-Item -Recurse -</w:t>
-      </w:r>
-      <w:proofErr w:type="gramStart"/>
-      <w:r>
-        <w:rPr>
-          <w:lang w:val="en-GB"/>
-        </w:rPr>
-        <w:t>Force .</w:t>
-      </w:r>
-      <w:proofErr w:type="gramEnd"/>
-      <w:r>
-        <w:rPr>
-          <w:lang w:val="en-GB"/>
-        </w:rPr>
-        <w:t>\logs</w:t>
+        <w:t>To reset kafka</w:t>
+      </w:r>
+    </w:p>
+    <w:p>
+      <w:pPr>
+        <w:rPr>
+          <w:lang w:val="en-GB"/>
+        </w:rPr>
+      </w:pPr>
+      <w:r>
+        <w:rPr>
+          <w:lang w:val="en-GB"/>
+        </w:rPr>
+        <w:t>Remove-Item -Recurse -Force .\logs</w:t>
       </w:r>
     </w:p>
     <w:p>
@@ -297,16 +227,8 @@
         <w:rPr>
           <w:lang w:val="en-GB"/>
         </w:rPr>
-        <w:t>.\bin\windows\kafka-storage.bat random-</w:t>
-      </w:r>
-      <w:proofErr w:type="spellStart"/>
-      <w:r>
-        <w:rPr>
-          <w:lang w:val="en-GB"/>
-        </w:rPr>
-        <w:t>uuid</w:t>
-      </w:r>
-      <w:proofErr w:type="spellEnd"/>
+        <w:t>.\bin\windows\kafka-storage.bat random-uuid</w:t>
+      </w:r>
     </w:p>
     <w:p>
       <w:pPr>
@@ -331,16 +253,8 @@
         <w:rPr>
           <w:lang w:val="en-GB"/>
         </w:rPr>
-        <w:t>PS D:\Kafka\kafka-4.3.1&gt; .\bin\windows\kafka-storage.bat random-</w:t>
-      </w:r>
-      <w:proofErr w:type="spellStart"/>
-      <w:r>
-        <w:rPr>
-          <w:lang w:val="en-GB"/>
-        </w:rPr>
-        <w:t>uuid</w:t>
-      </w:r>
-      <w:proofErr w:type="spellEnd"/>
+        <w:t>PS D:\Kafka\kafka-4.3.1&gt; .\bin\windows\kafka-storage.bat random-uuid</w:t>
+      </w:r>
     </w:p>
     <w:p>
       <w:pPr>
@@ -385,21 +299,11 @@
           <w:lang w:val="en-GB"/>
         </w:rPr>
       </w:pPr>
-      <w:proofErr w:type="spellStart"/>
-      <w:proofErr w:type="gramStart"/>
-      <w:r>
-        <w:rPr>
-          <w:lang w:val="en-GB"/>
-        </w:rPr>
-        <w:t>log.dirs</w:t>
-      </w:r>
-      <w:proofErr w:type="spellEnd"/>
-      <w:proofErr w:type="gramEnd"/>
-      <w:r>
-        <w:rPr>
-          <w:lang w:val="en-GB"/>
-        </w:rPr>
-        <w:t>=D:/Kafka/kafka-logs</w:t>
+      <w:r>
+        <w:rPr>
+          <w:lang w:val="en-GB"/>
+        </w:rPr>
+        <w:t>log.dirs=D:/Kafka/kafka-logs</w:t>
       </w:r>
     </w:p>
     <w:p>
@@ -420,23 +324,7 @@
         <w:rPr>
           <w:lang w:val="en-GB"/>
         </w:rPr>
-        <w:t xml:space="preserve"> from </w:t>
-      </w:r>
-      <w:proofErr w:type="spellStart"/>
-      <w:proofErr w:type="gramStart"/>
-      <w:r>
-        <w:rPr>
-          <w:lang w:val="en-GB"/>
-        </w:rPr>
-        <w:t>server.properties</w:t>
-      </w:r>
-      <w:proofErr w:type="spellEnd"/>
-      <w:proofErr w:type="gramEnd"/>
-      <w:r>
-        <w:rPr>
-          <w:lang w:val="en-GB"/>
-        </w:rPr>
-        <w:t>; just make sure these values are correct.</w:t>
+        <w:t xml:space="preserve"> from server.properties; just make sure these values are correct.</w:t>
       </w:r>
     </w:p>
     <w:p>
@@ -506,73 +394,33 @@
         <w:rPr>
           <w:lang w:val="en-GB"/>
         </w:rPr>
-        <w:t>/</w:t>
-      </w:r>
-      <w:proofErr w:type="spellStart"/>
-      <w:r>
-        <w:rPr>
-          <w:lang w:val="en-GB"/>
-        </w:rPr>
-        <w:t>tmp</w:t>
-      </w:r>
-      <w:proofErr w:type="spellEnd"/>
-      <w:r>
-        <w:rPr>
-          <w:lang w:val="en-GB"/>
-        </w:rPr>
-        <w:t>/kraft-combined-logs</w:t>
-      </w:r>
-    </w:p>
-    <w:p>
-      <w:pPr>
-        <w:rPr>
-          <w:lang w:val="en-GB"/>
-        </w:rPr>
-      </w:pPr>
-      <w:r>
-        <w:rPr>
-          <w:lang w:val="en-GB"/>
-        </w:rPr>
-        <w:t xml:space="preserve">If you change </w:t>
-      </w:r>
-      <w:proofErr w:type="spellStart"/>
-      <w:proofErr w:type="gramStart"/>
-      <w:r>
-        <w:rPr>
-          <w:lang w:val="en-GB"/>
-        </w:rPr>
-        <w:t>log.dirs</w:t>
-      </w:r>
-      <w:proofErr w:type="spellEnd"/>
-      <w:proofErr w:type="gramEnd"/>
-      <w:r>
-        <w:rPr>
-          <w:lang w:val="en-GB"/>
-        </w:rPr>
-        <w:t xml:space="preserve"> to:</w:t>
-      </w:r>
-    </w:p>
-    <w:p>
-      <w:pPr>
-        <w:rPr>
-          <w:lang w:val="en-GB"/>
-        </w:rPr>
-      </w:pPr>
-      <w:proofErr w:type="spellStart"/>
-      <w:proofErr w:type="gramStart"/>
-      <w:r>
-        <w:rPr>
-          <w:lang w:val="en-GB"/>
-        </w:rPr>
-        <w:t>log.dirs</w:t>
-      </w:r>
-      <w:proofErr w:type="spellEnd"/>
-      <w:proofErr w:type="gramEnd"/>
-      <w:r>
-        <w:rPr>
-          <w:lang w:val="en-GB"/>
-        </w:rPr>
-        <w:t>=D:/Kafka/kafka-logs</w:t>
+        <w:t>/tmp/kraft-combined-logs</w:t>
+      </w:r>
+    </w:p>
+    <w:p>
+      <w:pPr>
+        <w:rPr>
+          <w:lang w:val="en-GB"/>
+        </w:rPr>
+      </w:pPr>
+      <w:r>
+        <w:rPr>
+          <w:lang w:val="en-GB"/>
+        </w:rPr>
+        <w:t>If you change log.dirs to:</w:t>
+      </w:r>
+    </w:p>
+    <w:p>
+      <w:pPr>
+        <w:rPr>
+          <w:lang w:val="en-GB"/>
+        </w:rPr>
+      </w:pPr>
+      <w:r>
+        <w:rPr>
+          <w:lang w:val="en-GB"/>
+        </w:rPr>
+        <w:t>log.dirs=D:/Kafka/kafka-logs</w:t>
       </w:r>
     </w:p>
     <w:p>
@@ -680,18 +528,8 @@
           <w:szCs w:val="16"/>
           <w:lang w:val="en-GB"/>
         </w:rPr>
-        <w:t>.\bin\windows\kafka-storage.bat format --standalone -t cXSMH3t3RgqIB7nQa7PMxQ -c .\config\</w:t>
-      </w:r>
-      <w:proofErr w:type="spellStart"/>
-      <w:r>
-        <w:rPr>
-          <w:sz w:val="16"/>
-          <w:szCs w:val="16"/>
-          <w:lang w:val="en-GB"/>
-        </w:rPr>
-        <w:t>server.properties</w:t>
-      </w:r>
-      <w:proofErr w:type="spellEnd"/>
+        <w:t>.\bin\windows\kafka-storage.bat format --standalone -t cXSMH3t3RgqIB7nQa7PMxQ -c .\config\server.properties</w:t>
+      </w:r>
     </w:p>
     <w:p>
       <w:pPr>
@@ -725,18 +563,8 @@
           <w:szCs w:val="16"/>
           <w:lang w:val="en-GB"/>
         </w:rPr>
-        <w:t>-c .\config\</w:t>
-      </w:r>
-      <w:proofErr w:type="spellStart"/>
-      <w:r>
-        <w:rPr>
-          <w:sz w:val="16"/>
-          <w:szCs w:val="16"/>
-          <w:lang w:val="en-GB"/>
-        </w:rPr>
-        <w:t>server.properties</w:t>
-      </w:r>
-      <w:proofErr w:type="spellEnd"/>
+        <w:t>-c .\config\server.properties</w:t>
+      </w:r>
     </w:p>
     <w:p>
       <w:pPr>
@@ -773,16 +601,8 @@
         <w:rPr>
           <w:lang w:val="en-GB"/>
         </w:rPr>
-        <w:t>.\bin\windows\kafka-server-start.bat .\config\</w:t>
-      </w:r>
-      <w:proofErr w:type="spellStart"/>
-      <w:r>
-        <w:rPr>
-          <w:lang w:val="en-GB"/>
-        </w:rPr>
-        <w:t>server.properties</w:t>
-      </w:r>
-      <w:proofErr w:type="spellEnd"/>
+        <w:t>.\bin\windows\kafka-server-start.bat .\config\server.properties</w:t>
+      </w:r>
     </w:p>
     <w:p>
       <w:pPr>
@@ -819,16 +639,8 @@
         <w:rPr>
           <w:lang w:val="en-GB"/>
         </w:rPr>
-        <w:t>.\bin\windows\kafka-storage.bat format --standalone -t S1oFxk8pQpmFGAnlQG5bjQ -c .\config\</w:t>
-      </w:r>
-      <w:proofErr w:type="spellStart"/>
-      <w:r>
-        <w:rPr>
-          <w:lang w:val="en-GB"/>
-        </w:rPr>
-        <w:t>server.properties</w:t>
-      </w:r>
-      <w:proofErr w:type="spellEnd"/>
+        <w:t>.\bin\windows\kafka-storage.bat format --standalone -t S1oFxk8pQpmFGAnlQG5bjQ -c .\config\server.properties</w:t>
+      </w:r>
     </w:p>
     <w:p>
       <w:pPr>
@@ -877,35 +689,7 @@
         <w:rPr>
           <w:lang w:val="en-GB"/>
         </w:rPr>
-        <w:t>netstat -</w:t>
-      </w:r>
-      <w:proofErr w:type="spellStart"/>
-      <w:r>
-        <w:rPr>
-          <w:lang w:val="en-GB"/>
-        </w:rPr>
-        <w:t>ano</w:t>
-      </w:r>
-      <w:proofErr w:type="spellEnd"/>
-      <w:r>
-        <w:rPr>
-          <w:lang w:val="en-GB"/>
-        </w:rPr>
-        <w:t xml:space="preserve"> | </w:t>
-      </w:r>
-      <w:proofErr w:type="spellStart"/>
-      <w:r>
-        <w:rPr>
-          <w:lang w:val="en-GB"/>
-        </w:rPr>
-        <w:t>findstr</w:t>
-      </w:r>
-      <w:proofErr w:type="spellEnd"/>
-      <w:r>
-        <w:rPr>
-          <w:lang w:val="en-GB"/>
-        </w:rPr>
-        <w:t xml:space="preserve"> :9092</w:t>
+        <w:t>netstat -ano | findstr :9092</w:t>
       </w:r>
     </w:p>
     <w:p>
@@ -986,173 +770,87 @@
         <w:rPr>
           <w:lang w:val="en-GB"/>
         </w:rPr>
-        <w:t xml:space="preserve">.\bin\windows\kafka-topics.bat --create --topic </w:t>
-      </w:r>
-      <w:proofErr w:type="spellStart"/>
-      <w:proofErr w:type="gramStart"/>
-      <w:r>
-        <w:rPr>
-          <w:lang w:val="en-GB"/>
-        </w:rPr>
-        <w:t>order.created</w:t>
-      </w:r>
-      <w:proofErr w:type="spellEnd"/>
-      <w:proofErr w:type="gramEnd"/>
-      <w:r>
-        <w:rPr>
-          <w:lang w:val="en-GB"/>
-        </w:rPr>
-        <w:t xml:space="preserve"> --bootstrap-server localhost:9092 --partitions 1 --replication-factor 1</w:t>
-      </w:r>
-    </w:p>
-    <w:p>
-      <w:pPr>
-        <w:rPr>
-          <w:lang w:val="en-GB"/>
-        </w:rPr>
-      </w:pPr>
-    </w:p>
-    <w:p>
-      <w:pPr>
-        <w:rPr>
-          <w:lang w:val="en-GB"/>
-        </w:rPr>
-      </w:pPr>
-      <w:r>
-        <w:rPr>
-          <w:lang w:val="en-GB"/>
-        </w:rPr>
-        <w:t xml:space="preserve">.\bin\windows\kafka-topics.bat --create --topic </w:t>
-      </w:r>
-      <w:proofErr w:type="spellStart"/>
-      <w:proofErr w:type="gramStart"/>
-      <w:r>
-        <w:rPr>
-          <w:lang w:val="en-GB"/>
-        </w:rPr>
-        <w:t>payment.completed</w:t>
-      </w:r>
-      <w:proofErr w:type="spellEnd"/>
-      <w:proofErr w:type="gramEnd"/>
-      <w:r>
-        <w:rPr>
-          <w:lang w:val="en-GB"/>
-        </w:rPr>
-        <w:t xml:space="preserve"> --bootstrap-server localhost:9092 --partitions 1 --replication-factor 1</w:t>
-      </w:r>
-    </w:p>
-    <w:p>
-      <w:pPr>
-        <w:rPr>
-          <w:lang w:val="en-GB"/>
-        </w:rPr>
-      </w:pPr>
-    </w:p>
-    <w:p>
-      <w:pPr>
-        <w:rPr>
-          <w:lang w:val="en-GB"/>
-        </w:rPr>
-      </w:pPr>
-      <w:r>
-        <w:rPr>
-          <w:lang w:val="en-GB"/>
-        </w:rPr>
-        <w:t xml:space="preserve">.\bin\windows\kafka-topics.bat --create --topic </w:t>
-      </w:r>
-      <w:proofErr w:type="spellStart"/>
-      <w:proofErr w:type="gramStart"/>
-      <w:r>
-        <w:rPr>
-          <w:lang w:val="en-GB"/>
-        </w:rPr>
-        <w:t>payment.failed</w:t>
-      </w:r>
-      <w:proofErr w:type="spellEnd"/>
-      <w:proofErr w:type="gramEnd"/>
-      <w:r>
-        <w:rPr>
-          <w:lang w:val="en-GB"/>
-        </w:rPr>
-        <w:t xml:space="preserve"> --bootstrap-server localhost:9092 --partitions 1 --replication-factor 1</w:t>
-      </w:r>
-    </w:p>
-    <w:p>
-      <w:pPr>
-        <w:rPr>
-          <w:lang w:val="en-GB"/>
-        </w:rPr>
-      </w:pPr>
-    </w:p>
-    <w:p>
-      <w:pPr>
-        <w:rPr>
-          <w:lang w:val="en-GB"/>
-        </w:rPr>
-      </w:pPr>
-      <w:r>
-        <w:rPr>
-          <w:lang w:val="en-GB"/>
-        </w:rPr>
-        <w:t xml:space="preserve">.\bin\windows\kafka-topics.bat --create --topic </w:t>
-      </w:r>
-      <w:proofErr w:type="spellStart"/>
-      <w:proofErr w:type="gramStart"/>
-      <w:r>
-        <w:rPr>
-          <w:lang w:val="en-GB"/>
-        </w:rPr>
-        <w:t>product.stock</w:t>
-      </w:r>
-      <w:proofErr w:type="gramEnd"/>
-      <w:r>
-        <w:rPr>
-          <w:lang w:val="en-GB"/>
-        </w:rPr>
-        <w:t>.requested</w:t>
-      </w:r>
-      <w:proofErr w:type="spellEnd"/>
-      <w:r>
-        <w:rPr>
-          <w:lang w:val="en-GB"/>
-        </w:rPr>
-        <w:t xml:space="preserve"> --bootstrap-server localhost:9092 --partitions 1 --replication-factor 1</w:t>
-      </w:r>
-    </w:p>
-    <w:p>
-      <w:pPr>
-        <w:rPr>
-          <w:lang w:val="en-GB"/>
-        </w:rPr>
-      </w:pPr>
-    </w:p>
-    <w:p>
-      <w:pPr>
-        <w:rPr>
-          <w:lang w:val="en-GB"/>
-        </w:rPr>
-      </w:pPr>
-      <w:r>
-        <w:rPr>
-          <w:lang w:val="en-GB"/>
-        </w:rPr>
-        <w:t xml:space="preserve">.\bin\windows\kafka-topics.bat --create --topic </w:t>
-      </w:r>
-      <w:proofErr w:type="spellStart"/>
-      <w:proofErr w:type="gramStart"/>
-      <w:r>
-        <w:rPr>
-          <w:lang w:val="en-GB"/>
-        </w:rPr>
-        <w:t>delivery.completed</w:t>
-      </w:r>
-      <w:proofErr w:type="spellEnd"/>
-      <w:proofErr w:type="gramEnd"/>
-      <w:r>
-        <w:rPr>
-          <w:lang w:val="en-GB"/>
-        </w:rPr>
-        <w:t xml:space="preserve"> --bootstrap-server localhost:9092 --partitions 1 --replication-factor 1</w:t>
+        <w:t>.\bin\windows\kafka-topics.bat --create --topic order.created --bootstrap-server localhost:9092 --partitions 1 --replication-factor 1</w:t>
+      </w:r>
+    </w:p>
+    <w:p>
+      <w:pPr>
+        <w:rPr>
+          <w:lang w:val="en-GB"/>
+        </w:rPr>
+      </w:pPr>
+    </w:p>
+    <w:p>
+      <w:pPr>
+        <w:rPr>
+          <w:lang w:val="en-GB"/>
+        </w:rPr>
+      </w:pPr>
+      <w:r>
+        <w:rPr>
+          <w:lang w:val="en-GB"/>
+        </w:rPr>
+        <w:t>.\bin\windows\kafka-topics.bat --create --topic payment.completed --bootstrap-server localhost:9092 --partitions 1 --replication-factor 1</w:t>
+      </w:r>
+    </w:p>
+    <w:p>
+      <w:pPr>
+        <w:rPr>
+          <w:lang w:val="en-GB"/>
+        </w:rPr>
+      </w:pPr>
+    </w:p>
+    <w:p>
+      <w:pPr>
+        <w:rPr>
+          <w:lang w:val="en-GB"/>
+        </w:rPr>
+      </w:pPr>
+      <w:r>
+        <w:rPr>
+          <w:lang w:val="en-GB"/>
+        </w:rPr>
+        <w:t>.\bin\windows\kafka-topics.bat --create --topic payment.failed --bootstrap-server localhost:9092 --partitions 1 --replication-factor 1</w:t>
+      </w:r>
+    </w:p>
+    <w:p>
+      <w:pPr>
+        <w:rPr>
+          <w:lang w:val="en-GB"/>
+        </w:rPr>
+      </w:pPr>
+    </w:p>
+    <w:p>
+      <w:pPr>
+        <w:rPr>
+          <w:lang w:val="en-GB"/>
+        </w:rPr>
+      </w:pPr>
+      <w:r>
+        <w:rPr>
+          <w:lang w:val="en-GB"/>
+        </w:rPr>
+        <w:t>.\bin\windows\kafka-topics.bat --create --topic product.stock.requested --bootstrap-server localhost:9092 --partitions 1 --replication-factor 1</w:t>
+      </w:r>
+    </w:p>
+    <w:p>
+      <w:pPr>
+        <w:rPr>
+          <w:lang w:val="en-GB"/>
+        </w:rPr>
+      </w:pPr>
+    </w:p>
+    <w:p>
+      <w:pPr>
+        <w:rPr>
+          <w:lang w:val="en-GB"/>
+        </w:rPr>
+      </w:pPr>
+      <w:r>
+        <w:rPr>
+          <w:lang w:val="en-GB"/>
+        </w:rPr>
+        <w:t>.\bin\windows\kafka-topics.bat --create --topic delivery.completed --bootstrap-server localhost:9092 --partitions 1 --replication-factor 1</w:t>
       </w:r>
     </w:p>
     <w:p>
@@ -2013,21 +1711,7 @@
           <w:lang w:val="en-GB"/>
         </w:rPr>
         <w:lastRenderedPageBreak/>
-        <w:t xml:space="preserve">Implement </w:t>
-      </w:r>
-      <w:proofErr w:type="spellStart"/>
-      <w:r>
-        <w:rPr>
-          <w:lang w:val="en-GB"/>
-        </w:rPr>
-        <w:t>Dockerisation</w:t>
-      </w:r>
-      <w:proofErr w:type="spellEnd"/>
-      <w:r>
-        <w:rPr>
-          <w:lang w:val="en-GB"/>
-        </w:rPr>
-        <w:t xml:space="preserve"> </w:t>
+        <w:t xml:space="preserve">Implement Dockerisation </w:t>
       </w:r>
     </w:p>
     <w:p>
@@ -2078,16 +1762,8 @@
         <w:rPr>
           <w:lang w:val="en-GB"/>
         </w:rPr>
-        <w:t xml:space="preserve">Create </w:t>
-      </w:r>
-      <w:proofErr w:type="spellStart"/>
-      <w:r>
-        <w:rPr>
-          <w:lang w:val="en-GB"/>
-        </w:rPr>
-        <w:t>dockerfile</w:t>
-      </w:r>
-      <w:proofErr w:type="spellEnd"/>
+        <w:t>Create dockerfile</w:t>
+      </w:r>
     </w:p>
     <w:p>
       <w:pPr>
@@ -2180,7 +1856,6 @@
           <w:lang w:val="en-GB"/>
         </w:rPr>
       </w:pPr>
-      <w:proofErr w:type="gramStart"/>
       <w:r>
         <w:rPr>
           <w:lang w:val="en-GB"/>
@@ -2199,7 +1874,6 @@
         </w:rPr>
         <w:t xml:space="preserve"> Build</w:t>
       </w:r>
-      <w:proofErr w:type="gramEnd"/>
     </w:p>
     <w:p>
       <w:pPr>
@@ -2215,58 +1889,28 @@
           <w:szCs w:val="18"/>
           <w:lang w:val="en-GB"/>
         </w:rPr>
-        <w:t xml:space="preserve">docker build -t </w:t>
-      </w:r>
-      <w:proofErr w:type="spellStart"/>
-      <w:r>
-        <w:rPr>
-          <w:sz w:val="18"/>
-          <w:szCs w:val="18"/>
-          <w:lang w:val="en-GB"/>
-        </w:rPr>
-        <w:t>gwatcho</w:t>
-      </w:r>
-      <w:proofErr w:type="spellEnd"/>
-      <w:r>
-        <w:rPr>
-          <w:sz w:val="18"/>
-          <w:szCs w:val="18"/>
-          <w:lang w:val="en-GB"/>
-        </w:rPr>
-        <w:t>/product-service:1.</w:t>
-      </w:r>
-      <w:proofErr w:type="gramStart"/>
-      <w:r>
-        <w:rPr>
-          <w:sz w:val="18"/>
-          <w:szCs w:val="18"/>
-          <w:lang w:val="en-GB"/>
-        </w:rPr>
-        <w:t>0 .</w:t>
-      </w:r>
-      <w:proofErr w:type="gramEnd"/>
-    </w:p>
-    <w:p>
-      <w:pPr>
-        <w:rPr>
-          <w:lang w:val="en-GB"/>
-        </w:rPr>
-      </w:pPr>
-    </w:p>
-    <w:p>
-      <w:pPr>
-        <w:rPr>
-          <w:lang w:val="en-GB"/>
-        </w:rPr>
-      </w:pPr>
-      <w:proofErr w:type="gramStart"/>
+        <w:t>docker build -t gwatcho/product-service:1.0 .</w:t>
+      </w:r>
+    </w:p>
+    <w:p>
+      <w:pPr>
+        <w:rPr>
+          <w:lang w:val="en-GB"/>
+        </w:rPr>
+      </w:pPr>
+    </w:p>
+    <w:p>
+      <w:pPr>
+        <w:rPr>
+          <w:lang w:val="en-GB"/>
+        </w:rPr>
+      </w:pPr>
       <w:r>
         <w:rPr>
           <w:lang w:val="en-GB"/>
         </w:rPr>
         <w:t>1.2  Run</w:t>
       </w:r>
-      <w:proofErr w:type="gramEnd"/>
     </w:p>
     <w:p>
       <w:pPr>
@@ -2308,238 +1952,66 @@
           <w:szCs w:val="20"/>
           <w:lang w:val="en-GB"/>
         </w:rPr>
-        <w:t xml:space="preserve">1.4 Start product-service and </w:t>
-      </w:r>
-      <w:proofErr w:type="spellStart"/>
-      <w:r>
+        <w:t>1.4 Start product-service and mysql</w:t>
+      </w:r>
+    </w:p>
+    <w:p>
+      <w:pPr>
         <w:rPr>
           <w:sz w:val="20"/>
           <w:szCs w:val="20"/>
           <w:lang w:val="en-GB"/>
         </w:rPr>
-        <w:t>mysql</w:t>
-      </w:r>
-      <w:proofErr w:type="spellEnd"/>
-    </w:p>
-    <w:p>
-      <w:pPr>
+      </w:pPr>
+      <w:r>
         <w:rPr>
           <w:sz w:val="20"/>
           <w:szCs w:val="20"/>
           <w:lang w:val="en-GB"/>
         </w:rPr>
-      </w:pPr>
-      <w:r>
+        <w:t xml:space="preserve"> </w:t>
+      </w:r>
+    </w:p>
+    <w:p>
+      <w:pPr>
         <w:rPr>
           <w:sz w:val="20"/>
           <w:szCs w:val="20"/>
           <w:lang w:val="en-GB"/>
         </w:rPr>
-        <w:t xml:space="preserve"> </w:t>
-      </w:r>
-    </w:p>
-    <w:p>
-      <w:pPr>
+      </w:pPr>
+      <w:r>
         <w:rPr>
           <w:sz w:val="20"/>
           <w:szCs w:val="20"/>
           <w:lang w:val="en-GB"/>
         </w:rPr>
-      </w:pPr>
-      <w:r>
+        <w:t>docker compose up -d mysql-product product-service</w:t>
+      </w:r>
+    </w:p>
+    <w:p>
+      <w:pPr>
         <w:rPr>
           <w:sz w:val="20"/>
           <w:szCs w:val="20"/>
           <w:lang w:val="en-GB"/>
         </w:rPr>
-        <w:t xml:space="preserve">docker compose up -d </w:t>
-      </w:r>
-      <w:proofErr w:type="spellStart"/>
+      </w:pPr>
       <w:r>
         <w:rPr>
           <w:sz w:val="20"/>
           <w:szCs w:val="20"/>
           <w:lang w:val="en-GB"/>
         </w:rPr>
-        <w:t>mysql</w:t>
-      </w:r>
-      <w:proofErr w:type="spellEnd"/>
+        <w:t xml:space="preserve">Test mysql: </w:t>
+      </w:r>
       <w:r>
         <w:rPr>
           <w:sz w:val="20"/>
           <w:szCs w:val="20"/>
           <w:lang w:val="en-GB"/>
         </w:rPr>
-        <w:t>-product product-service</w:t>
-      </w:r>
-    </w:p>
-    <w:p>
-      <w:pPr>
-        <w:rPr>
-          <w:sz w:val="20"/>
-          <w:szCs w:val="20"/>
-          <w:lang w:val="en-GB"/>
-        </w:rPr>
-      </w:pPr>
-      <w:r>
-        <w:rPr>
-          <w:sz w:val="20"/>
-          <w:szCs w:val="20"/>
-          <w:lang w:val="en-GB"/>
-        </w:rPr>
-        <w:t xml:space="preserve">Test </w:t>
-      </w:r>
-      <w:proofErr w:type="spellStart"/>
-      <w:r>
-        <w:rPr>
-          <w:sz w:val="20"/>
-          <w:szCs w:val="20"/>
-          <w:lang w:val="en-GB"/>
-        </w:rPr>
-        <w:t>mysql</w:t>
-      </w:r>
-      <w:proofErr w:type="spellEnd"/>
-      <w:r>
-        <w:rPr>
-          <w:sz w:val="20"/>
-          <w:szCs w:val="20"/>
-          <w:lang w:val="en-GB"/>
-        </w:rPr>
-        <w:t xml:space="preserve">: </w:t>
-      </w:r>
-      <w:r>
-        <w:rPr>
-          <w:sz w:val="20"/>
-          <w:szCs w:val="20"/>
-          <w:lang w:val="en-GB"/>
-        </w:rPr>
-        <w:t xml:space="preserve">docker compose exec </w:t>
-      </w:r>
-      <w:proofErr w:type="spellStart"/>
-      <w:r>
-        <w:rPr>
-          <w:sz w:val="20"/>
-          <w:szCs w:val="20"/>
-          <w:lang w:val="en-GB"/>
-        </w:rPr>
-        <w:t>mysql</w:t>
-      </w:r>
-      <w:proofErr w:type="spellEnd"/>
-      <w:r>
-        <w:rPr>
-          <w:sz w:val="20"/>
-          <w:szCs w:val="20"/>
-          <w:lang w:val="en-GB"/>
-        </w:rPr>
-        <w:t xml:space="preserve">-product </w:t>
-      </w:r>
-      <w:proofErr w:type="spellStart"/>
-      <w:r>
-        <w:rPr>
-          <w:sz w:val="20"/>
-          <w:szCs w:val="20"/>
-          <w:lang w:val="en-GB"/>
-        </w:rPr>
-        <w:t>mysql</w:t>
-      </w:r>
-      <w:proofErr w:type="spellEnd"/>
-      <w:r>
-        <w:rPr>
-          <w:sz w:val="20"/>
-          <w:szCs w:val="20"/>
-          <w:lang w:val="en-GB"/>
-        </w:rPr>
-        <w:t xml:space="preserve"> -</w:t>
-      </w:r>
-      <w:proofErr w:type="spellStart"/>
-      <w:r>
-        <w:rPr>
-          <w:sz w:val="20"/>
-          <w:szCs w:val="20"/>
-          <w:lang w:val="en-GB"/>
-        </w:rPr>
-        <w:t>uproduct_user</w:t>
-      </w:r>
-      <w:proofErr w:type="spellEnd"/>
-      <w:r>
-        <w:rPr>
-          <w:sz w:val="20"/>
-          <w:szCs w:val="20"/>
-          <w:lang w:val="en-GB"/>
-        </w:rPr>
-        <w:t xml:space="preserve"> -</w:t>
-      </w:r>
-      <w:proofErr w:type="spellStart"/>
-      <w:r>
-        <w:rPr>
-          <w:sz w:val="20"/>
-          <w:szCs w:val="20"/>
-          <w:lang w:val="en-GB"/>
-        </w:rPr>
-        <w:t>pproduct_password</w:t>
-      </w:r>
-      <w:proofErr w:type="spellEnd"/>
-      <w:r>
-        <w:rPr>
-          <w:sz w:val="20"/>
-          <w:szCs w:val="20"/>
-          <w:lang w:val="en-GB"/>
-        </w:rPr>
-        <w:t xml:space="preserve"> </w:t>
-      </w:r>
-      <w:proofErr w:type="spellStart"/>
-      <w:r>
-        <w:rPr>
-          <w:sz w:val="20"/>
-          <w:szCs w:val="20"/>
-          <w:lang w:val="en-GB"/>
-        </w:rPr>
-        <w:t>product_db</w:t>
-      </w:r>
-      <w:proofErr w:type="spellEnd"/>
-      <w:r>
-        <w:rPr>
-          <w:sz w:val="20"/>
-          <w:szCs w:val="20"/>
-          <w:lang w:val="en-GB"/>
-        </w:rPr>
-        <w:t xml:space="preserve"> -e "SELECT </w:t>
-      </w:r>
-      <w:proofErr w:type="gramStart"/>
-      <w:r>
-        <w:rPr>
-          <w:sz w:val="20"/>
-          <w:szCs w:val="20"/>
-          <w:lang w:val="en-GB"/>
-        </w:rPr>
-        <w:t>COUNT(</w:t>
-      </w:r>
-      <w:proofErr w:type="gramEnd"/>
-      <w:r>
-        <w:rPr>
-          <w:sz w:val="20"/>
-          <w:szCs w:val="20"/>
-          <w:lang w:val="en-GB"/>
-        </w:rPr>
-        <w:t xml:space="preserve">*) AS </w:t>
-      </w:r>
-      <w:proofErr w:type="spellStart"/>
-      <w:r>
-        <w:rPr>
-          <w:sz w:val="20"/>
-          <w:szCs w:val="20"/>
-          <w:lang w:val="en-GB"/>
-        </w:rPr>
-        <w:t>product_count</w:t>
-      </w:r>
-      <w:proofErr w:type="spellEnd"/>
-      <w:r>
-        <w:rPr>
-          <w:sz w:val="20"/>
-          <w:szCs w:val="20"/>
-          <w:lang w:val="en-GB"/>
-        </w:rPr>
-        <w:t xml:space="preserve"> FROM products;"</w:t>
+        <w:t>docker compose exec mysql-product mysql -uproduct_user -pproduct_password product_db -e "SELECT COUNT(*) AS product_count FROM products;"</w:t>
       </w:r>
     </w:p>
     <w:p>
@@ -2603,330 +2075,58 @@
           <w:szCs w:val="16"/>
           <w:lang w:val="en-GB"/>
         </w:rPr>
-        <w:t>Get-Content .\docker\</w:t>
-      </w:r>
-      <w:proofErr w:type="spellStart"/>
-      <w:r>
+        <w:t>Get-Content .\docker\mysql\product\products.sql | docker compose exec -T mysql-product mysql -u product_user -pproduct_password product_db</w:t>
+      </w:r>
+    </w:p>
+    <w:p>
+      <w:pPr>
+        <w:rPr>
+          <w:sz w:val="20"/>
+          <w:szCs w:val="20"/>
+          <w:lang w:val="en-GB"/>
+        </w:rPr>
+      </w:pPr>
+    </w:p>
+    <w:p>
+      <w:pPr>
+        <w:rPr>
+          <w:sz w:val="20"/>
+          <w:szCs w:val="20"/>
+          <w:lang w:val="en-GB"/>
+        </w:rPr>
+      </w:pPr>
+      <w:r>
+        <w:rPr>
+          <w:sz w:val="20"/>
+          <w:szCs w:val="20"/>
+          <w:lang w:val="en-GB"/>
+        </w:rPr>
+        <w:t>Then verify:</w:t>
+      </w:r>
+    </w:p>
+    <w:p>
+      <w:pPr>
         <w:rPr>
           <w:sz w:val="16"/>
           <w:szCs w:val="16"/>
           <w:lang w:val="en-GB"/>
         </w:rPr>
-        <w:t>mysql</w:t>
-      </w:r>
-      <w:proofErr w:type="spellEnd"/>
+      </w:pPr>
       <w:r>
         <w:rPr>
           <w:sz w:val="16"/>
           <w:szCs w:val="16"/>
           <w:lang w:val="en-GB"/>
         </w:rPr>
-        <w:t>\product\</w:t>
-      </w:r>
-      <w:proofErr w:type="spellStart"/>
+        <w:t xml:space="preserve"> </w:t>
+      </w:r>
       <w:r>
         <w:rPr>
           <w:sz w:val="16"/>
           <w:szCs w:val="16"/>
           <w:lang w:val="en-GB"/>
         </w:rPr>
-        <w:t>products.sql</w:t>
-      </w:r>
-      <w:proofErr w:type="spellEnd"/>
-      <w:r>
-        <w:rPr>
-          <w:sz w:val="16"/>
-          <w:szCs w:val="16"/>
-          <w:lang w:val="en-GB"/>
-        </w:rPr>
-        <w:t xml:space="preserve"> | docker compose exec -T </w:t>
-      </w:r>
-      <w:proofErr w:type="spellStart"/>
-      <w:r>
-        <w:rPr>
-          <w:sz w:val="16"/>
-          <w:szCs w:val="16"/>
-          <w:lang w:val="en-GB"/>
-        </w:rPr>
-        <w:t>mysql</w:t>
-      </w:r>
-      <w:proofErr w:type="spellEnd"/>
-      <w:r>
-        <w:rPr>
-          <w:sz w:val="16"/>
-          <w:szCs w:val="16"/>
-          <w:lang w:val="en-GB"/>
-        </w:rPr>
-        <w:t xml:space="preserve">-product </w:t>
-      </w:r>
-      <w:proofErr w:type="spellStart"/>
-      <w:r>
-        <w:rPr>
-          <w:sz w:val="16"/>
-          <w:szCs w:val="16"/>
-          <w:lang w:val="en-GB"/>
-        </w:rPr>
-        <w:t>mysql</w:t>
-      </w:r>
-      <w:proofErr w:type="spellEnd"/>
-      <w:r>
-        <w:rPr>
-          <w:sz w:val="16"/>
-          <w:szCs w:val="16"/>
-          <w:lang w:val="en-GB"/>
-        </w:rPr>
-        <w:t xml:space="preserve"> -u </w:t>
-      </w:r>
-      <w:proofErr w:type="spellStart"/>
-      <w:r>
-        <w:rPr>
-          <w:sz w:val="16"/>
-          <w:szCs w:val="16"/>
-          <w:lang w:val="en-GB"/>
-        </w:rPr>
-        <w:t>product_user</w:t>
-      </w:r>
-      <w:proofErr w:type="spellEnd"/>
-      <w:r>
-        <w:rPr>
-          <w:sz w:val="16"/>
-          <w:szCs w:val="16"/>
-          <w:lang w:val="en-GB"/>
-        </w:rPr>
-        <w:t xml:space="preserve"> -</w:t>
-      </w:r>
-      <w:proofErr w:type="spellStart"/>
-      <w:r>
-        <w:rPr>
-          <w:sz w:val="16"/>
-          <w:szCs w:val="16"/>
-          <w:lang w:val="en-GB"/>
-        </w:rPr>
-        <w:t>pproduct_password</w:t>
-      </w:r>
-      <w:proofErr w:type="spellEnd"/>
-      <w:r>
-        <w:rPr>
-          <w:sz w:val="16"/>
-          <w:szCs w:val="16"/>
-          <w:lang w:val="en-GB"/>
-        </w:rPr>
-        <w:t xml:space="preserve"> </w:t>
-      </w:r>
-      <w:proofErr w:type="spellStart"/>
-      <w:r>
-        <w:rPr>
-          <w:sz w:val="16"/>
-          <w:szCs w:val="16"/>
-          <w:lang w:val="en-GB"/>
-        </w:rPr>
-        <w:t>product_db</w:t>
-      </w:r>
-      <w:proofErr w:type="spellEnd"/>
-    </w:p>
-    <w:p>
-      <w:pPr>
-        <w:rPr>
-          <w:sz w:val="20"/>
-          <w:szCs w:val="20"/>
-          <w:lang w:val="en-GB"/>
-        </w:rPr>
-      </w:pPr>
-    </w:p>
-    <w:p>
-      <w:pPr>
-        <w:rPr>
-          <w:sz w:val="20"/>
-          <w:szCs w:val="20"/>
-          <w:lang w:val="en-GB"/>
-        </w:rPr>
-      </w:pPr>
-      <w:r>
-        <w:rPr>
-          <w:sz w:val="20"/>
-          <w:szCs w:val="20"/>
-          <w:lang w:val="en-GB"/>
-        </w:rPr>
-        <w:t>Then verify:</w:t>
-      </w:r>
-    </w:p>
-    <w:p>
-      <w:pPr>
-        <w:rPr>
-          <w:sz w:val="16"/>
-          <w:szCs w:val="16"/>
-          <w:lang w:val="en-GB"/>
-        </w:rPr>
-      </w:pPr>
-      <w:r>
-        <w:rPr>
-          <w:sz w:val="16"/>
-          <w:szCs w:val="16"/>
-          <w:lang w:val="en-GB"/>
-        </w:rPr>
-        <w:t xml:space="preserve"> </w:t>
-      </w:r>
-      <w:r>
-        <w:rPr>
-          <w:sz w:val="16"/>
-          <w:szCs w:val="16"/>
-          <w:lang w:val="en-GB"/>
-        </w:rPr>
-        <w:t xml:space="preserve">docker compose exec </w:t>
-      </w:r>
-      <w:proofErr w:type="spellStart"/>
-      <w:r>
-        <w:rPr>
-          <w:sz w:val="16"/>
-          <w:szCs w:val="16"/>
-          <w:lang w:val="en-GB"/>
-        </w:rPr>
-        <w:t>mysql</w:t>
-      </w:r>
-      <w:proofErr w:type="spellEnd"/>
-      <w:r>
-        <w:rPr>
-          <w:sz w:val="16"/>
-          <w:szCs w:val="16"/>
-          <w:lang w:val="en-GB"/>
-        </w:rPr>
-        <w:t>-</w:t>
-      </w:r>
-      <w:proofErr w:type="gramStart"/>
-      <w:r>
-        <w:rPr>
-          <w:sz w:val="16"/>
-          <w:szCs w:val="16"/>
-          <w:lang w:val="en-GB"/>
-        </w:rPr>
-        <w:t xml:space="preserve">product  </w:t>
-      </w:r>
-      <w:proofErr w:type="spellStart"/>
-      <w:r>
-        <w:rPr>
-          <w:sz w:val="16"/>
-          <w:szCs w:val="16"/>
-          <w:lang w:val="en-GB"/>
-        </w:rPr>
-        <w:t>mysql</w:t>
-      </w:r>
-      <w:proofErr w:type="spellEnd"/>
-      <w:proofErr w:type="gramEnd"/>
-      <w:r>
-        <w:rPr>
-          <w:sz w:val="16"/>
-          <w:szCs w:val="16"/>
-          <w:lang w:val="en-GB"/>
-        </w:rPr>
-        <w:t xml:space="preserve"> -u </w:t>
-      </w:r>
-      <w:proofErr w:type="spellStart"/>
-      <w:r>
-        <w:rPr>
-          <w:sz w:val="16"/>
-          <w:szCs w:val="16"/>
-          <w:lang w:val="en-GB"/>
-        </w:rPr>
-        <w:t>product_user</w:t>
-      </w:r>
-      <w:proofErr w:type="spellEnd"/>
-      <w:r>
-        <w:rPr>
-          <w:sz w:val="16"/>
-          <w:szCs w:val="16"/>
-          <w:lang w:val="en-GB"/>
-        </w:rPr>
-        <w:t xml:space="preserve"> -</w:t>
-      </w:r>
-      <w:proofErr w:type="spellStart"/>
-      <w:r>
-        <w:rPr>
-          <w:sz w:val="16"/>
-          <w:szCs w:val="16"/>
-          <w:lang w:val="en-GB"/>
-        </w:rPr>
-        <w:t>pproduct_password</w:t>
-      </w:r>
-      <w:proofErr w:type="spellEnd"/>
-      <w:r>
-        <w:rPr>
-          <w:sz w:val="16"/>
-          <w:szCs w:val="16"/>
-          <w:lang w:val="en-GB"/>
-        </w:rPr>
-        <w:t xml:space="preserve"> </w:t>
-      </w:r>
-      <w:proofErr w:type="spellStart"/>
-      <w:r>
-        <w:rPr>
-          <w:sz w:val="16"/>
-          <w:szCs w:val="16"/>
-          <w:lang w:val="en-GB"/>
-        </w:rPr>
-        <w:t>product_</w:t>
-      </w:r>
-      <w:proofErr w:type="gramStart"/>
-      <w:r>
-        <w:rPr>
-          <w:sz w:val="16"/>
-          <w:szCs w:val="16"/>
-          <w:lang w:val="en-GB"/>
-        </w:rPr>
-        <w:t>db</w:t>
-      </w:r>
-      <w:proofErr w:type="spellEnd"/>
-      <w:r>
-        <w:rPr>
-          <w:sz w:val="16"/>
-          <w:szCs w:val="16"/>
-          <w:lang w:val="en-GB"/>
-        </w:rPr>
-        <w:t xml:space="preserve">  -</w:t>
-      </w:r>
-      <w:proofErr w:type="gramEnd"/>
-      <w:r>
-        <w:rPr>
-          <w:sz w:val="16"/>
-          <w:szCs w:val="16"/>
-          <w:lang w:val="en-GB"/>
-        </w:rPr>
-        <w:t xml:space="preserve">e "SELECT </w:t>
-      </w:r>
-      <w:proofErr w:type="gramStart"/>
-      <w:r>
-        <w:rPr>
-          <w:sz w:val="16"/>
-          <w:szCs w:val="16"/>
-          <w:lang w:val="en-GB"/>
-        </w:rPr>
-        <w:t>COUNT(</w:t>
-      </w:r>
-      <w:proofErr w:type="gramEnd"/>
-      <w:r>
-        <w:rPr>
-          <w:sz w:val="16"/>
-          <w:szCs w:val="16"/>
-          <w:lang w:val="en-GB"/>
-        </w:rPr>
-        <w:t xml:space="preserve">*) AS </w:t>
-      </w:r>
-      <w:proofErr w:type="spellStart"/>
-      <w:r>
-        <w:rPr>
-          <w:sz w:val="16"/>
-          <w:szCs w:val="16"/>
-          <w:lang w:val="en-GB"/>
-        </w:rPr>
-        <w:t>product_count</w:t>
-      </w:r>
-      <w:proofErr w:type="spellEnd"/>
-      <w:r>
-        <w:rPr>
-          <w:sz w:val="16"/>
-          <w:szCs w:val="16"/>
-          <w:lang w:val="en-GB"/>
-        </w:rPr>
-        <w:t xml:space="preserve"> FROM products;"</w:t>
+        <w:t>docker compose exec mysql-product  mysql -u product_user -pproduct_password product_db  -e "SELECT COUNT(*) AS product_count FROM products;"</w:t>
       </w:r>
     </w:p>
     <w:p>
@@ -3102,25 +2302,329 @@
           <w:szCs w:val="16"/>
           <w:lang w:val="en-GB"/>
         </w:rPr>
-        <w:t xml:space="preserve">docker compose </w:t>
-      </w:r>
-      <w:proofErr w:type="spellStart"/>
-      <w:r>
+        <w:t>docker compose ps product-service</w:t>
+      </w:r>
+    </w:p>
+    <w:p>
+      <w:pPr>
         <w:rPr>
           <w:sz w:val="16"/>
           <w:szCs w:val="16"/>
           <w:lang w:val="en-GB"/>
         </w:rPr>
-        <w:t>ps</w:t>
-      </w:r>
-      <w:proofErr w:type="spellEnd"/>
-      <w:r>
+      </w:pPr>
+    </w:p>
+    <w:p>
+      <w:pPr>
         <w:rPr>
           <w:sz w:val="16"/>
           <w:szCs w:val="16"/>
           <w:lang w:val="en-GB"/>
         </w:rPr>
-        <w:t xml:space="preserve"> product-service</w:t>
+      </w:pPr>
+    </w:p>
+    <w:p>
+      <w:pPr>
+        <w:pStyle w:val="berschrift1"/>
+        <w:rPr>
+          <w:lang w:val="en-GB"/>
+        </w:rPr>
+      </w:pPr>
+      <w:r>
+        <w:rPr>
+          <w:lang w:val="en-GB"/>
+        </w:rPr>
+        <w:t xml:space="preserve">API-Gateway app </w:t>
+      </w:r>
+    </w:p>
+    <w:p>
+      <w:pPr>
+        <w:rPr>
+          <w:sz w:val="20"/>
+          <w:szCs w:val="20"/>
+          <w:lang w:val="en-GB"/>
+        </w:rPr>
+      </w:pPr>
+      <w:r>
+        <w:rPr>
+          <w:sz w:val="20"/>
+          <w:szCs w:val="20"/>
+          <w:lang w:val="en-GB"/>
+        </w:rPr>
+        <w:t xml:space="preserve">compose build product-service </w:t>
+      </w:r>
+      <w:r>
+        <w:rPr>
+          <w:sz w:val="20"/>
+          <w:szCs w:val="20"/>
+          <w:lang w:val="en-GB"/>
+        </w:rPr>
+        <w:t>–</w:t>
+      </w:r>
+      <w:r>
+        <w:rPr>
+          <w:sz w:val="20"/>
+          <w:szCs w:val="20"/>
+          <w:lang w:val="en-GB"/>
+        </w:rPr>
+        <w:t>no</w:t>
+      </w:r>
+      <w:r>
+        <w:rPr>
+          <w:sz w:val="20"/>
+          <w:szCs w:val="20"/>
+          <w:lang w:val="en-GB"/>
+        </w:rPr>
+        <w:t xml:space="preserve"> </w:t>
+      </w:r>
+    </w:p>
+    <w:p>
+      <w:pPr>
+        <w:rPr>
+          <w:sz w:val="20"/>
+          <w:szCs w:val="20"/>
+          <w:lang w:val="en-GB"/>
+        </w:rPr>
+      </w:pPr>
+      <w:r>
+        <w:rPr>
+          <w:sz w:val="20"/>
+          <w:szCs w:val="20"/>
+          <w:lang w:val="en-GB"/>
+        </w:rPr>
+        <w:t># 1. Go to project root</w:t>
+      </w:r>
+    </w:p>
+    <w:p>
+      <w:pPr>
+        <w:rPr>
+          <w:sz w:val="20"/>
+          <w:szCs w:val="20"/>
+          <w:lang w:val="en-GB"/>
+        </w:rPr>
+      </w:pPr>
+      <w:r>
+        <w:rPr>
+          <w:sz w:val="20"/>
+          <w:szCs w:val="20"/>
+          <w:lang w:val="en-GB"/>
+        </w:rPr>
+        <w:t>cd D:\Projects\Java\IntelliJ_WS\MicroServicesApp\gwatcho-microservices-app</w:t>
+      </w:r>
+    </w:p>
+    <w:p>
+      <w:pPr>
+        <w:rPr>
+          <w:sz w:val="20"/>
+          <w:szCs w:val="20"/>
+          <w:lang w:val="en-GB"/>
+        </w:rPr>
+      </w:pPr>
+    </w:p>
+    <w:p>
+      <w:pPr>
+        <w:rPr>
+          <w:sz w:val="20"/>
+          <w:szCs w:val="20"/>
+          <w:lang w:val="en-GB"/>
+        </w:rPr>
+      </w:pPr>
+      <w:r>
+        <w:rPr>
+          <w:sz w:val="20"/>
+          <w:szCs w:val="20"/>
+          <w:lang w:val="en-GB"/>
+        </w:rPr>
+        <w:t># 2. Verify Maven module</w:t>
+      </w:r>
+    </w:p>
+    <w:p>
+      <w:pPr>
+        <w:rPr>
+          <w:sz w:val="20"/>
+          <w:szCs w:val="20"/>
+          <w:lang w:val="en-GB"/>
+        </w:rPr>
+      </w:pPr>
+      <w:r>
+        <w:rPr>
+          <w:sz w:val="20"/>
+          <w:szCs w:val="20"/>
+          <w:lang w:val="en-GB"/>
+        </w:rPr>
+        <w:t>mvn -pl api-gateway -am clean package -DskipTests</w:t>
+      </w:r>
+    </w:p>
+    <w:p>
+      <w:pPr>
+        <w:rPr>
+          <w:sz w:val="20"/>
+          <w:szCs w:val="20"/>
+          <w:lang w:val="en-GB"/>
+        </w:rPr>
+      </w:pPr>
+    </w:p>
+    <w:p>
+      <w:pPr>
+        <w:rPr>
+          <w:sz w:val="20"/>
+          <w:szCs w:val="20"/>
+          <w:lang w:val="en-GB"/>
+        </w:rPr>
+      </w:pPr>
+      <w:r>
+        <w:rPr>
+          <w:sz w:val="20"/>
+          <w:szCs w:val="20"/>
+          <w:lang w:val="en-GB"/>
+        </w:rPr>
+        <w:t># 3. Build Docker image</w:t>
+      </w:r>
+    </w:p>
+    <w:p>
+      <w:pPr>
+        <w:rPr>
+          <w:sz w:val="20"/>
+          <w:szCs w:val="20"/>
+          <w:lang w:val="en-GB"/>
+        </w:rPr>
+      </w:pPr>
+      <w:r>
+        <w:rPr>
+          <w:sz w:val="20"/>
+          <w:szCs w:val="20"/>
+          <w:lang w:val="en-GB"/>
+        </w:rPr>
+        <w:t>docker compose build api-gateway</w:t>
+      </w:r>
+    </w:p>
+    <w:p>
+      <w:pPr>
+        <w:rPr>
+          <w:sz w:val="20"/>
+          <w:szCs w:val="20"/>
+          <w:lang w:val="en-GB"/>
+        </w:rPr>
+      </w:pPr>
+    </w:p>
+    <w:p>
+      <w:pPr>
+        <w:rPr>
+          <w:sz w:val="20"/>
+          <w:szCs w:val="20"/>
+          <w:lang w:val="en-GB"/>
+        </w:rPr>
+      </w:pPr>
+      <w:r>
+        <w:rPr>
+          <w:sz w:val="20"/>
+          <w:szCs w:val="20"/>
+          <w:lang w:val="en-GB"/>
+        </w:rPr>
+        <w:t># 4. Start Gateway</w:t>
+      </w:r>
+    </w:p>
+    <w:p>
+      <w:pPr>
+        <w:rPr>
+          <w:sz w:val="20"/>
+          <w:szCs w:val="20"/>
+          <w:lang w:val="en-GB"/>
+        </w:rPr>
+      </w:pPr>
+      <w:r>
+        <w:rPr>
+          <w:sz w:val="20"/>
+          <w:szCs w:val="20"/>
+          <w:lang w:val="en-GB"/>
+        </w:rPr>
+        <w:t>docker compose up -d api-gateway</w:t>
+      </w:r>
+    </w:p>
+    <w:p>
+      <w:pPr>
+        <w:rPr>
+          <w:sz w:val="20"/>
+          <w:szCs w:val="20"/>
+          <w:lang w:val="en-GB"/>
+        </w:rPr>
+      </w:pPr>
+    </w:p>
+    <w:p>
+      <w:pPr>
+        <w:rPr>
+          <w:sz w:val="20"/>
+          <w:szCs w:val="20"/>
+          <w:lang w:val="en-GB"/>
+        </w:rPr>
+      </w:pPr>
+      <w:r>
+        <w:rPr>
+          <w:sz w:val="20"/>
+          <w:szCs w:val="20"/>
+          <w:lang w:val="en-GB"/>
+        </w:rPr>
+        <w:t># 5. Check container</w:t>
+      </w:r>
+    </w:p>
+    <w:p>
+      <w:pPr>
+        <w:rPr>
+          <w:sz w:val="20"/>
+          <w:szCs w:val="20"/>
+          <w:lang w:val="en-GB"/>
+        </w:rPr>
+      </w:pPr>
+      <w:r>
+        <w:rPr>
+          <w:sz w:val="20"/>
+          <w:szCs w:val="20"/>
+          <w:lang w:val="en-GB"/>
+        </w:rPr>
+        <w:t>docker compose ps api-gateway</w:t>
+      </w:r>
+    </w:p>
+    <w:p>
+      <w:pPr>
+        <w:rPr>
+          <w:sz w:val="20"/>
+          <w:szCs w:val="20"/>
+          <w:lang w:val="en-GB"/>
+        </w:rPr>
+      </w:pPr>
+    </w:p>
+    <w:p>
+      <w:pPr>
+        <w:rPr>
+          <w:sz w:val="20"/>
+          <w:szCs w:val="20"/>
+          <w:lang w:val="en-GB"/>
+        </w:rPr>
+      </w:pPr>
+      <w:r>
+        <w:rPr>
+          <w:sz w:val="20"/>
+          <w:szCs w:val="20"/>
+          <w:lang w:val="en-GB"/>
+        </w:rPr>
+        <w:t># 6. Check logs</w:t>
+      </w:r>
+    </w:p>
+    <w:p>
+      <w:pPr>
+        <w:rPr>
+          <w:sz w:val="20"/>
+          <w:szCs w:val="20"/>
+          <w:lang w:val="en-GB"/>
+        </w:rPr>
+      </w:pPr>
+      <w:r>
+        <w:rPr>
+          <w:sz w:val="20"/>
+          <w:szCs w:val="20"/>
+          <w:lang w:val="en-GB"/>
+        </w:rPr>
+        <w:t>docker compose logs -f api-gateway</w:t>
       </w:r>
     </w:p>
     <w:p>
@@ -3143,438 +2647,6 @@
     </w:p>
     <w:p>
       <w:pPr>
-        <w:pStyle w:val="berschrift1"/>
-        <w:rPr>
-          <w:lang w:val="en-GB"/>
-        </w:rPr>
-      </w:pPr>
-      <w:r>
-        <w:rPr>
-          <w:lang w:val="en-GB"/>
-        </w:rPr>
-        <w:t xml:space="preserve">API-Gateway app </w:t>
-      </w:r>
-    </w:p>
-    <w:p>
-      <w:pPr>
-        <w:rPr>
-          <w:sz w:val="20"/>
-          <w:szCs w:val="20"/>
-          <w:lang w:val="en-GB"/>
-        </w:rPr>
-      </w:pPr>
-      <w:r>
-        <w:rPr>
-          <w:sz w:val="20"/>
-          <w:szCs w:val="20"/>
-          <w:lang w:val="en-GB"/>
-        </w:rPr>
-        <w:t xml:space="preserve">compose build product-service </w:t>
-      </w:r>
-      <w:r>
-        <w:rPr>
-          <w:sz w:val="20"/>
-          <w:szCs w:val="20"/>
-          <w:lang w:val="en-GB"/>
-        </w:rPr>
-        <w:t>–</w:t>
-      </w:r>
-      <w:r>
-        <w:rPr>
-          <w:sz w:val="20"/>
-          <w:szCs w:val="20"/>
-          <w:lang w:val="en-GB"/>
-        </w:rPr>
-        <w:t>no</w:t>
-      </w:r>
-      <w:r>
-        <w:rPr>
-          <w:sz w:val="20"/>
-          <w:szCs w:val="20"/>
-          <w:lang w:val="en-GB"/>
-        </w:rPr>
-        <w:t xml:space="preserve"> </w:t>
-      </w:r>
-    </w:p>
-    <w:p>
-      <w:pPr>
-        <w:rPr>
-          <w:sz w:val="20"/>
-          <w:szCs w:val="20"/>
-          <w:lang w:val="en-GB"/>
-        </w:rPr>
-      </w:pPr>
-      <w:r>
-        <w:rPr>
-          <w:sz w:val="20"/>
-          <w:szCs w:val="20"/>
-          <w:lang w:val="en-GB"/>
-        </w:rPr>
-        <w:t># 1. Go to project root</w:t>
-      </w:r>
-    </w:p>
-    <w:p>
-      <w:pPr>
-        <w:rPr>
-          <w:sz w:val="20"/>
-          <w:szCs w:val="20"/>
-          <w:lang w:val="en-GB"/>
-        </w:rPr>
-      </w:pPr>
-      <w:r>
-        <w:rPr>
-          <w:sz w:val="20"/>
-          <w:szCs w:val="20"/>
-          <w:lang w:val="en-GB"/>
-        </w:rPr>
-        <w:t>cd D:\Projects\Java\IntelliJ_WS\MicroServicesApp\gwatcho-microservices-app</w:t>
-      </w:r>
-    </w:p>
-    <w:p>
-      <w:pPr>
-        <w:rPr>
-          <w:sz w:val="20"/>
-          <w:szCs w:val="20"/>
-          <w:lang w:val="en-GB"/>
-        </w:rPr>
-      </w:pPr>
-    </w:p>
-    <w:p>
-      <w:pPr>
-        <w:rPr>
-          <w:sz w:val="20"/>
-          <w:szCs w:val="20"/>
-          <w:lang w:val="en-GB"/>
-        </w:rPr>
-      </w:pPr>
-      <w:r>
-        <w:rPr>
-          <w:sz w:val="20"/>
-          <w:szCs w:val="20"/>
-          <w:lang w:val="en-GB"/>
-        </w:rPr>
-        <w:t># 2. Verify Maven module</w:t>
-      </w:r>
-    </w:p>
-    <w:p>
-      <w:pPr>
-        <w:rPr>
-          <w:sz w:val="20"/>
-          <w:szCs w:val="20"/>
-          <w:lang w:val="en-GB"/>
-        </w:rPr>
-      </w:pPr>
-      <w:proofErr w:type="spellStart"/>
-      <w:r>
-        <w:rPr>
-          <w:sz w:val="20"/>
-          <w:szCs w:val="20"/>
-          <w:lang w:val="en-GB"/>
-        </w:rPr>
-        <w:t>mvn</w:t>
-      </w:r>
-      <w:proofErr w:type="spellEnd"/>
-      <w:r>
-        <w:rPr>
-          <w:sz w:val="20"/>
-          <w:szCs w:val="20"/>
-          <w:lang w:val="en-GB"/>
-        </w:rPr>
-        <w:t xml:space="preserve"> -pl </w:t>
-      </w:r>
-      <w:proofErr w:type="spellStart"/>
-      <w:r>
-        <w:rPr>
-          <w:sz w:val="20"/>
-          <w:szCs w:val="20"/>
-          <w:lang w:val="en-GB"/>
-        </w:rPr>
-        <w:t>api</w:t>
-      </w:r>
-      <w:proofErr w:type="spellEnd"/>
-      <w:r>
-        <w:rPr>
-          <w:sz w:val="20"/>
-          <w:szCs w:val="20"/>
-          <w:lang w:val="en-GB"/>
-        </w:rPr>
-        <w:t>-gateway -am clean package -</w:t>
-      </w:r>
-      <w:proofErr w:type="spellStart"/>
-      <w:r>
-        <w:rPr>
-          <w:sz w:val="20"/>
-          <w:szCs w:val="20"/>
-          <w:lang w:val="en-GB"/>
-        </w:rPr>
-        <w:t>DskipTests</w:t>
-      </w:r>
-      <w:proofErr w:type="spellEnd"/>
-    </w:p>
-    <w:p>
-      <w:pPr>
-        <w:rPr>
-          <w:sz w:val="20"/>
-          <w:szCs w:val="20"/>
-          <w:lang w:val="en-GB"/>
-        </w:rPr>
-      </w:pPr>
-    </w:p>
-    <w:p>
-      <w:pPr>
-        <w:rPr>
-          <w:sz w:val="20"/>
-          <w:szCs w:val="20"/>
-          <w:lang w:val="en-GB"/>
-        </w:rPr>
-      </w:pPr>
-      <w:r>
-        <w:rPr>
-          <w:sz w:val="20"/>
-          <w:szCs w:val="20"/>
-          <w:lang w:val="en-GB"/>
-        </w:rPr>
-        <w:t># 3. Build Docker image</w:t>
-      </w:r>
-    </w:p>
-    <w:p>
-      <w:pPr>
-        <w:rPr>
-          <w:sz w:val="20"/>
-          <w:szCs w:val="20"/>
-          <w:lang w:val="en-GB"/>
-        </w:rPr>
-      </w:pPr>
-      <w:r>
-        <w:rPr>
-          <w:sz w:val="20"/>
-          <w:szCs w:val="20"/>
-          <w:lang w:val="en-GB"/>
-        </w:rPr>
-        <w:t xml:space="preserve">docker compose build </w:t>
-      </w:r>
-      <w:proofErr w:type="spellStart"/>
-      <w:r>
-        <w:rPr>
-          <w:sz w:val="20"/>
-          <w:szCs w:val="20"/>
-          <w:lang w:val="en-GB"/>
-        </w:rPr>
-        <w:t>api</w:t>
-      </w:r>
-      <w:proofErr w:type="spellEnd"/>
-      <w:r>
-        <w:rPr>
-          <w:sz w:val="20"/>
-          <w:szCs w:val="20"/>
-          <w:lang w:val="en-GB"/>
-        </w:rPr>
-        <w:t>-gateway</w:t>
-      </w:r>
-    </w:p>
-    <w:p>
-      <w:pPr>
-        <w:rPr>
-          <w:sz w:val="20"/>
-          <w:szCs w:val="20"/>
-          <w:lang w:val="en-GB"/>
-        </w:rPr>
-      </w:pPr>
-    </w:p>
-    <w:p>
-      <w:pPr>
-        <w:rPr>
-          <w:sz w:val="20"/>
-          <w:szCs w:val="20"/>
-          <w:lang w:val="en-GB"/>
-        </w:rPr>
-      </w:pPr>
-      <w:r>
-        <w:rPr>
-          <w:sz w:val="20"/>
-          <w:szCs w:val="20"/>
-          <w:lang w:val="en-GB"/>
-        </w:rPr>
-        <w:t># 4. Start Gateway</w:t>
-      </w:r>
-    </w:p>
-    <w:p>
-      <w:pPr>
-        <w:rPr>
-          <w:sz w:val="20"/>
-          <w:szCs w:val="20"/>
-          <w:lang w:val="en-GB"/>
-        </w:rPr>
-      </w:pPr>
-      <w:r>
-        <w:rPr>
-          <w:sz w:val="20"/>
-          <w:szCs w:val="20"/>
-          <w:lang w:val="en-GB"/>
-        </w:rPr>
-        <w:t xml:space="preserve">docker compose up -d </w:t>
-      </w:r>
-      <w:proofErr w:type="spellStart"/>
-      <w:r>
-        <w:rPr>
-          <w:sz w:val="20"/>
-          <w:szCs w:val="20"/>
-          <w:lang w:val="en-GB"/>
-        </w:rPr>
-        <w:t>api</w:t>
-      </w:r>
-      <w:proofErr w:type="spellEnd"/>
-      <w:r>
-        <w:rPr>
-          <w:sz w:val="20"/>
-          <w:szCs w:val="20"/>
-          <w:lang w:val="en-GB"/>
-        </w:rPr>
-        <w:t>-gateway</w:t>
-      </w:r>
-    </w:p>
-    <w:p>
-      <w:pPr>
-        <w:rPr>
-          <w:sz w:val="20"/>
-          <w:szCs w:val="20"/>
-          <w:lang w:val="en-GB"/>
-        </w:rPr>
-      </w:pPr>
-    </w:p>
-    <w:p>
-      <w:pPr>
-        <w:rPr>
-          <w:sz w:val="20"/>
-          <w:szCs w:val="20"/>
-          <w:lang w:val="en-GB"/>
-        </w:rPr>
-      </w:pPr>
-      <w:r>
-        <w:rPr>
-          <w:sz w:val="20"/>
-          <w:szCs w:val="20"/>
-          <w:lang w:val="en-GB"/>
-        </w:rPr>
-        <w:t># 5. Check container</w:t>
-      </w:r>
-    </w:p>
-    <w:p>
-      <w:pPr>
-        <w:rPr>
-          <w:sz w:val="20"/>
-          <w:szCs w:val="20"/>
-          <w:lang w:val="en-GB"/>
-        </w:rPr>
-      </w:pPr>
-      <w:r>
-        <w:rPr>
-          <w:sz w:val="20"/>
-          <w:szCs w:val="20"/>
-          <w:lang w:val="en-GB"/>
-        </w:rPr>
-        <w:t xml:space="preserve">docker compose </w:t>
-      </w:r>
-      <w:proofErr w:type="spellStart"/>
-      <w:r>
-        <w:rPr>
-          <w:sz w:val="20"/>
-          <w:szCs w:val="20"/>
-          <w:lang w:val="en-GB"/>
-        </w:rPr>
-        <w:t>ps</w:t>
-      </w:r>
-      <w:proofErr w:type="spellEnd"/>
-      <w:r>
-        <w:rPr>
-          <w:sz w:val="20"/>
-          <w:szCs w:val="20"/>
-          <w:lang w:val="en-GB"/>
-        </w:rPr>
-        <w:t xml:space="preserve"> </w:t>
-      </w:r>
-      <w:proofErr w:type="spellStart"/>
-      <w:r>
-        <w:rPr>
-          <w:sz w:val="20"/>
-          <w:szCs w:val="20"/>
-          <w:lang w:val="en-GB"/>
-        </w:rPr>
-        <w:t>api</w:t>
-      </w:r>
-      <w:proofErr w:type="spellEnd"/>
-      <w:r>
-        <w:rPr>
-          <w:sz w:val="20"/>
-          <w:szCs w:val="20"/>
-          <w:lang w:val="en-GB"/>
-        </w:rPr>
-        <w:t>-gateway</w:t>
-      </w:r>
-    </w:p>
-    <w:p>
-      <w:pPr>
-        <w:rPr>
-          <w:sz w:val="20"/>
-          <w:szCs w:val="20"/>
-          <w:lang w:val="en-GB"/>
-        </w:rPr>
-      </w:pPr>
-    </w:p>
-    <w:p>
-      <w:pPr>
-        <w:rPr>
-          <w:sz w:val="20"/>
-          <w:szCs w:val="20"/>
-          <w:lang w:val="en-GB"/>
-        </w:rPr>
-      </w:pPr>
-      <w:r>
-        <w:rPr>
-          <w:sz w:val="20"/>
-          <w:szCs w:val="20"/>
-          <w:lang w:val="en-GB"/>
-        </w:rPr>
-        <w:t># 6. Check logs</w:t>
-      </w:r>
-    </w:p>
-    <w:p>
-      <w:pPr>
-        <w:rPr>
-          <w:sz w:val="20"/>
-          <w:szCs w:val="20"/>
-          <w:lang w:val="en-GB"/>
-        </w:rPr>
-      </w:pPr>
-      <w:r>
-        <w:rPr>
-          <w:sz w:val="20"/>
-          <w:szCs w:val="20"/>
-          <w:lang w:val="en-GB"/>
-        </w:rPr>
-        <w:t xml:space="preserve">docker compose logs -f </w:t>
-      </w:r>
-      <w:proofErr w:type="spellStart"/>
-      <w:r>
-        <w:rPr>
-          <w:sz w:val="20"/>
-          <w:szCs w:val="20"/>
-          <w:lang w:val="en-GB"/>
-        </w:rPr>
-        <w:t>api</w:t>
-      </w:r>
-      <w:proofErr w:type="spellEnd"/>
-      <w:r>
-        <w:rPr>
-          <w:sz w:val="20"/>
-          <w:szCs w:val="20"/>
-          <w:lang w:val="en-GB"/>
-        </w:rPr>
-        <w:t>-gateway</w:t>
-      </w:r>
-    </w:p>
-    <w:p>
-      <w:pPr>
         <w:rPr>
           <w:sz w:val="16"/>
           <w:szCs w:val="16"/>
@@ -3584,30 +2656,11 @@
     </w:p>
     <w:p>
       <w:pPr>
-        <w:rPr>
-          <w:sz w:val="16"/>
-          <w:szCs w:val="16"/>
-          <w:lang w:val="en-GB"/>
-        </w:rPr>
-      </w:pPr>
-    </w:p>
-    <w:p>
-      <w:pPr>
-        <w:rPr>
-          <w:sz w:val="16"/>
-          <w:szCs w:val="16"/>
-          <w:lang w:val="en-GB"/>
-        </w:rPr>
-      </w:pPr>
-    </w:p>
-    <w:p>
-      <w:pPr>
         <w:pStyle w:val="berschrift1"/>
         <w:rPr>
           <w:lang w:val="en-GB"/>
         </w:rPr>
       </w:pPr>
-      <w:proofErr w:type="spellStart"/>
       <w:r>
         <w:rPr>
           <w:lang w:val="en-GB"/>
@@ -3615,7 +2668,6 @@
         <w:lastRenderedPageBreak/>
         <w:t>Keycloak</w:t>
       </w:r>
-      <w:proofErr w:type="spellEnd"/>
     </w:p>
     <w:p>
       <w:pPr>
@@ -3647,72 +2699,8 @@
         <w:rPr>
           <w:lang w:val="en-GB"/>
         </w:rPr>
-        <w:t xml:space="preserve">   Get-</w:t>
-      </w:r>
-      <w:proofErr w:type="spellStart"/>
-      <w:r>
-        <w:rPr>
-          <w:lang w:val="en-GB"/>
-        </w:rPr>
-        <w:t>ChildItem</w:t>
-      </w:r>
-      <w:proofErr w:type="spellEnd"/>
-      <w:r>
-        <w:rPr>
-          <w:lang w:val="en-GB"/>
-        </w:rPr>
-        <w:t xml:space="preserve"> -Path D:\ToolsForDev\Keycloak -Filter kc.bat -Recurse -</w:t>
-      </w:r>
-      <w:proofErr w:type="spellStart"/>
-      <w:r>
-        <w:rPr>
-          <w:lang w:val="en-GB"/>
-        </w:rPr>
-        <w:t>ErrorAction</w:t>
-      </w:r>
-      <w:proofErr w:type="spellEnd"/>
-      <w:r>
-        <w:rPr>
-          <w:lang w:val="en-GB"/>
-        </w:rPr>
-        <w:t xml:space="preserve"> </w:t>
-      </w:r>
-      <w:proofErr w:type="spellStart"/>
-      <w:r>
-        <w:rPr>
-          <w:lang w:val="en-GB"/>
-        </w:rPr>
-        <w:t>SilentlyContinue</w:t>
-      </w:r>
-      <w:proofErr w:type="spellEnd"/>
-      <w:r>
-        <w:rPr>
-          <w:lang w:val="en-GB"/>
-        </w:rPr>
-        <w:t xml:space="preserve"> </w:t>
-      </w:r>
-      <w:proofErr w:type="gramStart"/>
-      <w:r>
-        <w:rPr>
-          <w:lang w:val="en-GB"/>
-        </w:rPr>
-        <w:t>|  Select</w:t>
-      </w:r>
-      <w:proofErr w:type="gramEnd"/>
-      <w:r>
-        <w:rPr>
-          <w:lang w:val="en-GB"/>
-        </w:rPr>
-        <w:t xml:space="preserve">-Object </w:t>
-      </w:r>
-      <w:proofErr w:type="spellStart"/>
-      <w:r>
-        <w:rPr>
-          <w:lang w:val="en-GB"/>
-        </w:rPr>
-        <w:t>FullName</w:t>
-      </w:r>
-      <w:proofErr w:type="spellEnd"/>
+        <w:t xml:space="preserve">   Get-ChildItem -Path D:\ToolsForDev\Keycloak -Filter kc.bat -Recurse -ErrorAction SilentlyContinue |  Select-Object FullName</w:t>
+      </w:r>
     </w:p>
     <w:p>
       <w:pPr>
@@ -3750,43 +2738,7 @@
         <w:rPr>
           <w:lang w:val="en-GB"/>
         </w:rPr>
-        <w:t xml:space="preserve">   .\bin\kc.bat </w:t>
-      </w:r>
-      <w:proofErr w:type="gramStart"/>
-      <w:r>
-        <w:rPr>
-          <w:lang w:val="en-GB"/>
-        </w:rPr>
-        <w:t>export  --</w:t>
-      </w:r>
-      <w:proofErr w:type="spellStart"/>
-      <w:proofErr w:type="gramEnd"/>
-      <w:r>
-        <w:rPr>
-          <w:lang w:val="en-GB"/>
-        </w:rPr>
-        <w:t>dir</w:t>
-      </w:r>
-      <w:proofErr w:type="spellEnd"/>
-      <w:r>
-        <w:rPr>
-          <w:lang w:val="en-GB"/>
-        </w:rPr>
-        <w:t xml:space="preserve"> D:\ToolsForDev\Keycloak\exports --realm </w:t>
-      </w:r>
-      <w:proofErr w:type="spellStart"/>
-      <w:r>
-        <w:rPr>
-          <w:lang w:val="en-GB"/>
-        </w:rPr>
-        <w:t>gwatcho</w:t>
-      </w:r>
-      <w:proofErr w:type="spellEnd"/>
-      <w:r>
-        <w:rPr>
-          <w:lang w:val="en-GB"/>
-        </w:rPr>
-        <w:t>-shop</w:t>
+        <w:t xml:space="preserve">   .\bin\kc.bat export  --dir D:\ToolsForDev\Keycloak\exports --realm gwatcho-shop</w:t>
       </w:r>
     </w:p>
     <w:p>
@@ -3836,35 +2788,7 @@
         <w:rPr>
           <w:lang w:val="en-GB"/>
         </w:rPr>
-        <w:t>New-Item -ItemType Directory -</w:t>
-      </w:r>
-      <w:proofErr w:type="gramStart"/>
-      <w:r>
-        <w:rPr>
-          <w:lang w:val="en-GB"/>
-        </w:rPr>
-        <w:t>Force .</w:t>
-      </w:r>
-      <w:proofErr w:type="gramEnd"/>
-      <w:r>
-        <w:rPr>
-          <w:lang w:val="en-GB"/>
-        </w:rPr>
-        <w:t>\docker\</w:t>
-      </w:r>
-      <w:proofErr w:type="spellStart"/>
-      <w:r>
-        <w:rPr>
-          <w:lang w:val="en-GB"/>
-        </w:rPr>
-        <w:t>keycloak</w:t>
-      </w:r>
-      <w:proofErr w:type="spellEnd"/>
-      <w:r>
-        <w:rPr>
-          <w:lang w:val="en-GB"/>
-        </w:rPr>
-        <w:t>\import</w:t>
+        <w:t>New-Item -ItemType Directory -Force .\docker\keycloak\import</w:t>
       </w:r>
     </w:p>
     <w:p>
@@ -3920,30 +2844,8 @@
         <w:rPr>
           <w:lang w:val="en-GB"/>
         </w:rPr>
-        <w:t xml:space="preserve">  </w:t>
-      </w:r>
-      <w:proofErr w:type="gramStart"/>
-      <w:r>
-        <w:rPr>
-          <w:lang w:val="en-GB"/>
-        </w:rPr>
-        <w:t>.\docker\</w:t>
-      </w:r>
-      <w:proofErr w:type="spellStart"/>
-      <w:r>
-        <w:rPr>
-          <w:lang w:val="en-GB"/>
-        </w:rPr>
-        <w:t>keycloak</w:t>
-      </w:r>
-      <w:proofErr w:type="spellEnd"/>
-      <w:r>
-        <w:rPr>
-          <w:lang w:val="en-GB"/>
-        </w:rPr>
-        <w:t>\import\</w:t>
-      </w:r>
-      <w:proofErr w:type="gramEnd"/>
+        <w:t xml:space="preserve">  .\docker\keycloak\import\</w:t>
+      </w:r>
     </w:p>
     <w:p>
       <w:pPr>
@@ -3988,30 +2890,8 @@
         <w:rPr>
           <w:lang w:val="en-GB"/>
         </w:rPr>
-        <w:t xml:space="preserve">  </w:t>
-      </w:r>
-      <w:proofErr w:type="gramStart"/>
-      <w:r>
-        <w:rPr>
-          <w:lang w:val="en-GB"/>
-        </w:rPr>
-        <w:t>.\docker\</w:t>
-      </w:r>
-      <w:proofErr w:type="spellStart"/>
-      <w:r>
-        <w:rPr>
-          <w:lang w:val="en-GB"/>
-        </w:rPr>
-        <w:t>keycloak</w:t>
-      </w:r>
-      <w:proofErr w:type="spellEnd"/>
-      <w:r>
-        <w:rPr>
-          <w:lang w:val="en-GB"/>
-        </w:rPr>
-        <w:t>\import\</w:t>
-      </w:r>
-      <w:proofErr w:type="gramEnd"/>
+        <w:t xml:space="preserve">  .\docker\keycloak\import\</w:t>
+      </w:r>
     </w:p>
     <w:p>
       <w:pPr>
@@ -4036,43 +2916,7 @@
         <w:rPr>
           <w:lang w:val="en-GB"/>
         </w:rPr>
-        <w:t>Get-</w:t>
-      </w:r>
-      <w:proofErr w:type="spellStart"/>
-      <w:proofErr w:type="gramStart"/>
-      <w:r>
-        <w:rPr>
-          <w:lang w:val="en-GB"/>
-        </w:rPr>
-        <w:t>ChildItem</w:t>
-      </w:r>
-      <w:proofErr w:type="spellEnd"/>
-      <w:r>
-        <w:rPr>
-          <w:lang w:val="en-GB"/>
-        </w:rPr>
-        <w:t xml:space="preserve"> .</w:t>
-      </w:r>
-      <w:proofErr w:type="gramEnd"/>
-      <w:r>
-        <w:rPr>
-          <w:lang w:val="en-GB"/>
-        </w:rPr>
-        <w:t>\docker\</w:t>
-      </w:r>
-      <w:proofErr w:type="spellStart"/>
-      <w:r>
-        <w:rPr>
-          <w:lang w:val="en-GB"/>
-        </w:rPr>
-        <w:t>keycloak</w:t>
-      </w:r>
-      <w:proofErr w:type="spellEnd"/>
-      <w:r>
-        <w:rPr>
-          <w:lang w:val="en-GB"/>
-        </w:rPr>
-        <w:t>\import</w:t>
+        <w:t>Get-ChildItem .\docker\keycloak\import</w:t>
       </w:r>
     </w:p>
     <w:p>
@@ -4094,30 +2938,12 @@
           <w:lang w:val="en-GB"/>
         </w:rPr>
       </w:pPr>
-      <w:proofErr w:type="spellStart"/>
-      <w:r>
-        <w:rPr>
-          <w:lang w:val="en-GB"/>
-        </w:rPr>
-        <w:t>gwatcho</w:t>
-      </w:r>
-      <w:proofErr w:type="spellEnd"/>
-      <w:r>
-        <w:rPr>
-          <w:lang w:val="en-GB"/>
-        </w:rPr>
-        <w:t>-shop-</w:t>
-      </w:r>
-      <w:proofErr w:type="spellStart"/>
-      <w:proofErr w:type="gramStart"/>
-      <w:r>
-        <w:rPr>
-          <w:lang w:val="en-GB"/>
-        </w:rPr>
-        <w:t>realm.json</w:t>
-      </w:r>
-      <w:proofErr w:type="spellEnd"/>
-      <w:proofErr w:type="gramEnd"/>
+      <w:r>
+        <w:rPr>
+          <w:lang w:val="en-GB"/>
+        </w:rPr>
+        <w:t>gwatcho-shop-realm.json</w:t>
+      </w:r>
     </w:p>
     <w:p>
       <w:pPr>
@@ -4188,21 +3014,7 @@
         <w:rPr>
           <w:lang w:val="en-GB"/>
         </w:rPr>
-        <w:t xml:space="preserve"> container, you can check application-</w:t>
-      </w:r>
-      <w:proofErr w:type="spellStart"/>
-      <w:r>
-        <w:rPr>
-          <w:lang w:val="en-GB"/>
-        </w:rPr>
-        <w:t>docker.yml</w:t>
-      </w:r>
-      <w:proofErr w:type="spellEnd"/>
-      <w:r>
-        <w:rPr>
-          <w:lang w:val="en-GB"/>
-        </w:rPr>
-        <w:t xml:space="preserve"> directly from Ubuntu/WSL.</w:t>
+        <w:t xml:space="preserve"> container, you can check application-docker.yml directly from Ubuntu/WSL.</w:t>
       </w:r>
     </w:p>
     <w:p>
@@ -4232,21 +3044,7 @@
         <w:rPr>
           <w:lang w:val="en-GB"/>
         </w:rPr>
-        <w:t xml:space="preserve">docker </w:t>
-      </w:r>
-      <w:proofErr w:type="spellStart"/>
-      <w:r>
-        <w:rPr>
-          <w:lang w:val="en-GB"/>
-        </w:rPr>
-        <w:t>ps</w:t>
-      </w:r>
-      <w:proofErr w:type="spellEnd"/>
-      <w:r>
-        <w:rPr>
-          <w:lang w:val="en-GB"/>
-        </w:rPr>
-        <w:t xml:space="preserve"> | grep user-service</w:t>
+        <w:t>docker ps | grep user-service</w:t>
       </w:r>
     </w:p>
     <w:p>
@@ -4268,19 +3066,11 @@
           <w:lang w:val="en-GB"/>
         </w:rPr>
       </w:pPr>
-      <w:proofErr w:type="spellStart"/>
-      <w:r>
-        <w:rPr>
-          <w:lang w:val="en-GB"/>
-        </w:rPr>
-        <w:t>gwatcho</w:t>
-      </w:r>
-      <w:proofErr w:type="spellEnd"/>
-      <w:r>
-        <w:rPr>
-          <w:lang w:val="en-GB"/>
-        </w:rPr>
-        <w:t>-user-service</w:t>
+      <w:r>
+        <w:rPr>
+          <w:lang w:val="en-GB"/>
+        </w:rPr>
+        <w:t>gwatcho-user-service</w:t>
       </w:r>
     </w:p>
     <w:p>
@@ -4297,535 +3087,406 @@
           <w:bCs/>
           <w:lang w:val="en-GB"/>
         </w:rPr>
-        <w:t>2. Search for application-</w:t>
-      </w:r>
-      <w:proofErr w:type="spellStart"/>
-      <w:r>
+        <w:t>2. Search for application-docker.yml</w:t>
+      </w:r>
+    </w:p>
+    <w:p>
+      <w:pPr>
+        <w:rPr>
+          <w:lang w:val="en-GB"/>
+        </w:rPr>
+      </w:pPr>
+      <w:r>
+        <w:rPr>
+          <w:lang w:val="en-GB"/>
+        </w:rPr>
+        <w:t>docker exec -it user-service sh -c 'find / -name "application-docker.yml" 2&gt;/dev/null'</w:t>
+      </w:r>
+    </w:p>
+    <w:p>
+      <w:pPr>
+        <w:rPr>
+          <w:lang w:val="en-GB"/>
+        </w:rPr>
+      </w:pPr>
+      <w:r>
+        <w:rPr>
+          <w:lang w:val="en-GB"/>
+        </w:rPr>
+        <w:t>If your container has a different name, replace user-service.</w:t>
+      </w:r>
+    </w:p>
+    <w:p>
+      <w:pPr>
         <w:rPr>
           <w:b/>
           <w:bCs/>
           <w:lang w:val="en-GB"/>
         </w:rPr>
-        <w:t>docker.yml</w:t>
-      </w:r>
-      <w:proofErr w:type="spellEnd"/>
-    </w:p>
-    <w:p>
-      <w:pPr>
-        <w:rPr>
-          <w:lang w:val="en-GB"/>
-        </w:rPr>
-      </w:pPr>
-      <w:r>
-        <w:rPr>
-          <w:lang w:val="en-GB"/>
-        </w:rPr>
-        <w:t xml:space="preserve">docker exec -it user-service </w:t>
-      </w:r>
-      <w:proofErr w:type="spellStart"/>
-      <w:r>
-        <w:rPr>
-          <w:lang w:val="en-GB"/>
-        </w:rPr>
-        <w:t>sh</w:t>
-      </w:r>
-      <w:proofErr w:type="spellEnd"/>
-      <w:r>
-        <w:rPr>
-          <w:lang w:val="en-GB"/>
-        </w:rPr>
-        <w:t xml:space="preserve"> -c 'find / -name "application-</w:t>
-      </w:r>
-      <w:proofErr w:type="spellStart"/>
-      <w:r>
-        <w:rPr>
-          <w:lang w:val="en-GB"/>
-        </w:rPr>
-        <w:t>docker.yml</w:t>
-      </w:r>
-      <w:proofErr w:type="spellEnd"/>
-      <w:r>
-        <w:rPr>
-          <w:lang w:val="en-GB"/>
-        </w:rPr>
-        <w:t>" 2&gt;/dev/null'</w:t>
-      </w:r>
-    </w:p>
-    <w:p>
-      <w:pPr>
-        <w:rPr>
-          <w:lang w:val="en-GB"/>
-        </w:rPr>
-      </w:pPr>
-      <w:r>
-        <w:rPr>
-          <w:lang w:val="en-GB"/>
-        </w:rPr>
-        <w:t>If your container has a different name, replace user-service.</w:t>
-      </w:r>
-    </w:p>
-    <w:p>
-      <w:pPr>
+      </w:pPr>
+      <w:r>
         <w:rPr>
           <w:b/>
           <w:bCs/>
           <w:lang w:val="en-GB"/>
         </w:rPr>
-      </w:pPr>
-      <w:r>
+        <w:t>3. If found, display the content</w:t>
+      </w:r>
+    </w:p>
+    <w:p>
+      <w:pPr>
+        <w:rPr>
+          <w:lang w:val="en-GB"/>
+        </w:rPr>
+      </w:pPr>
+      <w:r>
+        <w:rPr>
+          <w:lang w:val="en-GB"/>
+        </w:rPr>
+        <w:t>For example, if it returns:</w:t>
+      </w:r>
+    </w:p>
+    <w:p>
+      <w:pPr>
+        <w:rPr>
+          <w:lang w:val="en-GB"/>
+        </w:rPr>
+      </w:pPr>
+      <w:r>
+        <w:rPr>
+          <w:lang w:val="en-GB"/>
+        </w:rPr>
+        <w:t>/app/config/application-docker.yml</w:t>
+      </w:r>
+    </w:p>
+    <w:p>
+      <w:pPr>
+        <w:rPr>
+          <w:lang w:val="en-GB"/>
+        </w:rPr>
+      </w:pPr>
+      <w:r>
+        <w:rPr>
+          <w:lang w:val="en-GB"/>
+        </w:rPr>
+        <w:t>run:</w:t>
+      </w:r>
+    </w:p>
+    <w:p>
+      <w:pPr>
+        <w:rPr>
+          <w:lang w:val="en-GB"/>
+        </w:rPr>
+      </w:pPr>
+      <w:r>
+        <w:rPr>
+          <w:lang w:val="en-GB"/>
+        </w:rPr>
+        <w:t>docker exec -it user-service sh -c 'cat /app/config/application-docker.yml'</w:t>
+      </w:r>
+    </w:p>
+    <w:p>
+      <w:pPr>
+        <w:rPr>
+          <w:lang w:val="en-GB"/>
+        </w:rPr>
+      </w:pPr>
+      <w:r>
+        <w:rPr>
+          <w:lang w:val="en-GB"/>
+        </w:rPr>
+        <w:t>Or with less:</w:t>
+      </w:r>
+    </w:p>
+    <w:p>
+      <w:pPr>
+        <w:rPr>
+          <w:lang w:val="en-GB"/>
+        </w:rPr>
+      </w:pPr>
+      <w:r>
+        <w:rPr>
+          <w:lang w:val="en-GB"/>
+        </w:rPr>
+        <w:t>docker exec -it user-service sh -c 'less /app/config/application-docker.yml'</w:t>
+      </w:r>
+    </w:p>
+    <w:p>
+      <w:pPr>
         <w:rPr>
           <w:b/>
           <w:bCs/>
           <w:lang w:val="en-GB"/>
         </w:rPr>
-        <w:t>3. If found, display the content</w:t>
-      </w:r>
-    </w:p>
-    <w:p>
-      <w:pPr>
-        <w:rPr>
-          <w:lang w:val="en-GB"/>
-        </w:rPr>
-      </w:pPr>
-      <w:r>
-        <w:rPr>
-          <w:lang w:val="en-GB"/>
-        </w:rPr>
-        <w:t>For example, if it returns:</w:t>
-      </w:r>
-    </w:p>
-    <w:p>
-      <w:pPr>
-        <w:rPr>
-          <w:lang w:val="en-GB"/>
-        </w:rPr>
-      </w:pPr>
-      <w:r>
-        <w:rPr>
-          <w:lang w:val="en-GB"/>
-        </w:rPr>
-        <w:t>/app/config/application-</w:t>
-      </w:r>
-      <w:proofErr w:type="spellStart"/>
-      <w:r>
-        <w:rPr>
-          <w:lang w:val="en-GB"/>
-        </w:rPr>
-        <w:t>docker.yml</w:t>
-      </w:r>
-      <w:proofErr w:type="spellEnd"/>
-    </w:p>
-    <w:p>
-      <w:pPr>
-        <w:rPr>
-          <w:lang w:val="en-GB"/>
-        </w:rPr>
-      </w:pPr>
-      <w:r>
-        <w:rPr>
-          <w:lang w:val="en-GB"/>
-        </w:rPr>
-        <w:t>run:</w:t>
-      </w:r>
-    </w:p>
-    <w:p>
-      <w:pPr>
-        <w:rPr>
-          <w:lang w:val="en-GB"/>
-        </w:rPr>
-      </w:pPr>
-      <w:r>
-        <w:rPr>
-          <w:lang w:val="en-GB"/>
-        </w:rPr>
-        <w:t xml:space="preserve">docker exec -it user-service </w:t>
-      </w:r>
-      <w:proofErr w:type="spellStart"/>
-      <w:r>
-        <w:rPr>
-          <w:lang w:val="en-GB"/>
-        </w:rPr>
-        <w:t>sh</w:t>
-      </w:r>
-      <w:proofErr w:type="spellEnd"/>
-      <w:r>
-        <w:rPr>
-          <w:lang w:val="en-GB"/>
-        </w:rPr>
-        <w:t xml:space="preserve"> -c 'cat /app/config/application-</w:t>
-      </w:r>
-      <w:proofErr w:type="spellStart"/>
-      <w:r>
-        <w:rPr>
-          <w:lang w:val="en-GB"/>
-        </w:rPr>
-        <w:t>docker.yml</w:t>
-      </w:r>
-      <w:proofErr w:type="spellEnd"/>
-      <w:r>
-        <w:rPr>
-          <w:lang w:val="en-GB"/>
-        </w:rPr>
-        <w:t>'</w:t>
-      </w:r>
-    </w:p>
-    <w:p>
-      <w:pPr>
-        <w:rPr>
-          <w:lang w:val="en-GB"/>
-        </w:rPr>
-      </w:pPr>
-      <w:r>
-        <w:rPr>
-          <w:lang w:val="en-GB"/>
-        </w:rPr>
-        <w:t>Or with less:</w:t>
-      </w:r>
-    </w:p>
-    <w:p>
-      <w:pPr>
-        <w:rPr>
-          <w:lang w:val="en-GB"/>
-        </w:rPr>
-      </w:pPr>
-      <w:r>
-        <w:rPr>
-          <w:lang w:val="en-GB"/>
-        </w:rPr>
-        <w:t xml:space="preserve">docker exec -it user-service </w:t>
-      </w:r>
-      <w:proofErr w:type="spellStart"/>
-      <w:r>
-        <w:rPr>
-          <w:lang w:val="en-GB"/>
-        </w:rPr>
-        <w:t>sh</w:t>
-      </w:r>
-      <w:proofErr w:type="spellEnd"/>
-      <w:r>
-        <w:rPr>
-          <w:lang w:val="en-GB"/>
-        </w:rPr>
-        <w:t xml:space="preserve"> -c 'less /app/config/application-</w:t>
-      </w:r>
-      <w:proofErr w:type="spellStart"/>
-      <w:r>
-        <w:rPr>
-          <w:lang w:val="en-GB"/>
-        </w:rPr>
-        <w:t>docker.yml</w:t>
-      </w:r>
-      <w:proofErr w:type="spellEnd"/>
-      <w:r>
-        <w:rPr>
-          <w:lang w:val="en-GB"/>
-        </w:rPr>
-        <w:t>'</w:t>
-      </w:r>
-    </w:p>
-    <w:p>
-      <w:pPr>
+      </w:pPr>
+      <w:r>
         <w:rPr>
           <w:b/>
           <w:bCs/>
           <w:lang w:val="en-GB"/>
         </w:rPr>
-      </w:pPr>
+        <w:t>4. If find returns nothing</w:t>
+      </w:r>
+    </w:p>
+    <w:p>
+      <w:pPr>
+        <w:rPr>
+          <w:lang w:val="en-GB"/>
+        </w:rPr>
+      </w:pPr>
+      <w:r>
+        <w:rPr>
+          <w:lang w:val="en-GB"/>
+        </w:rPr>
+        <w:t xml:space="preserve">The file may be </w:t>
+      </w:r>
       <w:r>
         <w:rPr>
           <w:b/>
           <w:bCs/>
           <w:lang w:val="en-GB"/>
         </w:rPr>
-        <w:t>4. If find returns nothing</w:t>
-      </w:r>
-    </w:p>
-    <w:p>
-      <w:pPr>
-        <w:rPr>
-          <w:lang w:val="en-GB"/>
-        </w:rPr>
-      </w:pPr>
-      <w:r>
-        <w:rPr>
-          <w:lang w:val="en-GB"/>
-        </w:rPr>
-        <w:t xml:space="preserve">The file may be </w:t>
-      </w:r>
-      <w:r>
+        <w:t>inside the JAR</w:t>
+      </w:r>
+      <w:r>
+        <w:rPr>
+          <w:lang w:val="en-GB"/>
+        </w:rPr>
+        <w:t xml:space="preserve"> rather than as a separate file. Check:</w:t>
+      </w:r>
+    </w:p>
+    <w:p>
+      <w:pPr>
+        <w:rPr>
+          <w:lang w:val="en-GB"/>
+        </w:rPr>
+      </w:pPr>
+      <w:r>
+        <w:rPr>
+          <w:lang w:val="en-GB"/>
+        </w:rPr>
+        <w:t>docker exec -it user-service sh -c 'find /app -type f'</w:t>
+      </w:r>
+    </w:p>
+    <w:p>
+      <w:pPr>
+        <w:rPr>
+          <w:lang w:val="en-GB"/>
+        </w:rPr>
+      </w:pPr>
+      <w:r>
+        <w:rPr>
+          <w:lang w:val="en-GB"/>
+        </w:rPr>
+        <w:t>Look for the JAR, for example:</w:t>
+      </w:r>
+    </w:p>
+    <w:p>
+      <w:pPr>
+        <w:rPr>
+          <w:lang w:val="en-GB"/>
+        </w:rPr>
+      </w:pPr>
+      <w:r>
+        <w:rPr>
+          <w:lang w:val="en-GB"/>
+        </w:rPr>
+        <w:t>/app/user-service.jar</w:t>
+      </w:r>
+    </w:p>
+    <w:p>
+      <w:pPr>
+        <w:rPr>
+          <w:lang w:val="en-GB"/>
+        </w:rPr>
+      </w:pPr>
+      <w:r>
+        <w:rPr>
+          <w:lang w:val="en-GB"/>
+        </w:rPr>
+        <w:t>Then:</w:t>
+      </w:r>
+    </w:p>
+    <w:p>
+      <w:pPr>
+        <w:rPr>
+          <w:lang w:val="en-GB"/>
+        </w:rPr>
+      </w:pPr>
+      <w:r>
+        <w:rPr>
+          <w:lang w:val="en-GB"/>
+        </w:rPr>
+        <w:t>docker exec -it user-service sh -c 'jar tf /app/user-service.jar | grep application'</w:t>
+      </w:r>
+    </w:p>
+    <w:p>
+      <w:pPr>
+        <w:rPr>
+          <w:lang w:val="en-GB"/>
+        </w:rPr>
+      </w:pPr>
+      <w:r>
+        <w:rPr>
+          <w:lang w:val="en-GB"/>
+        </w:rPr>
+        <w:t>You may get:</w:t>
+      </w:r>
+    </w:p>
+    <w:p>
+      <w:pPr>
+        <w:rPr>
+          <w:lang w:val="en-GB"/>
+        </w:rPr>
+      </w:pPr>
+      <w:r>
+        <w:rPr>
+          <w:lang w:val="en-GB"/>
+        </w:rPr>
+        <w:t>BOOT-INF/classes/application.yml</w:t>
+      </w:r>
+    </w:p>
+    <w:p>
+      <w:pPr>
+        <w:rPr>
+          <w:lang w:val="en-GB"/>
+        </w:rPr>
+      </w:pPr>
+      <w:r>
+        <w:rPr>
+          <w:lang w:val="en-GB"/>
+        </w:rPr>
+        <w:t>BOOT-INF/classes/application-docker.yml</w:t>
+      </w:r>
+    </w:p>
+    <w:p>
+      <w:pPr>
+        <w:rPr>
+          <w:lang w:val="en-GB"/>
+        </w:rPr>
+      </w:pPr>
+      <w:r>
+        <w:rPr>
+          <w:lang w:val="en-GB"/>
+        </w:rPr>
+        <w:t>To extract/view it:</w:t>
+      </w:r>
+    </w:p>
+    <w:p>
+      <w:pPr>
+        <w:rPr>
+          <w:lang w:val="en-GB"/>
+        </w:rPr>
+      </w:pPr>
+      <w:r>
+        <w:rPr>
+          <w:lang w:val="en-GB"/>
+        </w:rPr>
+        <w:t>docker cp user-service:/app/user-service.jar .</w:t>
+      </w:r>
+    </w:p>
+    <w:p>
+      <w:pPr>
+        <w:rPr>
+          <w:lang w:val="en-GB"/>
+        </w:rPr>
+      </w:pPr>
+      <w:r>
+        <w:rPr>
+          <w:lang w:val="en-GB"/>
+        </w:rPr>
+        <w:t>Then on Ubuntu:</w:t>
+      </w:r>
+    </w:p>
+    <w:p>
+      <w:pPr>
+        <w:rPr>
+          <w:lang w:val="en-GB"/>
+        </w:rPr>
+      </w:pPr>
+      <w:r>
+        <w:rPr>
+          <w:lang w:val="en-GB"/>
+        </w:rPr>
+        <w:lastRenderedPageBreak/>
+        <w:t>unzip -p user-service.jar BOOT-INF/classes/application-docker.yml</w:t>
+      </w:r>
+    </w:p>
+    <w:p>
+      <w:pPr>
         <w:rPr>
           <w:b/>
           <w:bCs/>
           <w:lang w:val="en-GB"/>
         </w:rPr>
-        <w:t>inside the JAR</w:t>
-      </w:r>
-      <w:r>
-        <w:rPr>
-          <w:lang w:val="en-GB"/>
-        </w:rPr>
-        <w:t xml:space="preserve"> rather than as a separate file. Check:</w:t>
-      </w:r>
-    </w:p>
-    <w:p>
-      <w:pPr>
-        <w:rPr>
-          <w:lang w:val="en-GB"/>
-        </w:rPr>
-      </w:pPr>
-      <w:r>
-        <w:rPr>
-          <w:lang w:val="en-GB"/>
-        </w:rPr>
-        <w:t xml:space="preserve">docker exec -it user-service </w:t>
-      </w:r>
-      <w:proofErr w:type="spellStart"/>
-      <w:r>
-        <w:rPr>
-          <w:lang w:val="en-GB"/>
-        </w:rPr>
-        <w:t>sh</w:t>
-      </w:r>
-      <w:proofErr w:type="spellEnd"/>
-      <w:r>
-        <w:rPr>
-          <w:lang w:val="en-GB"/>
-        </w:rPr>
-        <w:t xml:space="preserve"> -c 'find /app -type f'</w:t>
-      </w:r>
-    </w:p>
-    <w:p>
-      <w:pPr>
-        <w:rPr>
-          <w:lang w:val="en-GB"/>
-        </w:rPr>
-      </w:pPr>
-      <w:r>
-        <w:rPr>
-          <w:lang w:val="en-GB"/>
-        </w:rPr>
-        <w:t>Look for the JAR, for example:</w:t>
-      </w:r>
-    </w:p>
-    <w:p>
-      <w:pPr>
-        <w:rPr>
-          <w:lang w:val="en-GB"/>
-        </w:rPr>
-      </w:pPr>
-      <w:r>
-        <w:rPr>
-          <w:lang w:val="en-GB"/>
-        </w:rPr>
-        <w:t>/app/user-service.jar</w:t>
-      </w:r>
-    </w:p>
-    <w:p>
-      <w:pPr>
-        <w:rPr>
-          <w:lang w:val="en-GB"/>
-        </w:rPr>
-      </w:pPr>
-      <w:r>
-        <w:rPr>
-          <w:lang w:val="en-GB"/>
-        </w:rPr>
-        <w:t>Then:</w:t>
-      </w:r>
-    </w:p>
-    <w:p>
-      <w:pPr>
-        <w:rPr>
-          <w:lang w:val="en-GB"/>
-        </w:rPr>
-      </w:pPr>
-      <w:r>
-        <w:rPr>
-          <w:lang w:val="en-GB"/>
-        </w:rPr>
-        <w:t xml:space="preserve">docker exec -it user-service </w:t>
-      </w:r>
-      <w:proofErr w:type="spellStart"/>
-      <w:r>
-        <w:rPr>
-          <w:lang w:val="en-GB"/>
-        </w:rPr>
-        <w:t>sh</w:t>
-      </w:r>
-      <w:proofErr w:type="spellEnd"/>
-      <w:r>
-        <w:rPr>
-          <w:lang w:val="en-GB"/>
-        </w:rPr>
-        <w:t xml:space="preserve"> -c 'jar </w:t>
-      </w:r>
-      <w:proofErr w:type="spellStart"/>
-      <w:r>
-        <w:rPr>
-          <w:lang w:val="en-GB"/>
-        </w:rPr>
-        <w:t>tf</w:t>
-      </w:r>
-      <w:proofErr w:type="spellEnd"/>
-      <w:r>
-        <w:rPr>
-          <w:lang w:val="en-GB"/>
-        </w:rPr>
-        <w:t xml:space="preserve"> /app/user-service.jar | grep application'</w:t>
-      </w:r>
-    </w:p>
-    <w:p>
-      <w:pPr>
-        <w:rPr>
-          <w:lang w:val="en-GB"/>
-        </w:rPr>
-      </w:pPr>
-      <w:r>
-        <w:rPr>
-          <w:lang w:val="en-GB"/>
-        </w:rPr>
-        <w:t>You may get:</w:t>
-      </w:r>
-    </w:p>
-    <w:p>
-      <w:pPr>
-        <w:rPr>
-          <w:lang w:val="en-GB"/>
-        </w:rPr>
-      </w:pPr>
-      <w:r>
-        <w:rPr>
-          <w:lang w:val="en-GB"/>
-        </w:rPr>
-        <w:t>BOOT-INF/classes/</w:t>
-      </w:r>
-      <w:proofErr w:type="spellStart"/>
-      <w:r>
-        <w:rPr>
-          <w:lang w:val="en-GB"/>
-        </w:rPr>
-        <w:t>application.yml</w:t>
-      </w:r>
-      <w:proofErr w:type="spellEnd"/>
-    </w:p>
-    <w:p>
-      <w:pPr>
-        <w:rPr>
-          <w:lang w:val="en-GB"/>
-        </w:rPr>
-      </w:pPr>
-      <w:r>
-        <w:rPr>
-          <w:lang w:val="en-GB"/>
-        </w:rPr>
-        <w:t>BOOT-INF/classes/application-</w:t>
-      </w:r>
-      <w:proofErr w:type="spellStart"/>
-      <w:r>
-        <w:rPr>
-          <w:lang w:val="en-GB"/>
-        </w:rPr>
-        <w:t>docker.yml</w:t>
-      </w:r>
-      <w:proofErr w:type="spellEnd"/>
-    </w:p>
-    <w:p>
-      <w:pPr>
-        <w:rPr>
-          <w:lang w:val="en-GB"/>
-        </w:rPr>
-      </w:pPr>
-      <w:r>
-        <w:rPr>
-          <w:lang w:val="en-GB"/>
-        </w:rPr>
-        <w:t>To extract/view it:</w:t>
-      </w:r>
-    </w:p>
-    <w:p>
-      <w:pPr>
-        <w:rPr>
-          <w:lang w:val="en-GB"/>
-        </w:rPr>
-      </w:pPr>
-      <w:r>
-        <w:rPr>
-          <w:lang w:val="en-GB"/>
-        </w:rPr>
-        <w:t>docker cp user-</w:t>
-      </w:r>
-      <w:proofErr w:type="gramStart"/>
-      <w:r>
-        <w:rPr>
-          <w:lang w:val="en-GB"/>
-        </w:rPr>
-        <w:t>service:/app/user-service.jar .</w:t>
-      </w:r>
-      <w:proofErr w:type="gramEnd"/>
-    </w:p>
-    <w:p>
-      <w:pPr>
-        <w:rPr>
-          <w:lang w:val="en-GB"/>
-        </w:rPr>
-      </w:pPr>
-      <w:r>
-        <w:rPr>
-          <w:lang w:val="en-GB"/>
-        </w:rPr>
-        <w:t>Then on Ubuntu:</w:t>
-      </w:r>
-    </w:p>
-    <w:p>
-      <w:pPr>
-        <w:rPr>
-          <w:lang w:val="en-GB"/>
-        </w:rPr>
-      </w:pPr>
-      <w:r>
-        <w:rPr>
-          <w:lang w:val="en-GB"/>
-        </w:rPr>
-        <w:lastRenderedPageBreak/>
-        <w:t>unzip -p user-service.jar BOOT-INF/classes/application-</w:t>
-      </w:r>
-      <w:proofErr w:type="spellStart"/>
-      <w:r>
-        <w:rPr>
-          <w:lang w:val="en-GB"/>
-        </w:rPr>
-        <w:t>docker.yml</w:t>
-      </w:r>
-      <w:proofErr w:type="spellEnd"/>
-    </w:p>
-    <w:p>
-      <w:pPr>
+      </w:pPr>
+      <w:r>
         <w:rPr>
           <w:b/>
           <w:bCs/>
           <w:lang w:val="en-GB"/>
         </w:rPr>
-      </w:pPr>
+        <w:t>Quick command</w:t>
+      </w:r>
+    </w:p>
+    <w:p>
+      <w:pPr>
+        <w:rPr>
+          <w:lang w:val="en-GB"/>
+        </w:rPr>
+      </w:pPr>
+      <w:r>
+        <w:rPr>
+          <w:lang w:val="en-GB"/>
+        </w:rPr>
+        <w:t xml:space="preserve">If you just want to </w:t>
+      </w:r>
       <w:r>
         <w:rPr>
           <w:b/>
           <w:bCs/>
           <w:lang w:val="en-GB"/>
         </w:rPr>
-        <w:t>Quick command</w:t>
-      </w:r>
-    </w:p>
-    <w:p>
-      <w:pPr>
-        <w:rPr>
-          <w:lang w:val="en-GB"/>
-        </w:rPr>
-      </w:pPr>
-      <w:r>
-        <w:rPr>
-          <w:lang w:val="en-GB"/>
-        </w:rPr>
-        <w:t xml:space="preserve">If you just want to </w:t>
+        <w:t>find and display it</w:t>
+      </w:r>
+      <w:r>
+        <w:rPr>
+          <w:lang w:val="en-GB"/>
+        </w:rPr>
+        <w:t>:</w:t>
+      </w:r>
+    </w:p>
+    <w:p>
+      <w:pPr>
+        <w:rPr>
+          <w:lang w:val="en-GB"/>
+        </w:rPr>
+      </w:pPr>
+      <w:r>
+        <w:rPr>
+          <w:lang w:val="en-GB"/>
+        </w:rPr>
+        <w:t>docker exec -it user-service sh -c 'f=$(find / -name "application-docker.yml" 2&gt;/dev/null | head -1); echo "FILE: $f"; [ -n "$f" ] &amp;&amp; cat "$f"'</w:t>
+      </w:r>
+    </w:p>
+    <w:p>
+      <w:pPr>
+        <w:rPr>
+          <w:lang w:val="en-GB"/>
+        </w:rPr>
+      </w:pPr>
+    </w:p>
+    <w:p>
+      <w:pPr>
+        <w:rPr>
+          <w:lang w:val="en-GB"/>
+        </w:rPr>
+      </w:pPr>
+      <w:r>
+        <w:rPr>
+          <w:lang w:val="en-GB"/>
+        </w:rPr>
+        <w:t xml:space="preserve">To get </w:t>
       </w:r>
       <w:r>
         <w:rPr>
@@ -4833,7 +3494,7 @@
           <w:bCs/>
           <w:lang w:val="en-GB"/>
         </w:rPr>
-        <w:t>find and display it</w:t>
+        <w:t>all Docker container names</w:t>
       </w:r>
       <w:r>
         <w:rPr>
@@ -4844,223 +3505,78 @@
     </w:p>
     <w:p>
       <w:pPr>
-        <w:rPr>
-          <w:lang w:val="en-GB"/>
-        </w:rPr>
-      </w:pPr>
-      <w:r>
-        <w:rPr>
-          <w:lang w:val="en-GB"/>
-        </w:rPr>
-        <w:t xml:space="preserve">docker exec -it user-service </w:t>
-      </w:r>
-      <w:proofErr w:type="spellStart"/>
-      <w:r>
-        <w:rPr>
-          <w:lang w:val="en-GB"/>
-        </w:rPr>
-        <w:t>sh</w:t>
-      </w:r>
-      <w:proofErr w:type="spellEnd"/>
-      <w:r>
-        <w:rPr>
-          <w:lang w:val="en-GB"/>
-        </w:rPr>
-        <w:t xml:space="preserve"> -c 'f=$(find / -name "application-</w:t>
-      </w:r>
-      <w:proofErr w:type="spellStart"/>
-      <w:r>
-        <w:rPr>
-          <w:lang w:val="en-GB"/>
-        </w:rPr>
-        <w:t>docker.yml</w:t>
-      </w:r>
-      <w:proofErr w:type="spellEnd"/>
-      <w:r>
-        <w:rPr>
-          <w:lang w:val="en-GB"/>
-        </w:rPr>
-        <w:t>" 2&gt;/dev/null | head -1); echo "FILE: $f"; [ -n "$f</w:t>
-      </w:r>
-      <w:proofErr w:type="gramStart"/>
-      <w:r>
-        <w:rPr>
-          <w:lang w:val="en-GB"/>
-        </w:rPr>
-        <w:t>" ]</w:t>
-      </w:r>
-      <w:proofErr w:type="gramEnd"/>
-      <w:r>
-        <w:rPr>
-          <w:lang w:val="en-GB"/>
-        </w:rPr>
-        <w:t xml:space="preserve"> &amp;&amp; cat "$f"'</w:t>
-      </w:r>
-    </w:p>
-    <w:p>
-      <w:pPr>
-        <w:rPr>
-          <w:lang w:val="en-GB"/>
-        </w:rPr>
-      </w:pPr>
-    </w:p>
-    <w:p>
-      <w:pPr>
-        <w:rPr>
-          <w:lang w:val="en-GB"/>
-        </w:rPr>
-      </w:pPr>
-      <w:r>
-        <w:rPr>
-          <w:lang w:val="en-GB"/>
-        </w:rPr>
-        <w:t xml:space="preserve">To get </w:t>
-      </w:r>
-      <w:r>
         <w:rPr>
           <w:b/>
           <w:bCs/>
           <w:lang w:val="en-GB"/>
         </w:rPr>
-        <w:t>all Docker container names</w:t>
-      </w:r>
-      <w:r>
-        <w:rPr>
-          <w:lang w:val="en-GB"/>
-        </w:rPr>
-        <w:t>:</w:t>
-      </w:r>
-    </w:p>
-    <w:p>
-      <w:pPr>
+      </w:pPr>
+      <w:r>
         <w:rPr>
           <w:b/>
           <w:bCs/>
           <w:lang w:val="en-GB"/>
         </w:rPr>
-      </w:pPr>
-      <w:r>
+        <w:t>Running containers only</w:t>
+      </w:r>
+    </w:p>
+    <w:p>
+      <w:pPr>
+        <w:rPr>
+          <w:lang w:val="en-GB"/>
+        </w:rPr>
+      </w:pPr>
+      <w:r>
+        <w:rPr>
+          <w:lang w:val="en-GB"/>
+        </w:rPr>
+        <w:t>docker ps --format "{{.Names}}"</w:t>
+      </w:r>
+    </w:p>
+    <w:p>
+      <w:pPr>
         <w:rPr>
           <w:b/>
           <w:bCs/>
           <w:lang w:val="en-GB"/>
         </w:rPr>
-        <w:t>Running containers only</w:t>
-      </w:r>
-    </w:p>
-    <w:p>
-      <w:pPr>
-        <w:rPr>
-          <w:lang w:val="en-GB"/>
-        </w:rPr>
-      </w:pPr>
-      <w:r>
-        <w:rPr>
-          <w:lang w:val="en-GB"/>
-        </w:rPr>
-        <w:t xml:space="preserve">docker </w:t>
-      </w:r>
-      <w:proofErr w:type="spellStart"/>
-      <w:r>
-        <w:rPr>
-          <w:lang w:val="en-GB"/>
-        </w:rPr>
-        <w:t>ps</w:t>
-      </w:r>
-      <w:proofErr w:type="spellEnd"/>
-      <w:r>
-        <w:rPr>
-          <w:lang w:val="en-GB"/>
-        </w:rPr>
-        <w:t xml:space="preserve"> --format "{</w:t>
-      </w:r>
-      <w:proofErr w:type="gramStart"/>
-      <w:r>
-        <w:rPr>
-          <w:lang w:val="en-GB"/>
-        </w:rPr>
-        <w:t>{.Names</w:t>
-      </w:r>
-      <w:proofErr w:type="gramEnd"/>
-      <w:r>
-        <w:rPr>
-          <w:lang w:val="en-GB"/>
-        </w:rPr>
-        <w:t>}}"</w:t>
-      </w:r>
-    </w:p>
-    <w:p>
-      <w:pPr>
+      </w:pPr>
+      <w:r>
         <w:rPr>
           <w:b/>
           <w:bCs/>
           <w:lang w:val="en-GB"/>
         </w:rPr>
-      </w:pPr>
-      <w:r>
+        <w:t>All containers, including stopped</w:t>
+      </w:r>
+    </w:p>
+    <w:p>
+      <w:pPr>
+        <w:rPr>
+          <w:lang w:val="en-GB"/>
+        </w:rPr>
+      </w:pPr>
+      <w:r>
+        <w:rPr>
+          <w:lang w:val="en-GB"/>
+        </w:rPr>
+        <w:t>docker ps -a --format "{{.Names}}"</w:t>
+      </w:r>
+    </w:p>
+    <w:p>
+      <w:pPr>
         <w:rPr>
           <w:b/>
           <w:bCs/>
           <w:lang w:val="en-GB"/>
         </w:rPr>
-        <w:t>All containers, including stopped</w:t>
-      </w:r>
-    </w:p>
-    <w:p>
-      <w:pPr>
-        <w:rPr>
-          <w:lang w:val="en-GB"/>
-        </w:rPr>
-      </w:pPr>
-      <w:r>
-        <w:rPr>
-          <w:lang w:val="en-GB"/>
-        </w:rPr>
-        <w:t xml:space="preserve">docker </w:t>
-      </w:r>
-      <w:proofErr w:type="spellStart"/>
-      <w:r>
-        <w:rPr>
-          <w:lang w:val="en-GB"/>
-        </w:rPr>
-        <w:t>ps</w:t>
-      </w:r>
-      <w:proofErr w:type="spellEnd"/>
-      <w:r>
-        <w:rPr>
-          <w:lang w:val="en-GB"/>
-        </w:rPr>
-        <w:t xml:space="preserve"> -a --format "{</w:t>
-      </w:r>
-      <w:proofErr w:type="gramStart"/>
-      <w:r>
-        <w:rPr>
-          <w:lang w:val="en-GB"/>
-        </w:rPr>
-        <w:t>{.Names</w:t>
-      </w:r>
-      <w:proofErr w:type="gramEnd"/>
-      <w:r>
-        <w:rPr>
-          <w:lang w:val="en-GB"/>
-        </w:rPr>
-        <w:t>}}"</w:t>
-      </w:r>
-    </w:p>
-    <w:p>
-      <w:pPr>
+      </w:pPr>
+      <w:r>
         <w:rPr>
           <w:b/>
           <w:bCs/>
           <w:lang w:val="en-GB"/>
         </w:rPr>
-      </w:pPr>
-      <w:r>
-        <w:rPr>
-          <w:b/>
-          <w:bCs/>
-          <w:lang w:val="en-GB"/>
-        </w:rPr>
         <w:t>With status</w:t>
       </w:r>
     </w:p>
@@ -5074,49 +3590,7 @@
         <w:rPr>
           <w:lang w:val="en-GB"/>
         </w:rPr>
-        <w:t xml:space="preserve">docker </w:t>
-      </w:r>
-      <w:proofErr w:type="spellStart"/>
-      <w:r>
-        <w:rPr>
-          <w:lang w:val="en-GB"/>
-        </w:rPr>
-        <w:t>ps</w:t>
-      </w:r>
-      <w:proofErr w:type="spellEnd"/>
-      <w:r>
-        <w:rPr>
-          <w:lang w:val="en-GB"/>
-        </w:rPr>
-        <w:t xml:space="preserve"> -a --format "table {</w:t>
-      </w:r>
-      <w:proofErr w:type="gramStart"/>
-      <w:r>
-        <w:rPr>
-          <w:lang w:val="en-GB"/>
-        </w:rPr>
-        <w:t>{.Names}}\</w:t>
-      </w:r>
-      <w:proofErr w:type="gramEnd"/>
-      <w:r>
-        <w:rPr>
-          <w:lang w:val="en-GB"/>
-        </w:rPr>
-        <w:t>t{</w:t>
-      </w:r>
-      <w:proofErr w:type="gramStart"/>
-      <w:r>
-        <w:rPr>
-          <w:lang w:val="en-GB"/>
-        </w:rPr>
-        <w:t>{.Status</w:t>
-      </w:r>
-      <w:proofErr w:type="gramEnd"/>
-      <w:r>
-        <w:rPr>
-          <w:lang w:val="en-GB"/>
-        </w:rPr>
-        <w:t>}}"</w:t>
+        <w:t>docker ps -a --format "table {{.Names}}\t{{.Status}}"</w:t>
       </w:r>
     </w:p>
     <w:p>
@@ -5142,63 +3616,7 @@
         <w:rPr>
           <w:lang w:val="en-GB"/>
         </w:rPr>
-        <w:t xml:space="preserve">docker </w:t>
-      </w:r>
-      <w:proofErr w:type="spellStart"/>
-      <w:r>
-        <w:rPr>
-          <w:lang w:val="en-GB"/>
-        </w:rPr>
-        <w:t>ps</w:t>
-      </w:r>
-      <w:proofErr w:type="spellEnd"/>
-      <w:r>
-        <w:rPr>
-          <w:lang w:val="en-GB"/>
-        </w:rPr>
-        <w:t xml:space="preserve"> -a --format "table {</w:t>
-      </w:r>
-      <w:proofErr w:type="gramStart"/>
-      <w:r>
-        <w:rPr>
-          <w:lang w:val="en-GB"/>
-        </w:rPr>
-        <w:t>{.Names}}\</w:t>
-      </w:r>
-      <w:proofErr w:type="gramEnd"/>
-      <w:r>
-        <w:rPr>
-          <w:lang w:val="en-GB"/>
-        </w:rPr>
-        <w:t>t{</w:t>
-      </w:r>
-      <w:proofErr w:type="gramStart"/>
-      <w:r>
-        <w:rPr>
-          <w:lang w:val="en-GB"/>
-        </w:rPr>
-        <w:t>{.Image}}\</w:t>
-      </w:r>
-      <w:proofErr w:type="gramEnd"/>
-      <w:r>
-        <w:rPr>
-          <w:lang w:val="en-GB"/>
-        </w:rPr>
-        <w:t>t{</w:t>
-      </w:r>
-      <w:proofErr w:type="gramStart"/>
-      <w:r>
-        <w:rPr>
-          <w:lang w:val="en-GB"/>
-        </w:rPr>
-        <w:t>{.Status</w:t>
-      </w:r>
-      <w:proofErr w:type="gramEnd"/>
-      <w:r>
-        <w:rPr>
-          <w:lang w:val="en-GB"/>
-        </w:rPr>
-        <w:t>}}"</w:t>
+        <w:t>docker ps -a --format "table {{.Names}}\t{{.Image}}\t{{.Status}}"</w:t>
       </w:r>
     </w:p>
     <w:p>
@@ -5233,182 +3651,76 @@
           <w:lang w:val="en-GB"/>
         </w:rPr>
       </w:pPr>
-      <w:proofErr w:type="spellStart"/>
-      <w:r>
-        <w:rPr>
-          <w:lang w:val="en-GB"/>
-        </w:rPr>
-        <w:t>api</w:t>
-      </w:r>
-      <w:proofErr w:type="spellEnd"/>
-      <w:r>
-        <w:rPr>
-          <w:lang w:val="en-GB"/>
-        </w:rPr>
-        <w:t xml:space="preserve">-gateway        </w:t>
-      </w:r>
-      <w:proofErr w:type="spellStart"/>
-      <w:r>
-        <w:rPr>
-          <w:lang w:val="en-GB"/>
-        </w:rPr>
-        <w:t>gwatcho</w:t>
-      </w:r>
-      <w:proofErr w:type="spellEnd"/>
-      <w:r>
-        <w:rPr>
-          <w:lang w:val="en-GB"/>
-        </w:rPr>
-        <w:t>/</w:t>
-      </w:r>
-      <w:proofErr w:type="spellStart"/>
-      <w:r>
-        <w:rPr>
-          <w:lang w:val="en-GB"/>
-        </w:rPr>
-        <w:t>api</w:t>
-      </w:r>
-      <w:proofErr w:type="spellEnd"/>
-      <w:r>
-        <w:rPr>
-          <w:lang w:val="en-GB"/>
-        </w:rPr>
-        <w:t>-gateway                Up ...</w:t>
-      </w:r>
-    </w:p>
-    <w:p>
-      <w:pPr>
-        <w:rPr>
-          <w:lang w:val="en-GB"/>
-        </w:rPr>
-      </w:pPr>
-      <w:r>
-        <w:rPr>
-          <w:lang w:val="en-GB"/>
-        </w:rPr>
-        <w:t xml:space="preserve">user-service       </w:t>
-      </w:r>
-      <w:proofErr w:type="spellStart"/>
-      <w:r>
-        <w:rPr>
-          <w:lang w:val="en-GB"/>
-        </w:rPr>
-        <w:t>gwatcho</w:t>
-      </w:r>
-      <w:proofErr w:type="spellEnd"/>
-      <w:r>
-        <w:rPr>
-          <w:lang w:val="en-GB"/>
-        </w:rPr>
-        <w:t>/user-service               Up ...</w:t>
-      </w:r>
-    </w:p>
-    <w:p>
-      <w:pPr>
-        <w:rPr>
-          <w:lang w:val="en-GB"/>
-        </w:rPr>
-      </w:pPr>
-      <w:r>
-        <w:rPr>
-          <w:lang w:val="en-GB"/>
-        </w:rPr>
-        <w:t xml:space="preserve">product-service    </w:t>
-      </w:r>
-      <w:proofErr w:type="spellStart"/>
-      <w:r>
-        <w:rPr>
-          <w:lang w:val="en-GB"/>
-        </w:rPr>
-        <w:t>gwatcho</w:t>
-      </w:r>
-      <w:proofErr w:type="spellEnd"/>
-      <w:r>
-        <w:rPr>
-          <w:lang w:val="en-GB"/>
-        </w:rPr>
-        <w:t>/product-service            Up ...</w:t>
-      </w:r>
-    </w:p>
-    <w:p>
-      <w:pPr>
-        <w:rPr>
-          <w:lang w:val="en-GB"/>
-        </w:rPr>
-      </w:pPr>
-      <w:r>
-        <w:rPr>
-          <w:lang w:val="en-GB"/>
-        </w:rPr>
-        <w:t xml:space="preserve">order-service      </w:t>
-      </w:r>
-      <w:proofErr w:type="spellStart"/>
-      <w:r>
-        <w:rPr>
-          <w:lang w:val="en-GB"/>
-        </w:rPr>
-        <w:t>gwatcho</w:t>
-      </w:r>
-      <w:proofErr w:type="spellEnd"/>
-      <w:r>
-        <w:rPr>
-          <w:lang w:val="en-GB"/>
-        </w:rPr>
-        <w:t>/order-service              Up ...</w:t>
-      </w:r>
-    </w:p>
-    <w:p>
-      <w:pPr>
-        <w:rPr>
-          <w:lang w:val="en-GB"/>
-        </w:rPr>
-      </w:pPr>
-      <w:r>
-        <w:rPr>
-          <w:lang w:val="en-GB"/>
-        </w:rPr>
-        <w:t xml:space="preserve">payment-service    </w:t>
-      </w:r>
-      <w:proofErr w:type="spellStart"/>
-      <w:r>
-        <w:rPr>
-          <w:lang w:val="en-GB"/>
-        </w:rPr>
-        <w:t>gwatcho</w:t>
-      </w:r>
-      <w:proofErr w:type="spellEnd"/>
-      <w:r>
-        <w:rPr>
-          <w:lang w:val="en-GB"/>
-        </w:rPr>
-        <w:t>/payment-service            Up ...</w:t>
-      </w:r>
-    </w:p>
-    <w:p>
-      <w:pPr>
-        <w:rPr>
-          <w:lang w:val="en-GB"/>
-        </w:rPr>
-      </w:pPr>
-      <w:r>
-        <w:rPr>
-          <w:lang w:val="en-GB"/>
-        </w:rPr>
-        <w:t xml:space="preserve">delivery-service   </w:t>
-      </w:r>
-      <w:proofErr w:type="spellStart"/>
-      <w:r>
-        <w:rPr>
-          <w:lang w:val="en-GB"/>
-        </w:rPr>
-        <w:t>gwatcho</w:t>
-      </w:r>
-      <w:proofErr w:type="spellEnd"/>
-      <w:r>
-        <w:rPr>
-          <w:lang w:val="en-GB"/>
-        </w:rPr>
-        <w:t>/delivery-service           Up ...</w:t>
+      <w:r>
+        <w:rPr>
+          <w:lang w:val="en-GB"/>
+        </w:rPr>
+        <w:t>api-gateway        gwatcho/api-gateway                Up ...</w:t>
+      </w:r>
+    </w:p>
+    <w:p>
+      <w:pPr>
+        <w:rPr>
+          <w:lang w:val="en-GB"/>
+        </w:rPr>
+      </w:pPr>
+      <w:r>
+        <w:rPr>
+          <w:lang w:val="en-GB"/>
+        </w:rPr>
+        <w:t>user-service       gwatcho/user-service               Up ...</w:t>
+      </w:r>
+    </w:p>
+    <w:p>
+      <w:pPr>
+        <w:rPr>
+          <w:lang w:val="en-GB"/>
+        </w:rPr>
+      </w:pPr>
+      <w:r>
+        <w:rPr>
+          <w:lang w:val="en-GB"/>
+        </w:rPr>
+        <w:t>product-service    gwatcho/product-service            Up ...</w:t>
+      </w:r>
+    </w:p>
+    <w:p>
+      <w:pPr>
+        <w:rPr>
+          <w:lang w:val="en-GB"/>
+        </w:rPr>
+      </w:pPr>
+      <w:r>
+        <w:rPr>
+          <w:lang w:val="en-GB"/>
+        </w:rPr>
+        <w:t>order-service      gwatcho/order-service              Up ...</w:t>
+      </w:r>
+    </w:p>
+    <w:p>
+      <w:pPr>
+        <w:rPr>
+          <w:lang w:val="en-GB"/>
+        </w:rPr>
+      </w:pPr>
+      <w:r>
+        <w:rPr>
+          <w:lang w:val="en-GB"/>
+        </w:rPr>
+        <w:t>payment-service    gwatcho/payment-service            Up ...</w:t>
+      </w:r>
+    </w:p>
+    <w:p>
+      <w:pPr>
+        <w:rPr>
+          <w:lang w:val="en-GB"/>
+        </w:rPr>
+      </w:pPr>
+      <w:r>
+        <w:rPr>
+          <w:lang w:val="en-GB"/>
+        </w:rPr>
+        <w:t>delivery-service   gwatcho/delivery-service           Up ...</w:t>
       </w:r>
     </w:p>
     <w:p>
@@ -5499,44 +3811,8 @@
         <w:rPr>
           <w:lang w:val="en-GB"/>
         </w:rPr>
-        <w:t xml:space="preserve">docker exec -it </w:t>
-      </w:r>
-      <w:proofErr w:type="spellStart"/>
-      <w:r>
-        <w:rPr>
-          <w:lang w:val="en-GB"/>
-        </w:rPr>
-        <w:t>gwatcho</w:t>
-      </w:r>
-      <w:proofErr w:type="spellEnd"/>
-      <w:r>
-        <w:rPr>
-          <w:lang w:val="en-GB"/>
-        </w:rPr>
-        <w:t>-angular cat /etc/nginx/</w:t>
-      </w:r>
-      <w:proofErr w:type="spellStart"/>
-      <w:r>
-        <w:rPr>
-          <w:lang w:val="en-GB"/>
-        </w:rPr>
-        <w:t>conf.d</w:t>
-      </w:r>
-      <w:proofErr w:type="spellEnd"/>
-      <w:r>
-        <w:rPr>
-          <w:lang w:val="en-GB"/>
-        </w:rPr>
-        <w:t>/</w:t>
-      </w:r>
-      <w:proofErr w:type="spellStart"/>
-      <w:r>
-        <w:rPr>
-          <w:lang w:val="en-GB"/>
-        </w:rPr>
-        <w:t>default.conf</w:t>
-      </w:r>
-      <w:proofErr w:type="spellEnd"/>
+        <w:t>docker exec -it gwatcho-angular cat /etc/nginx/conf.d/default.conf</w:t>
+      </w:r>
     </w:p>
     <w:p>
       <w:pPr>
@@ -5596,45 +3872,8 @@
           <w:lang w:val="en-GB" w:eastAsia="de-DE"/>
           <w14:ligatures w14:val="none"/>
         </w:rPr>
-        <w:t xml:space="preserve">docker build --no-cache -t </w:t>
-      </w:r>
-      <w:proofErr w:type="spellStart"/>
-      <w:r>
-        <w:rPr>
-          <w:rFonts w:ascii="Courier New" w:eastAsia="Times New Roman" w:hAnsi="Courier New" w:cs="Courier New"/>
-          <w:kern w:val="0"/>
-          <w:sz w:val="20"/>
-          <w:szCs w:val="20"/>
-          <w:lang w:val="en-GB" w:eastAsia="de-DE"/>
-          <w14:ligatures w14:val="none"/>
-        </w:rPr>
-        <w:t>gwatcho</w:t>
-      </w:r>
-      <w:proofErr w:type="spellEnd"/>
-      <w:r>
-        <w:rPr>
-          <w:rFonts w:ascii="Courier New" w:eastAsia="Times New Roman" w:hAnsi="Courier New" w:cs="Courier New"/>
-          <w:kern w:val="0"/>
-          <w:sz w:val="20"/>
-          <w:szCs w:val="20"/>
-          <w:lang w:val="en-GB" w:eastAsia="de-DE"/>
-          <w14:ligatures w14:val="none"/>
-        </w:rPr>
-        <w:t>/angular-</w:t>
-      </w:r>
-      <w:proofErr w:type="gramStart"/>
-      <w:r>
-        <w:rPr>
-          <w:rFonts w:ascii="Courier New" w:eastAsia="Times New Roman" w:hAnsi="Courier New" w:cs="Courier New"/>
-          <w:kern w:val="0"/>
-          <w:sz w:val="20"/>
-          <w:szCs w:val="20"/>
-          <w:lang w:val="en-GB" w:eastAsia="de-DE"/>
-          <w14:ligatures w14:val="none"/>
-        </w:rPr>
-        <w:t>frontend .</w:t>
-      </w:r>
-      <w:proofErr w:type="gramEnd"/>
+        <w:t>docker build --no-cache -t gwatcho/angular-frontend .</w:t>
+      </w:r>
     </w:p>
     <w:p>
       <w:pPr>
@@ -5706,45 +3945,8 @@
           <w:lang w:val="en-GB" w:eastAsia="de-DE"/>
           <w14:ligatures w14:val="none"/>
         </w:rPr>
-        <w:t xml:space="preserve"># </w:t>
-      </w:r>
-      <w:proofErr w:type="gramStart"/>
-      <w:r>
-        <w:rPr>
-          <w:rFonts w:ascii="Courier New" w:eastAsia="Times New Roman" w:hAnsi="Courier New" w:cs="Courier New"/>
-          <w:kern w:val="0"/>
-          <w:sz w:val="20"/>
-          <w:szCs w:val="20"/>
-          <w:lang w:val="en-GB" w:eastAsia="de-DE"/>
-          <w14:ligatures w14:val="none"/>
-        </w:rPr>
-        <w:t>rebuild</w:t>
-      </w:r>
-      <w:proofErr w:type="gramEnd"/>
-      <w:r>
-        <w:rPr>
-          <w:rFonts w:ascii="Courier New" w:eastAsia="Times New Roman" w:hAnsi="Courier New" w:cs="Courier New"/>
-          <w:kern w:val="0"/>
-          <w:sz w:val="20"/>
-          <w:szCs w:val="20"/>
-          <w:lang w:val="en-GB" w:eastAsia="de-DE"/>
-          <w14:ligatures w14:val="none"/>
-        </w:rPr>
-        <w:t xml:space="preserve"> </w:t>
-      </w:r>
-      <w:proofErr w:type="spellStart"/>
-      <w:r>
-        <w:rPr>
-          <w:rFonts w:ascii="Courier New" w:eastAsia="Times New Roman" w:hAnsi="Courier New" w:cs="Courier New"/>
-          <w:kern w:val="0"/>
-          <w:sz w:val="20"/>
-          <w:szCs w:val="20"/>
-          <w:lang w:val="en-GB" w:eastAsia="de-DE"/>
-          <w14:ligatures w14:val="none"/>
-        </w:rPr>
-        <w:t>angluar</w:t>
-      </w:r>
-      <w:proofErr w:type="spellEnd"/>
+        <w:t># rebuild angluar</w:t>
+      </w:r>
     </w:p>
     <w:p>
       <w:pPr>
@@ -5827,45 +4029,8 @@
           <w:lang w:val="en-GB" w:eastAsia="de-DE"/>
           <w14:ligatures w14:val="none"/>
         </w:rPr>
-        <w:t xml:space="preserve">   docker build -t </w:t>
-      </w:r>
-      <w:proofErr w:type="spellStart"/>
-      <w:r>
-        <w:rPr>
-          <w:rFonts w:ascii="Courier New" w:eastAsia="Times New Roman" w:hAnsi="Courier New" w:cs="Courier New"/>
-          <w:kern w:val="0"/>
-          <w:sz w:val="20"/>
-          <w:szCs w:val="20"/>
-          <w:lang w:val="en-GB" w:eastAsia="de-DE"/>
-          <w14:ligatures w14:val="none"/>
-        </w:rPr>
-        <w:t>gwatcho</w:t>
-      </w:r>
-      <w:proofErr w:type="spellEnd"/>
-      <w:r>
-        <w:rPr>
-          <w:rFonts w:ascii="Courier New" w:eastAsia="Times New Roman" w:hAnsi="Courier New" w:cs="Courier New"/>
-          <w:kern w:val="0"/>
-          <w:sz w:val="20"/>
-          <w:szCs w:val="20"/>
-          <w:lang w:val="en-GB" w:eastAsia="de-DE"/>
-          <w14:ligatures w14:val="none"/>
-        </w:rPr>
-        <w:t>/angular-</w:t>
-      </w:r>
-      <w:proofErr w:type="gramStart"/>
-      <w:r>
-        <w:rPr>
-          <w:rFonts w:ascii="Courier New" w:eastAsia="Times New Roman" w:hAnsi="Courier New" w:cs="Courier New"/>
-          <w:kern w:val="0"/>
-          <w:sz w:val="20"/>
-          <w:szCs w:val="20"/>
-          <w:lang w:val="en-GB" w:eastAsia="de-DE"/>
-          <w14:ligatures w14:val="none"/>
-        </w:rPr>
-        <w:t>frontend .</w:t>
-      </w:r>
-      <w:proofErr w:type="gramEnd"/>
+        <w:t xml:space="preserve">   docker build -t gwatcho/angular-frontend .</w:t>
+      </w:r>
     </w:p>
     <w:p>
       <w:pPr>
@@ -5948,31 +4113,7 @@
           <w:lang w:val="en-GB" w:eastAsia="de-DE"/>
           <w14:ligatures w14:val="none"/>
         </w:rPr>
-        <w:t xml:space="preserve">   # </w:t>
-      </w:r>
-      <w:proofErr w:type="gramStart"/>
-      <w:r>
-        <w:rPr>
-          <w:rFonts w:ascii="Courier New" w:eastAsia="Times New Roman" w:hAnsi="Courier New" w:cs="Courier New"/>
-          <w:kern w:val="0"/>
-          <w:sz w:val="20"/>
-          <w:szCs w:val="20"/>
-          <w:lang w:val="en-GB" w:eastAsia="de-DE"/>
-          <w14:ligatures w14:val="none"/>
-        </w:rPr>
-        <w:t>delete</w:t>
-      </w:r>
-      <w:proofErr w:type="gramEnd"/>
-      <w:r>
-        <w:rPr>
-          <w:rFonts w:ascii="Courier New" w:eastAsia="Times New Roman" w:hAnsi="Courier New" w:cs="Courier New"/>
-          <w:kern w:val="0"/>
-          <w:sz w:val="20"/>
-          <w:szCs w:val="20"/>
-          <w:lang w:val="en-GB" w:eastAsia="de-DE"/>
-          <w14:ligatures w14:val="none"/>
-        </w:rPr>
-        <w:t xml:space="preserve"> image </w:t>
+        <w:t xml:space="preserve">   # delete image </w:t>
       </w:r>
     </w:p>
     <w:p>
@@ -6087,31 +4228,7 @@
           <w:lang w:val="en-GB" w:eastAsia="de-DE"/>
           <w14:ligatures w14:val="none"/>
         </w:rPr>
-        <w:t xml:space="preserve">   #</w:t>
-      </w:r>
-      <w:proofErr w:type="gramStart"/>
-      <w:r>
-        <w:rPr>
-          <w:rFonts w:ascii="Courier New" w:eastAsia="Times New Roman" w:hAnsi="Courier New" w:cs="Courier New"/>
-          <w:kern w:val="0"/>
-          <w:sz w:val="20"/>
-          <w:szCs w:val="20"/>
-          <w:lang w:val="en-GB" w:eastAsia="de-DE"/>
-          <w14:ligatures w14:val="none"/>
-        </w:rPr>
-        <w:t>run</w:t>
-      </w:r>
-      <w:proofErr w:type="gramEnd"/>
-      <w:r>
-        <w:rPr>
-          <w:rFonts w:ascii="Courier New" w:eastAsia="Times New Roman" w:hAnsi="Courier New" w:cs="Courier New"/>
-          <w:kern w:val="0"/>
-          <w:sz w:val="20"/>
-          <w:szCs w:val="20"/>
-          <w:lang w:val="en-GB" w:eastAsia="de-DE"/>
-          <w14:ligatures w14:val="none"/>
-        </w:rPr>
-        <w:t xml:space="preserve"> docker</w:t>
+        <w:t xml:space="preserve">   #run docker</w:t>
       </w:r>
     </w:p>
     <w:p>
@@ -6153,79 +4270,7 @@
           <w:lang w:val="en-GB" w:eastAsia="de-DE"/>
           <w14:ligatures w14:val="none"/>
         </w:rPr>
-        <w:t xml:space="preserve">   docker run -d --name angular-frontend -p 4200:80 --network </w:t>
-      </w:r>
-      <w:proofErr w:type="spellStart"/>
-      <w:r>
-        <w:rPr>
-          <w:rFonts w:ascii="Courier New" w:eastAsia="Times New Roman" w:hAnsi="Courier New" w:cs="Courier New"/>
-          <w:kern w:val="0"/>
-          <w:sz w:val="20"/>
-          <w:szCs w:val="20"/>
-          <w:lang w:val="en-GB" w:eastAsia="de-DE"/>
-          <w14:ligatures w14:val="none"/>
-        </w:rPr>
-        <w:t>gwatcho</w:t>
-      </w:r>
-      <w:proofErr w:type="spellEnd"/>
-      <w:r>
-        <w:rPr>
-          <w:rFonts w:ascii="Courier New" w:eastAsia="Times New Roman" w:hAnsi="Courier New" w:cs="Courier New"/>
-          <w:kern w:val="0"/>
-          <w:sz w:val="20"/>
-          <w:szCs w:val="20"/>
-          <w:lang w:val="en-GB" w:eastAsia="de-DE"/>
-          <w14:ligatures w14:val="none"/>
-        </w:rPr>
-        <w:t>-microservices-</w:t>
-      </w:r>
-      <w:proofErr w:type="spellStart"/>
-      <w:r>
-        <w:rPr>
-          <w:rFonts w:ascii="Courier New" w:eastAsia="Times New Roman" w:hAnsi="Courier New" w:cs="Courier New"/>
-          <w:kern w:val="0"/>
-          <w:sz w:val="20"/>
-          <w:szCs w:val="20"/>
-          <w:lang w:val="en-GB" w:eastAsia="de-DE"/>
-          <w14:ligatures w14:val="none"/>
-        </w:rPr>
-        <w:t>app_gwatcho</w:t>
-      </w:r>
-      <w:proofErr w:type="spellEnd"/>
-      <w:r>
-        <w:rPr>
-          <w:rFonts w:ascii="Courier New" w:eastAsia="Times New Roman" w:hAnsi="Courier New" w:cs="Courier New"/>
-          <w:kern w:val="0"/>
-          <w:sz w:val="20"/>
-          <w:szCs w:val="20"/>
-          <w:lang w:val="en-GB" w:eastAsia="de-DE"/>
-          <w14:ligatures w14:val="none"/>
-        </w:rPr>
-        <w:t xml:space="preserve">-network </w:t>
-      </w:r>
-      <w:proofErr w:type="spellStart"/>
-      <w:r>
-        <w:rPr>
-          <w:rFonts w:ascii="Courier New" w:eastAsia="Times New Roman" w:hAnsi="Courier New" w:cs="Courier New"/>
-          <w:kern w:val="0"/>
-          <w:sz w:val="20"/>
-          <w:szCs w:val="20"/>
-          <w:lang w:val="en-GB" w:eastAsia="de-DE"/>
-          <w14:ligatures w14:val="none"/>
-        </w:rPr>
-        <w:t>gwatcho</w:t>
-      </w:r>
-      <w:proofErr w:type="spellEnd"/>
-      <w:r>
-        <w:rPr>
-          <w:rFonts w:ascii="Courier New" w:eastAsia="Times New Roman" w:hAnsi="Courier New" w:cs="Courier New"/>
-          <w:kern w:val="0"/>
-          <w:sz w:val="20"/>
-          <w:szCs w:val="20"/>
-          <w:lang w:val="en-GB" w:eastAsia="de-DE"/>
-          <w14:ligatures w14:val="none"/>
-        </w:rPr>
-        <w:t>/angular-frontend</w:t>
+        <w:t xml:space="preserve">   docker run -d --name angular-frontend -p 4200:80 --network gwatcho-microservices-app_gwatcho-network gwatcho/angular-frontend</w:t>
       </w:r>
     </w:p>
     <w:p>
@@ -6590,19 +4635,8 @@
           <w:szCs w:val="22"/>
         </w:rPr>
         <w:lastRenderedPageBreak/>
-        <w:t xml:space="preserve">Recommended professional </w:t>
-      </w:r>
-      <w:proofErr w:type="spellStart"/>
-      <w:r>
-        <w:rPr>
-          <w:b/>
-          <w:bCs/>
-          <w:sz w:val="22"/>
-          <w:szCs w:val="22"/>
-        </w:rPr>
-        <w:t>setup</w:t>
-      </w:r>
-      <w:proofErr w:type="spellEnd"/>
+        <w:t>Recommended professional setup</w:t>
+      </w:r>
     </w:p>
     <w:tbl>
       <w:tblPr>
@@ -6727,17 +4761,8 @@
                 <w:sz w:val="22"/>
                 <w:szCs w:val="22"/>
               </w:rPr>
-              <w:t xml:space="preserve">Unit </w:t>
+              <w:t>Unit tests</w:t>
             </w:r>
-            <w:proofErr w:type="spellStart"/>
-            <w:r>
-              <w:rPr>
-                <w:sz w:val="22"/>
-                <w:szCs w:val="22"/>
-              </w:rPr>
-              <w:t>tests</w:t>
-            </w:r>
-            <w:proofErr w:type="spellEnd"/>
           </w:p>
         </w:tc>
         <w:tc>
@@ -6753,7 +4778,6 @@
                 <w:szCs w:val="22"/>
               </w:rPr>
             </w:pPr>
-            <w:proofErr w:type="spellStart"/>
             <w:r>
               <w:rPr>
                 <w:b/>
@@ -6761,29 +4785,8 @@
                 <w:sz w:val="22"/>
                 <w:szCs w:val="22"/>
               </w:rPr>
-              <w:t>No</w:t>
+              <w:t>No database</w:t>
             </w:r>
-            <w:proofErr w:type="spellEnd"/>
-            <w:r>
-              <w:rPr>
-                <w:b/>
-                <w:bCs/>
-                <w:sz w:val="22"/>
-                <w:szCs w:val="22"/>
-              </w:rPr>
-              <w:t xml:space="preserve"> </w:t>
-            </w:r>
-            <w:proofErr w:type="spellStart"/>
-            <w:r>
-              <w:rPr>
-                <w:b/>
-                <w:bCs/>
-                <w:sz w:val="22"/>
-                <w:szCs w:val="22"/>
-              </w:rPr>
-              <w:t>database</w:t>
-            </w:r>
-            <w:proofErr w:type="spellEnd"/>
           </w:p>
         </w:tc>
         <w:tc>
@@ -6804,49 +4807,8 @@
                 <w:sz w:val="22"/>
                 <w:szCs w:val="22"/>
               </w:rPr>
-              <w:t xml:space="preserve">Test </w:t>
+              <w:t>Test business logic quickly</w:t>
             </w:r>
-            <w:proofErr w:type="spellStart"/>
-            <w:r>
-              <w:rPr>
-                <w:sz w:val="22"/>
-                <w:szCs w:val="22"/>
-              </w:rPr>
-              <w:t>business</w:t>
-            </w:r>
-            <w:proofErr w:type="spellEnd"/>
-            <w:r>
-              <w:rPr>
-                <w:sz w:val="22"/>
-                <w:szCs w:val="22"/>
-              </w:rPr>
-              <w:t xml:space="preserve"> </w:t>
-            </w:r>
-            <w:proofErr w:type="spellStart"/>
-            <w:r>
-              <w:rPr>
-                <w:sz w:val="22"/>
-                <w:szCs w:val="22"/>
-              </w:rPr>
-              <w:t>logic</w:t>
-            </w:r>
-            <w:proofErr w:type="spellEnd"/>
-            <w:r>
-              <w:rPr>
-                <w:sz w:val="22"/>
-                <w:szCs w:val="22"/>
-              </w:rPr>
-              <w:t xml:space="preserve"> </w:t>
-            </w:r>
-            <w:proofErr w:type="spellStart"/>
-            <w:r>
-              <w:rPr>
-                <w:sz w:val="22"/>
-                <w:szCs w:val="22"/>
-              </w:rPr>
-              <w:t>quickly</w:t>
-            </w:r>
-            <w:proofErr w:type="spellEnd"/>
           </w:p>
         </w:tc>
       </w:tr>
@@ -6872,17 +4834,8 @@
                 <w:sz w:val="22"/>
                 <w:szCs w:val="22"/>
               </w:rPr>
-              <w:t xml:space="preserve">Repository/JPA </w:t>
+              <w:t>Repository/JPA tests</w:t>
             </w:r>
-            <w:proofErr w:type="spellStart"/>
-            <w:r>
-              <w:rPr>
-                <w:sz w:val="22"/>
-                <w:szCs w:val="22"/>
-              </w:rPr>
-              <w:t>tests</w:t>
-            </w:r>
-            <w:proofErr w:type="spellEnd"/>
           </w:p>
         </w:tc>
         <w:tc>
@@ -6956,17 +4909,8 @@
                 <w:sz w:val="22"/>
                 <w:szCs w:val="22"/>
               </w:rPr>
-              <w:t xml:space="preserve">Integration </w:t>
+              <w:t>Integration tests</w:t>
             </w:r>
-            <w:proofErr w:type="spellStart"/>
-            <w:r>
-              <w:rPr>
-                <w:sz w:val="22"/>
-                <w:szCs w:val="22"/>
-              </w:rPr>
-              <w:t>tests</w:t>
-            </w:r>
-            <w:proofErr w:type="spellEnd"/>
           </w:p>
         </w:tc>
         <w:tc>
@@ -7011,49 +4955,8 @@
                 <w:sz w:val="22"/>
                 <w:szCs w:val="22"/>
               </w:rPr>
-              <w:t xml:space="preserve">Test </w:t>
+              <w:t>Test service + database together</w:t>
             </w:r>
-            <w:proofErr w:type="spellStart"/>
-            <w:r>
-              <w:rPr>
-                <w:sz w:val="22"/>
-                <w:szCs w:val="22"/>
-              </w:rPr>
-              <w:t>service</w:t>
-            </w:r>
-            <w:proofErr w:type="spellEnd"/>
-            <w:r>
-              <w:rPr>
-                <w:sz w:val="22"/>
-                <w:szCs w:val="22"/>
-              </w:rPr>
-              <w:t xml:space="preserve"> + </w:t>
-            </w:r>
-            <w:proofErr w:type="spellStart"/>
-            <w:r>
-              <w:rPr>
-                <w:sz w:val="22"/>
-                <w:szCs w:val="22"/>
-              </w:rPr>
-              <w:t>database</w:t>
-            </w:r>
-            <w:proofErr w:type="spellEnd"/>
-            <w:r>
-              <w:rPr>
-                <w:sz w:val="22"/>
-                <w:szCs w:val="22"/>
-              </w:rPr>
-              <w:t xml:space="preserve"> </w:t>
-            </w:r>
-            <w:proofErr w:type="spellStart"/>
-            <w:r>
-              <w:rPr>
-                <w:sz w:val="22"/>
-                <w:szCs w:val="22"/>
-              </w:rPr>
-              <w:t>together</w:t>
-            </w:r>
-            <w:proofErr w:type="spellEnd"/>
           </w:p>
         </w:tc>
       </w:tr>
@@ -7079,33 +4982,8 @@
                 <w:sz w:val="22"/>
                 <w:szCs w:val="22"/>
               </w:rPr>
-              <w:t>API/</w:t>
+              <w:t>API/controller tests</w:t>
             </w:r>
-            <w:proofErr w:type="spellStart"/>
-            <w:r>
-              <w:rPr>
-                <w:sz w:val="22"/>
-                <w:szCs w:val="22"/>
-              </w:rPr>
-              <w:t>controller</w:t>
-            </w:r>
-            <w:proofErr w:type="spellEnd"/>
-            <w:r>
-              <w:rPr>
-                <w:sz w:val="22"/>
-                <w:szCs w:val="22"/>
-              </w:rPr>
-              <w:t xml:space="preserve"> </w:t>
-            </w:r>
-            <w:proofErr w:type="spellStart"/>
-            <w:r>
-              <w:rPr>
-                <w:sz w:val="22"/>
-                <w:szCs w:val="22"/>
-              </w:rPr>
-              <w:t>tests</w:t>
-            </w:r>
-            <w:proofErr w:type="spellEnd"/>
           </w:p>
         </w:tc>
         <w:tc>
@@ -7128,7 +5006,6 @@
               </w:rPr>
               <w:t xml:space="preserve">Usually </w:t>
             </w:r>
-            <w:proofErr w:type="spellStart"/>
             <w:r>
               <w:rPr>
                 <w:b/>
@@ -7136,49 +5013,8 @@
                 <w:sz w:val="22"/>
                 <w:szCs w:val="22"/>
               </w:rPr>
-              <w:t>mock</w:t>
+              <w:t>mock repository/service</w:t>
             </w:r>
-            <w:proofErr w:type="spellEnd"/>
-            <w:r>
-              <w:rPr>
-                <w:b/>
-                <w:bCs/>
-                <w:sz w:val="22"/>
-                <w:szCs w:val="22"/>
-              </w:rPr>
-              <w:t xml:space="preserve"> </w:t>
-            </w:r>
-            <w:proofErr w:type="spellStart"/>
-            <w:r>
-              <w:rPr>
-                <w:b/>
-                <w:bCs/>
-                <w:sz w:val="22"/>
-                <w:szCs w:val="22"/>
-              </w:rPr>
-              <w:t>repository</w:t>
-            </w:r>
-            <w:proofErr w:type="spellEnd"/>
-            <w:r>
-              <w:rPr>
-                <w:b/>
-                <w:bCs/>
-                <w:sz w:val="22"/>
-                <w:szCs w:val="22"/>
-              </w:rPr>
-              <w:t>/</w:t>
-            </w:r>
-            <w:proofErr w:type="spellStart"/>
-            <w:r>
-              <w:rPr>
-                <w:b/>
-                <w:bCs/>
-                <w:sz w:val="22"/>
-                <w:szCs w:val="22"/>
-              </w:rPr>
-              <w:t>service</w:t>
-            </w:r>
-            <w:proofErr w:type="spellEnd"/>
           </w:p>
         </w:tc>
         <w:tc>
@@ -7199,17 +5035,8 @@
                 <w:sz w:val="22"/>
                 <w:szCs w:val="22"/>
               </w:rPr>
-              <w:t xml:space="preserve">Fast HTTP/API </w:t>
+              <w:t>Fast HTTP/API tests</w:t>
             </w:r>
-            <w:proofErr w:type="spellStart"/>
-            <w:r>
-              <w:rPr>
-                <w:sz w:val="22"/>
-                <w:szCs w:val="22"/>
-              </w:rPr>
-              <w:t>tests</w:t>
-            </w:r>
-            <w:proofErr w:type="spellEnd"/>
           </w:p>
         </w:tc>
       </w:tr>
@@ -7235,33 +5062,8 @@
                 <w:sz w:val="22"/>
                 <w:szCs w:val="22"/>
               </w:rPr>
-              <w:t xml:space="preserve">Full </w:t>
+              <w:t>Full application tests</w:t>
             </w:r>
-            <w:proofErr w:type="spellStart"/>
-            <w:r>
-              <w:rPr>
-                <w:sz w:val="22"/>
-                <w:szCs w:val="22"/>
-              </w:rPr>
-              <w:t>application</w:t>
-            </w:r>
-            <w:proofErr w:type="spellEnd"/>
-            <w:r>
-              <w:rPr>
-                <w:sz w:val="22"/>
-                <w:szCs w:val="22"/>
-              </w:rPr>
-              <w:t xml:space="preserve"> </w:t>
-            </w:r>
-            <w:proofErr w:type="spellStart"/>
-            <w:r>
-              <w:rPr>
-                <w:sz w:val="22"/>
-                <w:szCs w:val="22"/>
-              </w:rPr>
-              <w:t>tests</w:t>
-            </w:r>
-            <w:proofErr w:type="spellEnd"/>
           </w:p>
         </w:tc>
         <w:tc>
@@ -7335,33 +5137,8 @@
                 <w:sz w:val="22"/>
                 <w:szCs w:val="22"/>
               </w:rPr>
-              <w:t xml:space="preserve">Developer </w:t>
+              <w:t>Developer local tests</w:t>
             </w:r>
-            <w:proofErr w:type="spellStart"/>
-            <w:r>
-              <w:rPr>
-                <w:sz w:val="22"/>
-                <w:szCs w:val="22"/>
-              </w:rPr>
-              <w:t>local</w:t>
-            </w:r>
-            <w:proofErr w:type="spellEnd"/>
-            <w:r>
-              <w:rPr>
-                <w:sz w:val="22"/>
-                <w:szCs w:val="22"/>
-              </w:rPr>
-              <w:t xml:space="preserve"> </w:t>
-            </w:r>
-            <w:proofErr w:type="spellStart"/>
-            <w:r>
-              <w:rPr>
-                <w:sz w:val="22"/>
-                <w:szCs w:val="22"/>
-              </w:rPr>
-              <w:t>tests</w:t>
-            </w:r>
-            <w:proofErr w:type="spellEnd"/>
           </w:p>
         </w:tc>
         <w:tc>
@@ -7408,31 +5185,13 @@
                 <w:szCs w:val="22"/>
               </w:rPr>
             </w:pPr>
-            <w:proofErr w:type="spellStart"/>
             <w:r>
               <w:rPr>
                 <w:sz w:val="22"/>
                 <w:szCs w:val="22"/>
               </w:rPr>
-              <w:t>Reproducible</w:t>
+              <w:t>Reproducible environment</w:t>
             </w:r>
-            <w:proofErr w:type="spellEnd"/>
-            <w:r>
-              <w:rPr>
-                <w:sz w:val="22"/>
-                <w:szCs w:val="22"/>
-              </w:rPr>
-              <w:t xml:space="preserve"> </w:t>
-            </w:r>
-            <w:proofErr w:type="spellStart"/>
-            <w:r>
-              <w:rPr>
-                <w:sz w:val="22"/>
-                <w:szCs w:val="22"/>
-              </w:rPr>
-              <w:t>environment</w:t>
-            </w:r>
-            <w:proofErr w:type="spellEnd"/>
           </w:p>
         </w:tc>
       </w:tr>
@@ -7453,7 +5212,6 @@
                 <w:szCs w:val="22"/>
               </w:rPr>
             </w:pPr>
-            <w:proofErr w:type="spellStart"/>
             <w:r>
               <w:rPr>
                 <w:sz w:val="22"/>
@@ -7461,7 +5219,6 @@
               </w:rPr>
               <w:t>Production</w:t>
             </w:r>
-            <w:proofErr w:type="spellEnd"/>
           </w:p>
         </w:tc>
         <w:tc>
@@ -7540,15 +5297,48 @@
           <w:lang w:val="en-GB"/>
         </w:rPr>
       </w:pPr>
-    </w:p>
-    <w:p>
-      <w:pPr>
+      <w:r>
         <w:rPr>
           <w:sz w:val="22"/>
           <w:szCs w:val="22"/>
           <w:lang w:val="en-GB"/>
         </w:rPr>
-      </w:pPr>
+        <w:drawing>
+          <wp:inline distT="0" distB="0" distL="0" distR="0" wp14:anchorId="220C0865" wp14:editId="42AABC38">
+            <wp:extent cx="4282811" cy="3749365"/>
+            <wp:effectExtent l="0" t="0" r="3810" b="3810"/>
+            <wp:docPr id="1368529433" name="Grafik 1"/>
+            <wp:cNvGraphicFramePr>
+              <a:graphicFrameLocks xmlns:a="http://schemas.openxmlformats.org/drawingml/2006/main" noChangeAspect="1"/>
+            </wp:cNvGraphicFramePr>
+            <a:graphic xmlns:a="http://schemas.openxmlformats.org/drawingml/2006/main">
+              <a:graphicData uri="http://schemas.openxmlformats.org/drawingml/2006/picture">
+                <pic:pic xmlns:pic="http://schemas.openxmlformats.org/drawingml/2006/picture">
+                  <pic:nvPicPr>
+                    <pic:cNvPr id="1368529433" name=""/>
+                    <pic:cNvPicPr/>
+                  </pic:nvPicPr>
+                  <pic:blipFill>
+                    <a:blip r:embed="rId15"/>
+                    <a:stretch>
+                      <a:fillRect/>
+                    </a:stretch>
+                  </pic:blipFill>
+                  <pic:spPr>
+                    <a:xfrm>
+                      <a:off x="0" y="0"/>
+                      <a:ext cx="4282811" cy="3749365"/>
+                    </a:xfrm>
+                    <a:prstGeom prst="rect">
+                      <a:avLst/>
+                    </a:prstGeom>
+                  </pic:spPr>
+                </pic:pic>
+              </a:graphicData>
+            </a:graphic>
+          </wp:inline>
+        </w:drawing>
+      </w:r>
     </w:p>
     <w:p>
       <w:pPr>
@@ -7576,13 +5366,154 @@
           <w:lang w:val="en-GB"/>
         </w:rPr>
       </w:pPr>
-      <w:r>
+    </w:p>
+    <w:p>
+      <w:pPr>
         <w:rPr>
           <w:sz w:val="22"/>
           <w:szCs w:val="22"/>
           <w:lang w:val="en-GB"/>
         </w:rPr>
+      </w:pPr>
+    </w:p>
+    <w:p>
+      <w:pPr>
+        <w:rPr>
+          <w:sz w:val="22"/>
+          <w:szCs w:val="22"/>
+          <w:lang w:val="en-GB"/>
+        </w:rPr>
+      </w:pPr>
+    </w:p>
+    <w:p>
+      <w:pPr>
+        <w:rPr>
+          <w:sz w:val="22"/>
+          <w:szCs w:val="22"/>
+          <w:lang w:val="en-GB"/>
+        </w:rPr>
+      </w:pPr>
+      <w:r>
+        <w:rPr>
+          <w:sz w:val="22"/>
+          <w:szCs w:val="22"/>
+          <w:lang w:val="en-GB"/>
+        </w:rPr>
         <w:lastRenderedPageBreak/>
+        <w:t>Local development</w:t>
+      </w:r>
+    </w:p>
+    <w:p>
+      <w:pPr>
+        <w:rPr>
+          <w:sz w:val="22"/>
+          <w:szCs w:val="22"/>
+          <w:lang w:val="en-GB"/>
+        </w:rPr>
+      </w:pPr>
+      <w:r>
+        <w:rPr>
+          <w:sz w:val="22"/>
+          <w:szCs w:val="22"/>
+          <w:lang w:val="en-GB"/>
+        </w:rPr>
+        <w:t>Angular → proxy.conf.json → API Gateway</w:t>
+      </w:r>
+    </w:p>
+    <w:p>
+      <w:pPr>
+        <w:rPr>
+          <w:sz w:val="22"/>
+          <w:szCs w:val="22"/>
+          <w:lang w:val="en-GB"/>
+        </w:rPr>
+      </w:pPr>
+    </w:p>
+    <w:p>
+      <w:pPr>
+        <w:rPr>
+          <w:sz w:val="22"/>
+          <w:szCs w:val="22"/>
+          <w:lang w:val="en-GB"/>
+        </w:rPr>
+      </w:pPr>
+      <w:r>
+        <w:rPr>
+          <w:sz w:val="22"/>
+          <w:szCs w:val="22"/>
+          <w:lang w:val="en-GB"/>
+        </w:rPr>
+        <w:t>Docker</w:t>
+      </w:r>
+    </w:p>
+    <w:p>
+      <w:pPr>
+        <w:rPr>
+          <w:sz w:val="22"/>
+          <w:szCs w:val="22"/>
+          <w:lang w:val="en-GB"/>
+        </w:rPr>
+      </w:pPr>
+      <w:r>
+        <w:rPr>
+          <w:sz w:val="22"/>
+          <w:szCs w:val="22"/>
+          <w:lang w:val="en-GB"/>
+        </w:rPr>
+        <w:t>Angular → nginx.conf → API Gateway</w:t>
+      </w:r>
+    </w:p>
+    <w:p>
+      <w:pPr>
+        <w:rPr>
+          <w:sz w:val="22"/>
+          <w:szCs w:val="22"/>
+          <w:lang w:val="en-GB"/>
+        </w:rPr>
+      </w:pPr>
+    </w:p>
+    <w:p>
+      <w:pPr>
+        <w:rPr>
+          <w:sz w:val="22"/>
+          <w:szCs w:val="22"/>
+          <w:lang w:val="en-GB"/>
+        </w:rPr>
+      </w:pPr>
+    </w:p>
+    <w:p>
+      <w:pPr>
+        <w:rPr>
+          <w:sz w:val="22"/>
+          <w:szCs w:val="22"/>
+          <w:lang w:val="en-GB"/>
+        </w:rPr>
+      </w:pPr>
+    </w:p>
+    <w:p>
+      <w:pPr>
+        <w:rPr>
+          <w:sz w:val="22"/>
+          <w:szCs w:val="22"/>
+          <w:lang w:val="en-GB"/>
+        </w:rPr>
+      </w:pPr>
+    </w:p>
+    <w:p>
+      <w:pPr>
+        <w:rPr>
+          <w:sz w:val="22"/>
+          <w:szCs w:val="22"/>
+          <w:lang w:val="en-GB"/>
+        </w:rPr>
+      </w:pPr>
+      <w:r>
+        <w:rPr>
+          <w:noProof/>
+          <w:sz w:val="22"/>
+          <w:szCs w:val="22"/>
+          <w:lang w:val="en-GB"/>
+        </w:rPr>
         <w:drawing>
           <wp:inline distT="0" distB="0" distL="0" distR="0" wp14:anchorId="3BCDF37B" wp14:editId="67027F69">
             <wp:extent cx="4663844" cy="4968671"/>
@@ -7599,7 +5530,7 @@
                     <pic:cNvPicPr/>
                   </pic:nvPicPr>
                   <pic:blipFill>
-                    <a:blip r:embed="rId15"/>
+                    <a:blip r:embed="rId16"/>
                     <a:stretch>
                       <a:fillRect/>
                     </a:stretch>
@@ -7657,6 +5588,7 @@
       </w:pPr>
       <w:r>
         <w:rPr>
+          <w:noProof/>
           <w:sz w:val="22"/>
           <w:szCs w:val="22"/>
           <w:lang w:val="en-GB"/>
@@ -7677,7 +5609,7 @@
                     <pic:cNvPicPr/>
                   </pic:nvPicPr>
                   <pic:blipFill>
-                    <a:blip r:embed="rId16"/>
+                    <a:blip r:embed="rId17"/>
                     <a:stretch>
                       <a:fillRect/>
                     </a:stretch>
